--- a/rpl/ACS-Recognition-of-Prior-Learning-Form-2024-v2.docx
+++ b/rpl/ACS-Recognition-of-Prior-Learning-Form-2024-v2.docx
@@ -4,7 +4,7 @@
   <w:body>
     <w:p>
       <w:pPr>
-        <w:pStyle w:val="1032"/>
+        <w:pStyle w:val="1034"/>
         <w:pBdr/>
         <w:spacing w:after="0" w:before="0" w:line="240" w:lineRule="auto"/>
         <w:ind/>
@@ -208,7 +208,7 @@
     </w:p>
     <w:p>
       <w:pPr>
-        <w:pStyle w:val="1059"/>
+        <w:pStyle w:val="1061"/>
         <w:numPr>
           <w:ilvl w:val="0"/>
           <w:numId w:val="1"/>
@@ -264,7 +264,7 @@
     </w:p>
     <w:p>
       <w:pPr>
-        <w:pStyle w:val="1059"/>
+        <w:pStyle w:val="1061"/>
         <w:numPr>
           <w:ilvl w:val="0"/>
           <w:numId w:val="1"/>
@@ -320,7 +320,7 @@
     </w:p>
     <w:p>
       <w:pPr>
-        <w:pStyle w:val="1059"/>
+        <w:pStyle w:val="1061"/>
         <w:numPr>
           <w:ilvl w:val="0"/>
           <w:numId w:val="1"/>
@@ -400,7 +400,7 @@
     </w:p>
     <w:p>
       <w:pPr>
-        <w:pStyle w:val="1059"/>
+        <w:pStyle w:val="1061"/>
         <w:numPr>
           <w:ilvl w:val="0"/>
           <w:numId w:val="1"/>
@@ -591,7 +591,7 @@
     </w:p>
     <w:p>
       <w:pPr>
-        <w:pStyle w:val="1059"/>
+        <w:pStyle w:val="1061"/>
         <w:numPr>
           <w:ilvl w:val="0"/>
           <w:numId w:val="2"/>
@@ -639,7 +639,7 @@
     </w:p>
     <w:p>
       <w:pPr>
-        <w:pStyle w:val="1059"/>
+        <w:pStyle w:val="1061"/>
         <w:numPr>
           <w:ilvl w:val="0"/>
           <w:numId w:val="2"/>
@@ -678,7 +678,7 @@
     </w:p>
     <w:p>
       <w:pPr>
-        <w:pStyle w:val="1059"/>
+        <w:pStyle w:val="1061"/>
         <w:numPr>
           <w:ilvl w:val="0"/>
           <w:numId w:val="2"/>
@@ -728,7 +728,7 @@
     </w:p>
     <w:p>
       <w:pPr>
-        <w:pStyle w:val="1059"/>
+        <w:pStyle w:val="1061"/>
         <w:numPr>
           <w:ilvl w:val="0"/>
           <w:numId w:val="2"/>
@@ -833,7 +833,7 @@
     </w:p>
     <w:p>
       <w:pPr>
-        <w:pStyle w:val="1059"/>
+        <w:pStyle w:val="1061"/>
         <w:numPr>
           <w:ilvl w:val="0"/>
           <w:numId w:val="3"/>
@@ -955,7 +955,7 @@
     </w:p>
     <w:tbl>
       <w:tblPr>
-        <w:tblStyle w:val="1064"/>
+        <w:tblStyle w:val="1066"/>
         <w:jc w:val="center"/>
         <w:tblW w:w="0" w:type="auto"/>
         <w:tblBorders/>
@@ -1077,6 +1077,15 @@
                 <w:sz w:val="20"/>
               </w:rPr>
             </w:r>
+            <w:r>
+              <w:rPr>
+                <w:rFonts w:ascii="Arial" w:hAnsi="Arial" w:cs="Arial"/>
+                <w:b/>
+                <w:bCs/>
+                <w:caps/>
+                <w:sz w:val="20"/>
+              </w:rPr>
+            </w:r>
           </w:p>
         </w:tc>
       </w:tr>
@@ -1168,7 +1177,7 @@
             <w:hyperlink r:id="rId14" w:tooltip="http://mmalaban@hotmail.com" w:history="1">
               <w:r>
                 <w:rPr>
-                  <w:rStyle w:val="1017"/>
+                  <w:rStyle w:val="1019"/>
                   <w:rFonts w:ascii="Arial" w:hAnsi="Arial" w:cs="Arial"/>
                   <w:b/>
                   <w:bCs/>
@@ -1180,7 +1189,7 @@
               </w:r>
               <w:r>
                 <w:rPr>
-                  <w:rStyle w:val="1017"/>
+                  <w:rStyle w:val="1019"/>
                   <w:rFonts w:ascii="Arial" w:hAnsi="Arial" w:cs="Arial"/>
                   <w:b/>
                   <w:bCs/>
@@ -1189,6 +1198,15 @@
                 </w:rPr>
               </w:r>
             </w:hyperlink>
+            <w:r>
+              <w:rPr>
+                <w:rFonts w:ascii="Arial" w:hAnsi="Arial" w:cs="Arial"/>
+                <w:b/>
+                <w:bCs/>
+                <w:caps/>
+                <w:sz w:val="20"/>
+              </w:rPr>
+            </w:r>
             <w:r>
               <w:rPr>
                 <w:rFonts w:ascii="Arial" w:hAnsi="Arial" w:cs="Arial"/>
@@ -1281,6 +1299,13 @@
                 <w:lang w:val="en-US"/>
               </w:rPr>
               <w:t xml:space="preserve">30/12/1983</w:t>
+            </w:r>
+            <w:r>
+              <w:rPr>
+                <w:rFonts w:ascii="Arial" w:hAnsi="Arial" w:cs="Arial"/>
+                <w:caps/>
+                <w:sz w:val="20"/>
+              </w:rPr>
             </w:r>
             <w:r>
               <w:rPr>
@@ -1433,15 +1458,6 @@
                 <w:highlight w:val="lightGray"/>
               </w:rPr>
             </w:r>
-            <w:r>
-              <w:rPr>
-                <w:rFonts w:ascii="Arial" w:hAnsi="Arial" w:cs="Arial"/>
-                <w:bCs/>
-                <w:caps/>
-                <w:sz w:val="20"/>
-                <w:highlight w:val="lightGray"/>
-              </w:rPr>
-            </w:r>
           </w:p>
         </w:tc>
       </w:tr>
@@ -1582,7 +1598,7 @@
     </w:p>
     <w:tbl>
       <w:tblPr>
-        <w:tblStyle w:val="1080"/>
+        <w:tblStyle w:val="1082"/>
         <w:jc w:val="center"/>
         <w:tblW w:w="0" w:type="auto"/>
         <w:tblBorders/>
@@ -2114,7 +2130,7 @@
     </w:p>
     <w:p>
       <w:pPr>
-        <w:pStyle w:val="1059"/>
+        <w:pStyle w:val="1061"/>
         <w:numPr>
           <w:ilvl w:val="0"/>
           <w:numId w:val="3"/>
@@ -2290,7 +2306,7 @@
     </w:p>
     <w:tbl>
       <w:tblPr>
-        <w:tblStyle w:val="1078"/>
+        <w:tblStyle w:val="1080"/>
         <w:tblW w:w="0" w:type="auto"/>
         <w:tblBorders/>
         <w:tblpPr w:horzAnchor="margin" w:tblpXSpec="center" w:vertAnchor="text" w:tblpY="11" w:leftFromText="180" w:topFromText="0" w:rightFromText="180" w:bottomFromText="0"/>
@@ -2764,7 +2780,7 @@
     </w:p>
     <w:tbl>
       <w:tblPr>
-        <w:tblStyle w:val="1065"/>
+        <w:tblStyle w:val="1067"/>
         <w:jc w:val="center"/>
         <w:tblW w:w="0" w:type="auto"/>
         <w:tblBorders/>
@@ -2896,16 +2912,6 @@
                 <w:sz w:val="20"/>
               </w:rPr>
             </w:r>
-            <w:r>
-              <w:rPr>
-                <w:rFonts w:ascii="Arial" w:hAnsi="Arial" w:cs="Arial"/>
-                <w:b/>
-                <w:bCs/>
-                <w:caps/>
-                <w:color w:val="1a1a1a" w:themeColor="text1"/>
-                <w:sz w:val="20"/>
-              </w:rPr>
-            </w:r>
           </w:p>
         </w:tc>
       </w:tr>
@@ -3025,6 +3031,16 @@
                 <w:sz w:val="20"/>
               </w:rPr>
             </w:r>
+            <w:r>
+              <w:rPr>
+                <w:rFonts w:ascii="Arial" w:hAnsi="Arial" w:cs="Arial"/>
+                <w:b/>
+                <w:bCs/>
+                <w:caps/>
+                <w:color w:val="1a1a1a" w:themeColor="text1"/>
+                <w:sz w:val="20"/>
+              </w:rPr>
+            </w:r>
           </w:p>
         </w:tc>
       </w:tr>
@@ -3550,7 +3566,7 @@
     </w:p>
     <w:tbl>
       <w:tblPr>
-        <w:tblStyle w:val="1065"/>
+        <w:tblStyle w:val="1067"/>
         <w:jc w:val="center"/>
         <w:tblW w:w="0" w:type="auto"/>
         <w:tblBorders/>
@@ -3682,16 +3698,6 @@
                 <w:sz w:val="20"/>
               </w:rPr>
             </w:r>
-            <w:r>
-              <w:rPr>
-                <w:rFonts w:ascii="Arial" w:hAnsi="Arial" w:cs="Arial"/>
-                <w:b/>
-                <w:bCs/>
-                <w:caps/>
-                <w:color w:val="1a1a1a" w:themeColor="text1"/>
-                <w:sz w:val="20"/>
-              </w:rPr>
-            </w:r>
           </w:p>
         </w:tc>
       </w:tr>
@@ -3821,16 +3827,6 @@
                 <w:sz w:val="20"/>
               </w:rPr>
             </w:r>
-            <w:r>
-              <w:rPr>
-                <w:rFonts w:ascii="Arial" w:hAnsi="Arial" w:cs="Arial"/>
-                <w:b/>
-                <w:bCs/>
-                <w:caps/>
-                <w:color w:val="1a1a1a" w:themeColor="text1"/>
-                <w:sz w:val="20"/>
-              </w:rPr>
-            </w:r>
           </w:p>
         </w:tc>
       </w:tr>
@@ -4341,7 +4337,7 @@
     </w:p>
     <w:p>
       <w:pPr>
-        <w:pStyle w:val="1059"/>
+        <w:pStyle w:val="1061"/>
         <w:numPr>
           <w:ilvl w:val="0"/>
           <w:numId w:val="3"/>
@@ -4395,7 +4391,7 @@
     </w:p>
     <w:p>
       <w:pPr>
-        <w:pStyle w:val="1073"/>
+        <w:pStyle w:val="1075"/>
         <w:pBdr/>
         <w:spacing w:line="244" w:lineRule="auto"/>
         <w:ind w:right="27"/>
@@ -4421,7 +4417,7 @@
     </w:p>
     <w:p>
       <w:pPr>
-        <w:pStyle w:val="1073"/>
+        <w:pStyle w:val="1075"/>
         <w:pBdr/>
         <w:spacing w:line="244" w:lineRule="auto"/>
         <w:ind w:right="27"/>
@@ -4651,7 +4647,7 @@
     </w:p>
     <w:p>
       <w:pPr>
-        <w:pStyle w:val="1073"/>
+        <w:pStyle w:val="1075"/>
         <w:pBdr/>
         <w:spacing w:line="244" w:lineRule="auto"/>
         <w:ind w:right="27"/>
@@ -4681,7 +4677,7 @@
     </w:p>
     <w:p>
       <w:pPr>
-        <w:pStyle w:val="1073"/>
+        <w:pStyle w:val="1075"/>
         <w:pBdr/>
         <w:spacing w:line="244" w:lineRule="auto"/>
         <w:ind w:right="27"/>
@@ -4750,7 +4746,7 @@
     </w:p>
     <w:p>
       <w:pPr>
-        <w:pStyle w:val="1073"/>
+        <w:pStyle w:val="1075"/>
         <w:pBdr/>
         <w:spacing w:line="244" w:lineRule="auto"/>
         <w:ind w:right="27"/>
@@ -4939,7 +4935,7 @@
     </w:p>
     <w:p>
       <w:pPr>
-        <w:pStyle w:val="1059"/>
+        <w:pStyle w:val="1061"/>
         <w:numPr>
           <w:ilvl w:val="0"/>
           <w:numId w:val="5"/>
@@ -4974,7 +4970,7 @@
     </w:p>
     <w:p>
       <w:pPr>
-        <w:pStyle w:val="1059"/>
+        <w:pStyle w:val="1061"/>
         <w:numPr>
           <w:ilvl w:val="0"/>
           <w:numId w:val="5"/>
@@ -5009,7 +5005,7 @@
     </w:p>
     <w:p>
       <w:pPr>
-        <w:pStyle w:val="1059"/>
+        <w:pStyle w:val="1061"/>
         <w:numPr>
           <w:ilvl w:val="0"/>
           <w:numId w:val="5"/>
@@ -5044,7 +5040,7 @@
     </w:p>
     <w:p>
       <w:pPr>
-        <w:pStyle w:val="1059"/>
+        <w:pStyle w:val="1061"/>
         <w:numPr>
           <w:ilvl w:val="0"/>
           <w:numId w:val="5"/>
@@ -5079,7 +5075,7 @@
     </w:p>
     <w:p>
       <w:pPr>
-        <w:pStyle w:val="1059"/>
+        <w:pStyle w:val="1061"/>
         <w:numPr>
           <w:ilvl w:val="0"/>
           <w:numId w:val="5"/>
@@ -5277,7 +5273,7 @@
     </w:p>
     <w:p>
       <w:pPr>
-        <w:pStyle w:val="1059"/>
+        <w:pStyle w:val="1061"/>
         <w:numPr>
           <w:ilvl w:val="1"/>
           <w:numId w:val="7"/>
@@ -5312,7 +5308,7 @@
     </w:p>
     <w:p>
       <w:pPr>
-        <w:pStyle w:val="1059"/>
+        <w:pStyle w:val="1061"/>
         <w:numPr>
           <w:ilvl w:val="1"/>
           <w:numId w:val="7"/>
@@ -5347,7 +5343,7 @@
     </w:p>
     <w:p>
       <w:pPr>
-        <w:pStyle w:val="1059"/>
+        <w:pStyle w:val="1061"/>
         <w:numPr>
           <w:ilvl w:val="1"/>
           <w:numId w:val="7"/>
@@ -5382,7 +5378,7 @@
     </w:p>
     <w:p>
       <w:pPr>
-        <w:pStyle w:val="1059"/>
+        <w:pStyle w:val="1061"/>
         <w:numPr>
           <w:ilvl w:val="1"/>
           <w:numId w:val="7"/>
@@ -5417,7 +5413,7 @@
     </w:p>
     <w:p>
       <w:pPr>
-        <w:pStyle w:val="1059"/>
+        <w:pStyle w:val="1061"/>
         <w:numPr>
           <w:ilvl w:val="1"/>
           <w:numId w:val="7"/>
@@ -5452,7 +5448,7 @@
     </w:p>
     <w:p>
       <w:pPr>
-        <w:pStyle w:val="1059"/>
+        <w:pStyle w:val="1061"/>
         <w:numPr>
           <w:ilvl w:val="1"/>
           <w:numId w:val="7"/>
@@ -5487,7 +5483,7 @@
     </w:p>
     <w:p>
       <w:pPr>
-        <w:pStyle w:val="1059"/>
+        <w:pStyle w:val="1061"/>
         <w:numPr>
           <w:ilvl w:val="1"/>
           <w:numId w:val="7"/>
@@ -5522,7 +5518,7 @@
     </w:p>
     <w:p>
       <w:pPr>
-        <w:pStyle w:val="1059"/>
+        <w:pStyle w:val="1061"/>
         <w:numPr>
           <w:ilvl w:val="1"/>
           <w:numId w:val="7"/>
@@ -5595,7 +5591,7 @@
     </w:p>
     <w:p>
       <w:pPr>
-        <w:pStyle w:val="1033"/>
+        <w:pStyle w:val="1035"/>
         <w:pBdr/>
         <w:spacing/>
         <w:ind/>
@@ -5758,7 +5754,7 @@
     </w:p>
     <w:tbl>
       <w:tblPr>
-        <w:tblStyle w:val="1078"/>
+        <w:tblStyle w:val="1080"/>
         <w:tblW w:w="0" w:type="auto"/>
         <w:tblBorders/>
         <w:tblLook w:val="0680" w:firstRow="0" w:lastRow="0" w:firstColumn="1" w:lastColumn="0" w:noHBand="1" w:noVBand="1"/>
@@ -5852,12 +5848,6 @@
                 <w:sz w:val="20"/>
               </w:rPr>
             </w:r>
-            <w:r>
-              <w:rPr>
-                <w:rFonts w:ascii="Arial" w:hAnsi="Arial" w:cs="Arial"/>
-                <w:sz w:val="20"/>
-              </w:rPr>
-            </w:r>
           </w:p>
         </w:tc>
       </w:tr>
@@ -5946,12 +5936,6 @@
                 <w:sz w:val="20"/>
               </w:rPr>
             </w:r>
-            <w:r>
-              <w:rPr>
-                <w:rFonts w:ascii="Arial" w:hAnsi="Arial" w:cs="Arial"/>
-                <w:sz w:val="20"/>
-              </w:rPr>
-            </w:r>
           </w:p>
         </w:tc>
       </w:tr>
@@ -6057,7 +6041,7 @@
     </w:p>
     <w:p>
       <w:pPr>
-        <w:pStyle w:val="1059"/>
+        <w:pStyle w:val="1061"/>
         <w:widowControl w:val="false"/>
         <w:numPr>
           <w:ilvl w:val="0"/>
@@ -6093,7 +6077,7 @@
     </w:p>
     <w:p>
       <w:pPr>
-        <w:pStyle w:val="1059"/>
+        <w:pStyle w:val="1061"/>
         <w:widowControl w:val="false"/>
         <w:numPr>
           <w:ilvl w:val="0"/>
@@ -6173,7 +6157,7 @@
     </w:p>
     <w:tbl>
       <w:tblPr>
-        <w:tblStyle w:val="1078"/>
+        <w:tblStyle w:val="1080"/>
         <w:tblW w:w="0" w:type="auto"/>
         <w:tblBorders/>
         <w:tblLook w:val="0480" w:firstRow="0" w:lastRow="0" w:firstColumn="1" w:lastColumn="0" w:noHBand="0" w:noVBand="1"/>
@@ -6204,7 +6188,7 @@
                 <w:bCs w:val="0"/>
                 <w:sz w:val="20"/>
               </w:rPr>
-              <w:t xml:space="preserve">My professional experience has developed these two professionalism topics through independent technical ownership, collaboration in multidisciplinary ICT teams, and communication with technical, managerial, and customer-facing audiences. In the automotive s</w:t>
+              <w:t xml:space="preserve">M</w:t>
             </w:r>
             <w:r>
               <w:rPr>
@@ -6213,7 +6197,25 @@
                 <w:bCs w:val="0"/>
                 <w:sz w:val="20"/>
               </w:rPr>
-              <w:t xml:space="preserve">oftware domain, I have repeatedly had to work effectively within an organizational context while also contributing to broader team objectives. This has strengthened my ability to manage my own work, collaborate with diverse teams, and communicate clearly ac</w:t>
+              <w:t xml:space="preserve">y professional experience has developed these two professionalism topics through independent technical ownership, collaboration in multidisciplinary ICT teams, and communication with technical, managerial, and customer-facing audiences. In the automotive s</w:t>
+            </w:r>
+            <w:r>
+              <w:rPr>
+                <w:rFonts w:ascii="Arial" w:hAnsi="Arial" w:cs="Arial"/>
+                <w:b w:val="0"/>
+                <w:bCs w:val="0"/>
+                <w:sz w:val="20"/>
+              </w:rPr>
+              <w:t xml:space="preserve">o</w:t>
+            </w:r>
+            <w:r>
+              <w:rPr>
+                <w:rFonts w:ascii="Arial" w:hAnsi="Arial" w:cs="Arial"/>
+                <w:b w:val="0"/>
+                <w:bCs w:val="0"/>
+                <w:sz w:val="20"/>
+              </w:rPr>
+              <w:t xml:space="preserve">ftware domain, I have repeatedly had to work effectively within an organizational context while also contributing to broader team objectives. This has strengthened my ability to manage my own work, collaborate with diverse teams, and communicate clearly ac</w:t>
             </w:r>
             <w:r>
               <w:rPr>
@@ -6257,7 +6259,7 @@
                 <w:bCs w:val="0"/>
                 <w:sz w:val="20"/>
               </w:rPr>
-              <w:t xml:space="preserve">I first developed these skills strongly at Vector, where I worked closely with OEM and supplier engineers while providing embedded software support, integration assistance, and customer training. In that environment, I often moved between individual technic</w:t>
+              <w:t xml:space="preserve">I</w:t>
             </w:r>
             <w:r>
               <w:rPr>
@@ -6266,7 +6268,25 @@
                 <w:bCs w:val="0"/>
                 <w:sz w:val="20"/>
               </w:rPr>
-              <w:t xml:space="preserve">al problem-solving and collaborative issue resolution. I might investigate a software integration issue independently, but successful delivery still depended on working with product developers, test engineers, and customer teams. This developed my ability t</w:t>
+              <w:t xml:space="preserve"> first developed these skills strongly at Vector, where I worked closely with OEM and supplier engineers while providing embedded software support, integration assistance, and customer training. In that environment, I often moved between individual technic</w:t>
+            </w:r>
+            <w:r>
+              <w:rPr>
+                <w:rFonts w:ascii="Arial" w:hAnsi="Arial" w:cs="Arial"/>
+                <w:b w:val="0"/>
+                <w:bCs w:val="0"/>
+                <w:sz w:val="20"/>
+              </w:rPr>
+              <w:t xml:space="preserve">a</w:t>
+            </w:r>
+            <w:r>
+              <w:rPr>
+                <w:rFonts w:ascii="Arial" w:hAnsi="Arial" w:cs="Arial"/>
+                <w:b w:val="0"/>
+                <w:bCs w:val="0"/>
+                <w:sz w:val="20"/>
+              </w:rPr>
+              <w:t xml:space="preserve">l problem-solving and collaborative issue resolution. I might investigate a software integration issue independently, but successful delivery still depended on working with product developers, test engineers, and customer teams. This developed my ability t</w:t>
             </w:r>
             <w:r>
               <w:rPr>
@@ -6310,7 +6330,7 @@
                 <w:bCs w:val="0"/>
                 <w:sz w:val="20"/>
               </w:rPr>
-              <w:t xml:space="preserve">I strengthened my ability to work independently further at BorgWarner by taking responsibility for technically complex embedded software tasks and delivering them with minimal supervision. I designed and implemented software modules within AUTOSAR-based dia</w:t>
+              <w:t xml:space="preserve">I</w:t>
             </w:r>
             <w:r>
               <w:rPr>
@@ -6319,7 +6339,7 @@
                 <w:bCs w:val="0"/>
                 <w:sz w:val="20"/>
               </w:rPr>
-              <w:t xml:space="preserve">gnostic and electrification platforms, which required me to manage my own workflow, interpret requirements, plan implementation tasks, and validate outcomes against technical and project constraints. A clear example was the development of the InfraDID Confi</w:t>
+              <w:t xml:space="preserve"> strengthened my ability to work independently further at BorgWarner by taking responsibility for technically complex embedded software tasks and delivering them with minimal supervision. I designed and implemented software modules within AUTOSAR-based dia</w:t>
             </w:r>
             <w:r>
               <w:rPr>
@@ -6328,7 +6348,34 @@
                 <w:bCs w:val="0"/>
                 <w:sz w:val="20"/>
               </w:rPr>
-              <w:t xml:space="preserve">g automation tool, where I worked as the sole software designer and developer. I identified an inefficient manual process, defined the technical approach, implemented the Python-based solution, and validated the generated outputs for integration into the ba</w:t>
+              <w:t xml:space="preserve">g</w:t>
+            </w:r>
+            <w:r>
+              <w:rPr>
+                <w:rFonts w:ascii="Arial" w:hAnsi="Arial" w:cs="Arial"/>
+                <w:b w:val="0"/>
+                <w:bCs w:val="0"/>
+                <w:sz w:val="20"/>
+              </w:rPr>
+              <w:t xml:space="preserve">nostic and electrification platforms, which required me to manage my own workflow, interpret requirements, plan implementation tasks, and validate outcomes against technical and project constraints. A clear example was the development of the InfraDID Confi</w:t>
+            </w:r>
+            <w:r>
+              <w:rPr>
+                <w:rFonts w:ascii="Arial" w:hAnsi="Arial" w:cs="Arial"/>
+                <w:b w:val="0"/>
+                <w:bCs w:val="0"/>
+                <w:sz w:val="20"/>
+              </w:rPr>
+              <w:t xml:space="preserve">g</w:t>
+            </w:r>
+            <w:r>
+              <w:rPr>
+                <w:rFonts w:ascii="Arial" w:hAnsi="Arial" w:cs="Arial"/>
+                <w:b w:val="0"/>
+                <w:bCs w:val="0"/>
+                <w:sz w:val="20"/>
+              </w:rPr>
+              <w:t xml:space="preserve"> automation tool, where I worked as the sole software designer and developer. I identified an inefficient manual process, defined the technical approach, implemented the Python-based solution, and validated the generated outputs for integration into the ba</w:t>
             </w:r>
             <w:r>
               <w:rPr>
@@ -6372,7 +6419,7 @@
                 <w:bCs w:val="0"/>
                 <w:sz w:val="20"/>
               </w:rPr>
-              <w:t xml:space="preserve">I then expanded these teamwork capabilities further at IAV, where I worked within multidisciplinary development teams made up of software engineers, system engineers, software architects, testers, project managers, and customer-facing stakeholders. I led so</w:t>
+              <w:t xml:space="preserve">I</w:t>
             </w:r>
             <w:r>
               <w:rPr>
@@ -6381,7 +6428,7 @@
                 <w:bCs w:val="0"/>
                 <w:sz w:val="20"/>
               </w:rPr>
-              <w:t xml:space="preserve">ftware requirement reviews for controller modules such as battery management systems, gateway modules, and memory seat modules. These activities required me to contribute my own technical judgment while also incorporating feedback from other disciplines, al</w:t>
+              <w:t xml:space="preserve"> then expanded these teamwork capabilities further at IAV, where I worked within multidisciplinary development teams made up of software engineers, system engineers, software architects, testers, project managers, and customer-facing stakeholders. I led so</w:t>
             </w:r>
             <w:r>
               <w:rPr>
@@ -6390,7 +6437,34 @@
                 <w:bCs w:val="0"/>
                 <w:sz w:val="20"/>
               </w:rPr>
-              <w:t xml:space="preserve">igning software decisions with design constraints, and supporting shared delivery goals. Through this progression, I learned that effective teamwork in ICT depends not only on technical ability, but also on coordination, responsiveness, and respect for the </w:t>
+              <w:t xml:space="preserve">f</w:t>
+            </w:r>
+            <w:r>
+              <w:rPr>
+                <w:rFonts w:ascii="Arial" w:hAnsi="Arial" w:cs="Arial"/>
+                <w:b w:val="0"/>
+                <w:bCs w:val="0"/>
+                <w:sz w:val="20"/>
+              </w:rPr>
+              <w:t xml:space="preserve">tware requirement reviews for controller modules such as battery management systems, gateway modules, and memory seat modules. These activities required me to contribute my own technical judgment while also incorporating feedback from other disciplines, al</w:t>
+            </w:r>
+            <w:r>
+              <w:rPr>
+                <w:rFonts w:ascii="Arial" w:hAnsi="Arial" w:cs="Arial"/>
+                <w:b w:val="0"/>
+                <w:bCs w:val="0"/>
+                <w:sz w:val="20"/>
+              </w:rPr>
+              <w:t xml:space="preserve">i</w:t>
+            </w:r>
+            <w:r>
+              <w:rPr>
+                <w:rFonts w:ascii="Arial" w:hAnsi="Arial" w:cs="Arial"/>
+                <w:b w:val="0"/>
+                <w:bCs w:val="0"/>
+                <w:sz w:val="20"/>
+              </w:rPr>
+              <w:t xml:space="preserve">gning software decisions with design constraints, and supporting shared delivery goals. Through this progression, I learned that effective teamwork in ICT depends not only on technical ability, but also on coordination, responsiveness, and respect for the </w:t>
             </w:r>
             <w:r>
               <w:rPr>
@@ -6434,7 +6508,16 @@
                 <w:bCs w:val="0"/>
                 <w:sz w:val="20"/>
               </w:rPr>
-              <w:t xml:space="preserve">Professional communication has also developed progressively across these roles. At Vector, I built the foundation through customer support, technical discussions, and formal training delivery. I delivered customer training and courseware for embedded softwa</w:t>
+              <w:t xml:space="preserve">P</w:t>
+            </w:r>
+            <w:r>
+              <w:rPr>
+                <w:rFonts w:ascii="Arial" w:hAnsi="Arial" w:cs="Arial"/>
+                <w:b w:val="0"/>
+                <w:bCs w:val="0"/>
+                <w:sz w:val="20"/>
+              </w:rPr>
+              <w:t xml:space="preserve">rofessional communication has also developed progressively across these roles. At Vector, I built the foundation through customer support, technical discussions, and formal training delivery. I delivered customer training and courseware for embedded softwa</w:t>
             </w:r>
             <w:r>
               <w:rPr>
@@ -6478,7 +6561,7 @@
                 <w:bCs w:val="0"/>
                 <w:sz w:val="20"/>
               </w:rPr>
-              <w:t xml:space="preserve">At BorgWarner and later at IAV, I strengthened this further through more complex requirements discussions, design reviews, and technical documentation. In embedded software projects, communication has to be accurate, structured, and appropriate for the audi</w:t>
+              <w:t xml:space="preserve">A</w:t>
             </w:r>
             <w:r>
               <w:rPr>
@@ -6487,7 +6570,7 @@
                 <w:bCs w:val="0"/>
                 <w:sz w:val="20"/>
               </w:rPr>
-              <w:t xml:space="preserve">ence. I regularly communicated with system engineers, software architects, managers, and customers to clarify requirements, discuss design feasibility, explain implementation trade-offs, and document expected behavior and acceptance criteria. I have also wr</w:t>
+              <w:t xml:space="preserve">t BorgWarner and later at IAV, I strengthened this further through more complex requirements discussions, design reviews, and technical documentation. In embedded software projects, communication has to be accurate, structured, and appropriate for the audi</w:t>
             </w:r>
             <w:r>
               <w:rPr>
@@ -6496,7 +6579,7 @@
                 <w:bCs w:val="0"/>
                 <w:sz w:val="20"/>
               </w:rPr>
-              <w:t xml:space="preserve">itten and reviewed software requirements, design notes, implementation documentation, and test-related material in ASPICE-oriented environments. At IAV, I expanded this capability further through my AI Mentor responsibilities, where I led workshops, produce</w:t>
+              <w:t xml:space="preserve">e</w:t>
             </w:r>
             <w:r>
               <w:rPr>
@@ -6505,7 +6588,43 @@
                 <w:bCs w:val="0"/>
                 <w:sz w:val="20"/>
               </w:rPr>
-              <w:t xml:space="preserve">d guides and FAQs, and coached colleagues on the practical use of AI tools. These experiences strengthened my ability to communicate in different forums, adapt style to suit the audience, and support adoption of technical practices through clear explanation</w:t>
+              <w:t xml:space="preserve">nce. I regularly communicated with system engineers, software architects, managers, and customers to clarify requirements, discuss design feasibility, explain implementation trade-offs, and document expected behavior and acceptance criteria. I have also wr</w:t>
+            </w:r>
+            <w:r>
+              <w:rPr>
+                <w:rFonts w:ascii="Arial" w:hAnsi="Arial" w:cs="Arial"/>
+                <w:b w:val="0"/>
+                <w:bCs w:val="0"/>
+                <w:sz w:val="20"/>
+              </w:rPr>
+              <w:t xml:space="preserve">i</w:t>
+            </w:r>
+            <w:r>
+              <w:rPr>
+                <w:rFonts w:ascii="Arial" w:hAnsi="Arial" w:cs="Arial"/>
+                <w:b w:val="0"/>
+                <w:bCs w:val="0"/>
+                <w:sz w:val="20"/>
+              </w:rPr>
+              <w:t xml:space="preserve">tten and reviewed software requirements, design notes, implementation documentation, and test-related material in ASPICE-oriented environments. At IAV, I expanded this capability further through my AI Mentor responsibilities, where I led workshops, produce</w:t>
+            </w:r>
+            <w:r>
+              <w:rPr>
+                <w:rFonts w:ascii="Arial" w:hAnsi="Arial" w:cs="Arial"/>
+                <w:b w:val="0"/>
+                <w:bCs w:val="0"/>
+                <w:sz w:val="20"/>
+              </w:rPr>
+              <w:t xml:space="preserve">d</w:t>
+            </w:r>
+            <w:r>
+              <w:rPr>
+                <w:rFonts w:ascii="Arial" w:hAnsi="Arial" w:cs="Arial"/>
+                <w:b w:val="0"/>
+                <w:bCs w:val="0"/>
+                <w:sz w:val="20"/>
+              </w:rPr>
+              <w:t xml:space="preserve"> guides and FAQs, and coached colleagues on the practical use of AI tools. These experiences strengthened my ability to communicate in different forums, adapt style to suit the audience, and support adoption of technical practices through clear explanation</w:t>
             </w:r>
             <w:r>
               <w:rPr>
@@ -6554,7 +6673,7 @@
                 <w:bCs w:val="0"/>
                 <w:sz w:val="20"/>
               </w:rPr>
-              <w:t xml:space="preserve">Across these roles, I have learned that professionalism in ICT is demonstrated through disciplined individual work, effective collaboration in development teams, and clear communication that supports sound decision-making. Working individually requires owne</w:t>
+              <w:t xml:space="preserve">A</w:t>
             </w:r>
             <w:r>
               <w:rPr>
@@ -6563,7 +6682,7 @@
                 <w:bCs w:val="0"/>
                 <w:sz w:val="20"/>
               </w:rPr>
-              <w:t xml:space="preserve">rship, workflow discipline, and accountability. Working in ICT teams requires collaboration, coordination, and the ability to contribute effectively within an organizational structure. Professional communication requires adapting technical content for diffe</w:t>
+              <w:t xml:space="preserve">cross these roles, I have learned that professionalism in ICT is demonstrated through disciplined individual work, effective collaboration in development teams, and clear communication that supports sound decision-making. Working individually requires owne</w:t>
             </w:r>
             <w:r>
               <w:rPr>
@@ -6572,7 +6691,7 @@
                 <w:bCs w:val="0"/>
                 <w:sz w:val="20"/>
               </w:rPr>
-              <w:t xml:space="preserve">rent audiences and documenting work in forms that support implementation, review, and ongoing maintenance. My experience in embedded automotive software has consistently developed these capabilities, and they now form a core part of how I approach professio</w:t>
+              <w:t xml:space="preserve">r</w:t>
             </w:r>
             <w:r>
               <w:rPr>
@@ -6581,9 +6700,35 @@
                 <w:bCs w:val="0"/>
                 <w:sz w:val="20"/>
               </w:rPr>
+              <w:t xml:space="preserve">ship, workflow discipline, and accountability. Working in ICT teams requires collaboration, coordination, and the ability to contribute effectively within an organizational structure. Professional communication requires adapting technical content for diffe</w:t>
+            </w:r>
+            <w:r>
+              <w:rPr>
+                <w:rFonts w:ascii="Arial" w:hAnsi="Arial" w:cs="Arial"/>
+                <w:b w:val="0"/>
+                <w:bCs w:val="0"/>
+                <w:sz w:val="20"/>
+              </w:rPr>
+              <w:t xml:space="preserve">r</w:t>
+            </w:r>
+            <w:r>
+              <w:rPr>
+                <w:rFonts w:ascii="Arial" w:hAnsi="Arial" w:cs="Arial"/>
+                <w:b w:val="0"/>
+                <w:bCs w:val="0"/>
+                <w:sz w:val="20"/>
+              </w:rPr>
+              <w:t xml:space="preserve">ent audiences and documenting work in forms that support implementation, review, and ongoing maintenance. My experience in embedded automotive software has consistently developed these capabilities, and they now form a core part of how I approach professio</w:t>
+            </w:r>
+            <w:r>
+              <w:rPr>
+                <w:rFonts w:ascii="Arial" w:hAnsi="Arial" w:cs="Arial"/>
+                <w:b w:val="0"/>
+                <w:bCs w:val="0"/>
+                <w:sz w:val="20"/>
+              </w:rPr>
               <w:t xml:space="preserve">nal ICT practice.</w:t>
             </w:r>
-            <w:r/>
             <w:r>
               <w:rPr>
                 <w:rFonts w:ascii="Arial" w:hAnsi="Arial" w:cs="Arial"/>
@@ -6618,7 +6763,7 @@
     </w:p>
     <w:p>
       <w:pPr>
-        <w:pStyle w:val="1033"/>
+        <w:pStyle w:val="1035"/>
         <w:pBdr/>
         <w:spacing/>
         <w:ind/>
@@ -6782,7 +6927,7 @@
     </w:p>
     <w:tbl>
       <w:tblPr>
-        <w:tblStyle w:val="1078"/>
+        <w:tblStyle w:val="1080"/>
         <w:tblW w:w="0" w:type="auto"/>
         <w:tblBorders/>
         <w:tblLook w:val="0480" w:firstRow="0" w:lastRow="0" w:firstColumn="1" w:lastColumn="0" w:noHBand="0" w:noVBand="1"/>
@@ -6876,12 +7021,6 @@
                 <w:sz w:val="20"/>
               </w:rPr>
             </w:r>
-            <w:r>
-              <w:rPr>
-                <w:rFonts w:ascii="Arial" w:hAnsi="Arial" w:cs="Arial"/>
-                <w:sz w:val="20"/>
-              </w:rPr>
-            </w:r>
           </w:p>
         </w:tc>
       </w:tr>
@@ -6970,12 +7109,6 @@
                 <w:sz w:val="20"/>
               </w:rPr>
             </w:r>
-            <w:r>
-              <w:rPr>
-                <w:rFonts w:ascii="Arial" w:hAnsi="Arial" w:cs="Arial"/>
-                <w:sz w:val="20"/>
-              </w:rPr>
-            </w:r>
           </w:p>
         </w:tc>
       </w:tr>
@@ -7072,7 +7205,7 @@
     </w:p>
     <w:p>
       <w:pPr>
-        <w:pStyle w:val="1059"/>
+        <w:pStyle w:val="1061"/>
         <w:widowControl w:val="false"/>
         <w:numPr>
           <w:ilvl w:val="0"/>
@@ -7108,7 +7241,7 @@
     </w:p>
     <w:p>
       <w:pPr>
-        <w:pStyle w:val="1059"/>
+        <w:pStyle w:val="1061"/>
         <w:widowControl w:val="false"/>
         <w:numPr>
           <w:ilvl w:val="0"/>
@@ -7196,7 +7329,7 @@
     </w:p>
     <w:tbl>
       <w:tblPr>
-        <w:tblStyle w:val="1078"/>
+        <w:tblStyle w:val="1080"/>
         <w:tblW w:w="0" w:type="auto"/>
         <w:tblBorders/>
         <w:tblLook w:val="0400" w:firstRow="0" w:lastRow="0" w:firstColumn="0" w:lastColumn="0" w:noHBand="0" w:noVBand="1"/>
@@ -7926,7 +8059,6 @@
               </w:rPr>
               <w:t xml:space="preserve">technical and operational objectives.</w:t>
             </w:r>
-            <w:r/>
             <w:r>
               <w:rPr>
                 <w:rFonts w:ascii="Arial" w:hAnsi="Arial" w:cs="Arial"/>
@@ -7957,7 +8089,7 @@
     </w:p>
     <w:p>
       <w:pPr>
-        <w:pStyle w:val="1059"/>
+        <w:pStyle w:val="1061"/>
         <w:numPr>
           <w:ilvl w:val="0"/>
           <w:numId w:val="3"/>
@@ -8181,7 +8313,7 @@
     </w:p>
     <w:tbl>
       <w:tblPr>
-        <w:tblStyle w:val="1075"/>
+        <w:tblStyle w:val="1077"/>
         <w:tblW w:w="0" w:type="auto"/>
         <w:tblBorders>
           <w:top w:val="none" w:color="auto" w:sz="0" w:space="0"/>
@@ -8266,7 +8398,7 @@
           </w:p>
           <w:p>
             <w:pPr>
-              <w:pStyle w:val="1073"/>
+              <w:pStyle w:val="1075"/>
               <w:numPr>
                 <w:ilvl w:val="0"/>
                 <w:numId w:val="11"/>
@@ -8393,7 +8525,7 @@
           </w:p>
           <w:p>
             <w:pPr>
-              <w:pStyle w:val="1073"/>
+              <w:pStyle w:val="1075"/>
               <w:numPr>
                 <w:ilvl w:val="0"/>
                 <w:numId w:val="11"/>
@@ -8446,7 +8578,7 @@
           </w:p>
           <w:p>
             <w:pPr>
-              <w:pStyle w:val="1073"/>
+              <w:pStyle w:val="1075"/>
               <w:numPr>
                 <w:ilvl w:val="0"/>
                 <w:numId w:val="11"/>
@@ -8552,7 +8684,7 @@
     </w:p>
     <w:p>
       <w:pPr>
-        <w:pStyle w:val="1073"/>
+        <w:pStyle w:val="1075"/>
         <w:pBdr/>
         <w:spacing w:before="26" w:line="247" w:lineRule="auto"/>
         <w:ind w:right="26"/>
@@ -8593,7 +8725,7 @@
     </w:p>
     <w:p>
       <w:pPr>
-        <w:pStyle w:val="1073"/>
+        <w:pStyle w:val="1075"/>
         <w:numPr>
           <w:ilvl w:val="0"/>
           <w:numId w:val="12"/>
@@ -8642,7 +8774,7 @@
     </w:p>
     <w:p>
       <w:pPr>
-        <w:pStyle w:val="1073"/>
+        <w:pStyle w:val="1075"/>
         <w:numPr>
           <w:ilvl w:val="1"/>
           <w:numId w:val="12"/>
@@ -8673,7 +8805,7 @@
     </w:p>
     <w:p>
       <w:pPr>
-        <w:pStyle w:val="1073"/>
+        <w:pStyle w:val="1075"/>
         <w:numPr>
           <w:ilvl w:val="1"/>
           <w:numId w:val="12"/>
@@ -8753,7 +8885,7 @@
     </w:p>
     <w:p>
       <w:pPr>
-        <w:pStyle w:val="1073"/>
+        <w:pStyle w:val="1075"/>
         <w:numPr>
           <w:ilvl w:val="0"/>
           <w:numId w:val="12"/>
@@ -8886,7 +9018,7 @@
     </w:p>
     <w:p>
       <w:pPr>
-        <w:pStyle w:val="1073"/>
+        <w:pStyle w:val="1075"/>
         <w:numPr>
           <w:ilvl w:val="0"/>
           <w:numId w:val="12"/>
@@ -9168,7 +9300,7 @@
     </w:p>
     <w:p>
       <w:pPr>
-        <w:pStyle w:val="1059"/>
+        <w:pStyle w:val="1061"/>
         <w:widowControl w:val="false"/>
         <w:numPr>
           <w:ilvl w:val="1"/>
@@ -9321,7 +9453,7 @@
     </w:p>
     <w:p>
       <w:pPr>
-        <w:pStyle w:val="1059"/>
+        <w:pStyle w:val="1061"/>
         <w:widowControl w:val="false"/>
         <w:numPr>
           <w:ilvl w:val="1"/>
@@ -9526,7 +9658,7 @@
     </w:p>
     <w:p>
       <w:pPr>
-        <w:pStyle w:val="1059"/>
+        <w:pStyle w:val="1061"/>
         <w:widowControl w:val="false"/>
         <w:numPr>
           <w:ilvl w:val="1"/>
@@ -9672,7 +9804,7 @@
     </w:p>
     <w:p>
       <w:pPr>
-        <w:pStyle w:val="1059"/>
+        <w:pStyle w:val="1061"/>
         <w:widowControl w:val="false"/>
         <w:numPr>
           <w:ilvl w:val="1"/>
@@ -9818,7 +9950,7 @@
     </w:p>
     <w:p>
       <w:pPr>
-        <w:pStyle w:val="1059"/>
+        <w:pStyle w:val="1061"/>
         <w:widowControl w:val="false"/>
         <w:numPr>
           <w:ilvl w:val="1"/>
@@ -9979,7 +10111,7 @@
     </w:p>
     <w:p>
       <w:pPr>
-        <w:pStyle w:val="1059"/>
+        <w:pStyle w:val="1061"/>
         <w:widowControl w:val="false"/>
         <w:numPr>
           <w:ilvl w:val="1"/>
@@ -10110,7 +10242,7 @@
     </w:p>
     <w:p>
       <w:pPr>
-        <w:pStyle w:val="1059"/>
+        <w:pStyle w:val="1061"/>
         <w:widowControl w:val="false"/>
         <w:numPr>
           <w:ilvl w:val="1"/>
@@ -10278,7 +10410,7 @@
     </w:p>
     <w:p>
       <w:pPr>
-        <w:pStyle w:val="1059"/>
+        <w:pStyle w:val="1061"/>
         <w:widowControl w:val="false"/>
         <w:numPr>
           <w:ilvl w:val="1"/>
@@ -10324,7 +10456,7 @@
     </w:p>
     <w:p>
       <w:pPr>
-        <w:pStyle w:val="1059"/>
+        <w:pStyle w:val="1061"/>
         <w:widowControl w:val="false"/>
         <w:numPr>
           <w:ilvl w:val="1"/>
@@ -10377,7 +10509,7 @@
     </w:p>
     <w:p>
       <w:pPr>
-        <w:pStyle w:val="1059"/>
+        <w:pStyle w:val="1061"/>
         <w:widowControl w:val="false"/>
         <w:numPr>
           <w:ilvl w:val="1"/>
@@ -10553,7 +10685,7 @@
     </w:p>
     <w:p>
       <w:pPr>
-        <w:pStyle w:val="1073"/>
+        <w:pStyle w:val="1075"/>
         <w:pBdr/>
         <w:spacing w:line="249" w:lineRule="auto"/>
         <w:ind w:right="818" w:left="720"/>
@@ -10626,7 +10758,7 @@
     </w:p>
     <w:p>
       <w:pPr>
-        <w:pStyle w:val="1073"/>
+        <w:pStyle w:val="1075"/>
         <w:pBdr/>
         <w:spacing w:before="26" w:line="247" w:lineRule="auto"/>
         <w:ind w:right="818"/>
@@ -10660,7 +10792,7 @@
     </w:p>
     <w:tbl>
       <w:tblPr>
-        <w:tblStyle w:val="1078"/>
+        <w:tblStyle w:val="1080"/>
         <w:tblW w:w="0" w:type="auto"/>
         <w:tblBorders/>
         <w:tblLook w:val="0680" w:firstRow="0" w:lastRow="0" w:firstColumn="1" w:lastColumn="0" w:noHBand="1" w:noVBand="1"/>
@@ -10747,7 +10879,9 @@
               <w:rPr>
                 <w:rFonts w:ascii="Arial" w:hAnsi="Arial" w:cs="Arial"/>
                 <w:sz w:val="20"/>
-              </w:rPr>
+                <w:lang w:val="en-US"/>
+              </w:rPr>
+              <w:t xml:space="preserve">SDV Demonstrator</w:t>
             </w:r>
             <w:r>
               <w:rPr>
@@ -10837,14 +10971,9 @@
                 <w:bCs/>
                 <w:caps/>
                 <w:sz w:val="20"/>
-              </w:rPr>
-              <w:t xml:space="preserve">MM/YY</w:t>
-            </w:r>
-            <w:r>
-              <w:rPr>
-                <w:rFonts w:ascii="Arial" w:hAnsi="Arial" w:cs="Arial"/>
-                <w:sz w:val="20"/>
-              </w:rPr>
+                <w:lang w:val="en-US"/>
+              </w:rPr>
+              <w:t xml:space="preserve">07/25</w:t>
             </w:r>
             <w:r>
               <w:rPr>
@@ -10906,34 +11035,29 @@
           </w:tcPr>
           <w:p>
             <w:pPr>
-              <w:widowControl w:val="false"/>
               <w:pBdr/>
-              <w:spacing w:before="13" w:line="240" w:lineRule="auto"/>
+              <w:spacing/>
               <w:ind/>
               <w:rPr>
                 <w:rFonts w:ascii="Arial" w:hAnsi="Arial" w:cs="Arial"/>
                 <w:sz w:val="20"/>
+                <w:szCs w:val="22"/>
               </w:rPr>
             </w:pPr>
             <w:r>
               <w:rPr>
-                <w:rFonts w:ascii="Arial" w:hAnsi="Arial" w:cs="Arial"/>
-                <w:bCs/>
-                <w:caps/>
-                <w:sz w:val="20"/>
-              </w:rPr>
-              <w:t xml:space="preserve">MM/YY</w:t>
-            </w:r>
-            <w:r>
-              <w:rPr>
-                <w:rFonts w:ascii="Arial" w:hAnsi="Arial" w:cs="Arial"/>
-                <w:sz w:val="20"/>
-              </w:rPr>
-            </w:r>
-            <w:r>
-              <w:rPr>
-                <w:rFonts w:ascii="Arial" w:hAnsi="Arial" w:cs="Arial"/>
-                <w:sz w:val="20"/>
+                <w:rFonts w:ascii="Arial" w:hAnsi="Arial" w:eastAsia="Arial" w:cs="Arial"/>
+                <w:sz w:val="20"/>
+                <w:szCs w:val="22"/>
+                <w:lang w:val="en-US"/>
+              </w:rPr>
+              <w:t xml:space="preserve">01/26</w:t>
+            </w:r>
+            <w:r>
+              <w:rPr>
+                <w:rFonts w:ascii="Arial" w:hAnsi="Arial" w:eastAsia="Arial" w:cs="Arial"/>
+                <w:sz w:val="20"/>
+                <w:szCs w:val="22"/>
               </w:rPr>
             </w:r>
           </w:p>
@@ -10942,7 +11066,7 @@
     </w:tbl>
     <w:p>
       <w:pPr>
-        <w:pStyle w:val="1073"/>
+        <w:pStyle w:val="1075"/>
         <w:pBdr/>
         <w:spacing w:before="26" w:line="247" w:lineRule="auto"/>
         <w:ind w:right="26"/>
@@ -10982,7 +11106,7 @@
     </w:p>
     <w:p>
       <w:pPr>
-        <w:pStyle w:val="1073"/>
+        <w:pStyle w:val="1075"/>
         <w:pBdr/>
         <w:spacing w:before="26" w:line="247" w:lineRule="auto"/>
         <w:ind w:right="818"/>
@@ -11008,7 +11132,7 @@
     </w:p>
     <w:tbl>
       <w:tblPr>
-        <w:tblStyle w:val="1078"/>
+        <w:tblStyle w:val="1080"/>
         <w:tblW w:w="0" w:type="auto"/>
         <w:tblBorders/>
         <w:tblLook w:val="0680" w:firstRow="0" w:lastRow="0" w:firstColumn="1" w:lastColumn="0" w:noHBand="1" w:noVBand="1"/>
@@ -11081,7 +11205,9 @@
               <w:rPr>
                 <w:rFonts w:ascii="Arial" w:hAnsi="Arial" w:cs="Arial"/>
                 <w:sz w:val="20"/>
-              </w:rPr>
+                <w:lang w:val="en-US"/>
+              </w:rPr>
+              <w:t xml:space="preserve">InfraDID Config</w:t>
             </w:r>
             <w:r>
               <w:rPr>
@@ -11171,14 +11297,9 @@
                 <w:bCs/>
                 <w:caps/>
                 <w:sz w:val="20"/>
-              </w:rPr>
-              <w:t xml:space="preserve">MM/YY</w:t>
-            </w:r>
-            <w:r>
-              <w:rPr>
-                <w:rFonts w:ascii="Arial" w:hAnsi="Arial" w:cs="Arial"/>
-                <w:sz w:val="20"/>
-              </w:rPr>
+                <w:lang w:val="en-US"/>
+              </w:rPr>
+              <w:t xml:space="preserve">02/22</w:t>
             </w:r>
             <w:r>
               <w:rPr>
@@ -11255,14 +11376,9 @@
                 <w:bCs/>
                 <w:caps/>
                 <w:sz w:val="20"/>
-              </w:rPr>
-              <w:t xml:space="preserve">MM/YY</w:t>
-            </w:r>
-            <w:r>
-              <w:rPr>
-                <w:rFonts w:ascii="Arial" w:hAnsi="Arial" w:cs="Arial"/>
-                <w:sz w:val="20"/>
-              </w:rPr>
+                <w:lang w:val="en-US"/>
+              </w:rPr>
+              <w:t xml:space="preserve">04/22</w:t>
             </w:r>
             <w:r>
               <w:rPr>
@@ -11276,7 +11392,7 @@
     </w:tbl>
     <w:p>
       <w:pPr>
-        <w:pStyle w:val="1073"/>
+        <w:pStyle w:val="1075"/>
         <w:pBdr/>
         <w:spacing w:before="26" w:line="247" w:lineRule="auto"/>
         <w:ind w:right="26"/>
@@ -11322,7 +11438,7 @@
     </w:p>
     <w:p>
       <w:pPr>
-        <w:pStyle w:val="1073"/>
+        <w:pStyle w:val="1075"/>
         <w:pBdr/>
         <w:spacing w:before="26" w:line="247" w:lineRule="auto"/>
         <w:ind w:right="818"/>
@@ -11381,7 +11497,7 @@
     </w:p>
     <w:p>
       <w:pPr>
-        <w:pStyle w:val="1073"/>
+        <w:pStyle w:val="1075"/>
         <w:pBdr/>
         <w:spacing w:before="26" w:line="247" w:lineRule="auto"/>
         <w:ind w:right="26"/>
@@ -11407,7 +11523,7 @@
     </w:p>
     <w:p>
       <w:pPr>
-        <w:pStyle w:val="1073"/>
+        <w:pStyle w:val="1075"/>
         <w:pBdr/>
         <w:spacing w:before="26" w:line="247" w:lineRule="auto"/>
         <w:ind w:right="26"/>
@@ -11450,7 +11566,7 @@
     </w:p>
     <w:p>
       <w:pPr>
-        <w:pStyle w:val="1073"/>
+        <w:pStyle w:val="1075"/>
         <w:numPr>
           <w:ilvl w:val="0"/>
           <w:numId w:val="16"/>
@@ -11499,7 +11615,7 @@
     </w:p>
     <w:p>
       <w:pPr>
-        <w:pStyle w:val="1073"/>
+        <w:pStyle w:val="1075"/>
         <w:numPr>
           <w:ilvl w:val="0"/>
           <w:numId w:val="16"/>
@@ -11563,7 +11679,7 @@
     </w:p>
     <w:p>
       <w:pPr>
-        <w:pStyle w:val="1073"/>
+        <w:pStyle w:val="1075"/>
         <w:numPr>
           <w:ilvl w:val="0"/>
           <w:numId w:val="16"/>
@@ -11789,7 +11905,7 @@
     </w:p>
     <w:p>
       <w:pPr>
-        <w:pStyle w:val="1073"/>
+        <w:pStyle w:val="1075"/>
         <w:numPr>
           <w:ilvl w:val="0"/>
           <w:numId w:val="16"/>
@@ -12002,7 +12118,7 @@
     </w:p>
     <w:p>
       <w:pPr>
-        <w:pStyle w:val="1073"/>
+        <w:pStyle w:val="1075"/>
         <w:pBdr/>
         <w:spacing w:line="249" w:lineRule="auto"/>
         <w:ind w:right="26"/>
@@ -12028,7 +12144,7 @@
     </w:p>
     <w:p>
       <w:pPr>
-        <w:pStyle w:val="1073"/>
+        <w:pStyle w:val="1075"/>
         <w:pBdr/>
         <w:spacing w:line="247" w:lineRule="auto"/>
         <w:ind w:right="26"/>
@@ -12082,7 +12198,7 @@
     </w:p>
     <w:p>
       <w:pPr>
-        <w:pStyle w:val="1073"/>
+        <w:pStyle w:val="1075"/>
         <w:pBdr/>
         <w:spacing w:line="249" w:lineRule="auto"/>
         <w:ind w:right="26"/>
@@ -12108,7 +12224,7 @@
     </w:p>
     <w:p>
       <w:pPr>
-        <w:pStyle w:val="1073"/>
+        <w:pStyle w:val="1075"/>
         <w:numPr>
           <w:ilvl w:val="0"/>
           <w:numId w:val="17"/>
@@ -12170,7 +12286,7 @@
     </w:p>
     <w:p>
       <w:pPr>
-        <w:pStyle w:val="1073"/>
+        <w:pStyle w:val="1075"/>
         <w:pBdr/>
         <w:spacing w:before="26" w:line="247" w:lineRule="auto"/>
         <w:ind w:right="818"/>
@@ -12196,7 +12312,7 @@
     </w:p>
     <w:tbl>
       <w:tblPr>
-        <w:tblStyle w:val="1078"/>
+        <w:tblStyle w:val="1080"/>
         <w:tblW w:w="0" w:type="auto"/>
         <w:tblBorders/>
         <w:tblLook w:val="0680" w:firstRow="0" w:lastRow="0" w:firstColumn="1" w:lastColumn="0" w:noHBand="1" w:noVBand="1"/>
@@ -12273,7 +12389,9 @@
               <w:rPr>
                 <w:rFonts w:ascii="Arial" w:hAnsi="Arial" w:cs="Arial"/>
                 <w:sz w:val="20"/>
-              </w:rPr>
+                <w:lang w:val="en-US"/>
+              </w:rPr>
+              <w:t xml:space="preserve">SDV Demonstrator</w:t>
             </w:r>
             <w:r>
               <w:rPr>
@@ -12376,6 +12494,19 @@
                 <w:rFonts w:ascii="Arial" w:hAnsi="Arial" w:cs="Arial"/>
                 <w:sz w:val="20"/>
               </w:rPr>
+              <w:t xml:space="preserve">Multi-processor embedded software architecture and system integration project for a Software-Defined Vehicle demonstration platform</w:t>
+            </w:r>
+            <w:r>
+              <w:rPr>
+                <w:rFonts w:ascii="Arial" w:hAnsi="Arial" w:cs="Arial"/>
+                <w:sz w:val="20"/>
+              </w:rPr>
+            </w:r>
+            <w:r>
+              <w:rPr>
+                <w:rFonts w:ascii="Arial" w:hAnsi="Arial" w:cs="Arial"/>
+                <w:sz w:val="20"/>
+              </w:rPr>
             </w:r>
             <w:r>
               <w:rPr>
@@ -12486,6 +12617,19 @@
                 <w:rFonts w:ascii="Arial" w:hAnsi="Arial" w:cs="Arial"/>
                 <w:sz w:val="20"/>
               </w:rPr>
+              <w:t xml:space="preserve">Novi, Michigan, USA</w:t>
+            </w:r>
+            <w:r>
+              <w:rPr>
+                <w:rFonts w:ascii="Arial" w:hAnsi="Arial" w:cs="Arial"/>
+                <w:sz w:val="20"/>
+              </w:rPr>
+            </w:r>
+            <w:r>
+              <w:rPr>
+                <w:rFonts w:ascii="Arial" w:hAnsi="Arial" w:cs="Arial"/>
+                <w:sz w:val="20"/>
+              </w:rPr>
             </w:r>
             <w:r>
               <w:rPr>
@@ -12576,7 +12720,28 @@
                 <w:rFonts w:ascii="Arial" w:hAnsi="Arial" w:cs="Arial"/>
                 <w:sz w:val="20"/>
               </w:rPr>
-              <w:t xml:space="preserve">Legal Name of Entity</w:t>
+            </w:r>
+            <w:r>
+              <w:rPr>
+                <w:rFonts w:ascii="Arial" w:hAnsi="Arial" w:cs="Arial"/>
+                <w:sz w:val="20"/>
+              </w:rPr>
+              <w:t xml:space="preserve">IAV</w:t>
+            </w:r>
+            <w:r>
+              <w:rPr>
+                <w:rFonts w:ascii="Arial" w:hAnsi="Arial" w:cs="Arial"/>
+                <w:sz w:val="20"/>
+                <w:lang w:val="en-US"/>
+              </w:rPr>
+              <w:t xml:space="preserve"> Automotive Engineering,</w:t>
+            </w:r>
+            <w:r>
+              <w:rPr>
+                <w:rFonts w:ascii="Arial" w:hAnsi="Arial" w:cs="Arial"/>
+                <w:sz w:val="20"/>
+              </w:rPr>
+              <w:t xml:space="preserve"> Inc.</w:t>
             </w:r>
             <w:r>
               <w:rPr>
@@ -12726,14 +12891,9 @@
                 <w:bCs/>
                 <w:caps/>
                 <w:sz w:val="20"/>
-              </w:rPr>
-              <w:t xml:space="preserve">MM/YY</w:t>
-            </w:r>
-            <w:r>
-              <w:rPr>
-                <w:rFonts w:ascii="Arial" w:hAnsi="Arial" w:cs="Arial"/>
-                <w:sz w:val="20"/>
-              </w:rPr>
+                <w:lang w:val="en-US"/>
+              </w:rPr>
+              <w:t xml:space="preserve">07/25</w:t>
             </w:r>
             <w:r>
               <w:rPr>
@@ -12805,14 +12965,9 @@
                 <w:bCs/>
                 <w:caps/>
                 <w:sz w:val="20"/>
-              </w:rPr>
-              <w:t xml:space="preserve">MM/YY</w:t>
-            </w:r>
-            <w:r>
-              <w:rPr>
-                <w:rFonts w:ascii="Arial" w:hAnsi="Arial" w:cs="Arial"/>
-                <w:sz w:val="20"/>
-              </w:rPr>
+                <w:lang w:val="en-US"/>
+              </w:rPr>
+              <w:t xml:space="preserve">01/26</w:t>
             </w:r>
             <w:r>
               <w:rPr>
@@ -12928,14 +13083,9 @@
                 <w:bCs/>
                 <w:caps/>
                 <w:sz w:val="20"/>
-              </w:rPr>
-              <w:t xml:space="preserve">MM/YY</w:t>
-            </w:r>
-            <w:r>
-              <w:rPr>
-                <w:rFonts w:ascii="Arial" w:hAnsi="Arial" w:cs="Arial"/>
-                <w:sz w:val="20"/>
-              </w:rPr>
+                <w:lang w:val="en-US"/>
+              </w:rPr>
+              <w:t xml:space="preserve">07/25</w:t>
             </w:r>
             <w:r>
               <w:rPr>
@@ -13007,14 +13157,9 @@
                 <w:bCs/>
                 <w:caps/>
                 <w:sz w:val="20"/>
-              </w:rPr>
-              <w:t xml:space="preserve">MM/YY</w:t>
-            </w:r>
-            <w:r>
-              <w:rPr>
-                <w:rFonts w:ascii="Arial" w:hAnsi="Arial" w:cs="Arial"/>
-                <w:sz w:val="20"/>
-              </w:rPr>
+                <w:lang w:val="en-US"/>
+              </w:rPr>
+              <w:t xml:space="preserve">01/26</w:t>
             </w:r>
             <w:r>
               <w:rPr>
@@ -13028,7 +13173,7 @@
     </w:tbl>
     <w:p>
       <w:pPr>
-        <w:pStyle w:val="1073"/>
+        <w:pStyle w:val="1075"/>
         <w:pBdr/>
         <w:spacing w:before="26" w:line="247" w:lineRule="auto"/>
         <w:ind w:right="26"/>
@@ -13068,7 +13213,7 @@
     </w:p>
     <w:p>
       <w:pPr>
-        <w:pStyle w:val="1073"/>
+        <w:pStyle w:val="1075"/>
         <w:pBdr/>
         <w:spacing w:before="26" w:line="247" w:lineRule="auto"/>
         <w:ind w:right="818"/>
@@ -13114,7 +13259,7 @@
     </w:p>
     <w:p>
       <w:pPr>
-        <w:pStyle w:val="1073"/>
+        <w:pStyle w:val="1075"/>
         <w:numPr>
           <w:ilvl w:val="1"/>
           <w:numId w:val="15"/>
@@ -13157,7 +13302,7 @@
     </w:p>
     <w:p>
       <w:pPr>
-        <w:pStyle w:val="1073"/>
+        <w:pStyle w:val="1075"/>
         <w:pBdr/>
         <w:spacing w:before="26" w:line="247" w:lineRule="auto"/>
         <w:ind w:right="818"/>
@@ -13203,7 +13348,7 @@
     </w:p>
     <w:tbl>
       <w:tblPr>
-        <w:tblStyle w:val="1078"/>
+        <w:tblStyle w:val="1080"/>
         <w:tblW w:w="8995" w:type="dxa"/>
         <w:tblBorders/>
         <w:tblLayout w:type="fixed"/>
@@ -13292,7 +13437,13 @@
                 <w:rFonts w:ascii="Arial" w:hAnsi="Arial" w:cs="Arial"/>
                 <w:sz w:val="20"/>
               </w:rPr>
-              <w:t xml:space="preserve">Legal Name of Entity</w:t>
+            </w:r>
+            <w:r>
+              <w:rPr>
+                <w:rFonts w:ascii="Arial" w:hAnsi="Arial" w:cs="Arial"/>
+                <w:sz w:val="20"/>
+              </w:rPr>
+              <w:t xml:space="preserve">IAV Automotive Engineering, Inc.</w:t>
             </w:r>
             <w:r>
               <w:rPr>
@@ -13366,6 +13517,7 @@
               <w:rPr>
                 <w:rFonts w:ascii="Arial" w:hAnsi="Arial" w:cs="Arial"/>
                 <w:sz w:val="20"/>
+                <w:szCs w:val="20"/>
               </w:rPr>
             </w:pPr>
             <w:r>
@@ -13373,13 +13525,13 @@
                 <w:rFonts w:ascii="Arial" w:hAnsi="Arial" w:cs="Arial"/>
                 <w:sz w:val="20"/>
               </w:rPr>
-              <w:t xml:space="preserve">Street Address</w:t>
-            </w:r>
-            <w:r>
-              <w:rPr>
-                <w:rFonts w:ascii="Arial" w:hAnsi="Arial" w:cs="Arial"/>
-                <w:sz w:val="20"/>
-              </w:rPr>
+            </w:r>
+            <w:r>
+              <w:rPr>
+                <w:rFonts w:ascii="Arial" w:hAnsi="Arial" w:cs="Arial"/>
+                <w:sz w:val="20"/>
+              </w:rPr>
+              <w:t xml:space="preserve">39525 MacKenzie Dr. Suite 1000</w:t>
             </w:r>
             <w:r>
               <w:rPr>
@@ -13396,6 +13548,7 @@
               <w:rPr>
                 <w:rFonts w:ascii="Arial" w:hAnsi="Arial" w:cs="Arial"/>
                 <w:sz w:val="20"/>
+                <w:szCs w:val="20"/>
               </w:rPr>
             </w:pPr>
             <w:r>
@@ -13403,25 +13556,13 @@
                 <w:rFonts w:ascii="Arial" w:hAnsi="Arial" w:cs="Arial"/>
                 <w:sz w:val="20"/>
               </w:rPr>
-              <w:t xml:space="preserve">City</w:t>
-            </w:r>
-            <w:r>
-              <w:rPr>
-                <w:rFonts w:ascii="Arial" w:hAnsi="Arial" w:cs="Arial"/>
-                <w:sz w:val="20"/>
-              </w:rPr>
-              <w:t xml:space="preserve"> State Postcode</w:t>
-            </w:r>
-            <w:r>
-              <w:rPr>
-                <w:rFonts w:ascii="Arial" w:hAnsi="Arial" w:cs="Arial"/>
-                <w:sz w:val="20"/>
-              </w:rPr>
-            </w:r>
-            <w:r>
-              <w:rPr>
-                <w:rFonts w:ascii="Arial" w:hAnsi="Arial" w:cs="Arial"/>
-                <w:sz w:val="20"/>
+              <w:t xml:space="preserve">Novi, Michigan, 48377</w:t>
+            </w:r>
+            <w:r>
+              <w:rPr>
+                <w:rFonts w:ascii="Arial" w:hAnsi="Arial" w:cs="Arial"/>
+                <w:sz w:val="20"/>
+                <w:szCs w:val="20"/>
               </w:rPr>
             </w:r>
           </w:p>
@@ -13433,6 +13574,7 @@
               <w:rPr>
                 <w:rFonts w:ascii="Arial" w:hAnsi="Arial" w:cs="Arial"/>
                 <w:sz w:val="20"/>
+                <w:szCs w:val="20"/>
               </w:rPr>
             </w:pPr>
             <w:r>
@@ -13440,20 +13582,10 @@
                 <w:rFonts w:ascii="Arial" w:hAnsi="Arial" w:cs="Arial"/>
                 <w:sz w:val="20"/>
               </w:rPr>
-              <w:t xml:space="preserve">Country</w:t>
-            </w:r>
-            <w:r>
-              <w:rPr>
-                <w:rFonts w:ascii="Arial" w:hAnsi="Arial" w:cs="Arial"/>
-                <w:sz w:val="20"/>
-              </w:rPr>
-            </w:r>
-            <w:r>
-              <w:rPr>
-                <w:rFonts w:ascii="Arial" w:hAnsi="Arial" w:cs="Arial"/>
-                <w:sz w:val="20"/>
-              </w:rPr>
-            </w:r>
+              <w:t xml:space="preserve">USA</w:t>
+            </w:r>
+            <w:r/>
+            <w:r/>
           </w:p>
         </w:tc>
       </w:tr>
@@ -13527,6 +13659,19 @@
                 <w:rFonts w:ascii="Arial" w:hAnsi="Arial" w:cs="Arial"/>
                 <w:sz w:val="20"/>
               </w:rPr>
+              <w:t xml:space="preserve">www.iav.com/us </w:t>
+            </w:r>
+            <w:r>
+              <w:rPr>
+                <w:rFonts w:ascii="Arial" w:hAnsi="Arial" w:cs="Arial"/>
+                <w:sz w:val="20"/>
+              </w:rPr>
+            </w:r>
+            <w:r>
+              <w:rPr>
+                <w:rFonts w:ascii="Arial" w:hAnsi="Arial" w:cs="Arial"/>
+                <w:sz w:val="20"/>
+              </w:rPr>
             </w:r>
             <w:r>
               <w:rPr>
@@ -13607,6 +13752,19 @@
                 <w:rFonts w:ascii="Arial" w:hAnsi="Arial" w:cs="Arial"/>
                 <w:sz w:val="20"/>
               </w:rPr>
+              <w:t xml:space="preserve">info@iav.com</w:t>
+            </w:r>
+            <w:r>
+              <w:rPr>
+                <w:rFonts w:ascii="Arial" w:hAnsi="Arial" w:cs="Arial"/>
+                <w:sz w:val="20"/>
+              </w:rPr>
+            </w:r>
+            <w:r>
+              <w:rPr>
+                <w:rFonts w:ascii="Arial" w:hAnsi="Arial" w:cs="Arial"/>
+                <w:sz w:val="20"/>
+              </w:rPr>
             </w:r>
             <w:r>
               <w:rPr>
@@ -13689,7 +13847,9 @@
               <w:rPr>
                 <w:rFonts w:ascii="Arial" w:hAnsi="Arial" w:cs="Arial"/>
                 <w:sz w:val="20"/>
-              </w:rPr>
+                <w:lang w:val="en-US"/>
+              </w:rPr>
+              <w:t xml:space="preserve">Chris Coyne</w:t>
             </w:r>
             <w:r>
               <w:rPr>
@@ -13804,28 +13964,9 @@
               <w:rPr>
                 <w:rFonts w:ascii="Arial" w:hAnsi="Arial" w:cs="Arial"/>
                 <w:sz w:val="20"/>
-              </w:rPr>
-              <w:t xml:space="preserve">(</w:t>
-            </w:r>
-            <w:r>
-              <w:rPr>
-                <w:rFonts w:ascii="Arial" w:hAnsi="Arial" w:cs="Arial"/>
-                <w:sz w:val="20"/>
-              </w:rPr>
-              <w:t xml:space="preserve">incl. </w:t>
-            </w:r>
-            <w:r>
-              <w:rPr>
-                <w:rFonts w:ascii="Arial" w:hAnsi="Arial" w:cs="Arial"/>
-                <w:sz w:val="20"/>
-              </w:rPr>
-              <w:t xml:space="preserve">country and area code)</w:t>
-            </w:r>
-            <w:r>
-              <w:rPr>
-                <w:rFonts w:ascii="Arial" w:hAnsi="Arial" w:cs="Arial"/>
-                <w:sz w:val="20"/>
-              </w:rPr>
+                <w:lang w:val="en-US"/>
+              </w:rPr>
+              <w:t xml:space="preserve">+1 (877) 926 - 8428</w:t>
             </w:r>
             <w:r>
               <w:rPr>
@@ -13846,44 +13987,10 @@
               <w:pBdr/>
               <w:spacing/>
               <w:ind/>
-              <w:rPr>
-                <w:rFonts w:ascii="Arial" w:hAnsi="Arial" w:cs="Arial"/>
-                <w:sz w:val="20"/>
-              </w:rPr>
+              <w:rPr/>
             </w:pPr>
-            <w:r>
-              <w:rPr>
-                <w:rFonts w:ascii="Arial" w:hAnsi="Arial" w:cs="Arial"/>
-                <w:sz w:val="20"/>
-              </w:rPr>
-              <w:t xml:space="preserve">(</w:t>
-            </w:r>
-            <w:r>
-              <w:rPr>
-                <w:rFonts w:ascii="Arial" w:hAnsi="Arial" w:cs="Arial"/>
-                <w:sz w:val="20"/>
-              </w:rPr>
-              <w:t xml:space="preserve">incl. </w:t>
-            </w:r>
-            <w:r>
-              <w:rPr>
-                <w:rFonts w:ascii="Arial" w:hAnsi="Arial" w:cs="Arial"/>
-                <w:sz w:val="20"/>
-              </w:rPr>
-              <w:t xml:space="preserve">country and area code)</w:t>
-            </w:r>
-            <w:r>
-              <w:rPr>
-                <w:rFonts w:ascii="Arial" w:hAnsi="Arial" w:cs="Arial"/>
-                <w:sz w:val="20"/>
-              </w:rPr>
-            </w:r>
-            <w:r>
-              <w:rPr>
-                <w:rFonts w:ascii="Arial" w:hAnsi="Arial" w:cs="Arial"/>
-                <w:sz w:val="20"/>
-              </w:rPr>
-            </w:r>
+            <w:r/>
+            <w:r/>
           </w:p>
         </w:tc>
       </w:tr>
@@ -13939,7 +14046,7 @@
     </w:p>
     <w:p>
       <w:pPr>
-        <w:pStyle w:val="1073"/>
+        <w:pStyle w:val="1075"/>
         <w:numPr>
           <w:ilvl w:val="1"/>
           <w:numId w:val="15"/>
@@ -13991,7 +14098,7 @@
     </w:p>
     <w:p>
       <w:pPr>
-        <w:pStyle w:val="1073"/>
+        <w:pStyle w:val="1075"/>
         <w:pBdr/>
         <w:spacing w:before="26" w:line="247" w:lineRule="auto"/>
         <w:ind w:right="818"/>
@@ -14037,7 +14144,7 @@
     </w:p>
     <w:tbl>
       <w:tblPr>
-        <w:tblStyle w:val="1078"/>
+        <w:tblStyle w:val="1080"/>
         <w:tblW w:w="3955" w:type="dxa"/>
         <w:tblBorders/>
         <w:tblLayout w:type="fixed"/>
@@ -14137,14 +14244,9 @@
               <w:rPr>
                 <w:rFonts w:ascii="Arial" w:hAnsi="Arial" w:cs="Arial"/>
                 <w:sz w:val="20"/>
-              </w:rPr>
-              <w:t xml:space="preserve">#</w:t>
-            </w:r>
-            <w:r>
-              <w:rPr>
-                <w:rFonts w:ascii="Arial" w:hAnsi="Arial" w:cs="Arial"/>
-                <w:sz w:val="20"/>
-              </w:rPr>
+                <w:lang w:val="en-US"/>
+              </w:rPr>
+              <w:t xml:space="preserve">3</w:t>
             </w:r>
             <w:r>
               <w:rPr>
@@ -14259,14 +14361,9 @@
               <w:rPr>
                 <w:rFonts w:ascii="Arial" w:hAnsi="Arial" w:cs="Arial"/>
                 <w:sz w:val="20"/>
-              </w:rPr>
-              <w:t xml:space="preserve">#</w:t>
-            </w:r>
-            <w:r>
-              <w:rPr>
-                <w:rFonts w:ascii="Arial" w:hAnsi="Arial" w:cs="Arial"/>
-                <w:sz w:val="20"/>
-              </w:rPr>
+                <w:lang w:val="en-US"/>
+              </w:rPr>
+              <w:t xml:space="preserve">5</w:t>
             </w:r>
             <w:r>
               <w:rPr>
@@ -14280,7 +14377,7 @@
     </w:tbl>
     <w:p>
       <w:pPr>
-        <w:pStyle w:val="1073"/>
+        <w:pStyle w:val="1075"/>
         <w:pBdr/>
         <w:spacing w:before="26" w:line="247" w:lineRule="auto"/>
         <w:ind w:right="818"/>
@@ -14326,7 +14423,7 @@
     </w:p>
     <w:p>
       <w:pPr>
-        <w:pStyle w:val="1073"/>
+        <w:pStyle w:val="1075"/>
         <w:numPr>
           <w:ilvl w:val="1"/>
           <w:numId w:val="15"/>
@@ -14369,7 +14466,7 @@
     </w:p>
     <w:p>
       <w:pPr>
-        <w:pStyle w:val="1073"/>
+        <w:pStyle w:val="1075"/>
         <w:pBdr/>
         <w:spacing w:before="26" w:line="247" w:lineRule="auto"/>
         <w:ind w:right="818"/>
@@ -14403,7 +14500,7 @@
     </w:p>
     <w:p>
       <w:pPr>
-        <w:pStyle w:val="1073"/>
+        <w:pStyle w:val="1075"/>
         <w:numPr>
           <w:ilvl w:val="0"/>
           <w:numId w:val="18"/>
@@ -14458,7 +14555,7 @@
     </w:p>
     <w:p>
       <w:pPr>
-        <w:pStyle w:val="1073"/>
+        <w:pStyle w:val="1075"/>
         <w:pBdr/>
         <w:spacing w:before="26" w:line="247" w:lineRule="auto"/>
         <w:ind w:right="818"/>
@@ -14496,7 +14593,7 @@
     </w:p>
     <w:tbl>
       <w:tblPr>
-        <w:tblStyle w:val="1078"/>
+        <w:tblStyle w:val="1080"/>
         <w:tblW w:w="9016" w:type="dxa"/>
         <w:tblBorders/>
         <w:tblLayout w:type="fixed"/>
@@ -14672,16 +14769,9 @@
                 <w:bCs w:val="0"/>
                 <w:caps/>
                 <w:sz w:val="20"/>
-              </w:rPr>
-              <w:t xml:space="preserve">MM/YY</w:t>
-            </w:r>
-            <w:r>
-              <w:rPr>
-                <w:rFonts w:ascii="Arial" w:hAnsi="Arial" w:cs="Arial"/>
-                <w:b w:val="0"/>
-                <w:bCs w:val="0"/>
-                <w:sz w:val="20"/>
-              </w:rPr>
+                <w:lang w:val="en-US"/>
+              </w:rPr>
+              <w:t xml:space="preserve">07/25</w:t>
             </w:r>
             <w:r>
               <w:rPr>
@@ -14716,11 +14806,19 @@
                 <w:caps/>
                 <w:sz w:val="20"/>
               </w:rPr>
-              <w:t xml:space="preserve">MM/YY</w:t>
-            </w:r>
-            <w:r>
-              <w:rPr>
-                <w:rFonts w:ascii="Arial" w:hAnsi="Arial" w:cs="Arial"/>
+            </w:r>
+            <w:r>
+              <w:rPr>
+                <w:rFonts w:ascii="Arial" w:hAnsi="Arial" w:cs="Arial"/>
+                <w:caps/>
+                <w:sz w:val="20"/>
+              </w:rPr>
+              <w:t xml:space="preserve">07/25</w:t>
+            </w:r>
+            <w:r>
+              <w:rPr>
+                <w:rFonts w:ascii="Arial" w:hAnsi="Arial" w:cs="Arial"/>
+                <w:caps/>
                 <w:sz w:val="20"/>
               </w:rPr>
             </w:r>
@@ -14749,6 +14847,19 @@
                 <w:sz w:val="20"/>
               </w:rPr>
             </w:pPr>
+            <w:r>
+              <w:rPr>
+                <w:rFonts w:ascii="Arial" w:hAnsi="Arial" w:cs="Arial"/>
+                <w:sz w:val="20"/>
+              </w:rPr>
+            </w:r>
+            <w:r>
+              <w:rPr>
+                <w:rFonts w:ascii="Arial" w:hAnsi="Arial" w:cs="Arial"/>
+                <w:sz w:val="20"/>
+              </w:rPr>
+              <w:t xml:space="preserve">Requirements and concept definition</w:t>
+            </w:r>
             <w:r>
               <w:rPr>
                 <w:rFonts w:ascii="Arial" w:hAnsi="Arial" w:cs="Arial"/>
@@ -14800,11 +14911,22 @@
                 <w:caps/>
                 <w:sz w:val="20"/>
               </w:rPr>
-              <w:t xml:space="preserve">MM/YY</w:t>
-            </w:r>
-            <w:r>
-              <w:rPr>
-                <w:rFonts w:ascii="Arial" w:hAnsi="Arial" w:cs="Arial"/>
+            </w:r>
+            <w:r>
+              <w:rPr>
+                <w:rFonts w:ascii="Arial" w:hAnsi="Arial" w:cs="Arial"/>
+                <w:b w:val="0"/>
+                <w:bCs w:val="0"/>
+                <w:caps/>
+                <w:sz w:val="20"/>
+              </w:rPr>
+              <w:t xml:space="preserve">07/25</w:t>
+            </w:r>
+            <w:r>
+              <w:rPr>
+                <w:rFonts w:ascii="Arial" w:hAnsi="Arial" w:cs="Arial"/>
+                <w:b w:val="0"/>
+                <w:bCs w:val="0"/>
                 <w:caps/>
                 <w:sz w:val="20"/>
               </w:rPr>
@@ -14842,7 +14964,31 @@
                 <w:caps/>
                 <w:sz w:val="20"/>
               </w:rPr>
-              <w:t xml:space="preserve">MM/YY</w:t>
+            </w:r>
+            <w:r>
+              <w:rPr>
+                <w:rFonts w:ascii="Arial" w:hAnsi="Arial" w:cs="Arial"/>
+                <w:caps/>
+                <w:sz w:val="20"/>
+              </w:rPr>
+              <w:t xml:space="preserve">0</w:t>
+            </w:r>
+            <w:r>
+              <w:rPr>
+                <w:rFonts w:ascii="Arial" w:hAnsi="Arial" w:cs="Arial"/>
+                <w:caps/>
+                <w:sz w:val="20"/>
+                <w:lang w:val="en-US"/>
+              </w:rPr>
+              <w:t xml:space="preserve">8</w:t>
+            </w:r>
+            <w:r>
+              <w:rPr>
+                <w:rFonts w:ascii="Arial" w:hAnsi="Arial" w:cs="Arial"/>
+                <w:caps/>
+                <w:sz w:val="20"/>
+              </w:rPr>
+              <w:t xml:space="preserve">/25</w:t>
             </w:r>
             <w:r>
               <w:rPr>
@@ -14877,6 +15023,19 @@
                 <w:sz w:val="20"/>
               </w:rPr>
             </w:pPr>
+            <w:r>
+              <w:rPr>
+                <w:rFonts w:ascii="Arial" w:hAnsi="Arial" w:cs="Arial"/>
+                <w:sz w:val="20"/>
+              </w:rPr>
+            </w:r>
+            <w:r>
+              <w:rPr>
+                <w:rFonts w:ascii="Arial" w:hAnsi="Arial" w:cs="Arial"/>
+                <w:sz w:val="20"/>
+              </w:rPr>
+              <w:t xml:space="preserve">Software architecture design and platform partitioning</w:t>
+            </w:r>
             <w:r>
               <w:rPr>
                 <w:rFonts w:ascii="Arial" w:hAnsi="Arial" w:cs="Arial"/>
@@ -14928,11 +15087,43 @@
                 <w:caps/>
                 <w:sz w:val="20"/>
               </w:rPr>
-              <w:t xml:space="preserve">MM/YY</w:t>
-            </w:r>
-            <w:r>
-              <w:rPr>
-                <w:rFonts w:ascii="Arial" w:hAnsi="Arial" w:cs="Arial"/>
+            </w:r>
+            <w:r>
+              <w:rPr>
+                <w:rFonts w:ascii="Arial" w:hAnsi="Arial" w:cs="Arial"/>
+                <w:b w:val="0"/>
+                <w:bCs w:val="0"/>
+                <w:caps/>
+                <w:sz w:val="20"/>
+              </w:rPr>
+              <w:t xml:space="preserve">0</w:t>
+            </w:r>
+            <w:r>
+              <w:rPr>
+                <w:rFonts w:ascii="Arial" w:hAnsi="Arial" w:cs="Arial"/>
+                <w:b w:val="0"/>
+                <w:bCs w:val="0"/>
+                <w:caps/>
+                <w:sz w:val="20"/>
+                <w:lang w:val="en-US"/>
+              </w:rPr>
+              <w:t xml:space="preserve">8</w:t>
+            </w:r>
+            <w:r>
+              <w:rPr>
+                <w:rFonts w:ascii="Arial" w:hAnsi="Arial" w:cs="Arial"/>
+                <w:b w:val="0"/>
+                <w:bCs w:val="0"/>
+                <w:caps/>
+                <w:sz w:val="20"/>
+              </w:rPr>
+              <w:t xml:space="preserve">/25</w:t>
+            </w:r>
+            <w:r>
+              <w:rPr>
+                <w:rFonts w:ascii="Arial" w:hAnsi="Arial" w:cs="Arial"/>
+                <w:b w:val="0"/>
+                <w:bCs w:val="0"/>
                 <w:caps/>
                 <w:sz w:val="20"/>
               </w:rPr>
@@ -14970,7 +15161,31 @@
                 <w:caps/>
                 <w:sz w:val="20"/>
               </w:rPr>
-              <w:t xml:space="preserve">MM/YY</w:t>
+            </w:r>
+            <w:r>
+              <w:rPr>
+                <w:rFonts w:ascii="Arial" w:hAnsi="Arial" w:cs="Arial"/>
+                <w:caps/>
+                <w:sz w:val="20"/>
+              </w:rPr>
+              <w:t xml:space="preserve">0</w:t>
+            </w:r>
+            <w:r>
+              <w:rPr>
+                <w:rFonts w:ascii="Arial" w:hAnsi="Arial" w:cs="Arial"/>
+                <w:caps/>
+                <w:sz w:val="20"/>
+                <w:lang w:val="en-US"/>
+              </w:rPr>
+              <w:t xml:space="preserve">8</w:t>
+            </w:r>
+            <w:r>
+              <w:rPr>
+                <w:rFonts w:ascii="Arial" w:hAnsi="Arial" w:cs="Arial"/>
+                <w:caps/>
+                <w:sz w:val="20"/>
+              </w:rPr>
+              <w:t xml:space="preserve">/25</w:t>
             </w:r>
             <w:r>
               <w:rPr>
@@ -15005,6 +15220,19 @@
                 <w:sz w:val="20"/>
               </w:rPr>
             </w:pPr>
+            <w:r>
+              <w:rPr>
+                <w:rFonts w:ascii="Arial" w:hAnsi="Arial" w:cs="Arial"/>
+                <w:sz w:val="20"/>
+              </w:rPr>
+            </w:r>
+            <w:r>
+              <w:rPr>
+                <w:rFonts w:ascii="Arial" w:hAnsi="Arial" w:cs="Arial"/>
+                <w:sz w:val="20"/>
+              </w:rPr>
+              <w:t xml:space="preserve">Integration of processing environments and communication interfaces</w:t>
+            </w:r>
             <w:r>
               <w:rPr>
                 <w:rFonts w:ascii="Arial" w:hAnsi="Arial" w:cs="Arial"/>
@@ -15056,11 +15284,43 @@
                 <w:caps/>
                 <w:sz w:val="20"/>
               </w:rPr>
-              <w:t xml:space="preserve">MM/YY</w:t>
-            </w:r>
-            <w:r>
-              <w:rPr>
-                <w:rFonts w:ascii="Arial" w:hAnsi="Arial" w:cs="Arial"/>
+            </w:r>
+            <w:r>
+              <w:rPr>
+                <w:rFonts w:ascii="Arial" w:hAnsi="Arial" w:cs="Arial"/>
+                <w:b w:val="0"/>
+                <w:bCs w:val="0"/>
+                <w:caps/>
+                <w:sz w:val="20"/>
+              </w:rPr>
+              <w:t xml:space="preserve">0</w:t>
+            </w:r>
+            <w:r>
+              <w:rPr>
+                <w:rFonts w:ascii="Arial" w:hAnsi="Arial" w:cs="Arial"/>
+                <w:b w:val="0"/>
+                <w:bCs w:val="0"/>
+                <w:caps/>
+                <w:sz w:val="20"/>
+                <w:lang w:val="en-US"/>
+              </w:rPr>
+              <w:t xml:space="preserve">8</w:t>
+            </w:r>
+            <w:r>
+              <w:rPr>
+                <w:rFonts w:ascii="Arial" w:hAnsi="Arial" w:cs="Arial"/>
+                <w:b w:val="0"/>
+                <w:bCs w:val="0"/>
+                <w:caps/>
+                <w:sz w:val="20"/>
+              </w:rPr>
+              <w:t xml:space="preserve">/25</w:t>
+            </w:r>
+            <w:r>
+              <w:rPr>
+                <w:rFonts w:ascii="Arial" w:hAnsi="Arial" w:cs="Arial"/>
+                <w:b w:val="0"/>
+                <w:bCs w:val="0"/>
                 <w:caps/>
                 <w:sz w:val="20"/>
               </w:rPr>
@@ -15098,7 +15358,31 @@
                 <w:caps/>
                 <w:sz w:val="20"/>
               </w:rPr>
-              <w:t xml:space="preserve">MM/YY</w:t>
+            </w:r>
+            <w:r>
+              <w:rPr>
+                <w:rFonts w:ascii="Arial" w:hAnsi="Arial" w:cs="Arial"/>
+                <w:caps/>
+                <w:sz w:val="20"/>
+              </w:rPr>
+              <w:t xml:space="preserve">0</w:t>
+            </w:r>
+            <w:r>
+              <w:rPr>
+                <w:rFonts w:ascii="Arial" w:hAnsi="Arial" w:cs="Arial"/>
+                <w:caps/>
+                <w:sz w:val="20"/>
+                <w:lang w:val="en-US"/>
+              </w:rPr>
+              <w:t xml:space="preserve">9</w:t>
+            </w:r>
+            <w:r>
+              <w:rPr>
+                <w:rFonts w:ascii="Arial" w:hAnsi="Arial" w:cs="Arial"/>
+                <w:caps/>
+                <w:sz w:val="20"/>
+              </w:rPr>
+              <w:t xml:space="preserve">/25</w:t>
             </w:r>
             <w:r>
               <w:rPr>
@@ -15144,6 +15428,279 @@
                 <w:rFonts w:ascii="Arial" w:hAnsi="Arial" w:cs="Arial"/>
                 <w:sz w:val="20"/>
               </w:rPr>
+              <w:t xml:space="preserve">Demonstration validation and customer presentation support - for the first showcase (Ford)</w:t>
+            </w:r>
+            <w:r>
+              <w:rPr>
+                <w:rFonts w:ascii="Arial" w:hAnsi="Arial" w:cs="Arial"/>
+                <w:sz w:val="20"/>
+              </w:rPr>
+            </w:r>
+            <w:r>
+              <w:rPr>
+                <w:rFonts w:ascii="Arial" w:hAnsi="Arial" w:cs="Arial"/>
+                <w:sz w:val="20"/>
+              </w:rPr>
+            </w:r>
+            <w:r>
+              <w:rPr>
+                <w:rFonts w:ascii="Arial" w:hAnsi="Arial" w:cs="Arial"/>
+                <w:sz w:val="20"/>
+              </w:rPr>
+            </w:r>
+          </w:p>
+        </w:tc>
+      </w:tr>
+      <w:tr>
+        <w:trPr>
+          <w:trHeight w:val="432"/>
+        </w:trPr>
+        <w:tc>
+          <w:tcPr>
+            <w:shd w:val="clear" w:color="ffffff" w:fill="ffffff"/>
+            <w:tcBorders/>
+            <w:tcW w:w="1257" w:type="dxa"/>
+            <w:vAlign w:val="center"/>
+            <w:vMerge w:val="restart"/>
+          </w:tcPr>
+          <w:p>
+            <w:pPr>
+              <w:pBdr/>
+              <w:spacing/>
+              <w:ind/>
+              <w:rPr>
+                <w:rFonts w:ascii="Arial" w:hAnsi="Arial" w:cs="Arial"/>
+                <w:b w:val="0"/>
+                <w:bCs w:val="0"/>
+                <w:caps/>
+                <w:sz w:val="20"/>
+              </w:rPr>
+            </w:pPr>
+            <w:r>
+              <w:rPr>
+                <w:rFonts w:ascii="Arial" w:hAnsi="Arial" w:cs="Arial"/>
+                <w:b w:val="0"/>
+                <w:bCs w:val="0"/>
+                <w:caps/>
+                <w:sz w:val="20"/>
+                <w:lang w:val="en-US"/>
+              </w:rPr>
+              <w:t xml:space="preserve">09/25</w:t>
+            </w:r>
+            <w:r>
+              <w:rPr>
+                <w:rFonts w:ascii="Arial" w:hAnsi="Arial" w:cs="Arial"/>
+                <w:b w:val="0"/>
+                <w:bCs w:val="0"/>
+                <w:caps/>
+                <w:sz w:val="20"/>
+              </w:rPr>
+            </w:r>
+          </w:p>
+        </w:tc>
+        <w:tc>
+          <w:tcPr>
+            <w:shd w:val="clear" w:color="ffffff" w:fill="ffffff"/>
+            <w:tcBorders/>
+            <w:tcW w:w="1258" w:type="dxa"/>
+            <w:vAlign w:val="center"/>
+            <w:vMerge w:val="restart"/>
+          </w:tcPr>
+          <w:p>
+            <w:pPr>
+              <w:pBdr/>
+              <w:spacing/>
+              <w:ind/>
+              <w:rPr>
+                <w:rFonts w:ascii="Arial" w:hAnsi="Arial" w:cs="Arial"/>
+                <w:caps/>
+                <w:sz w:val="20"/>
+              </w:rPr>
+            </w:pPr>
+            <w:r>
+              <w:rPr>
+                <w:rFonts w:ascii="Arial" w:hAnsi="Arial" w:cs="Arial"/>
+                <w:caps/>
+                <w:sz w:val="20"/>
+                <w:lang w:val="en-US"/>
+              </w:rPr>
+              <w:t xml:space="preserve">10/25</w:t>
+            </w:r>
+            <w:r>
+              <w:rPr>
+                <w:rFonts w:ascii="Arial" w:hAnsi="Arial" w:cs="Arial"/>
+                <w:caps/>
+                <w:sz w:val="20"/>
+              </w:rPr>
+            </w:r>
+          </w:p>
+        </w:tc>
+        <w:tc>
+          <w:tcPr>
+            <w:shd w:val="clear" w:color="ffffff" w:fill="ffffff"/>
+            <w:tcBorders/>
+            <w:tcW w:w="6501" w:type="dxa"/>
+            <w:vAlign w:val="center"/>
+            <w:vMerge w:val="restart"/>
+          </w:tcPr>
+          <w:p>
+            <w:pPr>
+              <w:pBdr/>
+              <w:spacing/>
+              <w:ind/>
+              <w:rPr>
+                <w:rFonts w:ascii="Arial" w:hAnsi="Arial" w:cs="Arial"/>
+                <w:sz w:val="20"/>
+              </w:rPr>
+            </w:pPr>
+            <w:r>
+              <w:rPr>
+                <w:rFonts w:ascii="Arial" w:hAnsi="Arial" w:cs="Arial"/>
+                <w:sz w:val="20"/>
+              </w:rPr>
+            </w:r>
+            <w:r>
+              <w:rPr>
+                <w:rFonts w:ascii="Arial" w:hAnsi="Arial" w:cs="Arial"/>
+                <w:sz w:val="20"/>
+              </w:rPr>
+              <w:t xml:space="preserve">Update for showcasing to another customer (Stellantis)</w:t>
+            </w:r>
+            <w:r>
+              <w:rPr>
+                <w:rFonts w:ascii="Arial" w:hAnsi="Arial" w:cs="Arial"/>
+                <w:sz w:val="20"/>
+              </w:rPr>
+            </w:r>
+            <w:r>
+              <w:rPr>
+                <w:rFonts w:ascii="Arial" w:hAnsi="Arial" w:cs="Arial"/>
+                <w:sz w:val="20"/>
+              </w:rPr>
+            </w:r>
+          </w:p>
+        </w:tc>
+      </w:tr>
+      <w:tr>
+        <w:trPr>
+          <w:trHeight w:val="432"/>
+        </w:trPr>
+        <w:tc>
+          <w:tcPr>
+            <w:shd w:val="clear" w:color="ffffff" w:fill="ffffff"/>
+            <w:tcBorders/>
+            <w:tcW w:w="1257" w:type="dxa"/>
+            <w:vAlign w:val="center"/>
+            <w:vMerge w:val="restart"/>
+          </w:tcPr>
+          <w:p>
+            <w:pPr>
+              <w:pBdr/>
+              <w:spacing/>
+              <w:ind/>
+              <w:rPr>
+                <w:rFonts w:ascii="Arial" w:hAnsi="Arial" w:cs="Arial"/>
+                <w:b w:val="0"/>
+                <w:bCs w:val="0"/>
+                <w:caps/>
+                <w:sz w:val="20"/>
+              </w:rPr>
+            </w:pPr>
+            <w:r>
+              <w:rPr>
+                <w:rFonts w:ascii="Arial" w:hAnsi="Arial" w:cs="Arial"/>
+                <w:b w:val="0"/>
+                <w:bCs w:val="0"/>
+                <w:caps/>
+                <w:sz w:val="20"/>
+                <w:lang w:val="en-US"/>
+              </w:rPr>
+              <w:t xml:space="preserve">12/25</w:t>
+            </w:r>
+            <w:r>
+              <w:rPr>
+                <w:rFonts w:ascii="Arial" w:hAnsi="Arial" w:cs="Arial"/>
+                <w:b w:val="0"/>
+                <w:bCs w:val="0"/>
+                <w:caps/>
+                <w:sz w:val="20"/>
+              </w:rPr>
+            </w:r>
+          </w:p>
+        </w:tc>
+        <w:tc>
+          <w:tcPr>
+            <w:shd w:val="clear" w:color="ffffff" w:fill="ffffff"/>
+            <w:tcBorders/>
+            <w:tcW w:w="1258" w:type="dxa"/>
+            <w:vAlign w:val="center"/>
+            <w:vMerge w:val="restart"/>
+          </w:tcPr>
+          <w:p>
+            <w:pPr>
+              <w:pBdr/>
+              <w:spacing/>
+              <w:ind/>
+              <w:rPr>
+                <w:rFonts w:ascii="Arial" w:hAnsi="Arial" w:cs="Arial"/>
+                <w:caps/>
+                <w:sz w:val="20"/>
+              </w:rPr>
+            </w:pPr>
+            <w:r>
+              <w:rPr>
+                <w:rFonts w:ascii="Arial" w:hAnsi="Arial" w:cs="Arial"/>
+                <w:caps/>
+                <w:sz w:val="20"/>
+                <w:lang w:val="en-US"/>
+              </w:rPr>
+              <w:t xml:space="preserve">01/26</w:t>
+            </w:r>
+            <w:r>
+              <w:rPr>
+                <w:rFonts w:ascii="Arial" w:hAnsi="Arial" w:cs="Arial"/>
+                <w:caps/>
+                <w:sz w:val="20"/>
+              </w:rPr>
+            </w:r>
+          </w:p>
+        </w:tc>
+        <w:tc>
+          <w:tcPr>
+            <w:shd w:val="clear" w:color="ffffff" w:fill="ffffff"/>
+            <w:tcBorders/>
+            <w:tcW w:w="6501" w:type="dxa"/>
+            <w:vAlign w:val="center"/>
+            <w:vMerge w:val="restart"/>
+          </w:tcPr>
+          <w:p>
+            <w:pPr>
+              <w:pBdr/>
+              <w:spacing/>
+              <w:ind/>
+              <w:rPr>
+                <w:rFonts w:ascii="Arial" w:hAnsi="Arial" w:cs="Arial"/>
+                <w:sz w:val="20"/>
+              </w:rPr>
+            </w:pPr>
+            <w:r>
+              <w:rPr>
+                <w:rFonts w:ascii="Arial" w:hAnsi="Arial" w:cs="Arial"/>
+                <w:sz w:val="20"/>
+              </w:rPr>
+            </w:r>
+            <w:r>
+              <w:rPr>
+                <w:rFonts w:ascii="Arial" w:hAnsi="Arial" w:cs="Arial"/>
+                <w:sz w:val="20"/>
+              </w:rPr>
+              <w:t xml:space="preserve">Update for showcasing to another customer using Lego Raptor and RC Car (GM)</w:t>
+            </w:r>
+            <w:r>
+              <w:rPr>
+                <w:rFonts w:ascii="Arial" w:hAnsi="Arial" w:cs="Arial"/>
+                <w:sz w:val="20"/>
+              </w:rPr>
             </w:r>
             <w:r>
               <w:rPr>
@@ -15157,7 +15714,7 @@
     </w:tbl>
     <w:p>
       <w:pPr>
-        <w:pStyle w:val="1073"/>
+        <w:pStyle w:val="1075"/>
         <w:pBdr/>
         <w:spacing w:before="26" w:line="247" w:lineRule="auto"/>
         <w:ind w:right="818"/>
@@ -15203,7 +15760,7 @@
     </w:p>
     <w:p>
       <w:pPr>
-        <w:pStyle w:val="1073"/>
+        <w:pStyle w:val="1075"/>
         <w:numPr>
           <w:ilvl w:val="0"/>
           <w:numId w:val="18"/>
@@ -15271,7 +15828,7 @@
     </w:p>
     <w:tbl>
       <w:tblPr>
-        <w:tblStyle w:val="1078"/>
+        <w:tblStyle w:val="1080"/>
         <w:tblW w:w="0" w:type="auto"/>
         <w:tblBorders/>
         <w:tblLook w:val="0400" w:firstRow="0" w:lastRow="0" w:firstColumn="0" w:lastColumn="0" w:noHBand="0" w:noVBand="1"/>
@@ -15290,7 +15847,7 @@
           </w:tcPr>
           <w:p>
             <w:pPr>
-              <w:pStyle w:val="1073"/>
+              <w:pStyle w:val="1075"/>
               <w:pBdr/>
               <w:spacing w:before="26" w:line="247" w:lineRule="auto"/>
               <w:ind w:right="818"/>
@@ -15306,15 +15863,58 @@
               <w:rPr>
                 <w:rFonts w:ascii="Arial" w:hAnsi="Arial" w:cs="Arial"/>
               </w:rPr>
-              <w:t xml:space="preserve">[EXPANDABLE TEXT AREA]</w:t>
-            </w:r>
-            <w:r>
-              <w:rPr>
-                <w:rFonts w:ascii="Arial" w:hAnsi="Arial" w:cs="Arial"/>
-                <w:b/>
-                <w:bCs/>
-                <w:sz w:val="24"/>
-                <w:szCs w:val="24"/>
+            </w:r>
+            <w:r>
+              <w:rPr>
+                <w:rFonts w:ascii="Arial" w:hAnsi="Arial" w:cs="Arial"/>
+              </w:rPr>
+              <w:t xml:space="preserve">I worked as a Senior Software Engineer on a Software-Defined Vehicle (SDV) demonstration platform at IAV. The project centered on a demonstration board containing NVIDIA Jetson, Renesas R-Car, and the IAV Dragoon ECU. Its purpose was to showcase IAV's SDV k</w:t>
+            </w:r>
+            <w:r>
+              <w:rPr>
+                <w:rFonts w:ascii="Arial" w:hAnsi="Arial" w:cs="Arial"/>
+              </w:rPr>
+              <w:t xml:space="preserve">nowledge, architecture strategy, and deployment approach through a working embedded system that could be reused across different vehicles with minimal software change for customer-facing demonstrations. My primary responsibility was to lead the software arc</w:t>
+            </w:r>
+            <w:r>
+              <w:rPr>
+                <w:rFonts w:ascii="Arial" w:hAnsi="Arial" w:cs="Arial"/>
+              </w:rPr>
+              <w:t xml:space="preserve">hitecture and integration of this multi-processor platform. I was responsible for defining how the major software and hardware components would interact, how responsibilities would be partitioned across the processing environments, and which technologies wo</w:t>
+            </w:r>
+            <w:r>
+              <w:rPr>
+                <w:rFonts w:ascii="Arial" w:hAnsi="Arial" w:cs="Arial"/>
+              </w:rPr>
+              <w:t xml:space="preserve">uld be used to support the architecture, including Eclipse eCAL for communication and Docker-based containerization on the R-Car. After the design was established, I worked primarily on the R-Car side while another team member worked on the Jetson side. We </w:t>
+            </w:r>
+            <w:r>
+              <w:rPr>
+                <w:rFonts w:ascii="Arial" w:hAnsi="Arial" w:cs="Arial"/>
+              </w:rPr>
+              <w:t xml:space="preserve">jointly verified that communication between Jetson and R-Car was robust and consistent by sending large data sets in both directions, timing the transmission, and confirming stable behavior under loaded or stressed conditions appropriate for a demonstration</w:t>
+            </w:r>
+            <w:r>
+              <w:rPr>
+                <w:rFonts w:ascii="Arial" w:hAnsi="Arial" w:cs="Arial"/>
+              </w:rPr>
+              <w:t xml:space="preserve"> platform. I also helped design how the Dragoon ECU software should behave so it could remain flexible across the Volkswagen ID.4, Ford Escape, Lego Raptor, and RC car setups, and I designed and implemented the build configuration for those different enviro</w:t>
+            </w:r>
+            <w:r>
+              <w:rPr>
+                <w:rFonts w:ascii="Arial" w:hAnsi="Arial" w:cs="Arial"/>
+              </w:rPr>
+              <w:t xml:space="preserve">nments. A third team member implemented the signal-handling logic on the Dragoon based on that design. Because the Dragoon used a bootloader, updates could be performed efficiently over CAN. I also helped adapt the demonstration strategy when customer const</w:t>
+            </w:r>
+            <w:r>
+              <w:rPr>
+                <w:rFonts w:ascii="Arial" w:hAnsi="Arial" w:cs="Arial"/>
+              </w:rPr>
+              <w:t xml:space="preserve">raints changed, including a pivot from full vehicle demonstrations to smaller physical demonstrators that preserved the same architectural concept.</w:t>
+            </w:r>
+            <w:r>
+              <w:rPr>
+                <w:rFonts w:ascii="Arial" w:hAnsi="Arial" w:cs="Arial"/>
               </w:rPr>
             </w:r>
             <w:r>
@@ -15332,7 +15932,7 @@
     </w:tbl>
     <w:p>
       <w:pPr>
-        <w:pStyle w:val="1073"/>
+        <w:pStyle w:val="1075"/>
         <w:pBdr/>
         <w:spacing w:before="26" w:line="247" w:lineRule="auto"/>
         <w:ind w:right="818"/>
@@ -15374,7 +15974,7 @@
     </w:p>
     <w:p>
       <w:pPr>
-        <w:pStyle w:val="1073"/>
+        <w:pStyle w:val="1075"/>
         <w:numPr>
           <w:ilvl w:val="0"/>
           <w:numId w:val="17"/>
@@ -15425,7 +16025,7 @@
     </w:p>
     <w:p>
       <w:pPr>
-        <w:pStyle w:val="1073"/>
+        <w:pStyle w:val="1075"/>
         <w:pBdr/>
         <w:spacing w:before="26" w:line="247" w:lineRule="auto"/>
         <w:ind w:right="818"/>
@@ -15467,7 +16067,7 @@
     </w:p>
     <w:p>
       <w:pPr>
-        <w:pStyle w:val="1059"/>
+        <w:pStyle w:val="1061"/>
         <w:numPr>
           <w:ilvl w:val="0"/>
           <w:numId w:val="19"/>
@@ -15539,7 +16139,7 @@
     </w:p>
     <w:tbl>
       <w:tblPr>
-        <w:tblStyle w:val="1078"/>
+        <w:tblStyle w:val="1080"/>
         <w:tblW w:w="0" w:type="auto"/>
         <w:tblBorders/>
         <w:tblLook w:val="0400" w:firstRow="0" w:lastRow="0" w:firstColumn="0" w:lastColumn="0" w:noHBand="0" w:noVBand="1"/>
@@ -15558,7 +16158,7 @@
           </w:tcPr>
           <w:p>
             <w:pPr>
-              <w:pStyle w:val="1073"/>
+              <w:pStyle w:val="1075"/>
               <w:pBdr/>
               <w:spacing w:before="26" w:line="247" w:lineRule="auto"/>
               <w:ind w:right="818"/>
@@ -15574,15 +16174,46 @@
               <w:rPr>
                 <w:rFonts w:ascii="Arial" w:hAnsi="Arial" w:cs="Arial"/>
               </w:rPr>
-              <w:t xml:space="preserve">[EXPANDABLE TEXT AREA]</w:t>
-            </w:r>
-            <w:r>
-              <w:rPr>
-                <w:rFonts w:ascii="Arial" w:hAnsi="Arial" w:cs="Arial"/>
-                <w:b/>
-                <w:bCs/>
-                <w:sz w:val="24"/>
-                <w:szCs w:val="24"/>
+            </w:r>
+            <w:r>
+              <w:rPr>
+                <w:rFonts w:ascii="Arial" w:hAnsi="Arial" w:cs="Arial"/>
+              </w:rPr>
+              <w:t xml:space="preserve">The project addressed the need to demonstrate a scalable Software-Defined Vehicle architecture that could support multiple hardware platforms, multiple vehicles, and multiple customer scenarios. The challenge was not only to build a working prototype, but t</w:t>
+            </w:r>
+            <w:r>
+              <w:rPr>
+                <w:rFonts w:ascii="Arial" w:hAnsi="Arial" w:cs="Arial"/>
+              </w:rPr>
+              <w:t xml:space="preserve">o show that a distributed embedded software architecture could separate responsibilities across different computing environments while still operating as a coherent system. The demonstration board had to show that one core platform could be installed into v</w:t>
+            </w:r>
+            <w:r>
+              <w:rPr>
+                <w:rFonts w:ascii="Arial" w:hAnsi="Arial" w:cs="Arial"/>
+              </w:rPr>
+              <w:t xml:space="preserve">ery different vehicles, in this case a 2021 Volkswagen ID.4 and a 2025 Ford Escape, with minimal software changes. The main software reflash was required only on the IAV Dragoon ECU because it communicated directly with each vehicle and therefore had to ada</w:t>
+            </w:r>
+            <w:r>
+              <w:rPr>
+                <w:rFonts w:ascii="Arial" w:hAnsi="Arial" w:cs="Arial"/>
+              </w:rPr>
+              <w:t xml:space="preserve">pt to different signals, network topologies, and vehicle data. A further challenge emerged when GM requested a demonstration but did not allow vehicles inside its facility due to safety concerns. This required a pivot in the demonstration method while prese</w:t>
+            </w:r>
+            <w:r>
+              <w:rPr>
+                <w:rFonts w:ascii="Arial" w:hAnsi="Arial" w:cs="Arial"/>
+              </w:rPr>
+              <w:t xml:space="preserve">rving the same SDV architecture and value proposition. The broader opportunity was to demonstrate how SDV concepts such as downloadable applications, modular deployment, and separated processing responsibilities could be applied in a practical automotive en</w:t>
+            </w:r>
+            <w:r>
+              <w:rPr>
+                <w:rFonts w:ascii="Arial" w:hAnsi="Arial" w:cs="Arial"/>
+              </w:rPr>
+              <w:t xml:space="preserve">vironment, even when the final showcase format had to change.</w:t>
+            </w:r>
+            <w:r>
+              <w:rPr>
+                <w:rFonts w:ascii="Arial" w:hAnsi="Arial" w:cs="Arial"/>
               </w:rPr>
             </w:r>
             <w:r>
@@ -15600,7 +16231,7 @@
     </w:tbl>
     <w:p>
       <w:pPr>
-        <w:pStyle w:val="1073"/>
+        <w:pStyle w:val="1075"/>
         <w:pBdr/>
         <w:spacing w:before="26" w:line="247" w:lineRule="auto"/>
         <w:ind w:right="818"/>
@@ -15642,7 +16273,7 @@
     </w:p>
     <w:p>
       <w:pPr>
-        <w:pStyle w:val="1073"/>
+        <w:pStyle w:val="1075"/>
         <w:numPr>
           <w:ilvl w:val="0"/>
           <w:numId w:val="17"/>
@@ -15693,7 +16324,7 @@
     </w:p>
     <w:p>
       <w:pPr>
-        <w:pStyle w:val="1073"/>
+        <w:pStyle w:val="1075"/>
         <w:pBdr/>
         <w:spacing w:before="26" w:line="247" w:lineRule="auto"/>
         <w:ind w:right="818"/>
@@ -15735,7 +16366,7 @@
     </w:p>
     <w:p>
       <w:pPr>
-        <w:pStyle w:val="1059"/>
+        <w:pStyle w:val="1061"/>
         <w:numPr>
           <w:ilvl w:val="0"/>
           <w:numId w:val="21"/>
@@ -15825,7 +16456,7 @@
     </w:p>
     <w:tbl>
       <w:tblPr>
-        <w:tblStyle w:val="1078"/>
+        <w:tblStyle w:val="1080"/>
         <w:tblW w:w="0" w:type="auto"/>
         <w:tblBorders/>
         <w:tblLook w:val="0400" w:firstRow="0" w:lastRow="0" w:firstColumn="0" w:lastColumn="0" w:noHBand="0" w:noVBand="1"/>
@@ -15844,10 +16475,69 @@
           </w:tcPr>
           <w:p>
             <w:pPr>
-              <w:pStyle w:val="1073"/>
+              <w:pStyle w:val="1075"/>
               <w:pBdr/>
               <w:spacing w:before="26" w:line="247" w:lineRule="auto"/>
               <w:ind w:right="818"/>
+              <w:rPr>
+                <w:rFonts w:ascii="Arial" w:hAnsi="Arial" w:cs="Arial"/>
+                <w:highlight w:val="none"/>
+              </w:rPr>
+            </w:pPr>
+            <w:r>
+              <w:rPr>
+                <w:rFonts w:ascii="Arial" w:hAnsi="Arial" w:cs="Arial"/>
+              </w:rPr>
+            </w:r>
+            <w:r>
+              <w:rPr>
+                <w:rFonts w:ascii="Arial" w:hAnsi="Arial" w:cs="Arial"/>
+              </w:rPr>
+              <w:t xml:space="preserve">I led the software architecture and integration of a multi-processor SDV demonstration platform using NVIDIA Jetson for internet connectivity and graphical user interface functions, Renesas R-Car for application hosting and execution, and the IAV Dragoon EC</w:t>
+            </w:r>
+            <w:r>
+              <w:rPr>
+                <w:rFonts w:ascii="Arial" w:hAnsi="Arial" w:cs="Arial"/>
+              </w:rPr>
+              <w:t xml:space="preserve">U for direct vehicle interfacing. The demonstration included an app-store concept connected to a cloud-based store capable of hosting different vehicle applications, ranging from convenience features to potential performance-related functions. My contributi</w:t>
+            </w:r>
+            <w:r>
+              <w:rPr>
+                <w:rFonts w:ascii="Arial" w:hAnsi="Arial" w:cs="Arial"/>
+              </w:rPr>
+              <w:t xml:space="preserve">on focused on defining the software structure, assigning responsibilities to the different processing environments, and integrating the system components so that they operated as one platform rather than isolated devices. I selected Eclipse eCAL as the high</w:t>
+            </w:r>
+            <w:r>
+              <w:rPr>
+                <w:rFonts w:ascii="Arial" w:hAnsi="Arial" w:cs="Arial"/>
+              </w:rPr>
+              <w:t xml:space="preserve">er-level communication framework and Docker-based containerization on the R-Car so that downloaded applications could be isolated from the rest of the platform. Jetson to R-Car communication used eCAL over UDP, while R-Car to Dragoon used eCAL over SocketCA</w:t>
+            </w:r>
+            <w:r>
+              <w:rPr>
+                <w:rFonts w:ascii="Arial" w:hAnsi="Arial" w:cs="Arial"/>
+              </w:rPr>
+              <w:t xml:space="preserve">N so that SocketCAN handled the low-level CAN interface and eCAL provided the higher-level communication layer. I worked primarily on the R-Car implementation and integration, while coordinating with the Jetson implementation so the communication path remai</w:t>
+            </w:r>
+            <w:r>
+              <w:rPr>
+                <w:rFonts w:ascii="Arial" w:hAnsi="Arial" w:cs="Arial"/>
+              </w:rPr>
+              <w:t xml:space="preserve">ned robust during demonstrations. The integrated system then used the Dragoon ECU to command simple vehicle actions, such as blinking headlights or turn indicators in a defined pattern. When the GM demonstration constraint prevented the use of full vehicles</w:t>
+            </w:r>
+            <w:r>
+              <w:rPr>
+                <w:rFonts w:ascii="Arial" w:hAnsi="Arial" w:cs="Arial"/>
+              </w:rPr>
+              <w:t xml:space="preserve">, I helped pivot the showcase to a Lego Raptor and an RC car equipped with multiple LEDs to simulate headlights, brake lights, and indicator lights. This allowed us to preserve the same architectural demonstration while removing the dependency on full produ</w:t>
+            </w:r>
+            <w:r>
+              <w:rPr>
+                <w:rFonts w:ascii="Arial" w:hAnsi="Arial" w:cs="Arial"/>
+              </w:rPr>
+              <w:t xml:space="preserve">ction vehicles.</w:t>
+            </w:r>
+            <w:r>
               <w:rPr>
                 <w:rFonts w:ascii="Arial" w:hAnsi="Arial" w:cs="Arial"/>
                 <w:b/>
@@ -15855,14 +16545,14 @@
                 <w:sz w:val="24"/>
                 <w:szCs w:val="24"/>
               </w:rPr>
-            </w:pPr>
-            <w:r>
-              <w:rPr>
-                <w:rFonts w:ascii="Arial" w:hAnsi="Arial" w:cs="Arial"/>
-              </w:rPr>
-              <w:t xml:space="preserve">[EXPANDABLE TEXT AREA]</w:t>
-            </w:r>
-            <w:r>
+            </w:r>
+          </w:p>
+          <w:p>
+            <w:pPr>
+              <w:pStyle w:val="1075"/>
+              <w:pBdr/>
+              <w:spacing w:before="26" w:line="247" w:lineRule="auto"/>
+              <w:ind w:right="818"/>
               <w:rPr>
                 <w:rFonts w:ascii="Arial" w:hAnsi="Arial" w:cs="Arial"/>
                 <w:b/>
@@ -15870,7 +16560,7 @@
                 <w:sz w:val="24"/>
                 <w:szCs w:val="24"/>
               </w:rPr>
-            </w:r>
+            </w:pPr>
             <w:r>
               <w:rPr>
                 <w:rFonts w:ascii="Arial" w:hAnsi="Arial" w:cs="Arial"/>
@@ -15878,6 +16568,179 @@
                 <w:bCs/>
                 <w:sz w:val="24"/>
                 <w:szCs w:val="24"/>
+              </w:rPr>
+            </w:r>
+            <w:r>
+              <w:rPr>
+                <w:rFonts w:ascii="Arial" w:hAnsi="Arial" w:cs="Arial"/>
+                <w:b/>
+                <w:bCs/>
+                <w:sz w:val="24"/>
+                <w:szCs w:val="24"/>
+              </w:rPr>
+            </w:r>
+            <w:r>
+              <w:rPr>
+                <w:rFonts w:ascii="Arial" w:hAnsi="Arial" w:cs="Arial"/>
+                <w:b/>
+                <w:bCs/>
+                <w:sz w:val="24"/>
+                <w:szCs w:val="24"/>
+              </w:rPr>
+            </w:r>
+          </w:p>
+          <w:p>
+            <w:pPr>
+              <w:pStyle w:val="1075"/>
+              <w:pBdr/>
+              <w:spacing w:before="26" w:line="247" w:lineRule="auto"/>
+              <w:ind w:right="818"/>
+              <w:rPr>
+                <w:rFonts w:ascii="Arial" w:hAnsi="Arial" w:cs="Arial"/>
+                <w:highlight w:val="none"/>
+              </w:rPr>
+            </w:pPr>
+            <w:r>
+              <w:rPr>
+                <w:rFonts w:ascii="Arial" w:hAnsi="Arial" w:cs="Arial"/>
+                <w:highlight w:val="none"/>
+              </w:rPr>
+              <w:t xml:space="preserve">For a better visualization, below is a block diagram of the system.</w:t>
+            </w:r>
+            <w:r>
+              <w:rPr>
+                <w:rFonts w:ascii="Arial" w:hAnsi="Arial" w:cs="Arial"/>
+                <w:b/>
+                <w:bCs/>
+                <w:sz w:val="24"/>
+                <w:szCs w:val="24"/>
+              </w:rPr>
+            </w:r>
+          </w:p>
+          <w:p>
+            <w:pPr>
+              <w:pStyle w:val="1075"/>
+              <w:pBdr/>
+              <w:spacing w:before="26" w:line="247" w:lineRule="auto"/>
+              <w:ind w:right="818"/>
+              <w:rPr>
+                <w:rFonts w:ascii="Arial" w:hAnsi="Arial" w:cs="Arial"/>
+                <w:highlight w:val="none"/>
+              </w:rPr>
+            </w:pPr>
+            <w:r>
+              <w:rPr>
+                <w:rFonts w:ascii="Arial" w:hAnsi="Arial" w:cs="Arial"/>
+                <w:highlight w:val="none"/>
+              </w:rPr>
+              <mc:AlternateContent>
+                <mc:Choice Requires="wpg">
+                  <w:drawing>
+                    <wp:inline xmlns:wp="http://schemas.openxmlformats.org/drawingml/2006/wordprocessingDrawing" distT="0" distB="0" distL="0" distR="0">
+                      <wp:extent cx="5050332" cy="3821541"/>
+                      <wp:effectExtent l="0" t="0" r="0" b="0"/>
+                      <wp:docPr id="3" name=""/>
+                      <wp:cNvGraphicFramePr>
+                        <a:graphicFrameLocks xmlns:a="http://schemas.openxmlformats.org/drawingml/2006/main" noChangeAspect="1"/>
+                      </wp:cNvGraphicFramePr>
+                      <a:graphic xmlns:a="http://schemas.openxmlformats.org/drawingml/2006/main">
+                        <a:graphicData uri="http://schemas.openxmlformats.org/drawingml/2006/picture">
+                          <pic:pic xmlns:pic="http://schemas.openxmlformats.org/drawingml/2006/picture">
+                            <pic:nvPicPr>
+                              <pic:cNvPr id="213337276" name=""/>
+                              <pic:cNvPicPr>
+                                <a:picLocks noChangeAspect="1"/>
+                              </pic:cNvPicPr>
+                              <pic:nvPr/>
+                            </pic:nvPicPr>
+                            <pic:blipFill rotWithShape="1">
+                              <a:blip r:embed="rId16"/>
+                              <a:stretch/>
+                            </pic:blipFill>
+                            <pic:spPr bwMode="auto">
+                              <a:xfrm flipH="0" flipV="0">
+                                <a:off x="0" y="0"/>
+                                <a:ext cx="5050332" cy="3821541"/>
+                              </a:xfrm>
+                              <a:prstGeom prst="rect">
+                                <a:avLst/>
+                              </a:prstGeom>
+                            </pic:spPr>
+                          </pic:pic>
+                        </a:graphicData>
+                      </a:graphic>
+                    </wp:inline>
+                  </w:drawing>
+                </mc:Choice>
+                <mc:Fallback>
+                  <w:pict>
+                    <v:shapetype id="_x0000_t75" coordsize="21600,21600" o:spt="75" o:preferrelative="t" path="m@4@5l@4@11@9@11@9@5xe" filled="f" stroked="f">
+                      <v:stroke joinstyle="miter"/>
+                      <v:formulas>
+                        <v:f eqn="if lineDrawn pixelLineWidth 0"/>
+                        <v:f eqn="sum @0 1 0"/>
+                        <v:f eqn="sum 0 0 @1"/>
+                        <v:f eqn="prod @2 1 2"/>
+                        <v:f eqn="prod @3 21600 pixelWidth"/>
+                        <v:f eqn="prod @3 21600 pixelHeight"/>
+                        <v:f eqn="sum @0 0 1"/>
+                        <v:f eqn="prod @6 1 2"/>
+                        <v:f eqn="prod @7 21600 pixelWidth"/>
+                        <v:f eqn="sum @8 21600 0"/>
+                        <v:f eqn="prod @7 21600 pixelHeight"/>
+                        <v:f eqn="sum @10 21600 0"/>
+                      </v:formulas>
+                      <v:path o:extrusionok="f" gradientshapeok="t" o:connecttype="rect"/>
+                      <o:lock v:ext="edit" aspectratio="t"/>
+                    </v:shapetype>
+                    <v:shape id="_x0000_i2" o:spid="_x0000_s2" type="#_x0000_t75" style="width:397.66pt;height:300.91pt;mso-wrap-distance-left:0.00pt;mso-wrap-distance-top:0.00pt;mso-wrap-distance-right:0.00pt;mso-wrap-distance-bottom:0.00pt;z-index:1;" stroked="false">
+                      <v:imagedata r:id="rId16" o:title=""/>
+                      <o:lock v:ext="edit" rotation="t"/>
+                    </v:shape>
+                  </w:pict>
+                </mc:Fallback>
+              </mc:AlternateContent>
+            </w:r>
+            <w:r>
+              <w:rPr>
+                <w:rFonts w:ascii="Arial" w:hAnsi="Arial" w:cs="Arial"/>
+                <w:b/>
+                <w:bCs/>
+                <w:sz w:val="24"/>
+                <w:szCs w:val="24"/>
+              </w:rPr>
+            </w:r>
+          </w:p>
+          <w:p>
+            <w:pPr>
+              <w:pStyle w:val="1075"/>
+              <w:pBdr/>
+              <w:spacing w:before="26" w:line="247" w:lineRule="auto"/>
+              <w:ind w:right="818"/>
+              <w:rPr>
+                <w:rFonts w:ascii="Arial" w:hAnsi="Arial" w:cs="Arial"/>
+                <w:b/>
+                <w:bCs/>
+                <w:sz w:val="24"/>
+                <w:szCs w:val="24"/>
+              </w:rPr>
+            </w:pPr>
+            <w:r>
+              <w:rPr>
+                <w:rFonts w:ascii="Arial" w:hAnsi="Arial" w:cs="Arial"/>
+                <w:highlight w:val="none"/>
+              </w:rPr>
+            </w:r>
+            <w:r>
+              <w:rPr>
+                <w:rFonts w:ascii="Arial" w:hAnsi="Arial" w:cs="Arial"/>
+                <w:highlight w:val="none"/>
+              </w:rPr>
+            </w:r>
+            <w:r>
+              <w:rPr>
+                <w:rFonts w:ascii="Arial" w:hAnsi="Arial" w:cs="Arial"/>
+                <w:highlight w:val="none"/>
               </w:rPr>
             </w:r>
           </w:p>
@@ -15886,7 +16749,7 @@
     </w:tbl>
     <w:p>
       <w:pPr>
-        <w:pStyle w:val="1059"/>
+        <w:pStyle w:val="1061"/>
         <w:pBdr/>
         <w:spacing/>
         <w:ind/>
@@ -15924,7 +16787,7 @@
     </w:p>
     <w:p>
       <w:pPr>
-        <w:pStyle w:val="1059"/>
+        <w:pStyle w:val="1061"/>
         <w:numPr>
           <w:ilvl w:val="0"/>
           <w:numId w:val="21"/>
@@ -15967,7 +16830,7 @@
     </w:p>
     <w:p>
       <w:pPr>
-        <w:pStyle w:val="1059"/>
+        <w:pStyle w:val="1061"/>
         <w:pBdr/>
         <w:spacing/>
         <w:ind/>
@@ -15997,7 +16860,7 @@
     </w:p>
     <w:tbl>
       <w:tblPr>
-        <w:tblStyle w:val="1078"/>
+        <w:tblStyle w:val="1080"/>
         <w:tblW w:w="0" w:type="auto"/>
         <w:tblBorders/>
         <w:tblLook w:val="0400" w:firstRow="0" w:lastRow="0" w:firstColumn="0" w:lastColumn="0" w:noHBand="0" w:noVBand="1"/>
@@ -16016,49 +16879,130 @@
           </w:tcPr>
           <w:p>
             <w:pPr>
-              <w:pStyle w:val="1073"/>
+              <w:pStyle w:val="1075"/>
+              <w:numPr>
+                <w:ilvl w:val="0"/>
+                <w:numId w:val="37"/>
+              </w:numPr>
               <w:pBdr/>
               <w:spacing w:before="26" w:line="247" w:lineRule="auto"/>
               <w:ind w:right="818"/>
-              <w:rPr>
-                <w:rFonts w:ascii="Arial" w:hAnsi="Arial" w:cs="Arial"/>
-                <w:b/>
-                <w:bCs/>
-                <w:sz w:val="24"/>
-                <w:szCs w:val="24"/>
-              </w:rPr>
+              <w:rPr/>
             </w:pPr>
             <w:r>
               <w:rPr>
                 <w:rFonts w:ascii="Arial" w:hAnsi="Arial" w:cs="Arial"/>
               </w:rPr>
-              <w:t xml:space="preserve">[EXPANDABLE TEXT AREA]</w:t>
-            </w:r>
-            <w:r>
-              <w:rPr>
-                <w:rFonts w:ascii="Arial" w:hAnsi="Arial" w:cs="Arial"/>
-                <w:b/>
-                <w:bCs/>
-                <w:sz w:val="24"/>
-                <w:szCs w:val="24"/>
-              </w:rPr>
-            </w:r>
-            <w:r>
-              <w:rPr>
-                <w:rFonts w:ascii="Arial" w:hAnsi="Arial" w:cs="Arial"/>
-                <w:b/>
-                <w:bCs/>
-                <w:sz w:val="24"/>
-                <w:szCs w:val="24"/>
-              </w:rPr>
-            </w:r>
+              <w:t xml:space="preserve">Multi-processor SDV software architecture definition</w:t>
+            </w:r>
+            <w:r/>
+          </w:p>
+          <w:p>
+            <w:pPr>
+              <w:pStyle w:val="1075"/>
+              <w:numPr>
+                <w:ilvl w:val="0"/>
+                <w:numId w:val="37"/>
+              </w:numPr>
+              <w:pBdr/>
+              <w:spacing w:before="26" w:line="247" w:lineRule="auto"/>
+              <w:ind w:right="818"/>
+              <w:rPr/>
+            </w:pPr>
+            <w:r>
+              <w:rPr>
+                <w:rFonts w:ascii="Arial" w:hAnsi="Arial" w:cs="Arial"/>
+              </w:rPr>
+              <w:t xml:space="preserve">Integration approach for NVIDIA Jetson, Renesas R-Car, and IAV Dragoon ECU</w:t>
+            </w:r>
+            <w:r/>
+          </w:p>
+          <w:p>
+            <w:pPr>
+              <w:pStyle w:val="1075"/>
+              <w:numPr>
+                <w:ilvl w:val="0"/>
+                <w:numId w:val="37"/>
+              </w:numPr>
+              <w:pBdr/>
+              <w:spacing w:before="26" w:line="247" w:lineRule="auto"/>
+              <w:ind w:right="818"/>
+              <w:rPr/>
+            </w:pPr>
+            <w:r>
+              <w:rPr>
+                <w:rFonts w:ascii="Arial" w:hAnsi="Arial" w:cs="Arial"/>
+              </w:rPr>
+              <w:t xml:space="preserve">Communication architecture using Eclipse eCAL across the platform, with eCAL over UDP between Jetson and R-Car, and eCAL over SocketCAN between R-Car and Dragoon</w:t>
+            </w:r>
+            <w:r/>
+          </w:p>
+          <w:p>
+            <w:pPr>
+              <w:pStyle w:val="1075"/>
+              <w:numPr>
+                <w:ilvl w:val="0"/>
+                <w:numId w:val="37"/>
+              </w:numPr>
+              <w:pBdr/>
+              <w:spacing w:before="26" w:line="247" w:lineRule="auto"/>
+              <w:ind w:right="818"/>
+              <w:rPr/>
+            </w:pPr>
+            <w:r>
+              <w:rPr>
+                <w:rFonts w:ascii="Arial" w:hAnsi="Arial" w:cs="Arial"/>
+              </w:rPr>
+              <w:t xml:space="preserve">Software partitioning across cloud (design), application, and vehicle-interface responsibilities</w:t>
+            </w:r>
+            <w:r/>
+          </w:p>
+          <w:p>
+            <w:pPr>
+              <w:pStyle w:val="1075"/>
+              <w:numPr>
+                <w:ilvl w:val="0"/>
+                <w:numId w:val="37"/>
+              </w:numPr>
+              <w:pBdr/>
+              <w:spacing w:before="26" w:line="247" w:lineRule="auto"/>
+              <w:ind w:right="818"/>
+              <w:rPr/>
+            </w:pPr>
+            <w:r>
+              <w:rPr>
+                <w:rFonts w:ascii="Arial" w:hAnsi="Arial" w:cs="Arial"/>
+              </w:rPr>
+              <w:t xml:space="preserve">Integrated embedded software demonstrator for customer-facing scenarios</w:t>
+            </w:r>
+            <w:r/>
+          </w:p>
+          <w:p>
+            <w:pPr>
+              <w:pStyle w:val="1075"/>
+              <w:numPr>
+                <w:ilvl w:val="0"/>
+                <w:numId w:val="37"/>
+              </w:numPr>
+              <w:pBdr/>
+              <w:spacing w:before="26" w:line="247" w:lineRule="auto"/>
+              <w:ind w:right="818"/>
+              <w:rPr/>
+            </w:pPr>
+            <w:r>
+              <w:rPr>
+                <w:rFonts w:ascii="Arial" w:hAnsi="Arial" w:cs="Arial"/>
+              </w:rPr>
+              <w:t xml:space="preserve">Adapted demonstration platform using Lego Raptor and RC car with LED-based vehicle signal simulation</w:t>
+            </w:r>
+            <w:r/>
           </w:p>
         </w:tc>
       </w:tr>
     </w:tbl>
     <w:p>
       <w:pPr>
-        <w:pStyle w:val="1073"/>
+        <w:pStyle w:val="1075"/>
         <w:pBdr/>
         <w:spacing w:before="26" w:line="247" w:lineRule="auto"/>
         <w:ind w:right="818" w:left="720"/>
@@ -16100,7 +17044,7 @@
     </w:p>
     <w:p>
       <w:pPr>
-        <w:pStyle w:val="1059"/>
+        <w:pStyle w:val="1061"/>
         <w:numPr>
           <w:ilvl w:val="0"/>
           <w:numId w:val="21"/>
@@ -16143,7 +17087,7 @@
     </w:p>
     <w:p>
       <w:pPr>
-        <w:pStyle w:val="1059"/>
+        <w:pStyle w:val="1061"/>
         <w:pBdr/>
         <w:spacing/>
         <w:ind/>
@@ -16173,7 +17117,7 @@
     </w:p>
     <w:tbl>
       <w:tblPr>
-        <w:tblStyle w:val="1078"/>
+        <w:tblStyle w:val="1080"/>
         <w:tblW w:w="0" w:type="auto"/>
         <w:tblBorders/>
         <w:tblLook w:val="0400" w:firstRow="0" w:lastRow="0" w:firstColumn="0" w:lastColumn="0" w:noHBand="0" w:noVBand="1"/>
@@ -16192,7 +17136,7 @@
           </w:tcPr>
           <w:p>
             <w:pPr>
-              <w:pStyle w:val="1073"/>
+              <w:pStyle w:val="1075"/>
               <w:pBdr/>
               <w:spacing w:before="26" w:line="247" w:lineRule="auto"/>
               <w:ind w:right="818"/>
@@ -16208,15 +17152,58 @@
               <w:rPr>
                 <w:rFonts w:ascii="Arial" w:hAnsi="Arial" w:cs="Arial"/>
               </w:rPr>
-              <w:t xml:space="preserve">[EXPANDABLE TEXT AREA]</w:t>
-            </w:r>
-            <w:r>
-              <w:rPr>
-                <w:rFonts w:ascii="Arial" w:hAnsi="Arial" w:cs="Arial"/>
-                <w:b/>
-                <w:bCs/>
-                <w:sz w:val="24"/>
-                <w:szCs w:val="24"/>
+            </w:r>
+            <w:r>
+              <w:rPr>
+                <w:rFonts w:ascii="Arial" w:hAnsi="Arial" w:cs="Arial"/>
+              </w:rPr>
+              <w:t xml:space="preserve">I approached the work by treating the platform as a distributed embedded system with clearly separated functional responsibilities. I first identified the major system roles required for the demonstration, including internet connectivity, graphical user int</w:t>
+            </w:r>
+            <w:r>
+              <w:rPr>
+                <w:rFonts w:ascii="Arial" w:hAnsi="Arial" w:cs="Arial"/>
+              </w:rPr>
+              <w:t xml:space="preserve">eraction, application execution, and vehicle interfacing. I then mapped those responsibilities to the most appropriate processing environments and defined how they should communicate as part of a unified architecture. Communication across the platform lever</w:t>
+            </w:r>
+            <w:r>
+              <w:rPr>
+                <w:rFonts w:ascii="Arial" w:hAnsi="Arial" w:cs="Arial"/>
+              </w:rPr>
+              <w:t xml:space="preserve">aged Eclipse eCAL as the higher-level communication framework. The Jetson and R-Car communicated using eCAL over UDP while connected through a router, and the R-Car communicated with the Dragoon ECU using eCAL over SocketCAN, where SocketCAN handled the low</w:t>
+            </w:r>
+            <w:r>
+              <w:rPr>
+                <w:rFonts w:ascii="Arial" w:hAnsi="Arial" w:cs="Arial"/>
+              </w:rPr>
+              <w:t xml:space="preserve">-level CAN interface. From the Dragoon ECU, a wire harness carrying power and CAN connected the demonstrator into the vehicle. My design approach focused on modularity, partitioning, scalability, and practical software integration so that the demonstrator c</w:t>
+            </w:r>
+            <w:r>
+              <w:rPr>
+                <w:rFonts w:ascii="Arial" w:hAnsi="Arial" w:cs="Arial"/>
+              </w:rPr>
+              <w:t xml:space="preserve">ould be reused across different vehicles with minimal software change. I also used containerization on the R-Car to separate application responsibilities and reduce the risk that one application could affect the rest of the platform. To validate the communi</w:t>
+            </w:r>
+            <w:r>
+              <w:rPr>
+                <w:rFonts w:ascii="Arial" w:hAnsi="Arial" w:cs="Arial"/>
+              </w:rPr>
+              <w:t xml:space="preserve">cation path, we exchanged large data sets between Jetson and R-Car, measured transmission timing, and confirmed stable operation under loaded conditions suitable for demonstration use. When the GM facility restriction prevented the use of actual vehicles, I</w:t>
+            </w:r>
+            <w:r>
+              <w:rPr>
+                <w:rFonts w:ascii="Arial" w:hAnsi="Arial" w:cs="Arial"/>
+              </w:rPr>
+              <w:t xml:space="preserve"> applied the same architectural principles to a Lego Raptor and an RC car outfitted with LEDs to simulate vehicle lighting behavior. Iterative integration and validation were then used to confirm that both the full-vehicle and reduced demonstrator versions </w:t>
+            </w:r>
+            <w:r>
+              <w:rPr>
+                <w:rFonts w:ascii="Arial" w:hAnsi="Arial" w:cs="Arial"/>
+              </w:rPr>
+              <w:t xml:space="preserve">supported the same architectural message and demonstration objectives.</w:t>
+            </w:r>
+            <w:r>
+              <w:rPr>
+                <w:rFonts w:ascii="Arial" w:hAnsi="Arial" w:cs="Arial"/>
               </w:rPr>
             </w:r>
             <w:r>
@@ -16234,7 +17221,7 @@
     </w:tbl>
     <w:p>
       <w:pPr>
-        <w:pStyle w:val="1073"/>
+        <w:pStyle w:val="1075"/>
         <w:pBdr/>
         <w:spacing w:before="26" w:line="247" w:lineRule="auto"/>
         <w:ind w:right="818" w:left="720"/>
@@ -16276,7 +17263,7 @@
     </w:p>
     <w:p>
       <w:pPr>
-        <w:pStyle w:val="1059"/>
+        <w:pStyle w:val="1061"/>
         <w:numPr>
           <w:ilvl w:val="0"/>
           <w:numId w:val="21"/>
@@ -16373,7 +17360,7 @@
     </w:p>
     <w:p>
       <w:pPr>
-        <w:pStyle w:val="1059"/>
+        <w:pStyle w:val="1061"/>
         <w:pBdr/>
         <w:spacing/>
         <w:ind/>
@@ -16403,7 +17390,7 @@
     </w:p>
     <w:tbl>
       <w:tblPr>
-        <w:tblStyle w:val="1078"/>
+        <w:tblStyle w:val="1080"/>
         <w:tblW w:w="0" w:type="auto"/>
         <w:tblBorders/>
         <w:tblLook w:val="0400" w:firstRow="0" w:lastRow="0" w:firstColumn="0" w:lastColumn="0" w:noHBand="0" w:noVBand="1"/>
@@ -16422,7 +17409,7 @@
           </w:tcPr>
           <w:p>
             <w:pPr>
-              <w:pStyle w:val="1073"/>
+              <w:pStyle w:val="1075"/>
               <w:pBdr/>
               <w:spacing w:before="26" w:line="247" w:lineRule="auto"/>
               <w:ind w:right="818"/>
@@ -16438,15 +17425,22 @@
               <w:rPr>
                 <w:rFonts w:ascii="Arial" w:hAnsi="Arial" w:cs="Arial"/>
               </w:rPr>
-              <w:t xml:space="preserve">[EXPANDABLE TEXT AREA]</w:t>
-            </w:r>
-            <w:r>
-              <w:rPr>
-                <w:rFonts w:ascii="Arial" w:hAnsi="Arial" w:cs="Arial"/>
-                <w:b/>
-                <w:bCs/>
-                <w:sz w:val="24"/>
-                <w:szCs w:val="24"/>
+            </w:r>
+            <w:r>
+              <w:rPr>
+                <w:rFonts w:ascii="Arial" w:hAnsi="Arial" w:cs="Arial"/>
+              </w:rPr>
+              <w:t xml:space="preserve">Yes. The solution was implemented as a working SDV demonstration platform. I was directly involved in the software architecture and integration activities required to move the platform from concept to a demonstrable system. My role included defining the arc</w:t>
+            </w:r>
+            <w:r>
+              <w:rPr>
+                <w:rFonts w:ascii="Arial" w:hAnsi="Arial" w:cs="Arial"/>
+              </w:rPr>
+              <w:t xml:space="preserve">hitecture, supporting the integration of the key processing environments, and helping validate that the platform behaved as intended during demonstrations in multiple vehicle platforms as well as in the adapted Lego Raptor and RC car demonstrators.</w:t>
+            </w:r>
+            <w:r>
+              <w:rPr>
+                <w:rFonts w:ascii="Arial" w:hAnsi="Arial" w:cs="Arial"/>
               </w:rPr>
             </w:r>
             <w:r>
@@ -16464,7 +17458,7 @@
     </w:tbl>
     <w:p>
       <w:pPr>
-        <w:pStyle w:val="1073"/>
+        <w:pStyle w:val="1075"/>
         <w:pBdr/>
         <w:spacing w:before="26" w:line="247" w:lineRule="auto"/>
         <w:ind w:right="818"/>
@@ -16510,7 +17504,7 @@
     </w:p>
     <w:p>
       <w:pPr>
-        <w:pStyle w:val="1073"/>
+        <w:pStyle w:val="1075"/>
         <w:numPr>
           <w:ilvl w:val="0"/>
           <w:numId w:val="17"/>
@@ -16561,7 +17555,7 @@
     </w:p>
     <w:p>
       <w:pPr>
-        <w:pStyle w:val="1073"/>
+        <w:pStyle w:val="1075"/>
         <w:pBdr/>
         <w:spacing w:before="26" w:line="247" w:lineRule="auto"/>
         <w:ind w:right="818"/>
@@ -16603,7 +17597,7 @@
     </w:p>
     <w:p>
       <w:pPr>
-        <w:pStyle w:val="1059"/>
+        <w:pStyle w:val="1061"/>
         <w:numPr>
           <w:ilvl w:val="0"/>
           <w:numId w:val="27"/>
@@ -16675,7 +17669,7 @@
     </w:p>
     <w:tbl>
       <w:tblPr>
-        <w:tblStyle w:val="1078"/>
+        <w:tblStyle w:val="1080"/>
         <w:tblW w:w="0" w:type="auto"/>
         <w:tblBorders/>
         <w:tblLook w:val="0400" w:firstRow="0" w:lastRow="0" w:firstColumn="0" w:lastColumn="0" w:noHBand="0" w:noVBand="1"/>
@@ -16694,7 +17688,7 @@
           </w:tcPr>
           <w:p>
             <w:pPr>
-              <w:pStyle w:val="1073"/>
+              <w:pStyle w:val="1075"/>
               <w:pBdr/>
               <w:spacing w:before="26" w:line="247" w:lineRule="auto"/>
               <w:ind w:right="818"/>
@@ -16710,15 +17704,34 @@
               <w:rPr>
                 <w:rFonts w:ascii="Arial" w:hAnsi="Arial" w:cs="Arial"/>
               </w:rPr>
-              <w:t xml:space="preserve">[EXPANDABLE TEXT AREA]</w:t>
-            </w:r>
-            <w:r>
-              <w:rPr>
-                <w:rFonts w:ascii="Arial" w:hAnsi="Arial" w:cs="Arial"/>
-                <w:b/>
-                <w:bCs/>
-                <w:sz w:val="24"/>
-                <w:szCs w:val="24"/>
+            </w:r>
+            <w:r>
+              <w:rPr>
+                <w:rFonts w:ascii="Arial" w:hAnsi="Arial" w:cs="Arial"/>
+              </w:rPr>
+              <w:t xml:space="preserve">The project successfully demonstrated a scalable software-defined vehicle architecture across multiple hardware platforms, multiple vehicles, and customer-facing scenarios. The integrated platform showed how cloud connectivity, graphical user interaction, a</w:t>
+            </w:r>
+            <w:r>
+              <w:rPr>
+                <w:rFonts w:ascii="Arial" w:hAnsi="Arial" w:cs="Arial"/>
+              </w:rPr>
+              <w:t xml:space="preserve">pplication execution, and vehicle interfacing could be distributed across separate computing environments while still functioning as a coherent system. It also demonstrated that one board could be adapted for use in different vehicles with minimal software </w:t>
+            </w:r>
+            <w:r>
+              <w:rPr>
+                <w:rFonts w:ascii="Arial" w:hAnsi="Arial" w:cs="Arial"/>
+              </w:rPr>
+              <w:t xml:space="preserve">changes, with the main vehicle-specific software adjustments concentrated in the Dragoon ECU. After the demonstration approach was adapted for GM, the Lego Raptor and RC car versions made the showcase more portable and easier to deploy without relying on fu</w:t>
+            </w:r>
+            <w:r>
+              <w:rPr>
+                <w:rFonts w:ascii="Arial" w:hAnsi="Arial" w:cs="Arial"/>
+              </w:rPr>
+              <w:t xml:space="preserve">ll vehicles. This expanded the usefulness of the demonstrator beyond the original full-vehicle setups and helped validate the technical feasibility of the architecture for broader customer-facing use cases.</w:t>
+            </w:r>
+            <w:r>
+              <w:rPr>
+                <w:rFonts w:ascii="Arial" w:hAnsi="Arial" w:cs="Arial"/>
               </w:rPr>
             </w:r>
             <w:r>
@@ -16736,7 +17749,7 @@
     </w:tbl>
     <w:p>
       <w:pPr>
-        <w:pStyle w:val="1073"/>
+        <w:pStyle w:val="1075"/>
         <w:pBdr/>
         <w:spacing w:before="26" w:line="247" w:lineRule="auto"/>
         <w:ind w:right="818"/>
@@ -16778,7 +17791,7 @@
     </w:p>
     <w:p>
       <w:pPr>
-        <w:pStyle w:val="1059"/>
+        <w:pStyle w:val="1061"/>
         <w:numPr>
           <w:ilvl w:val="0"/>
           <w:numId w:val="27"/>
@@ -16833,7 +17846,7 @@
     </w:p>
     <w:p>
       <w:pPr>
-        <w:pStyle w:val="1059"/>
+        <w:pStyle w:val="1061"/>
         <w:pBdr/>
         <w:spacing/>
         <w:ind/>
@@ -16863,7 +17876,7 @@
     </w:p>
     <w:tbl>
       <w:tblPr>
-        <w:tblStyle w:val="1078"/>
+        <w:tblStyle w:val="1080"/>
         <w:tblW w:w="0" w:type="auto"/>
         <w:tblBorders/>
         <w:tblLook w:val="0400" w:firstRow="0" w:lastRow="0" w:firstColumn="0" w:lastColumn="0" w:noHBand="0" w:noVBand="1"/>
@@ -16882,7 +17895,7 @@
           </w:tcPr>
           <w:p>
             <w:pPr>
-              <w:pStyle w:val="1073"/>
+              <w:pStyle w:val="1075"/>
               <w:pBdr/>
               <w:spacing w:before="26" w:line="247" w:lineRule="auto"/>
               <w:ind w:right="818"/>
@@ -16898,15 +17911,34 @@
               <w:rPr>
                 <w:rFonts w:ascii="Arial" w:hAnsi="Arial" w:cs="Arial"/>
               </w:rPr>
-              <w:t xml:space="preserve">[EXPANDABLE TEXT AREA]</w:t>
-            </w:r>
-            <w:r>
-              <w:rPr>
-                <w:rFonts w:ascii="Arial" w:hAnsi="Arial" w:cs="Arial"/>
-                <w:b/>
-                <w:bCs/>
-                <w:sz w:val="24"/>
-                <w:szCs w:val="24"/>
+            </w:r>
+            <w:r>
+              <w:rPr>
+                <w:rFonts w:ascii="Arial" w:hAnsi="Arial" w:cs="Arial"/>
+              </w:rPr>
+              <w:t xml:space="preserve">In retrospect, I would have introduced a more service-oriented architecture earlier in the project. When the first showcases were prepared in July 2025, the turnaround was very fast and Eclipse eCAL was effective because the demonstration objective was rela</w:t>
+            </w:r>
+            <w:r>
+              <w:rPr>
+                <w:rFonts w:ascii="Arial" w:hAnsi="Arial" w:cs="Arial"/>
+              </w:rPr>
+              <w:t xml:space="preserve">tively simple: move data through the platform and trigger visible behaviors such as blinking lights. As the project has continued, the showcase has become more sophisticated and is moving beyond simple data transfer into higher-level vehicle features such a</w:t>
+            </w:r>
+            <w:r>
+              <w:rPr>
+                <w:rFonts w:ascii="Arial" w:hAnsi="Arial" w:cs="Arial"/>
+              </w:rPr>
+              <w:t xml:space="preserve">s seat comfort scenarios, for example a relax mode that reclines the seat and sets a specific seat massage pattern. Because of this evolution, I would now move the design toward Eclipse S-CORE so the demonstration can be restructured around service-oriented</w:t>
+            </w:r>
+            <w:r>
+              <w:rPr>
+                <w:rFonts w:ascii="Arial" w:hAnsi="Arial" w:cs="Arial"/>
+              </w:rPr>
+              <w:t xml:space="preserve"> architecture principles rather than primarily data movement. That would provide a stronger long-term foundation for expanding the demo as an ongoing platform.</w:t>
+            </w:r>
+            <w:r>
+              <w:rPr>
+                <w:rFonts w:ascii="Arial" w:hAnsi="Arial" w:cs="Arial"/>
               </w:rPr>
             </w:r>
             <w:r>
@@ -16924,7 +17956,7 @@
     </w:tbl>
     <w:p>
       <w:pPr>
-        <w:pStyle w:val="1073"/>
+        <w:pStyle w:val="1075"/>
         <w:pBdr/>
         <w:spacing w:before="26" w:line="247" w:lineRule="auto"/>
         <w:ind w:right="818"/>
@@ -17078,7 +18110,7 @@
     </w:p>
     <w:p>
       <w:pPr>
-        <w:pStyle w:val="1073"/>
+        <w:pStyle w:val="1075"/>
         <w:pBdr/>
         <w:spacing w:before="26" w:line="247" w:lineRule="auto"/>
         <w:ind w:right="818"/>
@@ -17137,7 +18169,7 @@
     </w:p>
     <w:p>
       <w:pPr>
-        <w:pStyle w:val="1073"/>
+        <w:pStyle w:val="1075"/>
         <w:pBdr/>
         <w:tabs>
           <w:tab w:val="left" w:leader="none" w:pos="2490"/>
@@ -17167,7 +18199,7 @@
     </w:p>
     <w:p>
       <w:pPr>
-        <w:pStyle w:val="1073"/>
+        <w:pStyle w:val="1075"/>
         <w:pBdr/>
         <w:spacing w:before="26" w:line="247" w:lineRule="auto"/>
         <w:ind w:right="26"/>
@@ -17210,7 +18242,7 @@
     </w:p>
     <w:p>
       <w:pPr>
-        <w:pStyle w:val="1073"/>
+        <w:pStyle w:val="1075"/>
         <w:numPr>
           <w:ilvl w:val="0"/>
           <w:numId w:val="16"/>
@@ -17253,7 +18285,7 @@
     </w:p>
     <w:p>
       <w:pPr>
-        <w:pStyle w:val="1073"/>
+        <w:pStyle w:val="1075"/>
         <w:numPr>
           <w:ilvl w:val="0"/>
           <w:numId w:val="16"/>
@@ -17293,7 +18325,7 @@
     </w:p>
     <w:p>
       <w:pPr>
-        <w:pStyle w:val="1073"/>
+        <w:pStyle w:val="1075"/>
         <w:numPr>
           <w:ilvl w:val="0"/>
           <w:numId w:val="16"/>
@@ -17519,7 +18551,7 @@
     </w:p>
     <w:p>
       <w:pPr>
-        <w:pStyle w:val="1073"/>
+        <w:pStyle w:val="1075"/>
         <w:numPr>
           <w:ilvl w:val="0"/>
           <w:numId w:val="16"/>
@@ -17732,7 +18764,7 @@
     </w:p>
     <w:p>
       <w:pPr>
-        <w:pStyle w:val="1073"/>
+        <w:pStyle w:val="1075"/>
         <w:pBdr/>
         <w:spacing w:line="249" w:lineRule="auto"/>
         <w:ind w:right="26"/>
@@ -17758,7 +18790,7 @@
     </w:p>
     <w:p>
       <w:pPr>
-        <w:pStyle w:val="1073"/>
+        <w:pStyle w:val="1075"/>
         <w:pBdr/>
         <w:spacing w:line="247" w:lineRule="auto"/>
         <w:ind w:right="26"/>
@@ -17812,7 +18844,7 @@
     </w:p>
     <w:p>
       <w:pPr>
-        <w:pStyle w:val="1073"/>
+        <w:pStyle w:val="1075"/>
         <w:pBdr/>
         <w:spacing w:line="249" w:lineRule="auto"/>
         <w:ind w:right="26"/>
@@ -17838,7 +18870,7 @@
     </w:p>
     <w:p>
       <w:pPr>
-        <w:pStyle w:val="1073"/>
+        <w:pStyle w:val="1075"/>
         <w:numPr>
           <w:ilvl w:val="0"/>
           <w:numId w:val="35"/>
@@ -17900,7 +18932,7 @@
     </w:p>
     <w:p>
       <w:pPr>
-        <w:pStyle w:val="1073"/>
+        <w:pStyle w:val="1075"/>
         <w:pBdr/>
         <w:spacing w:before="26" w:line="247" w:lineRule="auto"/>
         <w:ind w:right="818"/>
@@ -17926,7 +18958,7 @@
     </w:p>
     <w:tbl>
       <w:tblPr>
-        <w:tblStyle w:val="1078"/>
+        <w:tblStyle w:val="1080"/>
         <w:tblW w:w="0" w:type="auto"/>
         <w:tblBorders/>
         <w:tblLook w:val="0680" w:firstRow="0" w:lastRow="0" w:firstColumn="1" w:lastColumn="0" w:noHBand="1" w:noVBand="1"/>
@@ -18116,7 +19148,7 @@
             </w:r>
             <w:r>
               <w:rPr>
-                <w:rFonts w:ascii="Arial" w:hAnsi="Arial" w:eastAsia="Arial" w:cs="Arial"/>
+                <w:rFonts w:ascii="Arial" w:hAnsi="Arial" w:cs="Arial"/>
                 <w:color w:val="1a1a1a" w:themeColor="text1"/>
                 <w:sz w:val="20"/>
                 <w:szCs w:val="20"/>
@@ -18789,7 +19821,7 @@
     </w:tbl>
     <w:p>
       <w:pPr>
-        <w:pStyle w:val="1073"/>
+        <w:pStyle w:val="1075"/>
         <w:pBdr/>
         <w:spacing w:before="26" w:line="247" w:lineRule="auto"/>
         <w:ind w:right="26"/>
@@ -18835,7 +19867,7 @@
     </w:p>
     <w:p>
       <w:pPr>
-        <w:pStyle w:val="1073"/>
+        <w:pStyle w:val="1075"/>
         <w:pBdr/>
         <w:spacing w:before="26" w:line="247" w:lineRule="auto"/>
         <w:ind w:right="818"/>
@@ -18881,7 +19913,7 @@
     </w:p>
     <w:p>
       <w:pPr>
-        <w:pStyle w:val="1073"/>
+        <w:pStyle w:val="1075"/>
         <w:numPr>
           <w:ilvl w:val="1"/>
           <w:numId w:val="34"/>
@@ -18924,7 +19956,7 @@
     </w:p>
     <w:p>
       <w:pPr>
-        <w:pStyle w:val="1073"/>
+        <w:pStyle w:val="1075"/>
         <w:pBdr/>
         <w:spacing w:before="26" w:line="247" w:lineRule="auto"/>
         <w:ind w:right="818" w:left="405"/>
@@ -18970,7 +20002,7 @@
     </w:p>
     <w:tbl>
       <w:tblPr>
-        <w:tblStyle w:val="1078"/>
+        <w:tblStyle w:val="1080"/>
         <w:tblW w:w="8995" w:type="dxa"/>
         <w:tblBorders/>
         <w:tblLayout w:type="fixed"/>
@@ -19180,6 +20212,7 @@
               <w:rPr>
                 <w:rFonts w:ascii="Arial" w:hAnsi="Arial" w:cs="Arial"/>
                 <w:sz w:val="20"/>
+                <w:szCs w:val="20"/>
               </w:rPr>
             </w:r>
             <w:r>
@@ -19246,6 +20279,13 @@
                 <w:sz w:val="20"/>
               </w:rPr>
               <w:t xml:space="preserve">USA </w:t>
+            </w:r>
+            <w:r>
+              <w:rPr>
+                <w:rFonts w:ascii="Arial" w:hAnsi="Arial" w:cs="Arial"/>
+                <w:sz w:val="20"/>
+                <w:szCs w:val="20"/>
+              </w:rPr>
             </w:r>
             <w:r>
               <w:rPr>
@@ -19323,10 +20363,10 @@
                 <w:lang w:val="en-US"/>
               </w:rPr>
             </w:r>
-            <w:hyperlink r:id="rId16" w:tooltip="http://www.borgwarner.com" w:history="1">
+            <w:hyperlink r:id="rId17" w:tooltip="http://www.borgwarner.com" w:history="1">
               <w:r>
                 <w:rPr>
-                  <w:rStyle w:val="1017"/>
+                  <w:rStyle w:val="1019"/>
                   <w:rFonts w:ascii="Arial" w:hAnsi="Arial" w:cs="Arial"/>
                   <w:sz w:val="20"/>
                   <w:lang w:val="en-US"/>
@@ -19335,7 +20375,7 @@
               </w:r>
               <w:r>
                 <w:rPr>
-                  <w:rStyle w:val="1017"/>
+                  <w:rStyle w:val="1019"/>
                   <w:rFonts w:ascii="Arial" w:hAnsi="Arial" w:cs="Arial"/>
                   <w:sz w:val="20"/>
                 </w:rPr>
@@ -19422,10 +20462,10 @@
                 <w:lang w:val="en-US"/>
               </w:rPr>
             </w:r>
-            <w:hyperlink r:id="rId17" w:tooltip="http://info@borgwarner.com" w:history="1">
+            <w:hyperlink r:id="rId18" w:tooltip="http://info@borgwarner.com" w:history="1">
               <w:r>
                 <w:rPr>
-                  <w:rStyle w:val="1017"/>
+                  <w:rStyle w:val="1019"/>
                   <w:rFonts w:ascii="Arial" w:hAnsi="Arial" w:cs="Arial"/>
                   <w:sz w:val="20"/>
                   <w:lang w:val="en-US"/>
@@ -19434,7 +20474,7 @@
               </w:r>
               <w:r>
                 <w:rPr>
-                  <w:rStyle w:val="1017"/>
+                  <w:rStyle w:val="1019"/>
                   <w:rFonts w:ascii="Arial" w:hAnsi="Arial" w:cs="Arial"/>
                   <w:sz w:val="20"/>
                 </w:rPr>
@@ -19732,7 +20772,7 @@
     </w:p>
     <w:p>
       <w:pPr>
-        <w:pStyle w:val="1073"/>
+        <w:pStyle w:val="1075"/>
         <w:numPr>
           <w:ilvl w:val="1"/>
           <w:numId w:val="34"/>
@@ -19775,7 +20815,7 @@
     </w:p>
     <w:p>
       <w:pPr>
-        <w:pStyle w:val="1073"/>
+        <w:pStyle w:val="1075"/>
         <w:pBdr/>
         <w:spacing w:before="26" w:line="247" w:lineRule="auto"/>
         <w:ind w:right="818"/>
@@ -19821,7 +20861,7 @@
     </w:p>
     <w:tbl>
       <w:tblPr>
-        <w:tblStyle w:val="1078"/>
+        <w:tblStyle w:val="1080"/>
         <w:tblW w:w="3955" w:type="dxa"/>
         <w:tblBorders/>
         <w:tblLayout w:type="fixed"/>
@@ -20107,7 +21147,7 @@
     </w:p>
     <w:p>
       <w:pPr>
-        <w:pStyle w:val="1073"/>
+        <w:pStyle w:val="1075"/>
         <w:numPr>
           <w:ilvl w:val="1"/>
           <w:numId w:val="34"/>
@@ -20150,7 +21190,7 @@
     </w:p>
     <w:p>
       <w:pPr>
-        <w:pStyle w:val="1073"/>
+        <w:pStyle w:val="1075"/>
         <w:pBdr/>
         <w:spacing w:before="26" w:line="247" w:lineRule="auto"/>
         <w:ind w:right="818"/>
@@ -20184,7 +21224,7 @@
     </w:p>
     <w:p>
       <w:pPr>
-        <w:pStyle w:val="1073"/>
+        <w:pStyle w:val="1075"/>
         <w:numPr>
           <w:ilvl w:val="0"/>
           <w:numId w:val="33"/>
@@ -20239,7 +21279,7 @@
     </w:p>
     <w:p>
       <w:pPr>
-        <w:pStyle w:val="1073"/>
+        <w:pStyle w:val="1075"/>
         <w:pBdr/>
         <w:spacing w:before="26" w:line="247" w:lineRule="auto"/>
         <w:ind w:right="818"/>
@@ -20277,7 +21317,7 @@
     </w:p>
     <w:tbl>
       <w:tblPr>
-        <w:tblStyle w:val="1078"/>
+        <w:tblStyle w:val="1080"/>
         <w:tblW w:w="9016" w:type="dxa"/>
         <w:tblBorders/>
         <w:tblLayout w:type="fixed"/>
@@ -20822,7 +21862,7 @@
     </w:tbl>
     <w:p>
       <w:pPr>
-        <w:pStyle w:val="1073"/>
+        <w:pStyle w:val="1075"/>
         <w:pBdr/>
         <w:spacing w:before="26" w:line="247" w:lineRule="auto"/>
         <w:ind w:right="818"/>
@@ -20868,7 +21908,7 @@
     </w:p>
     <w:p>
       <w:pPr>
-        <w:pStyle w:val="1073"/>
+        <w:pStyle w:val="1075"/>
         <w:numPr>
           <w:ilvl w:val="0"/>
           <w:numId w:val="33"/>
@@ -20936,7 +21976,7 @@
     </w:p>
     <w:tbl>
       <w:tblPr>
-        <w:tblStyle w:val="1078"/>
+        <w:tblStyle w:val="1080"/>
         <w:tblW w:w="0" w:type="auto"/>
         <w:tblBorders/>
         <w:tblLook w:val="0400" w:firstRow="0" w:lastRow="0" w:firstColumn="0" w:lastColumn="0" w:noHBand="0" w:noVBand="1"/>
@@ -20955,7 +21995,7 @@
           </w:tcPr>
           <w:p>
             <w:pPr>
-              <w:pStyle w:val="1073"/>
+              <w:pStyle w:val="1075"/>
               <w:pBdr/>
               <w:spacing w:before="26" w:line="247" w:lineRule="auto"/>
               <w:ind w:right="818"/>
@@ -21038,7 +22078,7 @@
     </w:tbl>
     <w:p>
       <w:pPr>
-        <w:pStyle w:val="1073"/>
+        <w:pStyle w:val="1075"/>
         <w:pBdr/>
         <w:spacing w:before="26" w:line="247" w:lineRule="auto"/>
         <w:ind w:right="818"/>
@@ -21080,7 +22120,7 @@
     </w:p>
     <w:p>
       <w:pPr>
-        <w:pStyle w:val="1073"/>
+        <w:pStyle w:val="1075"/>
         <w:numPr>
           <w:ilvl w:val="0"/>
           <w:numId w:val="35"/>
@@ -21131,7 +22171,7 @@
     </w:p>
     <w:p>
       <w:pPr>
-        <w:pStyle w:val="1073"/>
+        <w:pStyle w:val="1075"/>
         <w:pBdr/>
         <w:spacing w:before="26" w:line="247" w:lineRule="auto"/>
         <w:ind w:right="818"/>
@@ -21173,7 +22213,7 @@
     </w:p>
     <w:p>
       <w:pPr>
-        <w:pStyle w:val="1059"/>
+        <w:pStyle w:val="1061"/>
         <w:numPr>
           <w:ilvl w:val="0"/>
           <w:numId w:val="32"/>
@@ -21245,7 +22285,7 @@
     </w:p>
     <w:tbl>
       <w:tblPr>
-        <w:tblStyle w:val="1078"/>
+        <w:tblStyle w:val="1080"/>
         <w:tblW w:w="0" w:type="auto"/>
         <w:tblBorders/>
         <w:tblLook w:val="0400" w:firstRow="0" w:lastRow="0" w:firstColumn="0" w:lastColumn="0" w:noHBand="0" w:noVBand="1"/>
@@ -21264,7 +22304,7 @@
           </w:tcPr>
           <w:p>
             <w:pPr>
-              <w:pStyle w:val="1073"/>
+              <w:pStyle w:val="1075"/>
               <w:pBdr/>
               <w:spacing w:before="26" w:line="247" w:lineRule="auto"/>
               <w:ind w:right="818"/>
@@ -21347,7 +22387,7 @@
     </w:tbl>
     <w:p>
       <w:pPr>
-        <w:pStyle w:val="1073"/>
+        <w:pStyle w:val="1075"/>
         <w:pBdr/>
         <w:spacing w:before="26" w:line="247" w:lineRule="auto"/>
         <w:ind w:right="818"/>
@@ -21389,7 +22429,7 @@
     </w:p>
     <w:p>
       <w:pPr>
-        <w:pStyle w:val="1073"/>
+        <w:pStyle w:val="1075"/>
         <w:numPr>
           <w:ilvl w:val="0"/>
           <w:numId w:val="35"/>
@@ -21440,7 +22480,7 @@
     </w:p>
     <w:p>
       <w:pPr>
-        <w:pStyle w:val="1073"/>
+        <w:pStyle w:val="1075"/>
         <w:pBdr/>
         <w:spacing w:before="26" w:line="247" w:lineRule="auto"/>
         <w:ind w:right="818"/>
@@ -21482,7 +22522,7 @@
     </w:p>
     <w:p>
       <w:pPr>
-        <w:pStyle w:val="1059"/>
+        <w:pStyle w:val="1061"/>
         <w:numPr>
           <w:ilvl w:val="0"/>
           <w:numId w:val="31"/>
@@ -21572,7 +22612,7 @@
     </w:p>
     <w:tbl>
       <w:tblPr>
-        <w:tblStyle w:val="1078"/>
+        <w:tblStyle w:val="1080"/>
         <w:tblW w:w="0" w:type="auto"/>
         <w:tblBorders/>
         <w:tblLook w:val="0400" w:firstRow="0" w:lastRow="0" w:firstColumn="0" w:lastColumn="0" w:noHBand="0" w:noVBand="1"/>
@@ -21591,7 +22631,7 @@
           </w:tcPr>
           <w:p>
             <w:pPr>
-              <w:pStyle w:val="1073"/>
+              <w:pStyle w:val="1075"/>
               <w:pBdr/>
               <w:spacing w:before="26" w:line="247" w:lineRule="auto"/>
               <w:ind w:right="818"/>
@@ -21674,7 +22714,7 @@
     </w:tbl>
     <w:p>
       <w:pPr>
-        <w:pStyle w:val="1059"/>
+        <w:pStyle w:val="1061"/>
         <w:pBdr/>
         <w:spacing/>
         <w:ind/>
@@ -21712,7 +22752,7 @@
     </w:p>
     <w:p>
       <w:pPr>
-        <w:pStyle w:val="1059"/>
+        <w:pStyle w:val="1061"/>
         <w:numPr>
           <w:ilvl w:val="0"/>
           <w:numId w:val="31"/>
@@ -21755,7 +22795,7 @@
     </w:p>
     <w:p>
       <w:pPr>
-        <w:pStyle w:val="1059"/>
+        <w:pStyle w:val="1061"/>
         <w:pBdr/>
         <w:spacing/>
         <w:ind/>
@@ -21785,7 +22825,7 @@
     </w:p>
     <w:tbl>
       <w:tblPr>
-        <w:tblStyle w:val="1078"/>
+        <w:tblStyle w:val="1080"/>
         <w:tblW w:w="0" w:type="auto"/>
         <w:tblBorders/>
         <w:tblLook w:val="0400" w:firstRow="0" w:lastRow="0" w:firstColumn="0" w:lastColumn="0" w:noHBand="0" w:noVBand="1"/>
@@ -21804,7 +22844,7 @@
           </w:tcPr>
           <w:p>
             <w:pPr>
-              <w:pStyle w:val="1073"/>
+              <w:pStyle w:val="1075"/>
               <w:numPr>
                 <w:ilvl w:val="0"/>
                 <w:numId w:val="36"/>
@@ -21824,7 +22864,7 @@
           </w:p>
           <w:p>
             <w:pPr>
-              <w:pStyle w:val="1073"/>
+              <w:pStyle w:val="1075"/>
               <w:numPr>
                 <w:ilvl w:val="1"/>
                 <w:numId w:val="36"/>
@@ -21844,7 +22884,7 @@
           </w:p>
           <w:p>
             <w:pPr>
-              <w:pStyle w:val="1073"/>
+              <w:pStyle w:val="1075"/>
               <w:numPr>
                 <w:ilvl w:val="1"/>
                 <w:numId w:val="36"/>
@@ -21864,7 +22904,7 @@
           </w:p>
           <w:p>
             <w:pPr>
-              <w:pStyle w:val="1073"/>
+              <w:pStyle w:val="1075"/>
               <w:numPr>
                 <w:ilvl w:val="1"/>
                 <w:numId w:val="36"/>
@@ -21884,7 +22924,7 @@
           </w:p>
           <w:p>
             <w:pPr>
-              <w:pStyle w:val="1073"/>
+              <w:pStyle w:val="1075"/>
               <w:numPr>
                 <w:ilvl w:val="0"/>
                 <w:numId w:val="36"/>
@@ -21904,7 +22944,7 @@
           </w:p>
           <w:p>
             <w:pPr>
-              <w:pStyle w:val="1073"/>
+              <w:pStyle w:val="1075"/>
               <w:numPr>
                 <w:ilvl w:val="0"/>
                 <w:numId w:val="36"/>
@@ -21950,7 +22990,7 @@
     </w:tbl>
     <w:p>
       <w:pPr>
-        <w:pStyle w:val="1073"/>
+        <w:pStyle w:val="1075"/>
         <w:pBdr/>
         <w:spacing w:before="26" w:line="247" w:lineRule="auto"/>
         <w:ind w:right="818" w:left="720"/>
@@ -21992,7 +23032,7 @@
     </w:p>
     <w:p>
       <w:pPr>
-        <w:pStyle w:val="1059"/>
+        <w:pStyle w:val="1061"/>
         <w:numPr>
           <w:ilvl w:val="0"/>
           <w:numId w:val="31"/>
@@ -22053,7 +23093,7 @@
     </w:p>
     <w:p>
       <w:pPr>
-        <w:pStyle w:val="1059"/>
+        <w:pStyle w:val="1061"/>
         <w:pBdr/>
         <w:spacing/>
         <w:ind/>
@@ -22083,7 +23123,7 @@
     </w:p>
     <w:tbl>
       <w:tblPr>
-        <w:tblStyle w:val="1078"/>
+        <w:tblStyle w:val="1080"/>
         <w:tblW w:w="0" w:type="auto"/>
         <w:tblBorders/>
         <w:tblLook w:val="0400" w:firstRow="0" w:lastRow="0" w:firstColumn="0" w:lastColumn="0" w:noHBand="0" w:noVBand="1"/>
@@ -22102,7 +23142,7 @@
           </w:tcPr>
           <w:p>
             <w:pPr>
-              <w:pStyle w:val="1073"/>
+              <w:pStyle w:val="1075"/>
               <w:pBdr/>
               <w:spacing w:before="26" w:line="247" w:lineRule="auto"/>
               <w:ind w:right="818"/>
@@ -22183,6 +23223,24 @@
               <w:t xml:space="preserve">onfiguration outputs.</w:t>
             </w:r>
             <w:r>
+              <w:rPr>
+                <w:rFonts w:ascii="Arial" w:hAnsi="Arial" w:cs="Arial"/>
+                <w:highlight w:val="none"/>
+              </w:rPr>
+            </w:r>
+            <w:r>
+              <w:rPr>
+                <w:rFonts w:ascii="Arial" w:hAnsi="Arial" w:cs="Arial"/>
+                <w:highlight w:val="none"/>
+              </w:rPr>
+            </w:r>
+          </w:p>
+          <w:p>
+            <w:pPr>
+              <w:pStyle w:val="1075"/>
+              <w:pBdr/>
+              <w:spacing w:before="26" w:line="247" w:lineRule="auto"/>
+              <w:ind w:right="818"/>
               <w:rPr>
                 <w:rFonts w:ascii="Arial" w:hAnsi="Arial" w:cs="Arial"/>
                 <w:b/>
@@ -22190,20 +23248,8 @@
                 <w:sz w:val="24"/>
                 <w:szCs w:val="24"/>
               </w:rPr>
-            </w:r>
-            <w:r>
-              <w:rPr>
-                <w:rFonts w:ascii="Arial" w:hAnsi="Arial" w:cs="Arial"/>
-                <w:highlight w:val="none"/>
-              </w:rPr>
-            </w:r>
-          </w:p>
-          <w:p>
-            <w:pPr>
-              <w:pStyle w:val="1073"/>
-              <w:pBdr/>
-              <w:spacing w:before="26" w:line="247" w:lineRule="auto"/>
-              <w:ind w:right="818"/>
+            </w:pPr>
+            <w:r>
               <w:rPr>
                 <w:rFonts w:ascii="Arial" w:hAnsi="Arial" w:cs="Arial"/>
                 <w:b/>
@@ -22211,7 +23257,7 @@
                 <w:sz w:val="24"/>
                 <w:szCs w:val="24"/>
               </w:rPr>
-            </w:pPr>
+            </w:r>
             <w:r>
               <w:rPr>
                 <w:rFonts w:ascii="Arial" w:hAnsi="Arial" w:cs="Arial"/>
@@ -22230,19 +23276,10 @@
                 <w:szCs w:val="24"/>
               </w:rPr>
             </w:r>
-            <w:r>
-              <w:rPr>
-                <w:rFonts w:ascii="Arial" w:hAnsi="Arial" w:cs="Arial"/>
-                <w:b/>
-                <w:bCs/>
-                <w:sz w:val="24"/>
-                <w:szCs w:val="24"/>
-              </w:rPr>
-            </w:r>
           </w:p>
           <w:p>
             <w:pPr>
-              <w:pStyle w:val="1073"/>
+              <w:pStyle w:val="1075"/>
               <w:pBdr/>
               <w:spacing w:before="26" w:line="247" w:lineRule="auto"/>
               <w:ind w:right="818"/>
@@ -22280,7 +23317,7 @@
           </w:p>
           <w:p>
             <w:pPr>
-              <w:pStyle w:val="1073"/>
+              <w:pStyle w:val="1075"/>
               <w:pBdr/>
               <w:spacing w:before="26" w:line="247" w:lineRule="auto"/>
               <w:ind w:right="818"/>
@@ -22310,7 +23347,7 @@
           </w:p>
           <w:p>
             <w:pPr>
-              <w:pStyle w:val="1073"/>
+              <w:pStyle w:val="1075"/>
               <w:pBdr/>
               <w:spacing w:before="26" w:line="247" w:lineRule="auto"/>
               <w:ind w:right="818"/>
@@ -22328,9 +23365,9 @@
                 <mc:Choice Requires="wpg">
                   <w:drawing>
                     <wp:inline xmlns:wp="http://schemas.openxmlformats.org/drawingml/2006/wordprocessingDrawing" distT="0" distB="0" distL="0" distR="0">
-                      <wp:extent cx="5613692" cy="1406428"/>
+                      <wp:extent cx="5613691" cy="1406427"/>
                       <wp:effectExtent l="0" t="0" r="0" b="0"/>
-                      <wp:docPr id="3" name=""/>
+                      <wp:docPr id="4" name=""/>
                       <wp:cNvGraphicFramePr>
                         <a:graphicFrameLocks xmlns:a="http://schemas.openxmlformats.org/drawingml/2006/main" noChangeAspect="1"/>
                       </wp:cNvGraphicFramePr>
@@ -22345,7 +23382,7 @@
                               <pic:nvPr/>
                             </pic:nvPicPr>
                             <pic:blipFill rotWithShape="1">
-                              <a:blip r:embed="rId18"/>
+                              <a:blip r:embed="rId19"/>
                               <a:stretch/>
                             </pic:blipFill>
                             <pic:spPr bwMode="auto">
@@ -22384,8 +23421,8 @@
                       <v:path o:extrusionok="f" gradientshapeok="t" o:connecttype="rect"/>
                       <o:lock v:ext="edit" aspectratio="t"/>
                     </v:shapetype>
-                    <v:shape id="_x0000_i2" o:spid="_x0000_s2" type="#_x0000_t75" style="width:442.02pt;height:110.74pt;mso-wrap-distance-left:0.00pt;mso-wrap-distance-top:0.00pt;mso-wrap-distance-right:0.00pt;mso-wrap-distance-bottom:0.00pt;z-index:1;" stroked="false">
-                      <v:imagedata r:id="rId18" o:title=""/>
+                    <v:shape id="_x0000_i3" o:spid="_x0000_s3" type="#_x0000_t75" style="width:442.02pt;height:110.74pt;mso-wrap-distance-left:0.00pt;mso-wrap-distance-top:0.00pt;mso-wrap-distance-right:0.00pt;mso-wrap-distance-bottom:0.00pt;z-index:1;" stroked="false">
+                      <v:imagedata r:id="rId19" o:title=""/>
                       <o:lock v:ext="edit" rotation="t"/>
                     </v:shape>
                   </w:pict>
@@ -22407,7 +23444,7 @@
           </w:p>
           <w:p>
             <w:pPr>
-              <w:pStyle w:val="1073"/>
+              <w:pStyle w:val="1075"/>
               <w:pBdr/>
               <w:spacing w:before="26" w:line="247" w:lineRule="auto"/>
               <w:ind w:right="818"/>
@@ -22440,7 +23477,7 @@
     </w:tbl>
     <w:p>
       <w:pPr>
-        <w:pStyle w:val="1073"/>
+        <w:pStyle w:val="1075"/>
         <w:pBdr/>
         <w:spacing w:before="26" w:line="247" w:lineRule="auto"/>
         <w:ind w:right="818" w:left="720"/>
@@ -22482,7 +23519,7 @@
     </w:p>
     <w:p>
       <w:pPr>
-        <w:pStyle w:val="1059"/>
+        <w:pStyle w:val="1061"/>
         <w:numPr>
           <w:ilvl w:val="0"/>
           <w:numId w:val="31"/>
@@ -22579,7 +23616,7 @@
     </w:p>
     <w:p>
       <w:pPr>
-        <w:pStyle w:val="1059"/>
+        <w:pStyle w:val="1061"/>
         <w:pBdr/>
         <w:spacing/>
         <w:ind/>
@@ -22609,7 +23646,7 @@
     </w:p>
     <w:tbl>
       <w:tblPr>
-        <w:tblStyle w:val="1078"/>
+        <w:tblStyle w:val="1080"/>
         <w:tblW w:w="0" w:type="auto"/>
         <w:tblBorders/>
         <w:tblLook w:val="0400" w:firstRow="0" w:lastRow="0" w:firstColumn="0" w:lastColumn="0" w:noHBand="0" w:noVBand="1"/>
@@ -22628,7 +23665,7 @@
           </w:tcPr>
           <w:p>
             <w:pPr>
-              <w:pStyle w:val="1073"/>
+              <w:pStyle w:val="1075"/>
               <w:pBdr/>
               <w:spacing w:before="26" w:line="247" w:lineRule="auto"/>
               <w:ind w:right="818"/>
@@ -22687,7 +23724,7 @@
     </w:tbl>
     <w:p>
       <w:pPr>
-        <w:pStyle w:val="1073"/>
+        <w:pStyle w:val="1075"/>
         <w:pBdr/>
         <w:spacing w:before="26" w:line="247" w:lineRule="auto"/>
         <w:ind w:right="818"/>
@@ -22733,7 +23770,7 @@
     </w:p>
     <w:p>
       <w:pPr>
-        <w:pStyle w:val="1073"/>
+        <w:pStyle w:val="1075"/>
         <w:numPr>
           <w:ilvl w:val="0"/>
           <w:numId w:val="35"/>
@@ -22784,7 +23821,7 @@
     </w:p>
     <w:p>
       <w:pPr>
-        <w:pStyle w:val="1073"/>
+        <w:pStyle w:val="1075"/>
         <w:pBdr/>
         <w:spacing w:before="26" w:line="247" w:lineRule="auto"/>
         <w:ind w:right="818"/>
@@ -22826,7 +23863,7 @@
     </w:p>
     <w:p>
       <w:pPr>
-        <w:pStyle w:val="1059"/>
+        <w:pStyle w:val="1061"/>
         <w:numPr>
           <w:ilvl w:val="0"/>
           <w:numId w:val="30"/>
@@ -22898,7 +23935,7 @@
     </w:p>
     <w:tbl>
       <w:tblPr>
-        <w:tblStyle w:val="1078"/>
+        <w:tblStyle w:val="1080"/>
         <w:tblW w:w="0" w:type="auto"/>
         <w:tblBorders/>
         <w:tblLook w:val="0400" w:firstRow="0" w:lastRow="0" w:firstColumn="0" w:lastColumn="0" w:noHBand="0" w:noVBand="1"/>
@@ -22917,7 +23954,7 @@
           </w:tcPr>
           <w:p>
             <w:pPr>
-              <w:pStyle w:val="1073"/>
+              <w:pStyle w:val="1075"/>
               <w:pBdr/>
               <w:spacing w:before="26" w:line="247" w:lineRule="auto"/>
               <w:ind w:right="818"/>
@@ -22988,7 +24025,7 @@
     </w:tbl>
     <w:p>
       <w:pPr>
-        <w:pStyle w:val="1073"/>
+        <w:pStyle w:val="1075"/>
         <w:pBdr/>
         <w:spacing w:before="26" w:line="247" w:lineRule="auto"/>
         <w:ind w:right="818"/>
@@ -23030,7 +24067,7 @@
     </w:p>
     <w:p>
       <w:pPr>
-        <w:pStyle w:val="1059"/>
+        <w:pStyle w:val="1061"/>
         <w:numPr>
           <w:ilvl w:val="0"/>
           <w:numId w:val="30"/>
@@ -23085,7 +24122,7 @@
     </w:p>
     <w:p>
       <w:pPr>
-        <w:pStyle w:val="1059"/>
+        <w:pStyle w:val="1061"/>
         <w:pBdr/>
         <w:spacing/>
         <w:ind/>
@@ -23115,7 +24152,7 @@
     </w:p>
     <w:tbl>
       <w:tblPr>
-        <w:tblStyle w:val="1078"/>
+        <w:tblStyle w:val="1080"/>
         <w:tblW w:w="0" w:type="auto"/>
         <w:tblBorders/>
         <w:tblLook w:val="0400" w:firstRow="0" w:lastRow="0" w:firstColumn="0" w:lastColumn="0" w:noHBand="0" w:noVBand="1"/>
@@ -23134,7 +24171,7 @@
           </w:tcPr>
           <w:p>
             <w:pPr>
-              <w:pStyle w:val="1073"/>
+              <w:pStyle w:val="1075"/>
               <w:pBdr/>
               <w:spacing w:before="26" w:line="247" w:lineRule="auto"/>
               <w:ind w:right="818"/>
@@ -23181,7 +24218,7 @@
     </w:tbl>
     <w:p>
       <w:pPr>
-        <w:pStyle w:val="1073"/>
+        <w:pStyle w:val="1075"/>
         <w:pBdr/>
         <w:spacing w:before="26" w:line="247" w:lineRule="auto"/>
         <w:ind w:right="818"/>
@@ -23282,7 +24319,7 @@
 <w:ftr xmlns:wpc="http://schemas.microsoft.com/office/word/2010/wordprocessingCanvas" xmlns:mc="http://schemas.openxmlformats.org/markup-compatibility/2006" xmlns:o="urn:schemas-microsoft-com:office:office" xmlns:r="http://schemas.openxmlformats.org/officeDocument/2006/relationships" xmlns:m="http://schemas.openxmlformats.org/officeDocument/2006/math" xmlns:v="urn:schemas-microsoft-com:vml" xmlns:wp14="http://schemas.microsoft.com/office/word/2010/wordprocessingDrawing" xmlns:wp="http://schemas.openxmlformats.org/drawingml/2006/wordprocessingDrawing" xmlns:w10="urn:schemas-microsoft-com:office:word" xmlns:w="http://schemas.openxmlformats.org/wordprocessingml/2006/main" xmlns:w14="http://schemas.microsoft.com/office/word/2010/wordml" xmlns:w15="http://schemas.microsoft.com/office/word/2012/wordml" xmlns:wpg="http://schemas.microsoft.com/office/word/2010/wordprocessingGroup" xmlns:wpi="http://schemas.microsoft.com/office/word/2010/wordprocessingInk" xmlns:wne="http://schemas.microsoft.com/office/word/2006/wordml" xmlns:a="http://schemas.openxmlformats.org/drawingml/2006/main" xmlns:wps="http://schemas.microsoft.com/office/word/2010/wordprocessingShape" mc:Ignorable="w14 w15 wp14">
   <w:p>
     <w:pPr>
-      <w:pStyle w:val="1071"/>
+      <w:pStyle w:val="1073"/>
       <w:pBdr>
         <w:top w:val="single" w:color="000000" w:sz="4" w:space="1"/>
       </w:pBdr>
@@ -23385,7 +24422,7 @@
 <w:ftr xmlns:wpc="http://schemas.microsoft.com/office/word/2010/wordprocessingCanvas" xmlns:mc="http://schemas.openxmlformats.org/markup-compatibility/2006" xmlns:o="urn:schemas-microsoft-com:office:office" xmlns:r="http://schemas.openxmlformats.org/officeDocument/2006/relationships" xmlns:m="http://schemas.openxmlformats.org/officeDocument/2006/math" xmlns:v="urn:schemas-microsoft-com:vml" xmlns:wp14="http://schemas.microsoft.com/office/word/2010/wordprocessingDrawing" xmlns:wp="http://schemas.openxmlformats.org/drawingml/2006/wordprocessingDrawing" xmlns:w10="urn:schemas-microsoft-com:office:word" xmlns:w="http://schemas.openxmlformats.org/wordprocessingml/2006/main" xmlns:w14="http://schemas.microsoft.com/office/word/2010/wordml" xmlns:w15="http://schemas.microsoft.com/office/word/2012/wordml" xmlns:wpg="http://schemas.microsoft.com/office/word/2010/wordprocessingGroup" xmlns:wpi="http://schemas.microsoft.com/office/word/2010/wordprocessingInk" xmlns:wne="http://schemas.microsoft.com/office/word/2006/wordml" xmlns:a="http://schemas.openxmlformats.org/drawingml/2006/main" xmlns:wps="http://schemas.microsoft.com/office/word/2010/wordprocessingShape" mc:Ignorable="w14 w15 wp14">
   <w:p>
     <w:pPr>
-      <w:pStyle w:val="1071"/>
+      <w:pStyle w:val="1073"/>
       <w:pBdr>
         <w:top w:val="single" w:color="000000" w:sz="4" w:space="1"/>
       </w:pBdr>
@@ -23507,7 +24544,7 @@
 <w:hdr xmlns:wpc="http://schemas.microsoft.com/office/word/2010/wordprocessingCanvas" xmlns:mc="http://schemas.openxmlformats.org/markup-compatibility/2006" xmlns:o="urn:schemas-microsoft-com:office:office" xmlns:r="http://schemas.openxmlformats.org/officeDocument/2006/relationships" xmlns:m="http://schemas.openxmlformats.org/officeDocument/2006/math" xmlns:v="urn:schemas-microsoft-com:vml" xmlns:wp14="http://schemas.microsoft.com/office/word/2010/wordprocessingDrawing" xmlns:wp="http://schemas.openxmlformats.org/drawingml/2006/wordprocessingDrawing" xmlns:w10="urn:schemas-microsoft-com:office:word" xmlns:w="http://schemas.openxmlformats.org/wordprocessingml/2006/main" xmlns:w14="http://schemas.microsoft.com/office/word/2010/wordml" xmlns:w15="http://schemas.microsoft.com/office/word/2012/wordml" xmlns:wpg="http://schemas.microsoft.com/office/word/2010/wordprocessingGroup" xmlns:wpi="http://schemas.microsoft.com/office/word/2010/wordprocessingInk" xmlns:wne="http://schemas.microsoft.com/office/word/2006/wordml" xmlns:a="http://schemas.openxmlformats.org/drawingml/2006/main" xmlns:wps="http://schemas.microsoft.com/office/word/2010/wordprocessingShape" mc:Ignorable="w14 w15 wp14">
   <w:p>
     <w:pPr>
-      <w:pStyle w:val="1069"/>
+      <w:pStyle w:val="1071"/>
       <w:pBdr/>
       <w:tabs>
         <w:tab w:val="clear" w:leader="none" w:pos="4513"/>
@@ -23613,7 +24650,7 @@
 <w:hdr xmlns:wpc="http://schemas.microsoft.com/office/word/2010/wordprocessingCanvas" xmlns:mc="http://schemas.openxmlformats.org/markup-compatibility/2006" xmlns:o="urn:schemas-microsoft-com:office:office" xmlns:r="http://schemas.openxmlformats.org/officeDocument/2006/relationships" xmlns:m="http://schemas.openxmlformats.org/officeDocument/2006/math" xmlns:v="urn:schemas-microsoft-com:vml" xmlns:wp14="http://schemas.microsoft.com/office/word/2010/wordprocessingDrawing" xmlns:wp="http://schemas.openxmlformats.org/drawingml/2006/wordprocessingDrawing" xmlns:w10="urn:schemas-microsoft-com:office:word" xmlns:w="http://schemas.openxmlformats.org/wordprocessingml/2006/main" xmlns:w14="http://schemas.microsoft.com/office/word/2010/wordml" xmlns:w15="http://schemas.microsoft.com/office/word/2012/wordml" xmlns:wpg="http://schemas.microsoft.com/office/word/2010/wordprocessingGroup" xmlns:wpi="http://schemas.microsoft.com/office/word/2010/wordprocessingInk" xmlns:wne="http://schemas.microsoft.com/office/word/2006/wordml" xmlns:a="http://schemas.openxmlformats.org/drawingml/2006/main" xmlns:wps="http://schemas.microsoft.com/office/word/2010/wordprocessingShape" mc:Ignorable="w14 w15 wp14">
   <w:p>
     <w:pPr>
-      <w:pStyle w:val="1069"/>
+      <w:pStyle w:val="1071"/>
       <w:pBdr/>
       <w:spacing/>
       <w:ind/>
@@ -28416,6 +29453,153 @@
   </w:abstractNum>
   <w:abstractNum w:abstractNumId="35">
     <w:nsid w:val="2E29FE50"/>
+    <w:lvl w:ilvl="0">
+      <w:isLgl w:val="false"/>
+      <w:lvlJc w:val="left"/>
+      <w:lvlText w:val="·"/>
+      <w:numFmt w:val="bullet"/>
+      <w:pPr>
+        <w:pBdr/>
+        <w:spacing/>
+        <w:ind w:hanging="360" w:left="720"/>
+      </w:pPr>
+      <w:rPr>
+        <w:rFonts w:hint="default" w:ascii="Symbol" w:hAnsi="Symbol" w:eastAsia="Symbol" w:cs="Symbol"/>
+      </w:rPr>
+      <w:start w:val="1"/>
+      <w:suff w:val="tab"/>
+    </w:lvl>
+    <w:lvl w:ilvl="1">
+      <w:isLgl w:val="false"/>
+      <w:lvlJc w:val="left"/>
+      <w:lvlText w:val="o"/>
+      <w:numFmt w:val="bullet"/>
+      <w:pPr>
+        <w:pBdr/>
+        <w:spacing/>
+        <w:ind w:hanging="360" w:left="1440"/>
+      </w:pPr>
+      <w:rPr>
+        <w:rFonts w:hint="default" w:ascii="Courier New" w:hAnsi="Courier New" w:eastAsia="Courier New" w:cs="Courier New"/>
+      </w:rPr>
+      <w:start w:val="1"/>
+      <w:suff w:val="tab"/>
+    </w:lvl>
+    <w:lvl w:ilvl="2">
+      <w:isLgl w:val="false"/>
+      <w:lvlJc w:val="left"/>
+      <w:lvlText w:val="§"/>
+      <w:numFmt w:val="bullet"/>
+      <w:pPr>
+        <w:pBdr/>
+        <w:spacing/>
+        <w:ind w:hanging="360" w:left="2160"/>
+      </w:pPr>
+      <w:rPr>
+        <w:rFonts w:hint="default" w:ascii="Wingdings" w:hAnsi="Wingdings" w:eastAsia="Wingdings" w:cs="Wingdings"/>
+      </w:rPr>
+      <w:start w:val="1"/>
+      <w:suff w:val="tab"/>
+    </w:lvl>
+    <w:lvl w:ilvl="3">
+      <w:isLgl w:val="false"/>
+      <w:lvlJc w:val="left"/>
+      <w:lvlText w:val="·"/>
+      <w:numFmt w:val="bullet"/>
+      <w:pPr>
+        <w:pBdr/>
+        <w:spacing/>
+        <w:ind w:hanging="360" w:left="2880"/>
+      </w:pPr>
+      <w:rPr>
+        <w:rFonts w:hint="default" w:ascii="Symbol" w:hAnsi="Symbol" w:eastAsia="Symbol" w:cs="Symbol"/>
+      </w:rPr>
+      <w:start w:val="1"/>
+      <w:suff w:val="tab"/>
+    </w:lvl>
+    <w:lvl w:ilvl="4">
+      <w:isLgl w:val="false"/>
+      <w:lvlJc w:val="left"/>
+      <w:lvlText w:val="o"/>
+      <w:numFmt w:val="bullet"/>
+      <w:pPr>
+        <w:pBdr/>
+        <w:spacing/>
+        <w:ind w:hanging="360" w:left="3600"/>
+      </w:pPr>
+      <w:rPr>
+        <w:rFonts w:hint="default" w:ascii="Courier New" w:hAnsi="Courier New" w:eastAsia="Courier New" w:cs="Courier New"/>
+      </w:rPr>
+      <w:start w:val="1"/>
+      <w:suff w:val="tab"/>
+    </w:lvl>
+    <w:lvl w:ilvl="5">
+      <w:isLgl w:val="false"/>
+      <w:lvlJc w:val="left"/>
+      <w:lvlText w:val="§"/>
+      <w:numFmt w:val="bullet"/>
+      <w:pPr>
+        <w:pBdr/>
+        <w:spacing/>
+        <w:ind w:hanging="360" w:left="4320"/>
+      </w:pPr>
+      <w:rPr>
+        <w:rFonts w:hint="default" w:ascii="Wingdings" w:hAnsi="Wingdings" w:eastAsia="Wingdings" w:cs="Wingdings"/>
+      </w:rPr>
+      <w:start w:val="1"/>
+      <w:suff w:val="tab"/>
+    </w:lvl>
+    <w:lvl w:ilvl="6">
+      <w:isLgl w:val="false"/>
+      <w:lvlJc w:val="left"/>
+      <w:lvlText w:val="·"/>
+      <w:numFmt w:val="bullet"/>
+      <w:pPr>
+        <w:pBdr/>
+        <w:spacing/>
+        <w:ind w:hanging="360" w:left="5040"/>
+      </w:pPr>
+      <w:rPr>
+        <w:rFonts w:hint="default" w:ascii="Symbol" w:hAnsi="Symbol" w:eastAsia="Symbol" w:cs="Symbol"/>
+      </w:rPr>
+      <w:start w:val="1"/>
+      <w:suff w:val="tab"/>
+    </w:lvl>
+    <w:lvl w:ilvl="7">
+      <w:isLgl w:val="false"/>
+      <w:lvlJc w:val="left"/>
+      <w:lvlText w:val="o"/>
+      <w:numFmt w:val="bullet"/>
+      <w:pPr>
+        <w:pBdr/>
+        <w:spacing/>
+        <w:ind w:hanging="360" w:left="5760"/>
+      </w:pPr>
+      <w:rPr>
+        <w:rFonts w:hint="default" w:ascii="Courier New" w:hAnsi="Courier New" w:eastAsia="Courier New" w:cs="Courier New"/>
+      </w:rPr>
+      <w:start w:val="1"/>
+      <w:suff w:val="tab"/>
+    </w:lvl>
+    <w:lvl w:ilvl="8">
+      <w:isLgl w:val="false"/>
+      <w:lvlJc w:val="left"/>
+      <w:lvlText w:val="§"/>
+      <w:numFmt w:val="bullet"/>
+      <w:pPr>
+        <w:pBdr/>
+        <w:spacing/>
+        <w:ind w:hanging="360" w:left="6480"/>
+      </w:pPr>
+      <w:rPr>
+        <w:rFonts w:hint="default" w:ascii="Wingdings" w:hAnsi="Wingdings" w:eastAsia="Wingdings" w:cs="Wingdings"/>
+      </w:rPr>
+      <w:start w:val="1"/>
+      <w:suff w:val="tab"/>
+    </w:lvl>
+  </w:abstractNum>
+  <w:abstractNum w:abstractNumId="36">
+    <w:nsid w:val="6C0ACCF2"/>
     <w:lvl w:ilvl="0">
       <w:isLgl w:val="false"/>
       <w:lvlJc w:val="left"/>
@@ -28668,6 +29852,9 @@
   </w:num>
   <w:num w:numId="36">
     <w:abstractNumId w:val="35"/>
+  </w:num>
+  <w:num w:numId="37">
+    <w:abstractNumId w:val="36"/>
   </w:num>
 </w:numbering>
 </file>
@@ -28831,9 +30018,9 @@
     <w:lsdException w:name="Bibliography" w:uiPriority="37"/>
     <w:lsdException w:name="TOC Heading" w:uiPriority="39" w:qFormat="1"/>
   </w:latentStyles>
-  <w:style w:type="table" w:styleId="879">
+  <w:style w:type="table" w:styleId="881">
     <w:name w:val="Table Grid Light"/>
-    <w:basedOn w:val="1042"/>
+    <w:basedOn w:val="1044"/>
     <w:uiPriority w:val="59"/>
     <w:pPr>
       <w:pBdr/>
@@ -29030,9 +30217,9 @@
       </w:tcPr>
     </w:tblStylePr>
   </w:style>
-  <w:style w:type="table" w:styleId="880">
+  <w:style w:type="table" w:styleId="882">
     <w:name w:val="Plain Table 1"/>
-    <w:basedOn w:val="1042"/>
+    <w:basedOn w:val="1044"/>
     <w:uiPriority w:val="59"/>
     <w:pPr>
       <w:pBdr/>
@@ -29255,9 +30442,9 @@
       </w:tcPr>
     </w:tblStylePr>
   </w:style>
-  <w:style w:type="table" w:styleId="881">
+  <w:style w:type="table" w:styleId="883">
     <w:name w:val="Plain Table 2"/>
-    <w:basedOn w:val="1042"/>
+    <w:basedOn w:val="1044"/>
     <w:uiPriority w:val="59"/>
     <w:pPr>
       <w:pBdr/>
@@ -29488,9 +30675,9 @@
       </w:tcPr>
     </w:tblStylePr>
   </w:style>
-  <w:style w:type="table" w:styleId="882">
+  <w:style w:type="table" w:styleId="884">
     <w:name w:val="Plain Table 3"/>
-    <w:basedOn w:val="1042"/>
+    <w:basedOn w:val="1044"/>
     <w:uiPriority w:val="99"/>
     <w:pPr>
       <w:pBdr/>
@@ -29718,9 +30905,9 @@
       </w:tcPr>
     </w:tblStylePr>
   </w:style>
-  <w:style w:type="table" w:styleId="883">
+  <w:style w:type="table" w:styleId="885">
     <w:name w:val="Plain Table 4"/>
-    <w:basedOn w:val="1042"/>
+    <w:basedOn w:val="1044"/>
     <w:uiPriority w:val="99"/>
     <w:pPr>
       <w:pBdr/>
@@ -29934,9 +31121,9 @@
       </w:tcPr>
     </w:tblStylePr>
   </w:style>
-  <w:style w:type="table" w:styleId="884">
+  <w:style w:type="table" w:styleId="886">
     <w:name w:val="Plain Table 5"/>
-    <w:basedOn w:val="1042"/>
+    <w:basedOn w:val="1044"/>
     <w:uiPriority w:val="99"/>
     <w:pPr>
       <w:pBdr/>
@@ -30167,9 +31354,9 @@
       </w:tcPr>
     </w:tblStylePr>
   </w:style>
-  <w:style w:type="table" w:styleId="885">
+  <w:style w:type="table" w:styleId="887">
     <w:name w:val="Grid Table 1 Light"/>
-    <w:basedOn w:val="1042"/>
+    <w:basedOn w:val="1044"/>
     <w:uiPriority w:val="99"/>
     <w:pPr>
       <w:pBdr/>
@@ -30390,9 +31577,9 @@
       </w:tcPr>
     </w:tblStylePr>
   </w:style>
-  <w:style w:type="table" w:styleId="886">
+  <w:style w:type="table" w:styleId="888">
     <w:name w:val="Grid Table 1 Light - Accent 1"/>
-    <w:basedOn w:val="1042"/>
+    <w:basedOn w:val="1044"/>
     <w:uiPriority w:val="99"/>
     <w:pPr>
       <w:pBdr/>
@@ -30613,9 +31800,9 @@
       </w:tcPr>
     </w:tblStylePr>
   </w:style>
-  <w:style w:type="table" w:styleId="887">
+  <w:style w:type="table" w:styleId="889">
     <w:name w:val="Grid Table 1 Light - Accent 2"/>
-    <w:basedOn w:val="1042"/>
+    <w:basedOn w:val="1044"/>
     <w:uiPriority w:val="99"/>
     <w:pPr>
       <w:pBdr/>
@@ -30836,9 +32023,9 @@
       </w:tcPr>
     </w:tblStylePr>
   </w:style>
-  <w:style w:type="table" w:styleId="888">
+  <w:style w:type="table" w:styleId="890">
     <w:name w:val="Grid Table 1 Light - Accent 3"/>
-    <w:basedOn w:val="1042"/>
+    <w:basedOn w:val="1044"/>
     <w:uiPriority w:val="99"/>
     <w:pPr>
       <w:pBdr/>
@@ -31059,9 +32246,9 @@
       </w:tcPr>
     </w:tblStylePr>
   </w:style>
-  <w:style w:type="table" w:styleId="889">
+  <w:style w:type="table" w:styleId="891">
     <w:name w:val="Grid Table 1 Light - Accent 4"/>
-    <w:basedOn w:val="1042"/>
+    <w:basedOn w:val="1044"/>
     <w:uiPriority w:val="99"/>
     <w:pPr>
       <w:pBdr/>
@@ -31282,9 +32469,9 @@
       </w:tcPr>
     </w:tblStylePr>
   </w:style>
-  <w:style w:type="table" w:styleId="890">
+  <w:style w:type="table" w:styleId="892">
     <w:name w:val="Grid Table 1 Light - Accent 5"/>
-    <w:basedOn w:val="1042"/>
+    <w:basedOn w:val="1044"/>
     <w:uiPriority w:val="99"/>
     <w:pPr>
       <w:pBdr/>
@@ -31505,9 +32692,9 @@
       </w:tcPr>
     </w:tblStylePr>
   </w:style>
-  <w:style w:type="table" w:styleId="891">
+  <w:style w:type="table" w:styleId="893">
     <w:name w:val="Grid Table 1 Light - Accent 6"/>
-    <w:basedOn w:val="1042"/>
+    <w:basedOn w:val="1044"/>
     <w:uiPriority w:val="99"/>
     <w:pPr>
       <w:pBdr/>
@@ -31728,9 +32915,9 @@
       </w:tcPr>
     </w:tblStylePr>
   </w:style>
-  <w:style w:type="table" w:styleId="892">
+  <w:style w:type="table" w:styleId="894">
     <w:name w:val="Grid Table 2"/>
-    <w:basedOn w:val="1042"/>
+    <w:basedOn w:val="1044"/>
     <w:uiPriority w:val="99"/>
     <w:pPr>
       <w:pBdr/>
@@ -31960,9 +33147,9 @@
       </w:tcPr>
     </w:tblStylePr>
   </w:style>
-  <w:style w:type="table" w:styleId="893">
+  <w:style w:type="table" w:styleId="895">
     <w:name w:val="Grid Table 2 - Accent 1"/>
-    <w:basedOn w:val="1042"/>
+    <w:basedOn w:val="1044"/>
     <w:uiPriority w:val="99"/>
     <w:pPr>
       <w:pBdr/>
@@ -32192,9 +33379,9 @@
       </w:tcPr>
     </w:tblStylePr>
   </w:style>
-  <w:style w:type="table" w:styleId="894">
+  <w:style w:type="table" w:styleId="896">
     <w:name w:val="Grid Table 2 - Accent 2"/>
-    <w:basedOn w:val="1042"/>
+    <w:basedOn w:val="1044"/>
     <w:uiPriority w:val="99"/>
     <w:pPr>
       <w:pBdr/>
@@ -32424,9 +33611,9 @@
       </w:tcPr>
     </w:tblStylePr>
   </w:style>
-  <w:style w:type="table" w:styleId="895">
+  <w:style w:type="table" w:styleId="897">
     <w:name w:val="Grid Table 2 - Accent 3"/>
-    <w:basedOn w:val="1042"/>
+    <w:basedOn w:val="1044"/>
     <w:uiPriority w:val="99"/>
     <w:pPr>
       <w:pBdr/>
@@ -32656,9 +33843,9 @@
       </w:tcPr>
     </w:tblStylePr>
   </w:style>
-  <w:style w:type="table" w:styleId="896">
+  <w:style w:type="table" w:styleId="898">
     <w:name w:val="Grid Table 2 - Accent 4"/>
-    <w:basedOn w:val="1042"/>
+    <w:basedOn w:val="1044"/>
     <w:uiPriority w:val="99"/>
     <w:pPr>
       <w:pBdr/>
@@ -32888,9 +34075,9 @@
       </w:tcPr>
     </w:tblStylePr>
   </w:style>
-  <w:style w:type="table" w:styleId="897">
+  <w:style w:type="table" w:styleId="899">
     <w:name w:val="Grid Table 2 - Accent 5"/>
-    <w:basedOn w:val="1042"/>
+    <w:basedOn w:val="1044"/>
     <w:uiPriority w:val="99"/>
     <w:pPr>
       <w:pBdr/>
@@ -33120,9 +34307,9 @@
       </w:tcPr>
     </w:tblStylePr>
   </w:style>
-  <w:style w:type="table" w:styleId="898">
+  <w:style w:type="table" w:styleId="900">
     <w:name w:val="Grid Table 2 - Accent 6"/>
-    <w:basedOn w:val="1042"/>
+    <w:basedOn w:val="1044"/>
     <w:uiPriority w:val="99"/>
     <w:pPr>
       <w:pBdr/>
@@ -33352,9 +34539,9 @@
       </w:tcPr>
     </w:tblStylePr>
   </w:style>
-  <w:style w:type="table" w:styleId="899">
+  <w:style w:type="table" w:styleId="901">
     <w:name w:val="Grid Table 3"/>
-    <w:basedOn w:val="1042"/>
+    <w:basedOn w:val="1044"/>
     <w:uiPriority w:val="99"/>
     <w:pPr>
       <w:pBdr/>
@@ -33597,9 +34784,9 @@
       </w:tcPr>
     </w:tblStylePr>
   </w:style>
-  <w:style w:type="table" w:styleId="900">
+  <w:style w:type="table" w:styleId="902">
     <w:name w:val="Grid Table 3 - Accent 1"/>
-    <w:basedOn w:val="1042"/>
+    <w:basedOn w:val="1044"/>
     <w:uiPriority w:val="99"/>
     <w:pPr>
       <w:pBdr/>
@@ -33842,9 +35029,9 @@
       </w:tcPr>
     </w:tblStylePr>
   </w:style>
-  <w:style w:type="table" w:styleId="901">
+  <w:style w:type="table" w:styleId="903">
     <w:name w:val="Grid Table 3 - Accent 2"/>
-    <w:basedOn w:val="1042"/>
+    <w:basedOn w:val="1044"/>
     <w:uiPriority w:val="99"/>
     <w:pPr>
       <w:pBdr/>
@@ -34087,9 +35274,9 @@
       </w:tcPr>
     </w:tblStylePr>
   </w:style>
-  <w:style w:type="table" w:styleId="902">
+  <w:style w:type="table" w:styleId="904">
     <w:name w:val="Grid Table 3 - Accent 3"/>
-    <w:basedOn w:val="1042"/>
+    <w:basedOn w:val="1044"/>
     <w:uiPriority w:val="99"/>
     <w:pPr>
       <w:pBdr/>
@@ -34332,9 +35519,9 @@
       </w:tcPr>
     </w:tblStylePr>
   </w:style>
-  <w:style w:type="table" w:styleId="903">
+  <w:style w:type="table" w:styleId="905">
     <w:name w:val="Grid Table 3 - Accent 4"/>
-    <w:basedOn w:val="1042"/>
+    <w:basedOn w:val="1044"/>
     <w:uiPriority w:val="99"/>
     <w:pPr>
       <w:pBdr/>
@@ -34577,9 +35764,9 @@
       </w:tcPr>
     </w:tblStylePr>
   </w:style>
-  <w:style w:type="table" w:styleId="904">
+  <w:style w:type="table" w:styleId="906">
     <w:name w:val="Grid Table 3 - Accent 5"/>
-    <w:basedOn w:val="1042"/>
+    <w:basedOn w:val="1044"/>
     <w:uiPriority w:val="99"/>
     <w:pPr>
       <w:pBdr/>
@@ -34822,9 +36009,9 @@
       </w:tcPr>
     </w:tblStylePr>
   </w:style>
-  <w:style w:type="table" w:styleId="905">
+  <w:style w:type="table" w:styleId="907">
     <w:name w:val="Grid Table 3 - Accent 6"/>
-    <w:basedOn w:val="1042"/>
+    <w:basedOn w:val="1044"/>
     <w:uiPriority w:val="99"/>
     <w:pPr>
       <w:pBdr/>
@@ -35067,9 +36254,9 @@
       </w:tcPr>
     </w:tblStylePr>
   </w:style>
-  <w:style w:type="table" w:styleId="906">
+  <w:style w:type="table" w:styleId="908">
     <w:name w:val="Grid Table 4"/>
-    <w:basedOn w:val="1042"/>
+    <w:basedOn w:val="1044"/>
     <w:uiPriority w:val="59"/>
     <w:pPr>
       <w:pBdr/>
@@ -35300,9 +36487,9 @@
       </w:tcPr>
     </w:tblStylePr>
   </w:style>
-  <w:style w:type="table" w:styleId="907">
+  <w:style w:type="table" w:styleId="909">
     <w:name w:val="Grid Table 4 - Accent 1"/>
-    <w:basedOn w:val="1042"/>
+    <w:basedOn w:val="1044"/>
     <w:uiPriority w:val="59"/>
     <w:pPr>
       <w:pBdr/>
@@ -35533,9 +36720,9 @@
       </w:tcPr>
     </w:tblStylePr>
   </w:style>
-  <w:style w:type="table" w:styleId="908">
+  <w:style w:type="table" w:styleId="910">
     <w:name w:val="Grid Table 4 - Accent 2"/>
-    <w:basedOn w:val="1042"/>
+    <w:basedOn w:val="1044"/>
     <w:uiPriority w:val="59"/>
     <w:pPr>
       <w:pBdr/>
@@ -35766,9 +36953,9 @@
       </w:tcPr>
     </w:tblStylePr>
   </w:style>
-  <w:style w:type="table" w:styleId="909">
+  <w:style w:type="table" w:styleId="911">
     <w:name w:val="Grid Table 4 - Accent 3"/>
-    <w:basedOn w:val="1042"/>
+    <w:basedOn w:val="1044"/>
     <w:uiPriority w:val="59"/>
     <w:pPr>
       <w:pBdr/>
@@ -35999,9 +37186,9 @@
       </w:tcPr>
     </w:tblStylePr>
   </w:style>
-  <w:style w:type="table" w:styleId="910">
+  <w:style w:type="table" w:styleId="912">
     <w:name w:val="Grid Table 4 - Accent 4"/>
-    <w:basedOn w:val="1042"/>
+    <w:basedOn w:val="1044"/>
     <w:uiPriority w:val="59"/>
     <w:pPr>
       <w:pBdr/>
@@ -36232,9 +37419,9 @@
       </w:tcPr>
     </w:tblStylePr>
   </w:style>
-  <w:style w:type="table" w:styleId="911">
+  <w:style w:type="table" w:styleId="913">
     <w:name w:val="Grid Table 4 - Accent 5"/>
-    <w:basedOn w:val="1042"/>
+    <w:basedOn w:val="1044"/>
     <w:uiPriority w:val="59"/>
     <w:pPr>
       <w:pBdr/>
@@ -36465,9 +37652,9 @@
       </w:tcPr>
     </w:tblStylePr>
   </w:style>
-  <w:style w:type="table" w:styleId="912">
+  <w:style w:type="table" w:styleId="914">
     <w:name w:val="Grid Table 4 - Accent 6"/>
-    <w:basedOn w:val="1042"/>
+    <w:basedOn w:val="1044"/>
     <w:uiPriority w:val="59"/>
     <w:pPr>
       <w:pBdr/>
@@ -36698,9 +37885,9 @@
       </w:tcPr>
     </w:tblStylePr>
   </w:style>
-  <w:style w:type="table" w:styleId="913">
+  <w:style w:type="table" w:styleId="915">
     <w:name w:val="Grid Table 5 Dark"/>
-    <w:basedOn w:val="1042"/>
+    <w:basedOn w:val="1044"/>
     <w:uiPriority w:val="99"/>
     <w:pPr>
       <w:pBdr/>
@@ -36926,9 +38113,9 @@
       </w:tcPr>
     </w:tblStylePr>
   </w:style>
-  <w:style w:type="table" w:styleId="914">
+  <w:style w:type="table" w:styleId="916">
     <w:name w:val="Grid Table 5 Dark- Accent 1"/>
-    <w:basedOn w:val="1042"/>
+    <w:basedOn w:val="1044"/>
     <w:uiPriority w:val="99"/>
     <w:pPr>
       <w:pBdr/>
@@ -37154,9 +38341,9 @@
       </w:tcPr>
     </w:tblStylePr>
   </w:style>
-  <w:style w:type="table" w:styleId="915">
+  <w:style w:type="table" w:styleId="917">
     <w:name w:val="Grid Table 5 Dark - Accent 2"/>
-    <w:basedOn w:val="1042"/>
+    <w:basedOn w:val="1044"/>
     <w:uiPriority w:val="99"/>
     <w:pPr>
       <w:pBdr/>
@@ -37382,9 +38569,9 @@
       </w:tcPr>
     </w:tblStylePr>
   </w:style>
-  <w:style w:type="table" w:styleId="916">
+  <w:style w:type="table" w:styleId="918">
     <w:name w:val="Grid Table 5 Dark - Accent 3"/>
-    <w:basedOn w:val="1042"/>
+    <w:basedOn w:val="1044"/>
     <w:uiPriority w:val="99"/>
     <w:pPr>
       <w:pBdr/>
@@ -37610,9 +38797,9 @@
       </w:tcPr>
     </w:tblStylePr>
   </w:style>
-  <w:style w:type="table" w:styleId="917">
+  <w:style w:type="table" w:styleId="919">
     <w:name w:val="Grid Table 5 Dark- Accent 4"/>
-    <w:basedOn w:val="1042"/>
+    <w:basedOn w:val="1044"/>
     <w:uiPriority w:val="99"/>
     <w:pPr>
       <w:pBdr/>
@@ -37838,9 +39025,9 @@
       </w:tcPr>
     </w:tblStylePr>
   </w:style>
-  <w:style w:type="table" w:styleId="918">
+  <w:style w:type="table" w:styleId="920">
     <w:name w:val="Grid Table 5 Dark - Accent 5"/>
-    <w:basedOn w:val="1042"/>
+    <w:basedOn w:val="1044"/>
     <w:uiPriority w:val="99"/>
     <w:pPr>
       <w:pBdr/>
@@ -38066,9 +39253,9 @@
       </w:tcPr>
     </w:tblStylePr>
   </w:style>
-  <w:style w:type="table" w:styleId="919">
+  <w:style w:type="table" w:styleId="921">
     <w:name w:val="Grid Table 5 Dark - Accent 6"/>
-    <w:basedOn w:val="1042"/>
+    <w:basedOn w:val="1044"/>
     <w:uiPriority w:val="99"/>
     <w:pPr>
       <w:pBdr/>
@@ -38294,9 +39481,9 @@
       </w:tcPr>
     </w:tblStylePr>
   </w:style>
-  <w:style w:type="table" w:styleId="920">
+  <w:style w:type="table" w:styleId="922">
     <w:name w:val="Grid Table 6 Colorful"/>
-    <w:basedOn w:val="1042"/>
+    <w:basedOn w:val="1044"/>
     <w:uiPriority w:val="99"/>
     <w:pPr>
       <w:pBdr/>
@@ -38524,9 +39711,9 @@
       </w:tcPr>
     </w:tblStylePr>
   </w:style>
-  <w:style w:type="table" w:styleId="921">
+  <w:style w:type="table" w:styleId="923">
     <w:name w:val="Grid Table 6 Colorful - Accent 1"/>
-    <w:basedOn w:val="1042"/>
+    <w:basedOn w:val="1044"/>
     <w:uiPriority w:val="99"/>
     <w:pPr>
       <w:pBdr/>
@@ -38754,9 +39941,9 @@
       </w:tcPr>
     </w:tblStylePr>
   </w:style>
-  <w:style w:type="table" w:styleId="922">
+  <w:style w:type="table" w:styleId="924">
     <w:name w:val="Grid Table 6 Colorful - Accent 2"/>
-    <w:basedOn w:val="1042"/>
+    <w:basedOn w:val="1044"/>
     <w:uiPriority w:val="99"/>
     <w:pPr>
       <w:pBdr/>
@@ -38984,9 +40171,9 @@
       </w:tcPr>
     </w:tblStylePr>
   </w:style>
-  <w:style w:type="table" w:styleId="923">
+  <w:style w:type="table" w:styleId="925">
     <w:name w:val="Grid Table 6 Colorful - Accent 3"/>
-    <w:basedOn w:val="1042"/>
+    <w:basedOn w:val="1044"/>
     <w:uiPriority w:val="99"/>
     <w:pPr>
       <w:pBdr/>
@@ -39214,9 +40401,9 @@
       </w:tcPr>
     </w:tblStylePr>
   </w:style>
-  <w:style w:type="table" w:styleId="924">
+  <w:style w:type="table" w:styleId="926">
     <w:name w:val="Grid Table 6 Colorful - Accent 4"/>
-    <w:basedOn w:val="1042"/>
+    <w:basedOn w:val="1044"/>
     <w:uiPriority w:val="99"/>
     <w:pPr>
       <w:pBdr/>
@@ -39444,9 +40631,9 @@
       </w:tcPr>
     </w:tblStylePr>
   </w:style>
-  <w:style w:type="table" w:styleId="925">
+  <w:style w:type="table" w:styleId="927">
     <w:name w:val="Grid Table 6 Colorful - Accent 5"/>
-    <w:basedOn w:val="1042"/>
+    <w:basedOn w:val="1044"/>
     <w:uiPriority w:val="99"/>
     <w:pPr>
       <w:pBdr/>
@@ -39674,9 +40861,9 @@
       </w:tcPr>
     </w:tblStylePr>
   </w:style>
-  <w:style w:type="table" w:styleId="926">
+  <w:style w:type="table" w:styleId="928">
     <w:name w:val="Grid Table 6 Colorful - Accent 6"/>
-    <w:basedOn w:val="1042"/>
+    <w:basedOn w:val="1044"/>
     <w:uiPriority w:val="99"/>
     <w:pPr>
       <w:pBdr/>
@@ -39904,9 +41091,9 @@
       </w:tcPr>
     </w:tblStylePr>
   </w:style>
-  <w:style w:type="table" w:styleId="927">
+  <w:style w:type="table" w:styleId="929">
     <w:name w:val="Grid Table 7 Colorful"/>
-    <w:basedOn w:val="1042"/>
+    <w:basedOn w:val="1044"/>
     <w:uiPriority w:val="99"/>
     <w:pPr>
       <w:pBdr/>
@@ -40158,9 +41345,9 @@
       </w:tcPr>
     </w:tblStylePr>
   </w:style>
-  <w:style w:type="table" w:styleId="928">
+  <w:style w:type="table" w:styleId="930">
     <w:name w:val="Grid Table 7 Colorful - Accent 1"/>
-    <w:basedOn w:val="1042"/>
+    <w:basedOn w:val="1044"/>
     <w:uiPriority w:val="99"/>
     <w:pPr>
       <w:pBdr/>
@@ -40412,9 +41599,9 @@
       </w:tcPr>
     </w:tblStylePr>
   </w:style>
-  <w:style w:type="table" w:styleId="929">
+  <w:style w:type="table" w:styleId="931">
     <w:name w:val="Grid Table 7 Colorful - Accent 2"/>
-    <w:basedOn w:val="1042"/>
+    <w:basedOn w:val="1044"/>
     <w:uiPriority w:val="99"/>
     <w:pPr>
       <w:pBdr/>
@@ -40666,9 +41853,9 @@
       </w:tcPr>
     </w:tblStylePr>
   </w:style>
-  <w:style w:type="table" w:styleId="930">
+  <w:style w:type="table" w:styleId="932">
     <w:name w:val="Grid Table 7 Colorful - Accent 3"/>
-    <w:basedOn w:val="1042"/>
+    <w:basedOn w:val="1044"/>
     <w:uiPriority w:val="99"/>
     <w:pPr>
       <w:pBdr/>
@@ -40920,9 +42107,9 @@
       </w:tcPr>
     </w:tblStylePr>
   </w:style>
-  <w:style w:type="table" w:styleId="931">
+  <w:style w:type="table" w:styleId="933">
     <w:name w:val="Grid Table 7 Colorful - Accent 4"/>
-    <w:basedOn w:val="1042"/>
+    <w:basedOn w:val="1044"/>
     <w:uiPriority w:val="99"/>
     <w:pPr>
       <w:pBdr/>
@@ -41174,9 +42361,9 @@
       </w:tcPr>
     </w:tblStylePr>
   </w:style>
-  <w:style w:type="table" w:styleId="932">
+  <w:style w:type="table" w:styleId="934">
     <w:name w:val="Grid Table 7 Colorful - Accent 5"/>
-    <w:basedOn w:val="1042"/>
+    <w:basedOn w:val="1044"/>
     <w:uiPriority w:val="99"/>
     <w:pPr>
       <w:pBdr/>
@@ -41428,9 +42615,9 @@
       </w:tcPr>
     </w:tblStylePr>
   </w:style>
-  <w:style w:type="table" w:styleId="933">
+  <w:style w:type="table" w:styleId="935">
     <w:name w:val="Grid Table 7 Colorful - Accent 6"/>
-    <w:basedOn w:val="1042"/>
+    <w:basedOn w:val="1044"/>
     <w:uiPriority w:val="99"/>
     <w:pPr>
       <w:pBdr/>
@@ -41682,9 +42869,9 @@
       </w:tcPr>
     </w:tblStylePr>
   </w:style>
-  <w:style w:type="table" w:styleId="934">
+  <w:style w:type="table" w:styleId="936">
     <w:name w:val="List Table 1 Light"/>
-    <w:basedOn w:val="1042"/>
+    <w:basedOn w:val="1044"/>
     <w:uiPriority w:val="99"/>
     <w:pPr>
       <w:pBdr/>
@@ -41898,9 +43085,9 @@
       </w:tcPr>
     </w:tblStylePr>
   </w:style>
-  <w:style w:type="table" w:styleId="935">
+  <w:style w:type="table" w:styleId="937">
     <w:name w:val="List Table 1 Light - Accent 1"/>
-    <w:basedOn w:val="1042"/>
+    <w:basedOn w:val="1044"/>
     <w:uiPriority w:val="99"/>
     <w:pPr>
       <w:pBdr/>
@@ -42114,9 +43301,9 @@
       </w:tcPr>
     </w:tblStylePr>
   </w:style>
-  <w:style w:type="table" w:styleId="936">
+  <w:style w:type="table" w:styleId="938">
     <w:name w:val="List Table 1 Light - Accent 2"/>
-    <w:basedOn w:val="1042"/>
+    <w:basedOn w:val="1044"/>
     <w:uiPriority w:val="99"/>
     <w:pPr>
       <w:pBdr/>
@@ -42330,9 +43517,9 @@
       </w:tcPr>
     </w:tblStylePr>
   </w:style>
-  <w:style w:type="table" w:styleId="937">
+  <w:style w:type="table" w:styleId="939">
     <w:name w:val="List Table 1 Light - Accent 3"/>
-    <w:basedOn w:val="1042"/>
+    <w:basedOn w:val="1044"/>
     <w:uiPriority w:val="99"/>
     <w:pPr>
       <w:pBdr/>
@@ -42546,9 +43733,9 @@
       </w:tcPr>
     </w:tblStylePr>
   </w:style>
-  <w:style w:type="table" w:styleId="938">
+  <w:style w:type="table" w:styleId="940">
     <w:name w:val="List Table 1 Light - Accent 4"/>
-    <w:basedOn w:val="1042"/>
+    <w:basedOn w:val="1044"/>
     <w:uiPriority w:val="99"/>
     <w:pPr>
       <w:pBdr/>
@@ -42762,9 +43949,9 @@
       </w:tcPr>
     </w:tblStylePr>
   </w:style>
-  <w:style w:type="table" w:styleId="939">
+  <w:style w:type="table" w:styleId="941">
     <w:name w:val="List Table 1 Light - Accent 5"/>
-    <w:basedOn w:val="1042"/>
+    <w:basedOn w:val="1044"/>
     <w:uiPriority w:val="99"/>
     <w:pPr>
       <w:pBdr/>
@@ -42978,9 +44165,9 @@
       </w:tcPr>
     </w:tblStylePr>
   </w:style>
-  <w:style w:type="table" w:styleId="940">
+  <w:style w:type="table" w:styleId="942">
     <w:name w:val="List Table 1 Light - Accent 6"/>
-    <w:basedOn w:val="1042"/>
+    <w:basedOn w:val="1044"/>
     <w:uiPriority w:val="99"/>
     <w:pPr>
       <w:pBdr/>
@@ -43194,9 +44381,9 @@
       </w:tcPr>
     </w:tblStylePr>
   </w:style>
-  <w:style w:type="table" w:styleId="941">
+  <w:style w:type="table" w:styleId="943">
     <w:name w:val="List Table 2"/>
-    <w:basedOn w:val="1042"/>
+    <w:basedOn w:val="1044"/>
     <w:uiPriority w:val="99"/>
     <w:pPr>
       <w:pBdr/>
@@ -43432,9 +44619,9 @@
       </w:tcPr>
     </w:tblStylePr>
   </w:style>
-  <w:style w:type="table" w:styleId="942">
+  <w:style w:type="table" w:styleId="944">
     <w:name w:val="List Table 2 - Accent 1"/>
-    <w:basedOn w:val="1042"/>
+    <w:basedOn w:val="1044"/>
     <w:uiPriority w:val="99"/>
     <w:pPr>
       <w:pBdr/>
@@ -43670,9 +44857,9 @@
       </w:tcPr>
     </w:tblStylePr>
   </w:style>
-  <w:style w:type="table" w:styleId="943">
+  <w:style w:type="table" w:styleId="945">
     <w:name w:val="List Table 2 - Accent 2"/>
-    <w:basedOn w:val="1042"/>
+    <w:basedOn w:val="1044"/>
     <w:uiPriority w:val="99"/>
     <w:pPr>
       <w:pBdr/>
@@ -43908,9 +45095,9 @@
       </w:tcPr>
     </w:tblStylePr>
   </w:style>
-  <w:style w:type="table" w:styleId="944">
+  <w:style w:type="table" w:styleId="946">
     <w:name w:val="List Table 2 - Accent 3"/>
-    <w:basedOn w:val="1042"/>
+    <w:basedOn w:val="1044"/>
     <w:uiPriority w:val="99"/>
     <w:pPr>
       <w:pBdr/>
@@ -44146,9 +45333,9 @@
       </w:tcPr>
     </w:tblStylePr>
   </w:style>
-  <w:style w:type="table" w:styleId="945">
+  <w:style w:type="table" w:styleId="947">
     <w:name w:val="List Table 2 - Accent 4"/>
-    <w:basedOn w:val="1042"/>
+    <w:basedOn w:val="1044"/>
     <w:uiPriority w:val="99"/>
     <w:pPr>
       <w:pBdr/>
@@ -44384,9 +45571,9 @@
       </w:tcPr>
     </w:tblStylePr>
   </w:style>
-  <w:style w:type="table" w:styleId="946">
+  <w:style w:type="table" w:styleId="948">
     <w:name w:val="List Table 2 - Accent 5"/>
-    <w:basedOn w:val="1042"/>
+    <w:basedOn w:val="1044"/>
     <w:uiPriority w:val="99"/>
     <w:pPr>
       <w:pBdr/>
@@ -44622,9 +45809,9 @@
       </w:tcPr>
     </w:tblStylePr>
   </w:style>
-  <w:style w:type="table" w:styleId="947">
+  <w:style w:type="table" w:styleId="949">
     <w:name w:val="List Table 2 - Accent 6"/>
-    <w:basedOn w:val="1042"/>
+    <w:basedOn w:val="1044"/>
     <w:uiPriority w:val="99"/>
     <w:pPr>
       <w:pBdr/>
@@ -44860,9 +46047,9 @@
       </w:tcPr>
     </w:tblStylePr>
   </w:style>
-  <w:style w:type="table" w:styleId="948">
+  <w:style w:type="table" w:styleId="950">
     <w:name w:val="List Table 3"/>
-    <w:basedOn w:val="1042"/>
+    <w:basedOn w:val="1044"/>
     <w:uiPriority w:val="99"/>
     <w:pPr>
       <w:pBdr/>
@@ -45088,9 +46275,9 @@
       </w:tcPr>
     </w:tblStylePr>
   </w:style>
-  <w:style w:type="table" w:styleId="949">
+  <w:style w:type="table" w:styleId="951">
     <w:name w:val="List Table 3 - Accent 1"/>
-    <w:basedOn w:val="1042"/>
+    <w:basedOn w:val="1044"/>
     <w:uiPriority w:val="99"/>
     <w:pPr>
       <w:pBdr/>
@@ -45316,9 +46503,9 @@
       </w:tcPr>
     </w:tblStylePr>
   </w:style>
-  <w:style w:type="table" w:styleId="950">
+  <w:style w:type="table" w:styleId="952">
     <w:name w:val="List Table 3 - Accent 2"/>
-    <w:basedOn w:val="1042"/>
+    <w:basedOn w:val="1044"/>
     <w:uiPriority w:val="99"/>
     <w:pPr>
       <w:pBdr/>
@@ -45544,9 +46731,9 @@
       </w:tcPr>
     </w:tblStylePr>
   </w:style>
-  <w:style w:type="table" w:styleId="951">
+  <w:style w:type="table" w:styleId="953">
     <w:name w:val="List Table 3 - Accent 3"/>
-    <w:basedOn w:val="1042"/>
+    <w:basedOn w:val="1044"/>
     <w:uiPriority w:val="99"/>
     <w:pPr>
       <w:pBdr/>
@@ -45772,9 +46959,9 @@
       </w:tcPr>
     </w:tblStylePr>
   </w:style>
-  <w:style w:type="table" w:styleId="952">
+  <w:style w:type="table" w:styleId="954">
     <w:name w:val="List Table 3 - Accent 4"/>
-    <w:basedOn w:val="1042"/>
+    <w:basedOn w:val="1044"/>
     <w:uiPriority w:val="99"/>
     <w:pPr>
       <w:pBdr/>
@@ -46000,9 +47187,9 @@
       </w:tcPr>
     </w:tblStylePr>
   </w:style>
-  <w:style w:type="table" w:styleId="953">
+  <w:style w:type="table" w:styleId="955">
     <w:name w:val="List Table 3 - Accent 5"/>
-    <w:basedOn w:val="1042"/>
+    <w:basedOn w:val="1044"/>
     <w:uiPriority w:val="99"/>
     <w:pPr>
       <w:pBdr/>
@@ -46228,9 +47415,9 @@
       </w:tcPr>
     </w:tblStylePr>
   </w:style>
-  <w:style w:type="table" w:styleId="954">
+  <w:style w:type="table" w:styleId="956">
     <w:name w:val="List Table 3 - Accent 6"/>
-    <w:basedOn w:val="1042"/>
+    <w:basedOn w:val="1044"/>
     <w:uiPriority w:val="99"/>
     <w:pPr>
       <w:pBdr/>
@@ -46456,9 +47643,9 @@
       </w:tcPr>
     </w:tblStylePr>
   </w:style>
-  <w:style w:type="table" w:styleId="955">
+  <w:style w:type="table" w:styleId="957">
     <w:name w:val="List Table 4"/>
-    <w:basedOn w:val="1042"/>
+    <w:basedOn w:val="1044"/>
     <w:uiPriority w:val="99"/>
     <w:pPr>
       <w:pBdr/>
@@ -46681,9 +47868,9 @@
       </w:tcPr>
     </w:tblStylePr>
   </w:style>
-  <w:style w:type="table" w:styleId="956">
+  <w:style w:type="table" w:styleId="958">
     <w:name w:val="List Table 4 - Accent 1"/>
-    <w:basedOn w:val="1042"/>
+    <w:basedOn w:val="1044"/>
     <w:uiPriority w:val="99"/>
     <w:pPr>
       <w:pBdr/>
@@ -46906,9 +48093,9 @@
       </w:tcPr>
     </w:tblStylePr>
   </w:style>
-  <w:style w:type="table" w:styleId="957">
+  <w:style w:type="table" w:styleId="959">
     <w:name w:val="List Table 4 - Accent 2"/>
-    <w:basedOn w:val="1042"/>
+    <w:basedOn w:val="1044"/>
     <w:uiPriority w:val="99"/>
     <w:pPr>
       <w:pBdr/>
@@ -47131,9 +48318,9 @@
       </w:tcPr>
     </w:tblStylePr>
   </w:style>
-  <w:style w:type="table" w:styleId="958">
+  <w:style w:type="table" w:styleId="960">
     <w:name w:val="List Table 4 - Accent 3"/>
-    <w:basedOn w:val="1042"/>
+    <w:basedOn w:val="1044"/>
     <w:uiPriority w:val="99"/>
     <w:pPr>
       <w:pBdr/>
@@ -47356,9 +48543,9 @@
       </w:tcPr>
     </w:tblStylePr>
   </w:style>
-  <w:style w:type="table" w:styleId="959">
+  <w:style w:type="table" w:styleId="961">
     <w:name w:val="List Table 4 - Accent 4"/>
-    <w:basedOn w:val="1042"/>
+    <w:basedOn w:val="1044"/>
     <w:uiPriority w:val="99"/>
     <w:pPr>
       <w:pBdr/>
@@ -47581,9 +48768,9 @@
       </w:tcPr>
     </w:tblStylePr>
   </w:style>
-  <w:style w:type="table" w:styleId="960">
+  <w:style w:type="table" w:styleId="962">
     <w:name w:val="List Table 4 - Accent 5"/>
-    <w:basedOn w:val="1042"/>
+    <w:basedOn w:val="1044"/>
     <w:uiPriority w:val="99"/>
     <w:pPr>
       <w:pBdr/>
@@ -47806,9 +48993,9 @@
       </w:tcPr>
     </w:tblStylePr>
   </w:style>
-  <w:style w:type="table" w:styleId="961">
+  <w:style w:type="table" w:styleId="963">
     <w:name w:val="List Table 4 - Accent 6"/>
-    <w:basedOn w:val="1042"/>
+    <w:basedOn w:val="1044"/>
     <w:uiPriority w:val="99"/>
     <w:pPr>
       <w:pBdr/>
@@ -48031,9 +49218,9 @@
       </w:tcPr>
     </w:tblStylePr>
   </w:style>
-  <w:style w:type="table" w:styleId="962">
+  <w:style w:type="table" w:styleId="964">
     <w:name w:val="List Table 5 Dark"/>
-    <w:basedOn w:val="1042"/>
+    <w:basedOn w:val="1044"/>
     <w:uiPriority w:val="99"/>
     <w:pPr>
       <w:pBdr/>
@@ -48273,9 +49460,9 @@
       </w:tcPr>
     </w:tblStylePr>
   </w:style>
-  <w:style w:type="table" w:styleId="963">
+  <w:style w:type="table" w:styleId="965">
     <w:name w:val="List Table 5 Dark - Accent 1"/>
-    <w:basedOn w:val="1042"/>
+    <w:basedOn w:val="1044"/>
     <w:uiPriority w:val="99"/>
     <w:pPr>
       <w:pBdr/>
@@ -48515,9 +49702,9 @@
       </w:tcPr>
     </w:tblStylePr>
   </w:style>
-  <w:style w:type="table" w:styleId="964">
+  <w:style w:type="table" w:styleId="966">
     <w:name w:val="List Table 5 Dark - Accent 2"/>
-    <w:basedOn w:val="1042"/>
+    <w:basedOn w:val="1044"/>
     <w:uiPriority w:val="99"/>
     <w:pPr>
       <w:pBdr/>
@@ -48757,9 +49944,9 @@
       </w:tcPr>
     </w:tblStylePr>
   </w:style>
-  <w:style w:type="table" w:styleId="965">
+  <w:style w:type="table" w:styleId="967">
     <w:name w:val="List Table 5 Dark - Accent 3"/>
-    <w:basedOn w:val="1042"/>
+    <w:basedOn w:val="1044"/>
     <w:uiPriority w:val="99"/>
     <w:pPr>
       <w:pBdr/>
@@ -48999,9 +50186,9 @@
       </w:tcPr>
     </w:tblStylePr>
   </w:style>
-  <w:style w:type="table" w:styleId="966">
+  <w:style w:type="table" w:styleId="968">
     <w:name w:val="List Table 5 Dark - Accent 4"/>
-    <w:basedOn w:val="1042"/>
+    <w:basedOn w:val="1044"/>
     <w:uiPriority w:val="99"/>
     <w:pPr>
       <w:pBdr/>
@@ -49241,9 +50428,9 @@
       </w:tcPr>
     </w:tblStylePr>
   </w:style>
-  <w:style w:type="table" w:styleId="967">
+  <w:style w:type="table" w:styleId="969">
     <w:name w:val="List Table 5 Dark - Accent 5"/>
-    <w:basedOn w:val="1042"/>
+    <w:basedOn w:val="1044"/>
     <w:uiPriority w:val="99"/>
     <w:pPr>
       <w:pBdr/>
@@ -49483,9 +50670,9 @@
       </w:tcPr>
     </w:tblStylePr>
   </w:style>
-  <w:style w:type="table" w:styleId="968">
+  <w:style w:type="table" w:styleId="970">
     <w:name w:val="List Table 5 Dark - Accent 6"/>
-    <w:basedOn w:val="1042"/>
+    <w:basedOn w:val="1044"/>
     <w:uiPriority w:val="99"/>
     <w:pPr>
       <w:pBdr/>
@@ -49725,9 +50912,9 @@
       </w:tcPr>
     </w:tblStylePr>
   </w:style>
-  <w:style w:type="table" w:styleId="969">
+  <w:style w:type="table" w:styleId="971">
     <w:name w:val="List Table 6 Colorful"/>
-    <w:basedOn w:val="1042"/>
+    <w:basedOn w:val="1044"/>
     <w:uiPriority w:val="99"/>
     <w:pPr>
       <w:pBdr/>
@@ -49948,9 +51135,9 @@
       </w:tcPr>
     </w:tblStylePr>
   </w:style>
-  <w:style w:type="table" w:styleId="970">
+  <w:style w:type="table" w:styleId="972">
     <w:name w:val="List Table 6 Colorful - Accent 1"/>
-    <w:basedOn w:val="1042"/>
+    <w:basedOn w:val="1044"/>
     <w:uiPriority w:val="99"/>
     <w:pPr>
       <w:pBdr/>
@@ -50171,9 +51358,9 @@
       </w:tcPr>
     </w:tblStylePr>
   </w:style>
-  <w:style w:type="table" w:styleId="971">
+  <w:style w:type="table" w:styleId="973">
     <w:name w:val="List Table 6 Colorful - Accent 2"/>
-    <w:basedOn w:val="1042"/>
+    <w:basedOn w:val="1044"/>
     <w:uiPriority w:val="99"/>
     <w:pPr>
       <w:pBdr/>
@@ -50394,9 +51581,9 @@
       </w:tcPr>
     </w:tblStylePr>
   </w:style>
-  <w:style w:type="table" w:styleId="972">
+  <w:style w:type="table" w:styleId="974">
     <w:name w:val="List Table 6 Colorful - Accent 3"/>
-    <w:basedOn w:val="1042"/>
+    <w:basedOn w:val="1044"/>
     <w:uiPriority w:val="99"/>
     <w:pPr>
       <w:pBdr/>
@@ -50617,9 +51804,9 @@
       </w:tcPr>
     </w:tblStylePr>
   </w:style>
-  <w:style w:type="table" w:styleId="973">
+  <w:style w:type="table" w:styleId="975">
     <w:name w:val="List Table 6 Colorful - Accent 4"/>
-    <w:basedOn w:val="1042"/>
+    <w:basedOn w:val="1044"/>
     <w:uiPriority w:val="99"/>
     <w:pPr>
       <w:pBdr/>
@@ -50840,9 +52027,9 @@
       </w:tcPr>
     </w:tblStylePr>
   </w:style>
-  <w:style w:type="table" w:styleId="974">
+  <w:style w:type="table" w:styleId="976">
     <w:name w:val="List Table 6 Colorful - Accent 5"/>
-    <w:basedOn w:val="1042"/>
+    <w:basedOn w:val="1044"/>
     <w:uiPriority w:val="99"/>
     <w:pPr>
       <w:pBdr/>
@@ -51063,9 +52250,9 @@
       </w:tcPr>
     </w:tblStylePr>
   </w:style>
-  <w:style w:type="table" w:styleId="975">
+  <w:style w:type="table" w:styleId="977">
     <w:name w:val="List Table 6 Colorful - Accent 6"/>
-    <w:basedOn w:val="1042"/>
+    <w:basedOn w:val="1044"/>
     <w:uiPriority w:val="99"/>
     <w:pPr>
       <w:pBdr/>
@@ -51286,9 +52473,9 @@
       </w:tcPr>
     </w:tblStylePr>
   </w:style>
-  <w:style w:type="table" w:styleId="976">
+  <w:style w:type="table" w:styleId="978">
     <w:name w:val="List Table 7 Colorful"/>
-    <w:basedOn w:val="1042"/>
+    <w:basedOn w:val="1044"/>
     <w:uiPriority w:val="99"/>
     <w:pPr>
       <w:pBdr/>
@@ -51542,9 +52729,9 @@
       </w:tcPr>
     </w:tblStylePr>
   </w:style>
-  <w:style w:type="table" w:styleId="977">
+  <w:style w:type="table" w:styleId="979">
     <w:name w:val="List Table 7 Colorful - Accent 1"/>
-    <w:basedOn w:val="1042"/>
+    <w:basedOn w:val="1044"/>
     <w:uiPriority w:val="99"/>
     <w:pPr>
       <w:pBdr/>
@@ -51798,9 +52985,9 @@
       </w:tcPr>
     </w:tblStylePr>
   </w:style>
-  <w:style w:type="table" w:styleId="978">
+  <w:style w:type="table" w:styleId="980">
     <w:name w:val="List Table 7 Colorful - Accent 2"/>
-    <w:basedOn w:val="1042"/>
+    <w:basedOn w:val="1044"/>
     <w:uiPriority w:val="99"/>
     <w:pPr>
       <w:pBdr/>
@@ -52054,9 +53241,9 @@
       </w:tcPr>
     </w:tblStylePr>
   </w:style>
-  <w:style w:type="table" w:styleId="979">
+  <w:style w:type="table" w:styleId="981">
     <w:name w:val="List Table 7 Colorful - Accent 3"/>
-    <w:basedOn w:val="1042"/>
+    <w:basedOn w:val="1044"/>
     <w:uiPriority w:val="99"/>
     <w:pPr>
       <w:pBdr/>
@@ -52310,9 +53497,9 @@
       </w:tcPr>
     </w:tblStylePr>
   </w:style>
-  <w:style w:type="table" w:styleId="980">
+  <w:style w:type="table" w:styleId="982">
     <w:name w:val="List Table 7 Colorful - Accent 4"/>
-    <w:basedOn w:val="1042"/>
+    <w:basedOn w:val="1044"/>
     <w:uiPriority w:val="99"/>
     <w:pPr>
       <w:pBdr/>
@@ -52566,9 +53753,9 @@
       </w:tcPr>
     </w:tblStylePr>
   </w:style>
-  <w:style w:type="table" w:styleId="981">
+  <w:style w:type="table" w:styleId="983">
     <w:name w:val="List Table 7 Colorful - Accent 5"/>
-    <w:basedOn w:val="1042"/>
+    <w:basedOn w:val="1044"/>
     <w:uiPriority w:val="99"/>
     <w:pPr>
       <w:pBdr/>
@@ -52822,9 +54009,9 @@
       </w:tcPr>
     </w:tblStylePr>
   </w:style>
-  <w:style w:type="table" w:styleId="982">
+  <w:style w:type="table" w:styleId="984">
     <w:name w:val="List Table 7 Colorful - Accent 6"/>
-    <w:basedOn w:val="1042"/>
+    <w:basedOn w:val="1044"/>
     <w:uiPriority w:val="99"/>
     <w:pPr>
       <w:pBdr/>
@@ -53078,9 +54265,9 @@
       </w:tcPr>
     </w:tblStylePr>
   </w:style>
-  <w:style w:type="table" w:styleId="983">
+  <w:style w:type="table" w:styleId="985">
     <w:name w:val="Lined - Accent"/>
-    <w:basedOn w:val="1042"/>
+    <w:basedOn w:val="1044"/>
     <w:uiPriority w:val="99"/>
     <w:pPr>
       <w:pBdr/>
@@ -53315,9 +54502,9 @@
       </w:tcPr>
     </w:tblStylePr>
   </w:style>
-  <w:style w:type="table" w:styleId="984">
+  <w:style w:type="table" w:styleId="986">
     <w:name w:val="Lined - Accent 1"/>
-    <w:basedOn w:val="1042"/>
+    <w:basedOn w:val="1044"/>
     <w:uiPriority w:val="99"/>
     <w:pPr>
       <w:pBdr/>
@@ -53552,9 +54739,9 @@
       </w:tcPr>
     </w:tblStylePr>
   </w:style>
-  <w:style w:type="table" w:styleId="985">
+  <w:style w:type="table" w:styleId="987">
     <w:name w:val="Lined - Accent 2"/>
-    <w:basedOn w:val="1042"/>
+    <w:basedOn w:val="1044"/>
     <w:uiPriority w:val="99"/>
     <w:pPr>
       <w:pBdr/>
@@ -53789,9 +54976,9 @@
       </w:tcPr>
     </w:tblStylePr>
   </w:style>
-  <w:style w:type="table" w:styleId="986">
+  <w:style w:type="table" w:styleId="988">
     <w:name w:val="Lined - Accent 3"/>
-    <w:basedOn w:val="1042"/>
+    <w:basedOn w:val="1044"/>
     <w:uiPriority w:val="99"/>
     <w:pPr>
       <w:pBdr/>
@@ -54026,9 +55213,9 @@
       </w:tcPr>
     </w:tblStylePr>
   </w:style>
-  <w:style w:type="table" w:styleId="987">
+  <w:style w:type="table" w:styleId="989">
     <w:name w:val="Lined - Accent 4"/>
-    <w:basedOn w:val="1042"/>
+    <w:basedOn w:val="1044"/>
     <w:uiPriority w:val="99"/>
     <w:pPr>
       <w:pBdr/>
@@ -54263,9 +55450,9 @@
       </w:tcPr>
     </w:tblStylePr>
   </w:style>
-  <w:style w:type="table" w:styleId="988">
+  <w:style w:type="table" w:styleId="990">
     <w:name w:val="Lined - Accent 5"/>
-    <w:basedOn w:val="1042"/>
+    <w:basedOn w:val="1044"/>
     <w:uiPriority w:val="99"/>
     <w:pPr>
       <w:pBdr/>
@@ -54500,9 +55687,9 @@
       </w:tcPr>
     </w:tblStylePr>
   </w:style>
-  <w:style w:type="table" w:styleId="989">
+  <w:style w:type="table" w:styleId="991">
     <w:name w:val="Lined - Accent 6"/>
-    <w:basedOn w:val="1042"/>
+    <w:basedOn w:val="1044"/>
     <w:uiPriority w:val="99"/>
     <w:pPr>
       <w:pBdr/>
@@ -54737,9 +55924,9 @@
       </w:tcPr>
     </w:tblStylePr>
   </w:style>
-  <w:style w:type="table" w:styleId="990">
+  <w:style w:type="table" w:styleId="992">
     <w:name w:val="Bordered &amp; Lined - Accent"/>
-    <w:basedOn w:val="1042"/>
+    <w:basedOn w:val="1044"/>
     <w:uiPriority w:val="99"/>
     <w:pPr>
       <w:pBdr/>
@@ -54981,9 +56168,9 @@
       </w:tcPr>
     </w:tblStylePr>
   </w:style>
-  <w:style w:type="table" w:styleId="991">
+  <w:style w:type="table" w:styleId="993">
     <w:name w:val="Bordered &amp; Lined - Accent 1"/>
-    <w:basedOn w:val="1042"/>
+    <w:basedOn w:val="1044"/>
     <w:uiPriority w:val="99"/>
     <w:pPr>
       <w:pBdr/>
@@ -55225,9 +56412,9 @@
       </w:tcPr>
     </w:tblStylePr>
   </w:style>
-  <w:style w:type="table" w:styleId="992">
+  <w:style w:type="table" w:styleId="994">
     <w:name w:val="Bordered &amp; Lined - Accent 2"/>
-    <w:basedOn w:val="1042"/>
+    <w:basedOn w:val="1044"/>
     <w:uiPriority w:val="99"/>
     <w:pPr>
       <w:pBdr/>
@@ -55469,9 +56656,9 @@
       </w:tcPr>
     </w:tblStylePr>
   </w:style>
-  <w:style w:type="table" w:styleId="993">
+  <w:style w:type="table" w:styleId="995">
     <w:name w:val="Bordered &amp; Lined - Accent 3"/>
-    <w:basedOn w:val="1042"/>
+    <w:basedOn w:val="1044"/>
     <w:uiPriority w:val="99"/>
     <w:pPr>
       <w:pBdr/>
@@ -55713,9 +56900,9 @@
       </w:tcPr>
     </w:tblStylePr>
   </w:style>
-  <w:style w:type="table" w:styleId="994">
+  <w:style w:type="table" w:styleId="996">
     <w:name w:val="Bordered &amp; Lined - Accent 4"/>
-    <w:basedOn w:val="1042"/>
+    <w:basedOn w:val="1044"/>
     <w:uiPriority w:val="99"/>
     <w:pPr>
       <w:pBdr/>
@@ -55957,9 +57144,9 @@
       </w:tcPr>
     </w:tblStylePr>
   </w:style>
-  <w:style w:type="table" w:styleId="995">
+  <w:style w:type="table" w:styleId="997">
     <w:name w:val="Bordered &amp; Lined - Accent 5"/>
-    <w:basedOn w:val="1042"/>
+    <w:basedOn w:val="1044"/>
     <w:uiPriority w:val="99"/>
     <w:pPr>
       <w:pBdr/>
@@ -56201,9 +57388,9 @@
       </w:tcPr>
     </w:tblStylePr>
   </w:style>
-  <w:style w:type="table" w:styleId="996">
+  <w:style w:type="table" w:styleId="998">
     <w:name w:val="Bordered &amp; Lined - Accent 6"/>
-    <w:basedOn w:val="1042"/>
+    <w:basedOn w:val="1044"/>
     <w:uiPriority w:val="99"/>
     <w:pPr>
       <w:pBdr/>
@@ -56445,9 +57632,9 @@
       </w:tcPr>
     </w:tblStylePr>
   </w:style>
-  <w:style w:type="table" w:styleId="997">
+  <w:style w:type="table" w:styleId="999">
     <w:name w:val="Bordered"/>
-    <w:basedOn w:val="1042"/>
+    <w:basedOn w:val="1044"/>
     <w:uiPriority w:val="99"/>
     <w:pPr>
       <w:pBdr/>
@@ -56676,9 +57863,9 @@
       </w:tcPr>
     </w:tblStylePr>
   </w:style>
-  <w:style w:type="table" w:styleId="998">
+  <w:style w:type="table" w:styleId="1000">
     <w:name w:val="Bordered - Accent 1"/>
-    <w:basedOn w:val="1042"/>
+    <w:basedOn w:val="1044"/>
     <w:uiPriority w:val="99"/>
     <w:pPr>
       <w:pBdr/>
@@ -56907,9 +58094,9 @@
       </w:tcPr>
     </w:tblStylePr>
   </w:style>
-  <w:style w:type="table" w:styleId="999">
+  <w:style w:type="table" w:styleId="1001">
     <w:name w:val="Bordered - Accent 2"/>
-    <w:basedOn w:val="1042"/>
+    <w:basedOn w:val="1044"/>
     <w:uiPriority w:val="99"/>
     <w:pPr>
       <w:pBdr/>
@@ -57138,9 +58325,9 @@
       </w:tcPr>
     </w:tblStylePr>
   </w:style>
-  <w:style w:type="table" w:styleId="1000">
+  <w:style w:type="table" w:styleId="1002">
     <w:name w:val="Bordered - Accent 3"/>
-    <w:basedOn w:val="1042"/>
+    <w:basedOn w:val="1044"/>
     <w:uiPriority w:val="99"/>
     <w:pPr>
       <w:pBdr/>
@@ -57369,9 +58556,9 @@
       </w:tcPr>
     </w:tblStylePr>
   </w:style>
-  <w:style w:type="table" w:styleId="1001">
+  <w:style w:type="table" w:styleId="1003">
     <w:name w:val="Bordered - Accent 4"/>
-    <w:basedOn w:val="1042"/>
+    <w:basedOn w:val="1044"/>
     <w:uiPriority w:val="99"/>
     <w:pPr>
       <w:pBdr/>
@@ -57600,9 +58787,9 @@
       </w:tcPr>
     </w:tblStylePr>
   </w:style>
-  <w:style w:type="table" w:styleId="1002">
+  <w:style w:type="table" w:styleId="1004">
     <w:name w:val="Bordered - Accent 5"/>
-    <w:basedOn w:val="1042"/>
+    <w:basedOn w:val="1044"/>
     <w:uiPriority w:val="99"/>
     <w:pPr>
       <w:pBdr/>
@@ -57831,9 +59018,9 @@
       </w:tcPr>
     </w:tblStylePr>
   </w:style>
-  <w:style w:type="table" w:styleId="1003">
+  <w:style w:type="table" w:styleId="1005">
     <w:name w:val="Bordered - Accent 6"/>
-    <w:basedOn w:val="1042"/>
+    <w:basedOn w:val="1044"/>
     <w:uiPriority w:val="99"/>
     <w:pPr>
       <w:pBdr/>
@@ -58062,9 +59249,9 @@
       </w:tcPr>
     </w:tblStylePr>
   </w:style>
-  <w:style w:type="paragraph" w:styleId="1004">
+  <w:style w:type="paragraph" w:styleId="1006">
     <w:name w:val="No Spacing"/>
-    <w:basedOn w:val="1031"/>
+    <w:basedOn w:val="1033"/>
     <w:uiPriority w:val="1"/>
     <w:qFormat/>
     <w:pPr>
@@ -58073,9 +59260,9 @@
       <w:ind/>
     </w:pPr>
   </w:style>
-  <w:style w:type="character" w:styleId="1005">
+  <w:style w:type="character" w:styleId="1007">
     <w:name w:val="Subtle Emphasis"/>
-    <w:basedOn w:val="1041"/>
+    <w:basedOn w:val="1043"/>
     <w:uiPriority w:val="19"/>
     <w:qFormat/>
     <w:pPr>
@@ -58089,9 +59276,9 @@
       <w:color w:val="404040" w:themeColor="text1" w:themeTint="BF"/>
     </w:rPr>
   </w:style>
-  <w:style w:type="character" w:styleId="1006">
+  <w:style w:type="character" w:styleId="1008">
     <w:name w:val="Emphasis"/>
-    <w:basedOn w:val="1041"/>
+    <w:basedOn w:val="1043"/>
     <w:uiPriority w:val="20"/>
     <w:qFormat/>
     <w:pPr>
@@ -58104,9 +59291,9 @@
       <w:iCs/>
     </w:rPr>
   </w:style>
-  <w:style w:type="character" w:styleId="1007">
+  <w:style w:type="character" w:styleId="1009">
     <w:name w:val="Strong"/>
-    <w:basedOn w:val="1041"/>
+    <w:basedOn w:val="1043"/>
     <w:uiPriority w:val="22"/>
     <w:qFormat/>
     <w:pPr>
@@ -58119,9 +59306,9 @@
       <w:bCs/>
     </w:rPr>
   </w:style>
-  <w:style w:type="character" w:styleId="1008">
+  <w:style w:type="character" w:styleId="1010">
     <w:name w:val="Subtle Reference"/>
-    <w:basedOn w:val="1041"/>
+    <w:basedOn w:val="1043"/>
     <w:uiPriority w:val="31"/>
     <w:qFormat/>
     <w:pPr>
@@ -58134,9 +59321,9 @@
       <w:color w:val="5a5a5a" w:themeColor="text1" w:themeTint="A5"/>
     </w:rPr>
   </w:style>
-  <w:style w:type="character" w:styleId="1009">
+  <w:style w:type="character" w:styleId="1011">
     <w:name w:val="Book Title"/>
-    <w:basedOn w:val="1041"/>
+    <w:basedOn w:val="1043"/>
     <w:uiPriority w:val="33"/>
     <w:qFormat/>
     <w:pPr>
@@ -58152,10 +59339,10 @@
       <w:spacing w:val="5"/>
     </w:rPr>
   </w:style>
-  <w:style w:type="paragraph" w:styleId="1010">
+  <w:style w:type="paragraph" w:styleId="1012">
     <w:name w:val="Caption"/>
-    <w:basedOn w:val="1031"/>
-    <w:next w:val="1031"/>
+    <w:basedOn w:val="1033"/>
+    <w:next w:val="1033"/>
     <w:uiPriority w:val="35"/>
     <w:unhideWhenUsed/>
     <w:qFormat/>
@@ -58172,10 +59359,10 @@
       <w:szCs w:val="18"/>
     </w:rPr>
   </w:style>
-  <w:style w:type="paragraph" w:styleId="1011">
+  <w:style w:type="paragraph" w:styleId="1013">
     <w:name w:val="footnote text"/>
-    <w:basedOn w:val="1031"/>
-    <w:link w:val="1012"/>
+    <w:basedOn w:val="1033"/>
+    <w:link w:val="1014"/>
     <w:uiPriority w:val="99"/>
     <w:semiHidden/>
     <w:unhideWhenUsed/>
@@ -58189,10 +59376,10 @@
       <w:szCs w:val="20"/>
     </w:rPr>
   </w:style>
-  <w:style w:type="character" w:styleId="1012">
+  <w:style w:type="character" w:styleId="1014">
     <w:name w:val="Footnote Text Char"/>
-    <w:basedOn w:val="1041"/>
-    <w:link w:val="1011"/>
+    <w:basedOn w:val="1043"/>
+    <w:link w:val="1013"/>
     <w:uiPriority w:val="99"/>
     <w:semiHidden/>
     <w:pPr>
@@ -58205,9 +59392,9 @@
       <w:szCs w:val="20"/>
     </w:rPr>
   </w:style>
-  <w:style w:type="character" w:styleId="1013">
+  <w:style w:type="character" w:styleId="1015">
     <w:name w:val="footnote reference"/>
-    <w:basedOn w:val="1041"/>
+    <w:basedOn w:val="1043"/>
     <w:uiPriority w:val="99"/>
     <w:semiHidden/>
     <w:unhideWhenUsed/>
@@ -58220,10 +59407,10 @@
       <w:vertAlign w:val="superscript"/>
     </w:rPr>
   </w:style>
-  <w:style w:type="paragraph" w:styleId="1014">
+  <w:style w:type="paragraph" w:styleId="1016">
     <w:name w:val="endnote text"/>
-    <w:basedOn w:val="1031"/>
-    <w:link w:val="1015"/>
+    <w:basedOn w:val="1033"/>
+    <w:link w:val="1017"/>
     <w:uiPriority w:val="99"/>
     <w:semiHidden/>
     <w:unhideWhenUsed/>
@@ -58237,10 +59424,10 @@
       <w:szCs w:val="20"/>
     </w:rPr>
   </w:style>
-  <w:style w:type="character" w:styleId="1015">
+  <w:style w:type="character" w:styleId="1017">
     <w:name w:val="Endnote Text Char"/>
-    <w:basedOn w:val="1041"/>
-    <w:link w:val="1014"/>
+    <w:basedOn w:val="1043"/>
+    <w:link w:val="1016"/>
     <w:uiPriority w:val="99"/>
     <w:semiHidden/>
     <w:pPr>
@@ -58253,9 +59440,9 @@
       <w:szCs w:val="20"/>
     </w:rPr>
   </w:style>
-  <w:style w:type="character" w:styleId="1016">
+  <w:style w:type="character" w:styleId="1018">
     <w:name w:val="endnote reference"/>
-    <w:basedOn w:val="1041"/>
+    <w:basedOn w:val="1043"/>
     <w:uiPriority w:val="99"/>
     <w:semiHidden/>
     <w:unhideWhenUsed/>
@@ -58268,9 +59455,9 @@
       <w:vertAlign w:val="superscript"/>
     </w:rPr>
   </w:style>
-  <w:style w:type="character" w:styleId="1017">
+  <w:style w:type="character" w:styleId="1019">
     <w:name w:val="Hyperlink"/>
-    <w:basedOn w:val="1041"/>
+    <w:basedOn w:val="1043"/>
     <w:uiPriority w:val="99"/>
     <w:unhideWhenUsed/>
     <w:pPr>
@@ -58283,9 +59470,9 @@
       <w:u w:val="single"/>
     </w:rPr>
   </w:style>
-  <w:style w:type="character" w:styleId="1018">
+  <w:style w:type="character" w:styleId="1020">
     <w:name w:val="FollowedHyperlink"/>
-    <w:basedOn w:val="1041"/>
+    <w:basedOn w:val="1043"/>
     <w:uiPriority w:val="99"/>
     <w:semiHidden/>
     <w:unhideWhenUsed/>
@@ -58299,10 +59486,10 @@
       <w:u w:val="single"/>
     </w:rPr>
   </w:style>
-  <w:style w:type="paragraph" w:styleId="1019">
+  <w:style w:type="paragraph" w:styleId="1021">
     <w:name w:val="toc 1"/>
-    <w:basedOn w:val="1031"/>
-    <w:next w:val="1031"/>
+    <w:basedOn w:val="1033"/>
+    <w:next w:val="1033"/>
     <w:uiPriority w:val="39"/>
     <w:unhideWhenUsed/>
     <w:pPr>
@@ -58311,10 +59498,10 @@
       <w:ind/>
     </w:pPr>
   </w:style>
-  <w:style w:type="paragraph" w:styleId="1020">
+  <w:style w:type="paragraph" w:styleId="1022">
     <w:name w:val="toc 2"/>
-    <w:basedOn w:val="1031"/>
-    <w:next w:val="1031"/>
+    <w:basedOn w:val="1033"/>
+    <w:next w:val="1033"/>
     <w:uiPriority w:val="39"/>
     <w:unhideWhenUsed/>
     <w:pPr>
@@ -58323,10 +59510,10 @@
       <w:ind w:left="220"/>
     </w:pPr>
   </w:style>
-  <w:style w:type="paragraph" w:styleId="1021">
+  <w:style w:type="paragraph" w:styleId="1023">
     <w:name w:val="toc 3"/>
-    <w:basedOn w:val="1031"/>
-    <w:next w:val="1031"/>
+    <w:basedOn w:val="1033"/>
+    <w:next w:val="1033"/>
     <w:uiPriority w:val="39"/>
     <w:unhideWhenUsed/>
     <w:pPr>
@@ -58335,10 +59522,10 @@
       <w:ind w:left="440"/>
     </w:pPr>
   </w:style>
-  <w:style w:type="paragraph" w:styleId="1022">
+  <w:style w:type="paragraph" w:styleId="1024">
     <w:name w:val="toc 4"/>
-    <w:basedOn w:val="1031"/>
-    <w:next w:val="1031"/>
+    <w:basedOn w:val="1033"/>
+    <w:next w:val="1033"/>
     <w:uiPriority w:val="39"/>
     <w:unhideWhenUsed/>
     <w:pPr>
@@ -58347,10 +59534,10 @@
       <w:ind w:left="660"/>
     </w:pPr>
   </w:style>
-  <w:style w:type="paragraph" w:styleId="1023">
+  <w:style w:type="paragraph" w:styleId="1025">
     <w:name w:val="toc 5"/>
-    <w:basedOn w:val="1031"/>
-    <w:next w:val="1031"/>
+    <w:basedOn w:val="1033"/>
+    <w:next w:val="1033"/>
     <w:uiPriority w:val="39"/>
     <w:unhideWhenUsed/>
     <w:pPr>
@@ -58359,10 +59546,10 @@
       <w:ind w:left="880"/>
     </w:pPr>
   </w:style>
-  <w:style w:type="paragraph" w:styleId="1024">
+  <w:style w:type="paragraph" w:styleId="1026">
     <w:name w:val="toc 6"/>
-    <w:basedOn w:val="1031"/>
-    <w:next w:val="1031"/>
+    <w:basedOn w:val="1033"/>
+    <w:next w:val="1033"/>
     <w:uiPriority w:val="39"/>
     <w:unhideWhenUsed/>
     <w:pPr>
@@ -58371,10 +59558,10 @@
       <w:ind w:left="1100"/>
     </w:pPr>
   </w:style>
-  <w:style w:type="paragraph" w:styleId="1025">
+  <w:style w:type="paragraph" w:styleId="1027">
     <w:name w:val="toc 7"/>
-    <w:basedOn w:val="1031"/>
-    <w:next w:val="1031"/>
+    <w:basedOn w:val="1033"/>
+    <w:next w:val="1033"/>
     <w:uiPriority w:val="39"/>
     <w:unhideWhenUsed/>
     <w:pPr>
@@ -58383,10 +59570,10 @@
       <w:ind w:left="1320"/>
     </w:pPr>
   </w:style>
-  <w:style w:type="paragraph" w:styleId="1026">
+  <w:style w:type="paragraph" w:styleId="1028">
     <w:name w:val="toc 8"/>
-    <w:basedOn w:val="1031"/>
-    <w:next w:val="1031"/>
+    <w:basedOn w:val="1033"/>
+    <w:next w:val="1033"/>
     <w:uiPriority w:val="39"/>
     <w:unhideWhenUsed/>
     <w:pPr>
@@ -58395,10 +59582,10 @@
       <w:ind w:left="1540"/>
     </w:pPr>
   </w:style>
-  <w:style w:type="paragraph" w:styleId="1027">
+  <w:style w:type="paragraph" w:styleId="1029">
     <w:name w:val="toc 9"/>
-    <w:basedOn w:val="1031"/>
-    <w:next w:val="1031"/>
+    <w:basedOn w:val="1033"/>
+    <w:next w:val="1033"/>
     <w:uiPriority w:val="39"/>
     <w:unhideWhenUsed/>
     <w:pPr>
@@ -58407,9 +59594,9 @@
       <w:ind w:left="1760"/>
     </w:pPr>
   </w:style>
-  <w:style w:type="character" w:styleId="1028">
+  <w:style w:type="character" w:styleId="1030">
     <w:name w:val="Placeholder Text"/>
-    <w:basedOn w:val="1041"/>
+    <w:basedOn w:val="1043"/>
     <w:uiPriority w:val="99"/>
     <w:semiHidden/>
     <w:pPr>
@@ -58421,7 +59608,7 @@
       <w:color w:val="666666"/>
     </w:rPr>
   </w:style>
-  <w:style w:type="paragraph" w:styleId="1029">
+  <w:style w:type="paragraph" w:styleId="1031">
     <w:name w:val="TOC Heading"/>
     <w:uiPriority w:val="39"/>
     <w:unhideWhenUsed/>
@@ -58431,10 +59618,10 @@
       <w:ind/>
     </w:pPr>
   </w:style>
-  <w:style w:type="paragraph" w:styleId="1030">
+  <w:style w:type="paragraph" w:styleId="1032">
     <w:name w:val="table of figures"/>
-    <w:basedOn w:val="1031"/>
-    <w:next w:val="1031"/>
+    <w:basedOn w:val="1033"/>
+    <w:next w:val="1033"/>
     <w:uiPriority w:val="99"/>
     <w:unhideWhenUsed/>
     <w:pPr>
@@ -58443,7 +59630,7 @@
       <w:ind/>
     </w:pPr>
   </w:style>
-  <w:style w:type="paragraph" w:styleId="1031" w:default="1">
+  <w:style w:type="paragraph" w:styleId="1033" w:default="1">
     <w:name w:val="Normal"/>
     <w:qFormat/>
     <w:pPr>
@@ -58459,11 +59646,11 @@
       <w14:ligatures w14:val="none"/>
     </w:rPr>
   </w:style>
-  <w:style w:type="paragraph" w:styleId="1032">
+  <w:style w:type="paragraph" w:styleId="1034">
     <w:name w:val="Heading 1"/>
-    <w:basedOn w:val="1031"/>
-    <w:next w:val="1031"/>
-    <w:link w:val="1044"/>
+    <w:basedOn w:val="1033"/>
+    <w:next w:val="1033"/>
+    <w:link w:val="1046"/>
     <w:qFormat/>
     <w:pPr>
       <w:keepNext w:val="true"/>
@@ -58480,11 +59667,11 @@
       <w:szCs w:val="40"/>
     </w:rPr>
   </w:style>
-  <w:style w:type="paragraph" w:styleId="1033">
+  <w:style w:type="paragraph" w:styleId="1035">
     <w:name w:val="Heading 2"/>
-    <w:basedOn w:val="1031"/>
-    <w:next w:val="1031"/>
-    <w:link w:val="1045"/>
+    <w:basedOn w:val="1033"/>
+    <w:next w:val="1033"/>
+    <w:link w:val="1047"/>
     <w:uiPriority w:val="9"/>
     <w:semiHidden/>
     <w:unhideWhenUsed/>
@@ -58504,11 +59691,11 @@
       <w:szCs w:val="32"/>
     </w:rPr>
   </w:style>
-  <w:style w:type="paragraph" w:styleId="1034">
+  <w:style w:type="paragraph" w:styleId="1036">
     <w:name w:val="Heading 3"/>
-    <w:basedOn w:val="1031"/>
-    <w:next w:val="1031"/>
-    <w:link w:val="1046"/>
+    <w:basedOn w:val="1033"/>
+    <w:next w:val="1033"/>
+    <w:link w:val="1048"/>
     <w:uiPriority w:val="9"/>
     <w:semiHidden/>
     <w:unhideWhenUsed/>
@@ -58528,11 +59715,11 @@
       <w:szCs w:val="28"/>
     </w:rPr>
   </w:style>
-  <w:style w:type="paragraph" w:styleId="1035">
+  <w:style w:type="paragraph" w:styleId="1037">
     <w:name w:val="Heading 4"/>
-    <w:basedOn w:val="1031"/>
-    <w:next w:val="1031"/>
-    <w:link w:val="1047"/>
+    <w:basedOn w:val="1033"/>
+    <w:next w:val="1033"/>
+    <w:link w:val="1049"/>
     <w:uiPriority w:val="9"/>
     <w:semiHidden/>
     <w:unhideWhenUsed/>
@@ -58552,11 +59739,11 @@
       <w:color w:val="0000b3" w:themeColor="accent1" w:themeShade="BF"/>
     </w:rPr>
   </w:style>
-  <w:style w:type="paragraph" w:styleId="1036">
+  <w:style w:type="paragraph" w:styleId="1038">
     <w:name w:val="Heading 5"/>
-    <w:basedOn w:val="1031"/>
-    <w:next w:val="1031"/>
-    <w:link w:val="1048"/>
+    <w:basedOn w:val="1033"/>
+    <w:next w:val="1033"/>
+    <w:link w:val="1050"/>
     <w:uiPriority w:val="9"/>
     <w:semiHidden/>
     <w:unhideWhenUsed/>
@@ -58574,11 +59761,11 @@
       <w:color w:val="0000b3" w:themeColor="accent1" w:themeShade="BF"/>
     </w:rPr>
   </w:style>
-  <w:style w:type="paragraph" w:styleId="1037">
+  <w:style w:type="paragraph" w:styleId="1039">
     <w:name w:val="Heading 6"/>
-    <w:basedOn w:val="1031"/>
-    <w:next w:val="1031"/>
-    <w:link w:val="1049"/>
+    <w:basedOn w:val="1033"/>
+    <w:next w:val="1033"/>
+    <w:link w:val="1051"/>
     <w:uiPriority w:val="9"/>
     <w:semiHidden/>
     <w:unhideWhenUsed/>
@@ -58598,11 +59785,11 @@
       <w:color w:val="696969" w:themeColor="text1" w:themeTint="A6"/>
     </w:rPr>
   </w:style>
-  <w:style w:type="paragraph" w:styleId="1038">
+  <w:style w:type="paragraph" w:styleId="1040">
     <w:name w:val="Heading 7"/>
-    <w:basedOn w:val="1031"/>
-    <w:next w:val="1031"/>
-    <w:link w:val="1050"/>
+    <w:basedOn w:val="1033"/>
+    <w:next w:val="1033"/>
+    <w:link w:val="1052"/>
     <w:uiPriority w:val="9"/>
     <w:semiHidden/>
     <w:unhideWhenUsed/>
@@ -58620,11 +59807,11 @@
       <w:color w:val="696969" w:themeColor="text1" w:themeTint="A6"/>
     </w:rPr>
   </w:style>
-  <w:style w:type="paragraph" w:styleId="1039">
+  <w:style w:type="paragraph" w:styleId="1041">
     <w:name w:val="Heading 8"/>
-    <w:basedOn w:val="1031"/>
-    <w:next w:val="1031"/>
-    <w:link w:val="1051"/>
+    <w:basedOn w:val="1033"/>
+    <w:next w:val="1033"/>
+    <w:link w:val="1053"/>
     <w:uiPriority w:val="9"/>
     <w:semiHidden/>
     <w:unhideWhenUsed/>
@@ -58644,11 +59831,11 @@
       <w:color w:val="3d3d3d" w:themeColor="text1" w:themeTint="D8"/>
     </w:rPr>
   </w:style>
-  <w:style w:type="paragraph" w:styleId="1040">
+  <w:style w:type="paragraph" w:styleId="1042">
     <w:name w:val="Heading 9"/>
-    <w:basedOn w:val="1031"/>
-    <w:next w:val="1031"/>
-    <w:link w:val="1052"/>
+    <w:basedOn w:val="1033"/>
+    <w:next w:val="1033"/>
+    <w:link w:val="1054"/>
     <w:uiPriority w:val="9"/>
     <w:semiHidden/>
     <w:unhideWhenUsed/>
@@ -58666,7 +59853,7 @@
       <w:color w:val="3d3d3d" w:themeColor="text1" w:themeTint="D8"/>
     </w:rPr>
   </w:style>
-  <w:style w:type="character" w:styleId="1041" w:default="1">
+  <w:style w:type="character" w:styleId="1043" w:default="1">
     <w:name w:val="Default Paragraph Font"/>
     <w:uiPriority w:val="1"/>
     <w:semiHidden/>
@@ -58677,7 +59864,7 @@
       <w:ind/>
     </w:pPr>
   </w:style>
-  <w:style w:type="table" w:styleId="1042" w:default="1">
+  <w:style w:type="table" w:styleId="1044" w:default="1">
     <w:name w:val="Normal Table"/>
     <w:uiPriority w:val="99"/>
     <w:semiHidden/>
@@ -58870,7 +60057,7 @@
       </w:tcPr>
     </w:tblStylePr>
   </w:style>
-  <w:style w:type="numbering" w:styleId="1043" w:default="1">
+  <w:style w:type="numbering" w:styleId="1045" w:default="1">
     <w:name w:val="No List"/>
     <w:uiPriority w:val="99"/>
     <w:semiHidden/>
@@ -58881,10 +60068,10 @@
       <w:ind/>
     </w:pPr>
   </w:style>
-  <w:style w:type="character" w:styleId="1044" w:customStyle="1">
+  <w:style w:type="character" w:styleId="1046" w:customStyle="1">
     <w:name w:val="Heading 1 Char"/>
-    <w:basedOn w:val="1041"/>
-    <w:link w:val="1032"/>
+    <w:basedOn w:val="1043"/>
+    <w:link w:val="1034"/>
     <w:pPr>
       <w:pBdr/>
       <w:spacing/>
@@ -58897,10 +60084,10 @@
       <w:szCs w:val="40"/>
     </w:rPr>
   </w:style>
-  <w:style w:type="character" w:styleId="1045" w:customStyle="1">
+  <w:style w:type="character" w:styleId="1047" w:customStyle="1">
     <w:name w:val="Heading 2 Char"/>
-    <w:basedOn w:val="1041"/>
-    <w:link w:val="1033"/>
+    <w:basedOn w:val="1043"/>
+    <w:link w:val="1035"/>
     <w:uiPriority w:val="9"/>
     <w:semiHidden/>
     <w:pPr>
@@ -58915,10 +60102,10 @@
       <w:szCs w:val="32"/>
     </w:rPr>
   </w:style>
-  <w:style w:type="character" w:styleId="1046" w:customStyle="1">
+  <w:style w:type="character" w:styleId="1048" w:customStyle="1">
     <w:name w:val="Heading 3 Char"/>
-    <w:basedOn w:val="1041"/>
-    <w:link w:val="1034"/>
+    <w:basedOn w:val="1043"/>
+    <w:link w:val="1036"/>
     <w:uiPriority w:val="9"/>
     <w:semiHidden/>
     <w:pPr>
@@ -58933,10 +60120,10 @@
       <w:szCs w:val="28"/>
     </w:rPr>
   </w:style>
-  <w:style w:type="character" w:styleId="1047" w:customStyle="1">
+  <w:style w:type="character" w:styleId="1049" w:customStyle="1">
     <w:name w:val="Heading 4 Char"/>
-    <w:basedOn w:val="1041"/>
-    <w:link w:val="1035"/>
+    <w:basedOn w:val="1043"/>
+    <w:link w:val="1037"/>
     <w:uiPriority w:val="9"/>
     <w:semiHidden/>
     <w:pPr>
@@ -58951,10 +60138,10 @@
       <w:color w:val="0000b3" w:themeColor="accent1" w:themeShade="BF"/>
     </w:rPr>
   </w:style>
-  <w:style w:type="character" w:styleId="1048" w:customStyle="1">
+  <w:style w:type="character" w:styleId="1050" w:customStyle="1">
     <w:name w:val="Heading 5 Char"/>
-    <w:basedOn w:val="1041"/>
-    <w:link w:val="1036"/>
+    <w:basedOn w:val="1043"/>
+    <w:link w:val="1038"/>
     <w:uiPriority w:val="9"/>
     <w:semiHidden/>
     <w:pPr>
@@ -58967,10 +60154,10 @@
       <w:color w:val="0000b3" w:themeColor="accent1" w:themeShade="BF"/>
     </w:rPr>
   </w:style>
-  <w:style w:type="character" w:styleId="1049" w:customStyle="1">
+  <w:style w:type="character" w:styleId="1051" w:customStyle="1">
     <w:name w:val="Heading 6 Char"/>
-    <w:basedOn w:val="1041"/>
-    <w:link w:val="1037"/>
+    <w:basedOn w:val="1043"/>
+    <w:link w:val="1039"/>
     <w:uiPriority w:val="9"/>
     <w:semiHidden/>
     <w:pPr>
@@ -58989,10 +60176,10 @@
       <w14:ligatures w14:val="none"/>
     </w:rPr>
   </w:style>
-  <w:style w:type="character" w:styleId="1050" w:customStyle="1">
+  <w:style w:type="character" w:styleId="1052" w:customStyle="1">
     <w:name w:val="Heading 7 Char"/>
-    <w:basedOn w:val="1041"/>
-    <w:link w:val="1038"/>
+    <w:basedOn w:val="1043"/>
+    <w:link w:val="1040"/>
     <w:uiPriority w:val="9"/>
     <w:semiHidden/>
     <w:pPr>
@@ -59009,10 +60196,10 @@
       <w14:ligatures w14:val="none"/>
     </w:rPr>
   </w:style>
-  <w:style w:type="character" w:styleId="1051" w:customStyle="1">
+  <w:style w:type="character" w:styleId="1053" w:customStyle="1">
     <w:name w:val="Heading 8 Char"/>
-    <w:basedOn w:val="1041"/>
-    <w:link w:val="1039"/>
+    <w:basedOn w:val="1043"/>
+    <w:link w:val="1041"/>
     <w:uiPriority w:val="9"/>
     <w:semiHidden/>
     <w:pPr>
@@ -59031,10 +60218,10 @@
       <w14:ligatures w14:val="none"/>
     </w:rPr>
   </w:style>
-  <w:style w:type="character" w:styleId="1052" w:customStyle="1">
+  <w:style w:type="character" w:styleId="1054" w:customStyle="1">
     <w:name w:val="Heading 9 Char"/>
-    <w:basedOn w:val="1041"/>
-    <w:link w:val="1040"/>
+    <w:basedOn w:val="1043"/>
+    <w:link w:val="1042"/>
     <w:uiPriority w:val="9"/>
     <w:semiHidden/>
     <w:pPr>
@@ -59051,11 +60238,11 @@
       <w14:ligatures w14:val="none"/>
     </w:rPr>
   </w:style>
-  <w:style w:type="paragraph" w:styleId="1053">
+  <w:style w:type="paragraph" w:styleId="1055">
     <w:name w:val="Title"/>
-    <w:basedOn w:val="1031"/>
-    <w:next w:val="1031"/>
-    <w:link w:val="1054"/>
+    <w:basedOn w:val="1033"/>
+    <w:next w:val="1033"/>
+    <w:link w:val="1056"/>
     <w:uiPriority w:val="10"/>
     <w:qFormat/>
     <w:pPr>
@@ -59071,10 +60258,10 @@
       <w:szCs w:val="56"/>
     </w:rPr>
   </w:style>
-  <w:style w:type="character" w:styleId="1054" w:customStyle="1">
+  <w:style w:type="character" w:styleId="1056" w:customStyle="1">
     <w:name w:val="Title Char"/>
-    <w:basedOn w:val="1041"/>
-    <w:link w:val="1053"/>
+    <w:basedOn w:val="1043"/>
+    <w:link w:val="1055"/>
     <w:uiPriority w:val="10"/>
     <w:pPr>
       <w:pBdr/>
@@ -59088,11 +60275,11 @@
       <w:szCs w:val="56"/>
     </w:rPr>
   </w:style>
-  <w:style w:type="paragraph" w:styleId="1055">
+  <w:style w:type="paragraph" w:styleId="1057">
     <w:name w:val="Subtitle"/>
-    <w:basedOn w:val="1031"/>
-    <w:next w:val="1031"/>
-    <w:link w:val="1056"/>
+    <w:basedOn w:val="1033"/>
+    <w:next w:val="1033"/>
+    <w:link w:val="1058"/>
     <w:uiPriority w:val="11"/>
     <w:qFormat/>
     <w:pPr>
@@ -59111,10 +60298,10 @@
       <w:szCs w:val="28"/>
     </w:rPr>
   </w:style>
-  <w:style w:type="character" w:styleId="1056" w:customStyle="1">
+  <w:style w:type="character" w:styleId="1058" w:customStyle="1">
     <w:name w:val="Subtitle Char"/>
-    <w:basedOn w:val="1041"/>
-    <w:link w:val="1055"/>
+    <w:basedOn w:val="1043"/>
+    <w:link w:val="1057"/>
     <w:uiPriority w:val="11"/>
     <w:pPr>
       <w:pBdr/>
@@ -59129,11 +60316,11 @@
       <w:szCs w:val="28"/>
     </w:rPr>
   </w:style>
-  <w:style w:type="paragraph" w:styleId="1057">
+  <w:style w:type="paragraph" w:styleId="1059">
     <w:name w:val="Quote"/>
-    <w:basedOn w:val="1031"/>
-    <w:next w:val="1031"/>
-    <w:link w:val="1058"/>
+    <w:basedOn w:val="1033"/>
+    <w:next w:val="1033"/>
+    <w:link w:val="1060"/>
     <w:uiPriority w:val="29"/>
     <w:qFormat/>
     <w:pPr>
@@ -59148,10 +60335,10 @@
       <w:color w:val="535353" w:themeColor="text1" w:themeTint="BF"/>
     </w:rPr>
   </w:style>
-  <w:style w:type="character" w:styleId="1058" w:customStyle="1">
+  <w:style w:type="character" w:styleId="1060" w:customStyle="1">
     <w:name w:val="Quote Char"/>
-    <w:basedOn w:val="1041"/>
-    <w:link w:val="1057"/>
+    <w:basedOn w:val="1043"/>
+    <w:link w:val="1059"/>
     <w:uiPriority w:val="29"/>
     <w:pPr>
       <w:pBdr/>
@@ -59164,9 +60351,9 @@
       <w:color w:val="535353" w:themeColor="text1" w:themeTint="BF"/>
     </w:rPr>
   </w:style>
-  <w:style w:type="paragraph" w:styleId="1059">
+  <w:style w:type="paragraph" w:styleId="1061">
     <w:name w:val="List Paragraph"/>
-    <w:basedOn w:val="1031"/>
+    <w:basedOn w:val="1033"/>
     <w:uiPriority w:val="34"/>
     <w:qFormat/>
     <w:pPr>
@@ -59176,9 +60363,9 @@
       <w:contextualSpacing w:val="true"/>
     </w:pPr>
   </w:style>
-  <w:style w:type="character" w:styleId="1060">
+  <w:style w:type="character" w:styleId="1062">
     <w:name w:val="Intense Emphasis"/>
-    <w:basedOn w:val="1041"/>
+    <w:basedOn w:val="1043"/>
     <w:uiPriority w:val="21"/>
     <w:qFormat/>
     <w:pPr>
@@ -59192,11 +60379,11 @@
       <w:color w:val="0000b3" w:themeColor="accent1" w:themeShade="BF"/>
     </w:rPr>
   </w:style>
-  <w:style w:type="paragraph" w:styleId="1061">
+  <w:style w:type="paragraph" w:styleId="1063">
     <w:name w:val="Intense Quote"/>
-    <w:basedOn w:val="1031"/>
-    <w:next w:val="1031"/>
-    <w:link w:val="1062"/>
+    <w:basedOn w:val="1033"/>
+    <w:next w:val="1033"/>
+    <w:link w:val="1064"/>
     <w:uiPriority w:val="30"/>
     <w:qFormat/>
     <w:pPr>
@@ -59214,10 +60401,10 @@
       <w:color w:val="0000b3" w:themeColor="accent1" w:themeShade="BF"/>
     </w:rPr>
   </w:style>
-  <w:style w:type="character" w:styleId="1062" w:customStyle="1">
+  <w:style w:type="character" w:styleId="1064" w:customStyle="1">
     <w:name w:val="Intense Quote Char"/>
-    <w:basedOn w:val="1041"/>
-    <w:link w:val="1061"/>
+    <w:basedOn w:val="1043"/>
+    <w:link w:val="1063"/>
     <w:uiPriority w:val="30"/>
     <w:pPr>
       <w:pBdr/>
@@ -59230,9 +60417,9 @@
       <w:color w:val="0000b3" w:themeColor="accent1" w:themeShade="BF"/>
     </w:rPr>
   </w:style>
-  <w:style w:type="character" w:styleId="1063">
+  <w:style w:type="character" w:styleId="1065">
     <w:name w:val="Intense Reference"/>
-    <w:basedOn w:val="1041"/>
+    <w:basedOn w:val="1043"/>
     <w:uiPriority w:val="32"/>
     <w:qFormat/>
     <w:pPr>
@@ -59248,9 +60435,9 @@
       <w:spacing w:val="5"/>
     </w:rPr>
   </w:style>
-  <w:style w:type="table" w:styleId="1064">
+  <w:style w:type="table" w:styleId="1066">
     <w:name w:val="Grid Table 4 Accent 4"/>
-    <w:basedOn w:val="1042"/>
+    <w:basedOn w:val="1044"/>
     <w:uiPriority w:val="49"/>
     <w:pPr>
       <w:pBdr/>
@@ -59473,9 +60660,9 @@
       </w:tcPr>
     </w:tblStylePr>
   </w:style>
-  <w:style w:type="table" w:styleId="1065">
+  <w:style w:type="table" w:styleId="1067">
     <w:name w:val="Grid Table 6 Colorful Accent 4"/>
-    <w:basedOn w:val="1042"/>
+    <w:basedOn w:val="1044"/>
     <w:uiPriority w:val="51"/>
     <w:pPr>
       <w:pBdr/>
@@ -59694,9 +60881,9 @@
       </w:tcPr>
     </w:tblStylePr>
   </w:style>
-  <w:style w:type="character" w:styleId="1066">
+  <w:style w:type="character" w:styleId="1068">
     <w:name w:val="annotation reference"/>
-    <w:basedOn w:val="1041"/>
+    <w:basedOn w:val="1043"/>
     <w:uiPriority w:val="99"/>
     <w:semiHidden/>
     <w:unhideWhenUsed/>
@@ -59710,10 +60897,10 @@
       <w:szCs w:val="16"/>
     </w:rPr>
   </w:style>
-  <w:style w:type="paragraph" w:styleId="1067">
+  <w:style w:type="paragraph" w:styleId="1069">
     <w:name w:val="annotation text"/>
-    <w:basedOn w:val="1031"/>
-    <w:link w:val="1068"/>
+    <w:basedOn w:val="1033"/>
+    <w:link w:val="1070"/>
     <w:uiPriority w:val="99"/>
     <w:unhideWhenUsed/>
     <w:pPr>
@@ -59725,10 +60912,10 @@
       <w:sz w:val="20"/>
     </w:rPr>
   </w:style>
-  <w:style w:type="character" w:styleId="1068" w:customStyle="1">
+  <w:style w:type="character" w:styleId="1070" w:customStyle="1">
     <w:name w:val="Comment Text Char"/>
-    <w:basedOn w:val="1041"/>
-    <w:link w:val="1067"/>
+    <w:basedOn w:val="1043"/>
+    <w:link w:val="1069"/>
     <w:uiPriority w:val="99"/>
     <w:pPr>
       <w:pBdr/>
@@ -59743,43 +60930,9 @@
       <w14:ligatures w14:val="none"/>
     </w:rPr>
   </w:style>
-  <w:style w:type="paragraph" w:styleId="1069">
+  <w:style w:type="paragraph" w:styleId="1071">
     <w:name w:val="Header"/>
-    <w:basedOn w:val="1031"/>
-    <w:link w:val="1070"/>
-    <w:uiPriority w:val="99"/>
-    <w:unhideWhenUsed/>
-    <w:pPr>
-      <w:pBdr/>
-      <w:tabs>
-        <w:tab w:val="center" w:leader="none" w:pos="4513"/>
-        <w:tab w:val="right" w:leader="none" w:pos="9026"/>
-      </w:tabs>
-      <w:spacing w:line="240" w:lineRule="auto"/>
-      <w:ind/>
-    </w:pPr>
-  </w:style>
-  <w:style w:type="character" w:styleId="1070" w:customStyle="1">
-    <w:name w:val="Header Char"/>
-    <w:basedOn w:val="1041"/>
-    <w:link w:val="1069"/>
-    <w:uiPriority w:val="99"/>
-    <w:pPr>
-      <w:pBdr/>
-      <w:spacing/>
-      <w:ind/>
-    </w:pPr>
-    <w:rPr>
-      <w:rFonts w:ascii="Calibri" w:hAnsi="Calibri" w:eastAsia="MS Mincho" w:cs="Times New Roman"/>
-      <w:sz w:val="18"/>
-      <w:szCs w:val="20"/>
-      <w:lang w:eastAsia="ja-JP"/>
-      <w14:ligatures w14:val="none"/>
-    </w:rPr>
-  </w:style>
-  <w:style w:type="paragraph" w:styleId="1071">
-    <w:name w:val="Footer"/>
-    <w:basedOn w:val="1031"/>
+    <w:basedOn w:val="1033"/>
     <w:link w:val="1072"/>
     <w:uiPriority w:val="99"/>
     <w:unhideWhenUsed/>
@@ -59794,8 +60947,8 @@
     </w:pPr>
   </w:style>
   <w:style w:type="character" w:styleId="1072" w:customStyle="1">
-    <w:name w:val="Footer Char"/>
-    <w:basedOn w:val="1041"/>
+    <w:name w:val="Header Char"/>
+    <w:basedOn w:val="1043"/>
     <w:link w:val="1071"/>
     <w:uiPriority w:val="99"/>
     <w:pPr>
@@ -59812,9 +60965,43 @@
     </w:rPr>
   </w:style>
   <w:style w:type="paragraph" w:styleId="1073">
+    <w:name w:val="Footer"/>
+    <w:basedOn w:val="1033"/>
+    <w:link w:val="1074"/>
+    <w:uiPriority w:val="99"/>
+    <w:unhideWhenUsed/>
+    <w:pPr>
+      <w:pBdr/>
+      <w:tabs>
+        <w:tab w:val="center" w:leader="none" w:pos="4513"/>
+        <w:tab w:val="right" w:leader="none" w:pos="9026"/>
+      </w:tabs>
+      <w:spacing w:line="240" w:lineRule="auto"/>
+      <w:ind/>
+    </w:pPr>
+  </w:style>
+  <w:style w:type="character" w:styleId="1074" w:customStyle="1">
+    <w:name w:val="Footer Char"/>
+    <w:basedOn w:val="1043"/>
+    <w:link w:val="1073"/>
+    <w:uiPriority w:val="99"/>
+    <w:pPr>
+      <w:pBdr/>
+      <w:spacing/>
+      <w:ind/>
+    </w:pPr>
+    <w:rPr>
+      <w:rFonts w:ascii="Calibri" w:hAnsi="Calibri" w:eastAsia="MS Mincho" w:cs="Times New Roman"/>
+      <w:sz w:val="18"/>
+      <w:szCs w:val="20"/>
+      <w:lang w:eastAsia="ja-JP"/>
+      <w14:ligatures w14:val="none"/>
+    </w:rPr>
+  </w:style>
+  <w:style w:type="paragraph" w:styleId="1075">
     <w:name w:val="Body Text"/>
-    <w:basedOn w:val="1031"/>
-    <w:link w:val="1074"/>
+    <w:basedOn w:val="1033"/>
+    <w:link w:val="1076"/>
     <w:uiPriority w:val="1"/>
     <w:qFormat/>
     <w:pPr>
@@ -59829,10 +61016,10 @@
       <w:lang w:val="en-US" w:eastAsia="en-US"/>
     </w:rPr>
   </w:style>
-  <w:style w:type="character" w:styleId="1074" w:customStyle="1">
+  <w:style w:type="character" w:styleId="1076" w:customStyle="1">
     <w:name w:val="Body Text Char"/>
-    <w:basedOn w:val="1041"/>
-    <w:link w:val="1073"/>
+    <w:basedOn w:val="1043"/>
+    <w:link w:val="1075"/>
     <w:uiPriority w:val="1"/>
     <w:pPr>
       <w:pBdr/>
@@ -59847,9 +61034,9 @@
       <w14:ligatures w14:val="none"/>
     </w:rPr>
   </w:style>
-  <w:style w:type="table" w:styleId="1075">
+  <w:style w:type="table" w:styleId="1077">
     <w:name w:val="Table Grid"/>
-    <w:basedOn w:val="1042"/>
+    <w:basedOn w:val="1044"/>
     <w:pPr>
       <w:pBdr/>
       <w:spacing w:after="0" w:line="240" w:lineRule="atLeast"/>
@@ -60045,11 +61232,11 @@
       </w:tcPr>
     </w:tblStylePr>
   </w:style>
-  <w:style w:type="paragraph" w:styleId="1076">
+  <w:style w:type="paragraph" w:styleId="1078">
     <w:name w:val="annotation subject"/>
-    <w:basedOn w:val="1067"/>
-    <w:next w:val="1067"/>
-    <w:link w:val="1077"/>
+    <w:basedOn w:val="1069"/>
+    <w:next w:val="1069"/>
+    <w:link w:val="1079"/>
     <w:uiPriority w:val="99"/>
     <w:semiHidden/>
     <w:unhideWhenUsed/>
@@ -60063,10 +61250,10 @@
       <w:bCs/>
     </w:rPr>
   </w:style>
-  <w:style w:type="character" w:styleId="1077" w:customStyle="1">
+  <w:style w:type="character" w:styleId="1079" w:customStyle="1">
     <w:name w:val="Comment Subject Char"/>
-    <w:basedOn w:val="1068"/>
-    <w:link w:val="1076"/>
+    <w:basedOn w:val="1070"/>
+    <w:link w:val="1078"/>
     <w:uiPriority w:val="99"/>
     <w:semiHidden/>
     <w:pPr>
@@ -60084,9 +61271,9 @@
       <w14:ligatures w14:val="none"/>
     </w:rPr>
   </w:style>
-  <w:style w:type="table" w:styleId="1078">
+  <w:style w:type="table" w:styleId="1080">
     <w:name w:val="Grid Table 1 Light Accent 4"/>
-    <w:basedOn w:val="1042"/>
+    <w:basedOn w:val="1044"/>
     <w:uiPriority w:val="46"/>
     <w:pPr>
       <w:pBdr/>
@@ -60298,9 +61485,9 @@
       </w:tcPr>
     </w:tblStylePr>
   </w:style>
-  <w:style w:type="character" w:styleId="1079">
+  <w:style w:type="character" w:styleId="1081">
     <w:name w:val="Mention"/>
-    <w:basedOn w:val="1041"/>
+    <w:basedOn w:val="1043"/>
     <w:uiPriority w:val="99"/>
     <w:unhideWhenUsed/>
     <w:pPr>
@@ -60313,9 +61500,9 @@
       <w:shd w:val="clear" w:color="auto" w:fill="e1dfdd"/>
     </w:rPr>
   </w:style>
-  <w:style w:type="table" w:styleId="1080">
+  <w:style w:type="table" w:styleId="1082">
     <w:name w:val="Grid Table 1 Light Accent 2"/>
-    <w:basedOn w:val="1042"/>
+    <w:basedOn w:val="1044"/>
     <w:uiPriority w:val="46"/>
     <w:pPr>
       <w:pBdr/>

--- a/rpl/ACS-Recognition-of-Prior-Learning-Form-2024-v2.docx
+++ b/rpl/ACS-Recognition-of-Prior-Learning-Form-2024-v2.docx
@@ -4,7 +4,7 @@
   <w:body>
     <w:p>
       <w:pPr>
-        <w:pStyle w:val="1034"/>
+        <w:pStyle w:val="1036"/>
         <w:pBdr/>
         <w:spacing w:after="0" w:before="0" w:line="240" w:lineRule="auto"/>
         <w:ind/>
@@ -208,7 +208,7 @@
     </w:p>
     <w:p>
       <w:pPr>
-        <w:pStyle w:val="1061"/>
+        <w:pStyle w:val="1063"/>
         <w:numPr>
           <w:ilvl w:val="0"/>
           <w:numId w:val="1"/>
@@ -264,7 +264,7 @@
     </w:p>
     <w:p>
       <w:pPr>
-        <w:pStyle w:val="1061"/>
+        <w:pStyle w:val="1063"/>
         <w:numPr>
           <w:ilvl w:val="0"/>
           <w:numId w:val="1"/>
@@ -320,7 +320,7 @@
     </w:p>
     <w:p>
       <w:pPr>
-        <w:pStyle w:val="1061"/>
+        <w:pStyle w:val="1063"/>
         <w:numPr>
           <w:ilvl w:val="0"/>
           <w:numId w:val="1"/>
@@ -400,7 +400,7 @@
     </w:p>
     <w:p>
       <w:pPr>
-        <w:pStyle w:val="1061"/>
+        <w:pStyle w:val="1063"/>
         <w:numPr>
           <w:ilvl w:val="0"/>
           <w:numId w:val="1"/>
@@ -591,7 +591,7 @@
     </w:p>
     <w:p>
       <w:pPr>
-        <w:pStyle w:val="1061"/>
+        <w:pStyle w:val="1063"/>
         <w:numPr>
           <w:ilvl w:val="0"/>
           <w:numId w:val="2"/>
@@ -639,7 +639,7 @@
     </w:p>
     <w:p>
       <w:pPr>
-        <w:pStyle w:val="1061"/>
+        <w:pStyle w:val="1063"/>
         <w:numPr>
           <w:ilvl w:val="0"/>
           <w:numId w:val="2"/>
@@ -678,7 +678,7 @@
     </w:p>
     <w:p>
       <w:pPr>
-        <w:pStyle w:val="1061"/>
+        <w:pStyle w:val="1063"/>
         <w:numPr>
           <w:ilvl w:val="0"/>
           <w:numId w:val="2"/>
@@ -728,7 +728,7 @@
     </w:p>
     <w:p>
       <w:pPr>
-        <w:pStyle w:val="1061"/>
+        <w:pStyle w:val="1063"/>
         <w:numPr>
           <w:ilvl w:val="0"/>
           <w:numId w:val="2"/>
@@ -833,7 +833,7 @@
     </w:p>
     <w:p>
       <w:pPr>
-        <w:pStyle w:val="1061"/>
+        <w:pStyle w:val="1063"/>
         <w:numPr>
           <w:ilvl w:val="0"/>
           <w:numId w:val="3"/>
@@ -955,7 +955,7 @@
     </w:p>
     <w:tbl>
       <w:tblPr>
-        <w:tblStyle w:val="1066"/>
+        <w:tblStyle w:val="1068"/>
         <w:jc w:val="center"/>
         <w:tblW w:w="0" w:type="auto"/>
         <w:tblBorders/>
@@ -1066,16 +1066,7 @@
                 <w:sz w:val="20"/>
                 <w:lang w:val="en-US"/>
               </w:rPr>
-              <w:t xml:space="preserve">Melvin malabanan</w:t>
-            </w:r>
-            <w:r>
-              <w:rPr>
-                <w:rFonts w:ascii="Arial" w:hAnsi="Arial" w:cs="Arial"/>
-                <w:b/>
-                <w:bCs/>
-                <w:caps/>
-                <w:sz w:val="20"/>
-              </w:rPr>
+              <w:t xml:space="preserve">Melvin Malabanan</w:t>
             </w:r>
             <w:r>
               <w:rPr>
@@ -1177,7 +1168,7 @@
             <w:hyperlink r:id="rId14" w:tooltip="http://mmalaban@hotmail.com" w:history="1">
               <w:r>
                 <w:rPr>
-                  <w:rStyle w:val="1019"/>
+                  <w:rStyle w:val="1021"/>
                   <w:rFonts w:ascii="Arial" w:hAnsi="Arial" w:cs="Arial"/>
                   <w:b/>
                   <w:bCs/>
@@ -1189,7 +1180,7 @@
               </w:r>
               <w:r>
                 <w:rPr>
-                  <w:rStyle w:val="1019"/>
+                  <w:rStyle w:val="1021"/>
                   <w:rFonts w:ascii="Arial" w:hAnsi="Arial" w:cs="Arial"/>
                   <w:b/>
                   <w:bCs/>
@@ -1598,7 +1589,7 @@
     </w:p>
     <w:tbl>
       <w:tblPr>
-        <w:tblStyle w:val="1082"/>
+        <w:tblStyle w:val="1084"/>
         <w:jc w:val="center"/>
         <w:tblW w:w="0" w:type="auto"/>
         <w:tblBorders/>
@@ -2130,7 +2121,7 @@
     </w:p>
     <w:p>
       <w:pPr>
-        <w:pStyle w:val="1061"/>
+        <w:pStyle w:val="1063"/>
         <w:numPr>
           <w:ilvl w:val="0"/>
           <w:numId w:val="3"/>
@@ -2306,7 +2297,7 @@
     </w:p>
     <w:tbl>
       <w:tblPr>
-        <w:tblStyle w:val="1080"/>
+        <w:tblStyle w:val="1082"/>
         <w:tblW w:w="0" w:type="auto"/>
         <w:tblBorders/>
         <w:tblpPr w:horzAnchor="margin" w:tblpXSpec="center" w:vertAnchor="text" w:tblpY="11" w:leftFromText="180" w:topFromText="0" w:rightFromText="180" w:bottomFromText="0"/>
@@ -2780,7 +2771,7 @@
     </w:p>
     <w:tbl>
       <w:tblPr>
-        <w:tblStyle w:val="1067"/>
+        <w:tblStyle w:val="1069"/>
         <w:jc w:val="center"/>
         <w:tblW w:w="0" w:type="auto"/>
         <w:tblBorders/>
@@ -3019,7 +3010,7 @@
                 <w:color w:val="1a1a1a" w:themeColor="text1"/>
                 <w:sz w:val="20"/>
               </w:rPr>
-              <w:t xml:space="preserve"> University of Michigan</w:t>
+              <w:t xml:space="preserve"> </w:t>
             </w:r>
             <w:r>
               <w:rPr>
@@ -3029,7 +3020,9 @@
                 <w:caps/>
                 <w:color w:val="1a1a1a" w:themeColor="text1"/>
                 <w:sz w:val="20"/>
-              </w:rPr>
+                <w:lang w:val="en-US"/>
+              </w:rPr>
+              <w:t xml:space="preserve">University of Michigan - Dearborn</w:t>
             </w:r>
             <w:r>
               <w:rPr>
@@ -3566,7 +3559,7 @@
     </w:p>
     <w:tbl>
       <w:tblPr>
-        <w:tblStyle w:val="1067"/>
+        <w:tblStyle w:val="1069"/>
         <w:jc w:val="center"/>
         <w:tblW w:w="0" w:type="auto"/>
         <w:tblBorders/>
@@ -4337,7 +4330,7 @@
     </w:p>
     <w:p>
       <w:pPr>
-        <w:pStyle w:val="1061"/>
+        <w:pStyle w:val="1063"/>
         <w:numPr>
           <w:ilvl w:val="0"/>
           <w:numId w:val="3"/>
@@ -4391,7 +4384,7 @@
     </w:p>
     <w:p>
       <w:pPr>
-        <w:pStyle w:val="1075"/>
+        <w:pStyle w:val="1077"/>
         <w:pBdr/>
         <w:spacing w:line="244" w:lineRule="auto"/>
         <w:ind w:right="27"/>
@@ -4417,7 +4410,7 @@
     </w:p>
     <w:p>
       <w:pPr>
-        <w:pStyle w:val="1075"/>
+        <w:pStyle w:val="1077"/>
         <w:pBdr/>
         <w:spacing w:line="244" w:lineRule="auto"/>
         <w:ind w:right="27"/>
@@ -4647,7 +4640,7 @@
     </w:p>
     <w:p>
       <w:pPr>
-        <w:pStyle w:val="1075"/>
+        <w:pStyle w:val="1077"/>
         <w:pBdr/>
         <w:spacing w:line="244" w:lineRule="auto"/>
         <w:ind w:right="27"/>
@@ -4677,7 +4670,7 @@
     </w:p>
     <w:p>
       <w:pPr>
-        <w:pStyle w:val="1075"/>
+        <w:pStyle w:val="1077"/>
         <w:pBdr/>
         <w:spacing w:line="244" w:lineRule="auto"/>
         <w:ind w:right="27"/>
@@ -4746,7 +4739,7 @@
     </w:p>
     <w:p>
       <w:pPr>
-        <w:pStyle w:val="1075"/>
+        <w:pStyle w:val="1077"/>
         <w:pBdr/>
         <w:spacing w:line="244" w:lineRule="auto"/>
         <w:ind w:right="27"/>
@@ -4935,7 +4928,7 @@
     </w:p>
     <w:p>
       <w:pPr>
-        <w:pStyle w:val="1061"/>
+        <w:pStyle w:val="1063"/>
         <w:numPr>
           <w:ilvl w:val="0"/>
           <w:numId w:val="5"/>
@@ -4970,7 +4963,7 @@
     </w:p>
     <w:p>
       <w:pPr>
-        <w:pStyle w:val="1061"/>
+        <w:pStyle w:val="1063"/>
         <w:numPr>
           <w:ilvl w:val="0"/>
           <w:numId w:val="5"/>
@@ -5005,7 +4998,7 @@
     </w:p>
     <w:p>
       <w:pPr>
-        <w:pStyle w:val="1061"/>
+        <w:pStyle w:val="1063"/>
         <w:numPr>
           <w:ilvl w:val="0"/>
           <w:numId w:val="5"/>
@@ -5040,7 +5033,7 @@
     </w:p>
     <w:p>
       <w:pPr>
-        <w:pStyle w:val="1061"/>
+        <w:pStyle w:val="1063"/>
         <w:numPr>
           <w:ilvl w:val="0"/>
           <w:numId w:val="5"/>
@@ -5075,7 +5068,7 @@
     </w:p>
     <w:p>
       <w:pPr>
-        <w:pStyle w:val="1061"/>
+        <w:pStyle w:val="1063"/>
         <w:numPr>
           <w:ilvl w:val="0"/>
           <w:numId w:val="5"/>
@@ -5273,7 +5266,7 @@
     </w:p>
     <w:p>
       <w:pPr>
-        <w:pStyle w:val="1061"/>
+        <w:pStyle w:val="1063"/>
         <w:numPr>
           <w:ilvl w:val="1"/>
           <w:numId w:val="7"/>
@@ -5308,7 +5301,7 @@
     </w:p>
     <w:p>
       <w:pPr>
-        <w:pStyle w:val="1061"/>
+        <w:pStyle w:val="1063"/>
         <w:numPr>
           <w:ilvl w:val="1"/>
           <w:numId w:val="7"/>
@@ -5343,7 +5336,7 @@
     </w:p>
     <w:p>
       <w:pPr>
-        <w:pStyle w:val="1061"/>
+        <w:pStyle w:val="1063"/>
         <w:numPr>
           <w:ilvl w:val="1"/>
           <w:numId w:val="7"/>
@@ -5378,7 +5371,7 @@
     </w:p>
     <w:p>
       <w:pPr>
-        <w:pStyle w:val="1061"/>
+        <w:pStyle w:val="1063"/>
         <w:numPr>
           <w:ilvl w:val="1"/>
           <w:numId w:val="7"/>
@@ -5413,7 +5406,7 @@
     </w:p>
     <w:p>
       <w:pPr>
-        <w:pStyle w:val="1061"/>
+        <w:pStyle w:val="1063"/>
         <w:numPr>
           <w:ilvl w:val="1"/>
           <w:numId w:val="7"/>
@@ -5448,7 +5441,7 @@
     </w:p>
     <w:p>
       <w:pPr>
-        <w:pStyle w:val="1061"/>
+        <w:pStyle w:val="1063"/>
         <w:numPr>
           <w:ilvl w:val="1"/>
           <w:numId w:val="7"/>
@@ -5483,7 +5476,7 @@
     </w:p>
     <w:p>
       <w:pPr>
-        <w:pStyle w:val="1061"/>
+        <w:pStyle w:val="1063"/>
         <w:numPr>
           <w:ilvl w:val="1"/>
           <w:numId w:val="7"/>
@@ -5518,7 +5511,7 @@
     </w:p>
     <w:p>
       <w:pPr>
-        <w:pStyle w:val="1061"/>
+        <w:pStyle w:val="1063"/>
         <w:numPr>
           <w:ilvl w:val="1"/>
           <w:numId w:val="7"/>
@@ -5591,7 +5584,7 @@
     </w:p>
     <w:p>
       <w:pPr>
-        <w:pStyle w:val="1035"/>
+        <w:pStyle w:val="1037"/>
         <w:pBdr/>
         <w:spacing/>
         <w:ind/>
@@ -5754,7 +5747,7 @@
     </w:p>
     <w:tbl>
       <w:tblPr>
-        <w:tblStyle w:val="1080"/>
+        <w:tblStyle w:val="1082"/>
         <w:tblW w:w="0" w:type="auto"/>
         <w:tblBorders/>
         <w:tblLook w:val="0680" w:firstRow="0" w:lastRow="0" w:firstColumn="1" w:lastColumn="0" w:noHBand="1" w:noVBand="1"/>
@@ -6041,7 +6034,7 @@
     </w:p>
     <w:p>
       <w:pPr>
-        <w:pStyle w:val="1061"/>
+        <w:pStyle w:val="1063"/>
         <w:widowControl w:val="false"/>
         <w:numPr>
           <w:ilvl w:val="0"/>
@@ -6077,7 +6070,7 @@
     </w:p>
     <w:p>
       <w:pPr>
-        <w:pStyle w:val="1061"/>
+        <w:pStyle w:val="1063"/>
         <w:widowControl w:val="false"/>
         <w:numPr>
           <w:ilvl w:val="0"/>
@@ -6157,7 +6150,7 @@
     </w:p>
     <w:tbl>
       <w:tblPr>
-        <w:tblStyle w:val="1080"/>
+        <w:tblStyle w:val="1082"/>
         <w:tblW w:w="0" w:type="auto"/>
         <w:tblBorders/>
         <w:tblLook w:val="0480" w:firstRow="0" w:lastRow="0" w:firstColumn="1" w:lastColumn="0" w:noHBand="0" w:noVBand="1"/>
@@ -6763,7 +6756,7 @@
     </w:p>
     <w:p>
       <w:pPr>
-        <w:pStyle w:val="1035"/>
+        <w:pStyle w:val="1037"/>
         <w:pBdr/>
         <w:spacing/>
         <w:ind/>
@@ -6927,7 +6920,7 @@
     </w:p>
     <w:tbl>
       <w:tblPr>
-        <w:tblStyle w:val="1080"/>
+        <w:tblStyle w:val="1082"/>
         <w:tblW w:w="0" w:type="auto"/>
         <w:tblBorders/>
         <w:tblLook w:val="0480" w:firstRow="0" w:lastRow="0" w:firstColumn="1" w:lastColumn="0" w:noHBand="0" w:noVBand="1"/>
@@ -7205,7 +7198,7 @@
     </w:p>
     <w:p>
       <w:pPr>
-        <w:pStyle w:val="1061"/>
+        <w:pStyle w:val="1063"/>
         <w:widowControl w:val="false"/>
         <w:numPr>
           <w:ilvl w:val="0"/>
@@ -7241,7 +7234,7 @@
     </w:p>
     <w:p>
       <w:pPr>
-        <w:pStyle w:val="1061"/>
+        <w:pStyle w:val="1063"/>
         <w:widowControl w:val="false"/>
         <w:numPr>
           <w:ilvl w:val="0"/>
@@ -7329,7 +7322,7 @@
     </w:p>
     <w:tbl>
       <w:tblPr>
-        <w:tblStyle w:val="1080"/>
+        <w:tblStyle w:val="1082"/>
         <w:tblW w:w="0" w:type="auto"/>
         <w:tblBorders/>
         <w:tblLook w:val="0400" w:firstRow="0" w:lastRow="0" w:firstColumn="0" w:lastColumn="0" w:noHBand="0" w:noVBand="1"/>
@@ -8089,7 +8082,7 @@
     </w:p>
     <w:p>
       <w:pPr>
-        <w:pStyle w:val="1061"/>
+        <w:pStyle w:val="1063"/>
         <w:numPr>
           <w:ilvl w:val="0"/>
           <w:numId w:val="3"/>
@@ -8313,7 +8306,7 @@
     </w:p>
     <w:tbl>
       <w:tblPr>
-        <w:tblStyle w:val="1077"/>
+        <w:tblStyle w:val="1079"/>
         <w:tblW w:w="0" w:type="auto"/>
         <w:tblBorders>
           <w:top w:val="none" w:color="auto" w:sz="0" w:space="0"/>
@@ -8398,7 +8391,7 @@
           </w:p>
           <w:p>
             <w:pPr>
-              <w:pStyle w:val="1075"/>
+              <w:pStyle w:val="1077"/>
               <w:numPr>
                 <w:ilvl w:val="0"/>
                 <w:numId w:val="11"/>
@@ -8525,7 +8518,7 @@
           </w:p>
           <w:p>
             <w:pPr>
-              <w:pStyle w:val="1075"/>
+              <w:pStyle w:val="1077"/>
               <w:numPr>
                 <w:ilvl w:val="0"/>
                 <w:numId w:val="11"/>
@@ -8578,7 +8571,7 @@
           </w:p>
           <w:p>
             <w:pPr>
-              <w:pStyle w:val="1075"/>
+              <w:pStyle w:val="1077"/>
               <w:numPr>
                 <w:ilvl w:val="0"/>
                 <w:numId w:val="11"/>
@@ -8684,7 +8677,7 @@
     </w:p>
     <w:p>
       <w:pPr>
-        <w:pStyle w:val="1075"/>
+        <w:pStyle w:val="1077"/>
         <w:pBdr/>
         <w:spacing w:before="26" w:line="247" w:lineRule="auto"/>
         <w:ind w:right="26"/>
@@ -8725,7 +8718,7 @@
     </w:p>
     <w:p>
       <w:pPr>
-        <w:pStyle w:val="1075"/>
+        <w:pStyle w:val="1077"/>
         <w:numPr>
           <w:ilvl w:val="0"/>
           <w:numId w:val="12"/>
@@ -8774,7 +8767,7 @@
     </w:p>
     <w:p>
       <w:pPr>
-        <w:pStyle w:val="1075"/>
+        <w:pStyle w:val="1077"/>
         <w:numPr>
           <w:ilvl w:val="1"/>
           <w:numId w:val="12"/>
@@ -8805,7 +8798,7 @@
     </w:p>
     <w:p>
       <w:pPr>
-        <w:pStyle w:val="1075"/>
+        <w:pStyle w:val="1077"/>
         <w:numPr>
           <w:ilvl w:val="1"/>
           <w:numId w:val="12"/>
@@ -8885,7 +8878,7 @@
     </w:p>
     <w:p>
       <w:pPr>
-        <w:pStyle w:val="1075"/>
+        <w:pStyle w:val="1077"/>
         <w:numPr>
           <w:ilvl w:val="0"/>
           <w:numId w:val="12"/>
@@ -9018,7 +9011,7 @@
     </w:p>
     <w:p>
       <w:pPr>
-        <w:pStyle w:val="1075"/>
+        <w:pStyle w:val="1077"/>
         <w:numPr>
           <w:ilvl w:val="0"/>
           <w:numId w:val="12"/>
@@ -9300,7 +9293,7 @@
     </w:p>
     <w:p>
       <w:pPr>
-        <w:pStyle w:val="1061"/>
+        <w:pStyle w:val="1063"/>
         <w:widowControl w:val="false"/>
         <w:numPr>
           <w:ilvl w:val="1"/>
@@ -9453,7 +9446,7 @@
     </w:p>
     <w:p>
       <w:pPr>
-        <w:pStyle w:val="1061"/>
+        <w:pStyle w:val="1063"/>
         <w:widowControl w:val="false"/>
         <w:numPr>
           <w:ilvl w:val="1"/>
@@ -9658,7 +9651,7 @@
     </w:p>
     <w:p>
       <w:pPr>
-        <w:pStyle w:val="1061"/>
+        <w:pStyle w:val="1063"/>
         <w:widowControl w:val="false"/>
         <w:numPr>
           <w:ilvl w:val="1"/>
@@ -9804,7 +9797,7 @@
     </w:p>
     <w:p>
       <w:pPr>
-        <w:pStyle w:val="1061"/>
+        <w:pStyle w:val="1063"/>
         <w:widowControl w:val="false"/>
         <w:numPr>
           <w:ilvl w:val="1"/>
@@ -9950,7 +9943,7 @@
     </w:p>
     <w:p>
       <w:pPr>
-        <w:pStyle w:val="1061"/>
+        <w:pStyle w:val="1063"/>
         <w:widowControl w:val="false"/>
         <w:numPr>
           <w:ilvl w:val="1"/>
@@ -10111,7 +10104,7 @@
     </w:p>
     <w:p>
       <w:pPr>
-        <w:pStyle w:val="1061"/>
+        <w:pStyle w:val="1063"/>
         <w:widowControl w:val="false"/>
         <w:numPr>
           <w:ilvl w:val="1"/>
@@ -10242,7 +10235,7 @@
     </w:p>
     <w:p>
       <w:pPr>
-        <w:pStyle w:val="1061"/>
+        <w:pStyle w:val="1063"/>
         <w:widowControl w:val="false"/>
         <w:numPr>
           <w:ilvl w:val="1"/>
@@ -10410,7 +10403,7 @@
     </w:p>
     <w:p>
       <w:pPr>
-        <w:pStyle w:val="1061"/>
+        <w:pStyle w:val="1063"/>
         <w:widowControl w:val="false"/>
         <w:numPr>
           <w:ilvl w:val="1"/>
@@ -10456,7 +10449,7 @@
     </w:p>
     <w:p>
       <w:pPr>
-        <w:pStyle w:val="1061"/>
+        <w:pStyle w:val="1063"/>
         <w:widowControl w:val="false"/>
         <w:numPr>
           <w:ilvl w:val="1"/>
@@ -10509,7 +10502,7 @@
     </w:p>
     <w:p>
       <w:pPr>
-        <w:pStyle w:val="1061"/>
+        <w:pStyle w:val="1063"/>
         <w:widowControl w:val="false"/>
         <w:numPr>
           <w:ilvl w:val="1"/>
@@ -10685,7 +10678,7 @@
     </w:p>
     <w:p>
       <w:pPr>
-        <w:pStyle w:val="1075"/>
+        <w:pStyle w:val="1077"/>
         <w:pBdr/>
         <w:spacing w:line="249" w:lineRule="auto"/>
         <w:ind w:right="818" w:left="720"/>
@@ -10758,7 +10751,7 @@
     </w:p>
     <w:p>
       <w:pPr>
-        <w:pStyle w:val="1075"/>
+        <w:pStyle w:val="1077"/>
         <w:pBdr/>
         <w:spacing w:before="26" w:line="247" w:lineRule="auto"/>
         <w:ind w:right="818"/>
@@ -10792,7 +10785,7 @@
     </w:p>
     <w:tbl>
       <w:tblPr>
-        <w:tblStyle w:val="1080"/>
+        <w:tblStyle w:val="1082"/>
         <w:tblW w:w="0" w:type="auto"/>
         <w:tblBorders/>
         <w:tblLook w:val="0680" w:firstRow="0" w:lastRow="0" w:firstColumn="1" w:lastColumn="0" w:noHBand="1" w:noVBand="1"/>
@@ -10981,6 +10974,12 @@
                 <w:sz w:val="20"/>
               </w:rPr>
             </w:r>
+            <w:r>
+              <w:rPr>
+                <w:rFonts w:ascii="Arial" w:hAnsi="Arial" w:cs="Arial"/>
+                <w:sz w:val="20"/>
+              </w:rPr>
+            </w:r>
           </w:p>
         </w:tc>
       </w:tr>
@@ -11055,7 +11054,14 @@
             </w:r>
             <w:r>
               <w:rPr>
-                <w:rFonts w:ascii="Arial" w:hAnsi="Arial" w:eastAsia="Arial" w:cs="Arial"/>
+                <w:rFonts w:ascii="Arial" w:hAnsi="Arial" w:cs="Arial"/>
+                <w:sz w:val="20"/>
+                <w:szCs w:val="22"/>
+              </w:rPr>
+            </w:r>
+            <w:r>
+              <w:rPr>
+                <w:rFonts w:ascii="Arial" w:hAnsi="Arial" w:cs="Arial"/>
                 <w:sz w:val="20"/>
                 <w:szCs w:val="22"/>
               </w:rPr>
@@ -11066,7 +11072,7 @@
     </w:tbl>
     <w:p>
       <w:pPr>
-        <w:pStyle w:val="1075"/>
+        <w:pStyle w:val="1077"/>
         <w:pBdr/>
         <w:spacing w:before="26" w:line="247" w:lineRule="auto"/>
         <w:ind w:right="26"/>
@@ -11106,7 +11112,7 @@
     </w:p>
     <w:p>
       <w:pPr>
-        <w:pStyle w:val="1075"/>
+        <w:pStyle w:val="1077"/>
         <w:pBdr/>
         <w:spacing w:before="26" w:line="247" w:lineRule="auto"/>
         <w:ind w:right="818"/>
@@ -11132,7 +11138,7 @@
     </w:p>
     <w:tbl>
       <w:tblPr>
-        <w:tblStyle w:val="1080"/>
+        <w:tblStyle w:val="1082"/>
         <w:tblW w:w="0" w:type="auto"/>
         <w:tblBorders/>
         <w:tblLook w:val="0680" w:firstRow="0" w:lastRow="0" w:firstColumn="1" w:lastColumn="0" w:noHBand="1" w:noVBand="1"/>
@@ -11307,6 +11313,12 @@
                 <w:sz w:val="20"/>
               </w:rPr>
             </w:r>
+            <w:r>
+              <w:rPr>
+                <w:rFonts w:ascii="Arial" w:hAnsi="Arial" w:cs="Arial"/>
+                <w:sz w:val="20"/>
+              </w:rPr>
+            </w:r>
           </w:p>
         </w:tc>
       </w:tr>
@@ -11386,13 +11398,19 @@
                 <w:sz w:val="20"/>
               </w:rPr>
             </w:r>
+            <w:r>
+              <w:rPr>
+                <w:rFonts w:ascii="Arial" w:hAnsi="Arial" w:cs="Arial"/>
+                <w:sz w:val="20"/>
+              </w:rPr>
+            </w:r>
           </w:p>
         </w:tc>
       </w:tr>
     </w:tbl>
     <w:p>
       <w:pPr>
-        <w:pStyle w:val="1075"/>
+        <w:pStyle w:val="1077"/>
         <w:pBdr/>
         <w:spacing w:before="26" w:line="247" w:lineRule="auto"/>
         <w:ind w:right="26"/>
@@ -11438,7 +11456,7 @@
     </w:p>
     <w:p>
       <w:pPr>
-        <w:pStyle w:val="1075"/>
+        <w:pStyle w:val="1077"/>
         <w:pBdr/>
         <w:spacing w:before="26" w:line="247" w:lineRule="auto"/>
         <w:ind w:right="818"/>
@@ -11497,7 +11515,7 @@
     </w:p>
     <w:p>
       <w:pPr>
-        <w:pStyle w:val="1075"/>
+        <w:pStyle w:val="1077"/>
         <w:pBdr/>
         <w:spacing w:before="26" w:line="247" w:lineRule="auto"/>
         <w:ind w:right="26"/>
@@ -11523,7 +11541,7 @@
     </w:p>
     <w:p>
       <w:pPr>
-        <w:pStyle w:val="1075"/>
+        <w:pStyle w:val="1077"/>
         <w:pBdr/>
         <w:spacing w:before="26" w:line="247" w:lineRule="auto"/>
         <w:ind w:right="26"/>
@@ -11566,7 +11584,7 @@
     </w:p>
     <w:p>
       <w:pPr>
-        <w:pStyle w:val="1075"/>
+        <w:pStyle w:val="1077"/>
         <w:numPr>
           <w:ilvl w:val="0"/>
           <w:numId w:val="16"/>
@@ -11615,7 +11633,7 @@
     </w:p>
     <w:p>
       <w:pPr>
-        <w:pStyle w:val="1075"/>
+        <w:pStyle w:val="1077"/>
         <w:numPr>
           <w:ilvl w:val="0"/>
           <w:numId w:val="16"/>
@@ -11679,7 +11697,7 @@
     </w:p>
     <w:p>
       <w:pPr>
-        <w:pStyle w:val="1075"/>
+        <w:pStyle w:val="1077"/>
         <w:numPr>
           <w:ilvl w:val="0"/>
           <w:numId w:val="16"/>
@@ -11905,7 +11923,7 @@
     </w:p>
     <w:p>
       <w:pPr>
-        <w:pStyle w:val="1075"/>
+        <w:pStyle w:val="1077"/>
         <w:numPr>
           <w:ilvl w:val="0"/>
           <w:numId w:val="16"/>
@@ -12118,7 +12136,7 @@
     </w:p>
     <w:p>
       <w:pPr>
-        <w:pStyle w:val="1075"/>
+        <w:pStyle w:val="1077"/>
         <w:pBdr/>
         <w:spacing w:line="249" w:lineRule="auto"/>
         <w:ind w:right="26"/>
@@ -12144,7 +12162,7 @@
     </w:p>
     <w:p>
       <w:pPr>
-        <w:pStyle w:val="1075"/>
+        <w:pStyle w:val="1077"/>
         <w:pBdr/>
         <w:spacing w:line="247" w:lineRule="auto"/>
         <w:ind w:right="26"/>
@@ -12198,7 +12216,7 @@
     </w:p>
     <w:p>
       <w:pPr>
-        <w:pStyle w:val="1075"/>
+        <w:pStyle w:val="1077"/>
         <w:pBdr/>
         <w:spacing w:line="249" w:lineRule="auto"/>
         <w:ind w:right="26"/>
@@ -12224,7 +12242,7 @@
     </w:p>
     <w:p>
       <w:pPr>
-        <w:pStyle w:val="1075"/>
+        <w:pStyle w:val="1077"/>
         <w:numPr>
           <w:ilvl w:val="0"/>
           <w:numId w:val="17"/>
@@ -12286,7 +12304,7 @@
     </w:p>
     <w:p>
       <w:pPr>
-        <w:pStyle w:val="1075"/>
+        <w:pStyle w:val="1077"/>
         <w:pBdr/>
         <w:spacing w:before="26" w:line="247" w:lineRule="auto"/>
         <w:ind w:right="818"/>
@@ -12312,7 +12330,7 @@
     </w:p>
     <w:tbl>
       <w:tblPr>
-        <w:tblStyle w:val="1080"/>
+        <w:tblStyle w:val="1082"/>
         <w:tblW w:w="0" w:type="auto"/>
         <w:tblBorders/>
         <w:tblLook w:val="0680" w:firstRow="0" w:lastRow="0" w:firstColumn="1" w:lastColumn="0" w:noHBand="1" w:noVBand="1"/>
@@ -12508,12 +12526,6 @@
                 <w:sz w:val="20"/>
               </w:rPr>
             </w:r>
-            <w:r>
-              <w:rPr>
-                <w:rFonts w:ascii="Arial" w:hAnsi="Arial" w:cs="Arial"/>
-                <w:sz w:val="20"/>
-              </w:rPr>
-            </w:r>
           </w:p>
         </w:tc>
       </w:tr>
@@ -12631,12 +12643,6 @@
                 <w:sz w:val="20"/>
               </w:rPr>
             </w:r>
-            <w:r>
-              <w:rPr>
-                <w:rFonts w:ascii="Arial" w:hAnsi="Arial" w:cs="Arial"/>
-                <w:sz w:val="20"/>
-              </w:rPr>
-            </w:r>
           </w:p>
         </w:tc>
       </w:tr>
@@ -12901,6 +12907,12 @@
                 <w:sz w:val="20"/>
               </w:rPr>
             </w:r>
+            <w:r>
+              <w:rPr>
+                <w:rFonts w:ascii="Arial" w:hAnsi="Arial" w:cs="Arial"/>
+                <w:sz w:val="20"/>
+              </w:rPr>
+            </w:r>
           </w:p>
         </w:tc>
         <w:tc>
@@ -12968,6 +12980,12 @@
                 <w:lang w:val="en-US"/>
               </w:rPr>
               <w:t xml:space="preserve">01/26</w:t>
+            </w:r>
+            <w:r>
+              <w:rPr>
+                <w:rFonts w:ascii="Arial" w:hAnsi="Arial" w:cs="Arial"/>
+                <w:sz w:val="20"/>
+              </w:rPr>
             </w:r>
             <w:r>
               <w:rPr>
@@ -13093,6 +13111,12 @@
                 <w:sz w:val="20"/>
               </w:rPr>
             </w:r>
+            <w:r>
+              <w:rPr>
+                <w:rFonts w:ascii="Arial" w:hAnsi="Arial" w:cs="Arial"/>
+                <w:sz w:val="20"/>
+              </w:rPr>
+            </w:r>
           </w:p>
         </w:tc>
         <w:tc>
@@ -13167,13 +13191,19 @@
                 <w:sz w:val="20"/>
               </w:rPr>
             </w:r>
+            <w:r>
+              <w:rPr>
+                <w:rFonts w:ascii="Arial" w:hAnsi="Arial" w:cs="Arial"/>
+                <w:sz w:val="20"/>
+              </w:rPr>
+            </w:r>
           </w:p>
         </w:tc>
       </w:tr>
     </w:tbl>
     <w:p>
       <w:pPr>
-        <w:pStyle w:val="1075"/>
+        <w:pStyle w:val="1077"/>
         <w:pBdr/>
         <w:spacing w:before="26" w:line="247" w:lineRule="auto"/>
         <w:ind w:right="26"/>
@@ -13213,7 +13243,7 @@
     </w:p>
     <w:p>
       <w:pPr>
-        <w:pStyle w:val="1075"/>
+        <w:pStyle w:val="1077"/>
         <w:pBdr/>
         <w:spacing w:before="26" w:line="247" w:lineRule="auto"/>
         <w:ind w:right="818"/>
@@ -13259,7 +13289,7 @@
     </w:p>
     <w:p>
       <w:pPr>
-        <w:pStyle w:val="1075"/>
+        <w:pStyle w:val="1077"/>
         <w:numPr>
           <w:ilvl w:val="1"/>
           <w:numId w:val="15"/>
@@ -13302,7 +13332,7 @@
     </w:p>
     <w:p>
       <w:pPr>
-        <w:pStyle w:val="1075"/>
+        <w:pStyle w:val="1077"/>
         <w:pBdr/>
         <w:spacing w:before="26" w:line="247" w:lineRule="auto"/>
         <w:ind w:right="818"/>
@@ -13348,7 +13378,7 @@
     </w:p>
     <w:tbl>
       <w:tblPr>
-        <w:tblStyle w:val="1080"/>
+        <w:tblStyle w:val="1082"/>
         <w:tblW w:w="8995" w:type="dxa"/>
         <w:tblBorders/>
         <w:tblLayout w:type="fixed"/>
@@ -13537,6 +13567,14 @@
               <w:rPr>
                 <w:rFonts w:ascii="Arial" w:hAnsi="Arial" w:cs="Arial"/>
                 <w:sz w:val="20"/>
+                <w:szCs w:val="20"/>
+              </w:rPr>
+            </w:r>
+            <w:r>
+              <w:rPr>
+                <w:rFonts w:ascii="Arial" w:hAnsi="Arial" w:cs="Arial"/>
+                <w:sz w:val="20"/>
+                <w:szCs w:val="20"/>
               </w:rPr>
             </w:r>
           </w:p>
@@ -13565,6 +13603,13 @@
                 <w:szCs w:val="20"/>
               </w:rPr>
             </w:r>
+            <w:r>
+              <w:rPr>
+                <w:rFonts w:ascii="Arial" w:hAnsi="Arial" w:cs="Arial"/>
+                <w:sz w:val="20"/>
+                <w:szCs w:val="20"/>
+              </w:rPr>
+            </w:r>
           </w:p>
           <w:p>
             <w:pPr>
@@ -13584,8 +13629,20 @@
               </w:rPr>
               <w:t xml:space="preserve">USA</w:t>
             </w:r>
-            <w:r/>
-            <w:r/>
+            <w:r>
+              <w:rPr>
+                <w:rFonts w:ascii="Arial" w:hAnsi="Arial" w:cs="Arial"/>
+                <w:sz w:val="20"/>
+                <w:szCs w:val="20"/>
+              </w:rPr>
+            </w:r>
+            <w:r>
+              <w:rPr>
+                <w:rFonts w:ascii="Arial" w:hAnsi="Arial" w:cs="Arial"/>
+                <w:sz w:val="20"/>
+                <w:szCs w:val="20"/>
+              </w:rPr>
+            </w:r>
           </w:p>
         </w:tc>
       </w:tr>
@@ -13673,12 +13730,6 @@
                 <w:sz w:val="20"/>
               </w:rPr>
             </w:r>
-            <w:r>
-              <w:rPr>
-                <w:rFonts w:ascii="Arial" w:hAnsi="Arial" w:cs="Arial"/>
-                <w:sz w:val="20"/>
-              </w:rPr>
-            </w:r>
           </w:p>
         </w:tc>
       </w:tr>
@@ -13766,12 +13817,6 @@
                 <w:sz w:val="20"/>
               </w:rPr>
             </w:r>
-            <w:r>
-              <w:rPr>
-                <w:rFonts w:ascii="Arial" w:hAnsi="Arial" w:cs="Arial"/>
-                <w:sz w:val="20"/>
-              </w:rPr>
-            </w:r>
           </w:p>
         </w:tc>
       </w:tr>
@@ -13967,6 +14012,12 @@
                 <w:lang w:val="en-US"/>
               </w:rPr>
               <w:t xml:space="preserve">+1 (877) 926 - 8428</w:t>
+            </w:r>
+            <w:r>
+              <w:rPr>
+                <w:rFonts w:ascii="Arial" w:hAnsi="Arial" w:cs="Arial"/>
+                <w:sz w:val="20"/>
+              </w:rPr>
             </w:r>
             <w:r>
               <w:rPr>
@@ -14046,7 +14097,7 @@
     </w:p>
     <w:p>
       <w:pPr>
-        <w:pStyle w:val="1075"/>
+        <w:pStyle w:val="1077"/>
         <w:numPr>
           <w:ilvl w:val="1"/>
           <w:numId w:val="15"/>
@@ -14098,7 +14149,7 @@
     </w:p>
     <w:p>
       <w:pPr>
-        <w:pStyle w:val="1075"/>
+        <w:pStyle w:val="1077"/>
         <w:pBdr/>
         <w:spacing w:before="26" w:line="247" w:lineRule="auto"/>
         <w:ind w:right="818"/>
@@ -14144,7 +14195,7 @@
     </w:p>
     <w:tbl>
       <w:tblPr>
-        <w:tblStyle w:val="1080"/>
+        <w:tblStyle w:val="1082"/>
         <w:tblW w:w="3955" w:type="dxa"/>
         <w:tblBorders/>
         <w:tblLayout w:type="fixed"/>
@@ -14254,6 +14305,12 @@
                 <w:sz w:val="20"/>
               </w:rPr>
             </w:r>
+            <w:r>
+              <w:rPr>
+                <w:rFonts w:ascii="Arial" w:hAnsi="Arial" w:cs="Arial"/>
+                <w:sz w:val="20"/>
+              </w:rPr>
+            </w:r>
           </w:p>
         </w:tc>
       </w:tr>
@@ -14371,13 +14428,19 @@
                 <w:sz w:val="20"/>
               </w:rPr>
             </w:r>
+            <w:r>
+              <w:rPr>
+                <w:rFonts w:ascii="Arial" w:hAnsi="Arial" w:cs="Arial"/>
+                <w:sz w:val="20"/>
+              </w:rPr>
+            </w:r>
           </w:p>
         </w:tc>
       </w:tr>
     </w:tbl>
     <w:p>
       <w:pPr>
-        <w:pStyle w:val="1075"/>
+        <w:pStyle w:val="1077"/>
         <w:pBdr/>
         <w:spacing w:before="26" w:line="247" w:lineRule="auto"/>
         <w:ind w:right="818"/>
@@ -14423,7 +14486,7 @@
     </w:p>
     <w:p>
       <w:pPr>
-        <w:pStyle w:val="1075"/>
+        <w:pStyle w:val="1077"/>
         <w:numPr>
           <w:ilvl w:val="1"/>
           <w:numId w:val="15"/>
@@ -14466,7 +14529,7 @@
     </w:p>
     <w:p>
       <w:pPr>
-        <w:pStyle w:val="1075"/>
+        <w:pStyle w:val="1077"/>
         <w:pBdr/>
         <w:spacing w:before="26" w:line="247" w:lineRule="auto"/>
         <w:ind w:right="818"/>
@@ -14500,7 +14563,7 @@
     </w:p>
     <w:p>
       <w:pPr>
-        <w:pStyle w:val="1075"/>
+        <w:pStyle w:val="1077"/>
         <w:numPr>
           <w:ilvl w:val="0"/>
           <w:numId w:val="18"/>
@@ -14555,7 +14618,7 @@
     </w:p>
     <w:p>
       <w:pPr>
-        <w:pStyle w:val="1075"/>
+        <w:pStyle w:val="1077"/>
         <w:pBdr/>
         <w:spacing w:before="26" w:line="247" w:lineRule="auto"/>
         <w:ind w:right="818"/>
@@ -14593,7 +14656,7 @@
     </w:p>
     <w:tbl>
       <w:tblPr>
-        <w:tblStyle w:val="1080"/>
+        <w:tblStyle w:val="1082"/>
         <w:tblW w:w="9016" w:type="dxa"/>
         <w:tblBorders/>
         <w:tblLayout w:type="fixed"/>
@@ -14781,6 +14844,14 @@
                 <w:sz w:val="20"/>
               </w:rPr>
             </w:r>
+            <w:r>
+              <w:rPr>
+                <w:rFonts w:ascii="Arial" w:hAnsi="Arial" w:cs="Arial"/>
+                <w:b w:val="0"/>
+                <w:bCs w:val="0"/>
+                <w:sz w:val="20"/>
+              </w:rPr>
+            </w:r>
           </w:p>
         </w:tc>
         <w:tc>
@@ -14818,7 +14889,6 @@
             <w:r>
               <w:rPr>
                 <w:rFonts w:ascii="Arial" w:hAnsi="Arial" w:cs="Arial"/>
-                <w:caps/>
                 <w:sz w:val="20"/>
               </w:rPr>
             </w:r>
@@ -14859,12 +14929,6 @@
                 <w:sz w:val="20"/>
               </w:rPr>
               <w:t xml:space="preserve">Requirements and concept definition</w:t>
-            </w:r>
-            <w:r>
-              <w:rPr>
-                <w:rFonts w:ascii="Arial" w:hAnsi="Arial" w:cs="Arial"/>
-                <w:sz w:val="20"/>
-              </w:rPr>
             </w:r>
             <w:r>
               <w:rPr>
@@ -14925,8 +14989,6 @@
             <w:r>
               <w:rPr>
                 <w:rFonts w:ascii="Arial" w:hAnsi="Arial" w:cs="Arial"/>
-                <w:b w:val="0"/>
-                <w:bCs w:val="0"/>
                 <w:caps/>
                 <w:sz w:val="20"/>
               </w:rPr>
@@ -15035,12 +15097,6 @@
                 <w:sz w:val="20"/>
               </w:rPr>
               <w:t xml:space="preserve">Software architecture design and platform partitioning</w:t>
-            </w:r>
-            <w:r>
-              <w:rPr>
-                <w:rFonts w:ascii="Arial" w:hAnsi="Arial" w:cs="Arial"/>
-                <w:sz w:val="20"/>
-              </w:rPr>
             </w:r>
             <w:r>
               <w:rPr>
@@ -15122,8 +15178,6 @@
             <w:r>
               <w:rPr>
                 <w:rFonts w:ascii="Arial" w:hAnsi="Arial" w:cs="Arial"/>
-                <w:b w:val="0"/>
-                <w:bCs w:val="0"/>
                 <w:caps/>
                 <w:sz w:val="20"/>
               </w:rPr>
@@ -15232,12 +15286,6 @@
                 <w:sz w:val="20"/>
               </w:rPr>
               <w:t xml:space="preserve">Integration of processing environments and communication interfaces</w:t>
-            </w:r>
-            <w:r>
-              <w:rPr>
-                <w:rFonts w:ascii="Arial" w:hAnsi="Arial" w:cs="Arial"/>
-                <w:sz w:val="20"/>
-              </w:rPr>
             </w:r>
             <w:r>
               <w:rPr>
@@ -15319,8 +15367,6 @@
             <w:r>
               <w:rPr>
                 <w:rFonts w:ascii="Arial" w:hAnsi="Arial" w:cs="Arial"/>
-                <w:b w:val="0"/>
-                <w:bCs w:val="0"/>
                 <w:caps/>
                 <w:sz w:val="20"/>
               </w:rPr>
@@ -15429,12 +15475,6 @@
                 <w:sz w:val="20"/>
               </w:rPr>
               <w:t xml:space="preserve">Demonstration validation and customer presentation support - for the first showcase (Ford)</w:t>
-            </w:r>
-            <w:r>
-              <w:rPr>
-                <w:rFonts w:ascii="Arial" w:hAnsi="Arial" w:cs="Arial"/>
-                <w:sz w:val="20"/>
-              </w:rPr>
             </w:r>
             <w:r>
               <w:rPr>
@@ -15496,6 +15536,15 @@
                 <w:sz w:val="20"/>
               </w:rPr>
             </w:r>
+            <w:r>
+              <w:rPr>
+                <w:rFonts w:ascii="Arial" w:hAnsi="Arial" w:cs="Arial"/>
+                <w:b w:val="0"/>
+                <w:bCs w:val="0"/>
+                <w:caps/>
+                <w:sz w:val="20"/>
+              </w:rPr>
+            </w:r>
           </w:p>
         </w:tc>
         <w:tc>
@@ -15525,6 +15574,13 @@
                 <w:lang w:val="en-US"/>
               </w:rPr>
               <w:t xml:space="preserve">10/25</w:t>
+            </w:r>
+            <w:r>
+              <w:rPr>
+                <w:rFonts w:ascii="Arial" w:hAnsi="Arial" w:cs="Arial"/>
+                <w:caps/>
+                <w:sz w:val="20"/>
+              </w:rPr>
             </w:r>
             <w:r>
               <w:rPr>
@@ -15626,6 +15682,15 @@
                 <w:sz w:val="20"/>
               </w:rPr>
             </w:r>
+            <w:r>
+              <w:rPr>
+                <w:rFonts w:ascii="Arial" w:hAnsi="Arial" w:cs="Arial"/>
+                <w:b w:val="0"/>
+                <w:bCs w:val="0"/>
+                <w:caps/>
+                <w:sz w:val="20"/>
+              </w:rPr>
+            </w:r>
           </w:p>
         </w:tc>
         <w:tc>
@@ -15663,6 +15728,13 @@
                 <w:sz w:val="20"/>
               </w:rPr>
             </w:r>
+            <w:r>
+              <w:rPr>
+                <w:rFonts w:ascii="Arial" w:hAnsi="Arial" w:cs="Arial"/>
+                <w:caps/>
+                <w:sz w:val="20"/>
+              </w:rPr>
+            </w:r>
           </w:p>
         </w:tc>
         <w:tc>
@@ -15714,7 +15786,7 @@
     </w:tbl>
     <w:p>
       <w:pPr>
-        <w:pStyle w:val="1075"/>
+        <w:pStyle w:val="1077"/>
         <w:pBdr/>
         <w:spacing w:before="26" w:line="247" w:lineRule="auto"/>
         <w:ind w:right="818"/>
@@ -15760,7 +15832,7 @@
     </w:p>
     <w:p>
       <w:pPr>
-        <w:pStyle w:val="1075"/>
+        <w:pStyle w:val="1077"/>
         <w:numPr>
           <w:ilvl w:val="0"/>
           <w:numId w:val="18"/>
@@ -15828,7 +15900,7 @@
     </w:p>
     <w:tbl>
       <w:tblPr>
-        <w:tblStyle w:val="1080"/>
+        <w:tblStyle w:val="1082"/>
         <w:tblW w:w="0" w:type="auto"/>
         <w:tblBorders/>
         <w:tblLook w:val="0400" w:firstRow="0" w:lastRow="0" w:firstColumn="0" w:lastColumn="0" w:noHBand="0" w:noVBand="1"/>
@@ -15847,7 +15919,7 @@
           </w:tcPr>
           <w:p>
             <w:pPr>
-              <w:pStyle w:val="1075"/>
+              <w:pStyle w:val="1077"/>
               <w:pBdr/>
               <w:spacing w:before="26" w:line="247" w:lineRule="auto"/>
               <w:ind w:right="818"/>
@@ -15868,43 +15940,85 @@
               <w:rPr>
                 <w:rFonts w:ascii="Arial" w:hAnsi="Arial" w:cs="Arial"/>
               </w:rPr>
-              <w:t xml:space="preserve">I worked as a Senior Software Engineer on a Software-Defined Vehicle (SDV) demonstration platform at IAV. The project centered on a demonstration board containing NVIDIA Jetson, Renesas R-Car, and the IAV Dragoon ECU. Its purpose was to showcase IAV's SDV k</w:t>
-            </w:r>
-            <w:r>
-              <w:rPr>
-                <w:rFonts w:ascii="Arial" w:hAnsi="Arial" w:cs="Arial"/>
-              </w:rPr>
-              <w:t xml:space="preserve">nowledge, architecture strategy, and deployment approach through a working embedded system that could be reused across different vehicles with minimal software change for customer-facing demonstrations. My primary responsibility was to lead the software arc</w:t>
-            </w:r>
-            <w:r>
-              <w:rPr>
-                <w:rFonts w:ascii="Arial" w:hAnsi="Arial" w:cs="Arial"/>
-              </w:rPr>
-              <w:t xml:space="preserve">hitecture and integration of this multi-processor platform. I was responsible for defining how the major software and hardware components would interact, how responsibilities would be partitioned across the processing environments, and which technologies wo</w:t>
-            </w:r>
-            <w:r>
-              <w:rPr>
-                <w:rFonts w:ascii="Arial" w:hAnsi="Arial" w:cs="Arial"/>
-              </w:rPr>
-              <w:t xml:space="preserve">uld be used to support the architecture, including Eclipse eCAL for communication and Docker-based containerization on the R-Car. After the design was established, I worked primarily on the R-Car side while another team member worked on the Jetson side. We </w:t>
-            </w:r>
-            <w:r>
-              <w:rPr>
-                <w:rFonts w:ascii="Arial" w:hAnsi="Arial" w:cs="Arial"/>
-              </w:rPr>
-              <w:t xml:space="preserve">jointly verified that communication between Jetson and R-Car was robust and consistent by sending large data sets in both directions, timing the transmission, and confirming stable behavior under loaded or stressed conditions appropriate for a demonstration</w:t>
-            </w:r>
-            <w:r>
-              <w:rPr>
-                <w:rFonts w:ascii="Arial" w:hAnsi="Arial" w:cs="Arial"/>
-              </w:rPr>
-              <w:t xml:space="preserve"> platform. I also helped design how the Dragoon ECU software should behave so it could remain flexible across the Volkswagen ID.4, Ford Escape, Lego Raptor, and RC car setups, and I designed and implemented the build configuration for those different enviro</w:t>
-            </w:r>
-            <w:r>
-              <w:rPr>
-                <w:rFonts w:ascii="Arial" w:hAnsi="Arial" w:cs="Arial"/>
-              </w:rPr>
-              <w:t xml:space="preserve">nments. A third team member implemented the signal-handling logic on the Dragoon based on that design. Because the Dragoon used a bootloader, updates could be performed efficiently over CAN. I also helped adapt the demonstration strategy when customer const</w:t>
+              <w:t xml:space="preserve">I</w:t>
+            </w:r>
+            <w:r>
+              <w:rPr>
+                <w:rFonts w:ascii="Arial" w:hAnsi="Arial" w:cs="Arial"/>
+              </w:rPr>
+              <w:t xml:space="preserve"> worked as a Senior Software Engineer on a Software-Defined Vehicle (SDV) demonstration platform at IAV. The project centered on a demonstration board containing NVIDIA Jetson, Renesas R-Car, and the IAV Dragoon ECU. Its purpose was to showcase IAV's SDV k</w:t>
+            </w:r>
+            <w:r>
+              <w:rPr>
+                <w:rFonts w:ascii="Arial" w:hAnsi="Arial" w:cs="Arial"/>
+              </w:rPr>
+              <w:t xml:space="preserve">n</w:t>
+            </w:r>
+            <w:r>
+              <w:rPr>
+                <w:rFonts w:ascii="Arial" w:hAnsi="Arial" w:cs="Arial"/>
+              </w:rPr>
+              <w:t xml:space="preserve">owledge, architecture strategy, and deployment approach through a working embedded system that could be reused across different vehicles with minimal software change for customer-facing demonstrations. My primary responsibility was to lead the software arc</w:t>
+            </w:r>
+            <w:r>
+              <w:rPr>
+                <w:rFonts w:ascii="Arial" w:hAnsi="Arial" w:cs="Arial"/>
+              </w:rPr>
+              <w:t xml:space="preserve">h</w:t>
+            </w:r>
+            <w:r>
+              <w:rPr>
+                <w:rFonts w:ascii="Arial" w:hAnsi="Arial" w:cs="Arial"/>
+              </w:rPr>
+              <w:t xml:space="preserve">itecture and integration of this multi-processor platform. I was responsible for defining how the major software and hardware components would interact, how responsibilities would be partitioned across the processing environments, and which technologies wo</w:t>
+            </w:r>
+            <w:r>
+              <w:rPr>
+                <w:rFonts w:ascii="Arial" w:hAnsi="Arial" w:cs="Arial"/>
+              </w:rPr>
+              <w:t xml:space="preserve">u</w:t>
+            </w:r>
+            <w:r>
+              <w:rPr>
+                <w:rFonts w:ascii="Arial" w:hAnsi="Arial" w:cs="Arial"/>
+              </w:rPr>
+              <w:t xml:space="preserve">ld be used to support the architecture, including Eclipse eCAL for communication and Docker-based containerization on the R-Car. After the design was established, I worked primarily on the R-Car side while another team member worked on the Jetson side. We </w:t>
+            </w:r>
+            <w:r>
+              <w:rPr>
+                <w:rFonts w:ascii="Arial" w:hAnsi="Arial" w:cs="Arial"/>
+              </w:rPr>
+              <w:t xml:space="preserve">j</w:t>
+            </w:r>
+            <w:r>
+              <w:rPr>
+                <w:rFonts w:ascii="Arial" w:hAnsi="Arial" w:cs="Arial"/>
+              </w:rPr>
+              <w:t xml:space="preserve">ointly verified that communication between Jetson and R-Car was robust and consistent by sending large data sets in both directions, timing the transmission, and confirming stable behavior under loaded or stressed conditions appropriate for a demonstration</w:t>
+            </w:r>
+            <w:r>
+              <w:rPr>
+                <w:rFonts w:ascii="Arial" w:hAnsi="Arial" w:cs="Arial"/>
+              </w:rPr>
+              <w:t xml:space="preserve"> </w:t>
+            </w:r>
+            <w:r>
+              <w:rPr>
+                <w:rFonts w:ascii="Arial" w:hAnsi="Arial" w:cs="Arial"/>
+              </w:rPr>
+              <w:t xml:space="preserve">platform. I also helped design how the Dragoon ECU software should behave so it could remain flexible across the Volkswagen ID.4, Ford Escape, Lego Raptor, and RC car setups, and I designed and implemented the build configuration for those different enviro</w:t>
+            </w:r>
+            <w:r>
+              <w:rPr>
+                <w:rFonts w:ascii="Arial" w:hAnsi="Arial" w:cs="Arial"/>
+              </w:rPr>
+              <w:t xml:space="preserve">n</w:t>
+            </w:r>
+            <w:r>
+              <w:rPr>
+                <w:rFonts w:ascii="Arial" w:hAnsi="Arial" w:cs="Arial"/>
+              </w:rPr>
+              <w:t xml:space="preserve">ments. A third team member implemented the signal-handling logic on the Dragoon based on that design. Because the Dragoon used a bootloader, updates could be performed efficiently over CAN. I also helped adapt the demonstration strategy when customer const</w:t>
             </w:r>
             <w:r>
               <w:rPr>
@@ -15915,6 +16029,10 @@
             <w:r>
               <w:rPr>
                 <w:rFonts w:ascii="Arial" w:hAnsi="Arial" w:cs="Arial"/>
+                <w:b/>
+                <w:bCs/>
+                <w:sz w:val="24"/>
+                <w:szCs w:val="24"/>
               </w:rPr>
             </w:r>
             <w:r>
@@ -15932,7 +16050,7 @@
     </w:tbl>
     <w:p>
       <w:pPr>
-        <w:pStyle w:val="1075"/>
+        <w:pStyle w:val="1077"/>
         <w:pBdr/>
         <w:spacing w:before="26" w:line="247" w:lineRule="auto"/>
         <w:ind w:right="818"/>
@@ -15974,7 +16092,7 @@
     </w:p>
     <w:p>
       <w:pPr>
-        <w:pStyle w:val="1075"/>
+        <w:pStyle w:val="1077"/>
         <w:numPr>
           <w:ilvl w:val="0"/>
           <w:numId w:val="17"/>
@@ -16025,7 +16143,7 @@
     </w:p>
     <w:p>
       <w:pPr>
-        <w:pStyle w:val="1075"/>
+        <w:pStyle w:val="1077"/>
         <w:pBdr/>
         <w:spacing w:before="26" w:line="247" w:lineRule="auto"/>
         <w:ind w:right="818"/>
@@ -16067,7 +16185,7 @@
     </w:p>
     <w:p>
       <w:pPr>
-        <w:pStyle w:val="1061"/>
+        <w:pStyle w:val="1063"/>
         <w:numPr>
           <w:ilvl w:val="0"/>
           <w:numId w:val="19"/>
@@ -16139,7 +16257,7 @@
     </w:p>
     <w:tbl>
       <w:tblPr>
-        <w:tblStyle w:val="1080"/>
+        <w:tblStyle w:val="1082"/>
         <w:tblW w:w="0" w:type="auto"/>
         <w:tblBorders/>
         <w:tblLook w:val="0400" w:firstRow="0" w:lastRow="0" w:firstColumn="0" w:lastColumn="0" w:noHBand="0" w:noVBand="1"/>
@@ -16158,7 +16276,7 @@
           </w:tcPr>
           <w:p>
             <w:pPr>
-              <w:pStyle w:val="1075"/>
+              <w:pStyle w:val="1077"/>
               <w:pBdr/>
               <w:spacing w:before="26" w:line="247" w:lineRule="auto"/>
               <w:ind w:right="818"/>
@@ -16179,31 +16297,61 @@
               <w:rPr>
                 <w:rFonts w:ascii="Arial" w:hAnsi="Arial" w:cs="Arial"/>
               </w:rPr>
-              <w:t xml:space="preserve">The project addressed the need to demonstrate a scalable Software-Defined Vehicle architecture that could support multiple hardware platforms, multiple vehicles, and multiple customer scenarios. The challenge was not only to build a working prototype, but t</w:t>
-            </w:r>
-            <w:r>
-              <w:rPr>
-                <w:rFonts w:ascii="Arial" w:hAnsi="Arial" w:cs="Arial"/>
-              </w:rPr>
-              <w:t xml:space="preserve">o show that a distributed embedded software architecture could separate responsibilities across different computing environments while still operating as a coherent system. The demonstration board had to show that one core platform could be installed into v</w:t>
-            </w:r>
-            <w:r>
-              <w:rPr>
-                <w:rFonts w:ascii="Arial" w:hAnsi="Arial" w:cs="Arial"/>
-              </w:rPr>
-              <w:t xml:space="preserve">ery different vehicles, in this case a 2021 Volkswagen ID.4 and a 2025 Ford Escape, with minimal software changes. The main software reflash was required only on the IAV Dragoon ECU because it communicated directly with each vehicle and therefore had to ada</w:t>
-            </w:r>
-            <w:r>
-              <w:rPr>
-                <w:rFonts w:ascii="Arial" w:hAnsi="Arial" w:cs="Arial"/>
-              </w:rPr>
-              <w:t xml:space="preserve">pt to different signals, network topologies, and vehicle data. A further challenge emerged when GM requested a demonstration but did not allow vehicles inside its facility due to safety concerns. This required a pivot in the demonstration method while prese</w:t>
-            </w:r>
-            <w:r>
-              <w:rPr>
-                <w:rFonts w:ascii="Arial" w:hAnsi="Arial" w:cs="Arial"/>
-              </w:rPr>
-              <w:t xml:space="preserve">rving the same SDV architecture and value proposition. The broader opportunity was to demonstrate how SDV concepts such as downloadable applications, modular deployment, and separated processing responsibilities could be applied in a practical automotive en</w:t>
+              <w:t xml:space="preserve">T</w:t>
+            </w:r>
+            <w:r>
+              <w:rPr>
+                <w:rFonts w:ascii="Arial" w:hAnsi="Arial" w:cs="Arial"/>
+              </w:rPr>
+              <w:t xml:space="preserve">he project addressed the need to demonstrate a scalable Software-Defined Vehicle architecture that could support multiple hardware platforms, multiple vehicles, and multiple customer scenarios. The challenge was not only to build a working prototype, but t</w:t>
+            </w:r>
+            <w:r>
+              <w:rPr>
+                <w:rFonts w:ascii="Arial" w:hAnsi="Arial" w:cs="Arial"/>
+              </w:rPr>
+              <w:t xml:space="preserve">o</w:t>
+            </w:r>
+            <w:r>
+              <w:rPr>
+                <w:rFonts w:ascii="Arial" w:hAnsi="Arial" w:cs="Arial"/>
+              </w:rPr>
+              <w:t xml:space="preserve"> show that a distributed embedded software architecture could separate responsibilities across different computing environments while still operating as a coherent system. The demonstration board had to show that one core platform could be installed into v</w:t>
+            </w:r>
+            <w:r>
+              <w:rPr>
+                <w:rFonts w:ascii="Arial" w:hAnsi="Arial" w:cs="Arial"/>
+              </w:rPr>
+              <w:t xml:space="preserve">e</w:t>
+            </w:r>
+            <w:r>
+              <w:rPr>
+                <w:rFonts w:ascii="Arial" w:hAnsi="Arial" w:cs="Arial"/>
+              </w:rPr>
+              <w:t xml:space="preserve">ry different vehicles, in this case a 2021 Volkswagen ID.4 and a 2025 Ford Escape, with minimal software changes. The main software reflash was required only on the IAV Dragoon ECU because it communicated directly with each vehicle and therefore had to ada</w:t>
+            </w:r>
+            <w:r>
+              <w:rPr>
+                <w:rFonts w:ascii="Arial" w:hAnsi="Arial" w:cs="Arial"/>
+              </w:rPr>
+              <w:t xml:space="preserve">p</w:t>
+            </w:r>
+            <w:r>
+              <w:rPr>
+                <w:rFonts w:ascii="Arial" w:hAnsi="Arial" w:cs="Arial"/>
+              </w:rPr>
+              <w:t xml:space="preserve">t to different signals, network topologies, and vehicle data. A further challenge emerged when GM requested a demonstration but did not allow vehicles inside its facility due to safety concerns. This required a pivot in the demonstration method while prese</w:t>
+            </w:r>
+            <w:r>
+              <w:rPr>
+                <w:rFonts w:ascii="Arial" w:hAnsi="Arial" w:cs="Arial"/>
+              </w:rPr>
+              <w:t xml:space="preserve">r</w:t>
+            </w:r>
+            <w:r>
+              <w:rPr>
+                <w:rFonts w:ascii="Arial" w:hAnsi="Arial" w:cs="Arial"/>
+              </w:rPr>
+              <w:t xml:space="preserve">ving the same SDV architecture and value proposition. The broader opportunity was to demonstrate how SDV concepts such as downloadable applications, modular deployment, and separated processing responsibilities could be applied in a practical automotive en</w:t>
             </w:r>
             <w:r>
               <w:rPr>
@@ -16214,6 +16362,10 @@
             <w:r>
               <w:rPr>
                 <w:rFonts w:ascii="Arial" w:hAnsi="Arial" w:cs="Arial"/>
+                <w:b/>
+                <w:bCs/>
+                <w:sz w:val="24"/>
+                <w:szCs w:val="24"/>
               </w:rPr>
             </w:r>
             <w:r>
@@ -16231,7 +16383,7 @@
     </w:tbl>
     <w:p>
       <w:pPr>
-        <w:pStyle w:val="1075"/>
+        <w:pStyle w:val="1077"/>
         <w:pBdr/>
         <w:spacing w:before="26" w:line="247" w:lineRule="auto"/>
         <w:ind w:right="818"/>
@@ -16273,7 +16425,7 @@
     </w:p>
     <w:p>
       <w:pPr>
-        <w:pStyle w:val="1075"/>
+        <w:pStyle w:val="1077"/>
         <w:numPr>
           <w:ilvl w:val="0"/>
           <w:numId w:val="17"/>
@@ -16324,7 +16476,7 @@
     </w:p>
     <w:p>
       <w:pPr>
-        <w:pStyle w:val="1075"/>
+        <w:pStyle w:val="1077"/>
         <w:pBdr/>
         <w:spacing w:before="26" w:line="247" w:lineRule="auto"/>
         <w:ind w:right="818"/>
@@ -16366,7 +16518,7 @@
     </w:p>
     <w:p>
       <w:pPr>
-        <w:pStyle w:val="1061"/>
+        <w:pStyle w:val="1063"/>
         <w:numPr>
           <w:ilvl w:val="0"/>
           <w:numId w:val="21"/>
@@ -16456,7 +16608,7 @@
     </w:p>
     <w:tbl>
       <w:tblPr>
-        <w:tblStyle w:val="1080"/>
+        <w:tblStyle w:val="1082"/>
         <w:tblW w:w="0" w:type="auto"/>
         <w:tblBorders/>
         <w:tblLook w:val="0400" w:firstRow="0" w:lastRow="0" w:firstColumn="0" w:lastColumn="0" w:noHBand="0" w:noVBand="1"/>
@@ -16475,7 +16627,7 @@
           </w:tcPr>
           <w:p>
             <w:pPr>
-              <w:pStyle w:val="1075"/>
+              <w:pStyle w:val="1077"/>
               <w:pBdr/>
               <w:spacing w:before="26" w:line="247" w:lineRule="auto"/>
               <w:ind w:right="818"/>
@@ -16493,43 +16645,85 @@
               <w:rPr>
                 <w:rFonts w:ascii="Arial" w:hAnsi="Arial" w:cs="Arial"/>
               </w:rPr>
-              <w:t xml:space="preserve">I led the software architecture and integration of a multi-processor SDV demonstration platform using NVIDIA Jetson for internet connectivity and graphical user interface functions, Renesas R-Car for application hosting and execution, and the IAV Dragoon EC</w:t>
-            </w:r>
-            <w:r>
-              <w:rPr>
-                <w:rFonts w:ascii="Arial" w:hAnsi="Arial" w:cs="Arial"/>
-              </w:rPr>
-              <w:t xml:space="preserve">U for direct vehicle interfacing. The demonstration included an app-store concept connected to a cloud-based store capable of hosting different vehicle applications, ranging from convenience features to potential performance-related functions. My contributi</w:t>
-            </w:r>
-            <w:r>
-              <w:rPr>
-                <w:rFonts w:ascii="Arial" w:hAnsi="Arial" w:cs="Arial"/>
-              </w:rPr>
-              <w:t xml:space="preserve">on focused on defining the software structure, assigning responsibilities to the different processing environments, and integrating the system components so that they operated as one platform rather than isolated devices. I selected Eclipse eCAL as the high</w:t>
-            </w:r>
-            <w:r>
-              <w:rPr>
-                <w:rFonts w:ascii="Arial" w:hAnsi="Arial" w:cs="Arial"/>
-              </w:rPr>
-              <w:t xml:space="preserve">er-level communication framework and Docker-based containerization on the R-Car so that downloaded applications could be isolated from the rest of the platform. Jetson to R-Car communication used eCAL over UDP, while R-Car to Dragoon used eCAL over SocketCA</w:t>
-            </w:r>
-            <w:r>
-              <w:rPr>
-                <w:rFonts w:ascii="Arial" w:hAnsi="Arial" w:cs="Arial"/>
-              </w:rPr>
-              <w:t xml:space="preserve">N so that SocketCAN handled the low-level CAN interface and eCAL provided the higher-level communication layer. I worked primarily on the R-Car implementation and integration, while coordinating with the Jetson implementation so the communication path remai</w:t>
-            </w:r>
-            <w:r>
-              <w:rPr>
-                <w:rFonts w:ascii="Arial" w:hAnsi="Arial" w:cs="Arial"/>
-              </w:rPr>
-              <w:t xml:space="preserve">ned robust during demonstrations. The integrated system then used the Dragoon ECU to command simple vehicle actions, such as blinking headlights or turn indicators in a defined pattern. When the GM demonstration constraint prevented the use of full vehicles</w:t>
-            </w:r>
-            <w:r>
-              <w:rPr>
-                <w:rFonts w:ascii="Arial" w:hAnsi="Arial" w:cs="Arial"/>
-              </w:rPr>
-              <w:t xml:space="preserve">, I helped pivot the showcase to a Lego Raptor and an RC car equipped with multiple LEDs to simulate headlights, brake lights, and indicator lights. This allowed us to preserve the same architectural demonstration while removing the dependency on full produ</w:t>
+              <w:t xml:space="preserve">I</w:t>
+            </w:r>
+            <w:r>
+              <w:rPr>
+                <w:rFonts w:ascii="Arial" w:hAnsi="Arial" w:cs="Arial"/>
+              </w:rPr>
+              <w:t xml:space="preserve"> led the software architecture and integration of a multi-processor SDV demonstration platform using NVIDIA Jetson for internet connectivity and graphical user interface functions, Renesas R-Car for application hosting and execution, and the IAV Dragoon EC</w:t>
+            </w:r>
+            <w:r>
+              <w:rPr>
+                <w:rFonts w:ascii="Arial" w:hAnsi="Arial" w:cs="Arial"/>
+              </w:rPr>
+              <w:t xml:space="preserve">U</w:t>
+            </w:r>
+            <w:r>
+              <w:rPr>
+                <w:rFonts w:ascii="Arial" w:hAnsi="Arial" w:cs="Arial"/>
+              </w:rPr>
+              <w:t xml:space="preserve"> for direct vehicle interfacing. The demonstration included an app-store concept connected to a cloud-based store capable of hosting different vehicle applications, ranging from convenience features to potential performance-related functions. My contributi</w:t>
+            </w:r>
+            <w:r>
+              <w:rPr>
+                <w:rFonts w:ascii="Arial" w:hAnsi="Arial" w:cs="Arial"/>
+              </w:rPr>
+              <w:t xml:space="preserve">o</w:t>
+            </w:r>
+            <w:r>
+              <w:rPr>
+                <w:rFonts w:ascii="Arial" w:hAnsi="Arial" w:cs="Arial"/>
+              </w:rPr>
+              <w:t xml:space="preserve">n focused on defining the software structure, assigning responsibilities to the different processing environments, and integrating the system components so that they operated as one platform rather than isolated devices. I selected Eclipse eCAL as the high</w:t>
+            </w:r>
+            <w:r>
+              <w:rPr>
+                <w:rFonts w:ascii="Arial" w:hAnsi="Arial" w:cs="Arial"/>
+              </w:rPr>
+              <w:t xml:space="preserve">e</w:t>
+            </w:r>
+            <w:r>
+              <w:rPr>
+                <w:rFonts w:ascii="Arial" w:hAnsi="Arial" w:cs="Arial"/>
+              </w:rPr>
+              <w:t xml:space="preserve">r-level communication framework and Docker-based containerization on the R-Car so that downloaded applications could be isolated from the rest of the platform. Jetson to R-Car communication used eCAL over UDP, while R-Car to Dragoon used eCAL over SocketCA</w:t>
+            </w:r>
+            <w:r>
+              <w:rPr>
+                <w:rFonts w:ascii="Arial" w:hAnsi="Arial" w:cs="Arial"/>
+              </w:rPr>
+              <w:t xml:space="preserve">N</w:t>
+            </w:r>
+            <w:r>
+              <w:rPr>
+                <w:rFonts w:ascii="Arial" w:hAnsi="Arial" w:cs="Arial"/>
+              </w:rPr>
+              <w:t xml:space="preserve"> so that SocketCAN handled the low-level CAN interface and eCAL provided the higher-level communication layer. I worked primarily on the R-Car implementation and integration, while coordinating with the Jetson implementation so the communication path remai</w:t>
+            </w:r>
+            <w:r>
+              <w:rPr>
+                <w:rFonts w:ascii="Arial" w:hAnsi="Arial" w:cs="Arial"/>
+              </w:rPr>
+              <w:t xml:space="preserve">n</w:t>
+            </w:r>
+            <w:r>
+              <w:rPr>
+                <w:rFonts w:ascii="Arial" w:hAnsi="Arial" w:cs="Arial"/>
+              </w:rPr>
+              <w:t xml:space="preserve">ed robust during demonstrations. The integrated system then used the Dragoon ECU to command simple vehicle actions, such as blinking headlights or turn indicators in a defined pattern. When the GM demonstration constraint prevented the use of full vehicles</w:t>
+            </w:r>
+            <w:r>
+              <w:rPr>
+                <w:rFonts w:ascii="Arial" w:hAnsi="Arial" w:cs="Arial"/>
+              </w:rPr>
+              <w:t xml:space="preserve">,</w:t>
+            </w:r>
+            <w:r>
+              <w:rPr>
+                <w:rFonts w:ascii="Arial" w:hAnsi="Arial" w:cs="Arial"/>
+              </w:rPr>
+              <w:t xml:space="preserve"> I helped pivot the showcase to a Lego Raptor and an RC car equipped with multiple LEDs to simulate headlights, brake lights, and indicator lights. This allowed us to preserve the same architectural demonstration while removing the dependency on full produ</w:t>
             </w:r>
             <w:r>
               <w:rPr>
@@ -16538,6 +16732,24 @@
               <w:t xml:space="preserve">ction vehicles.</w:t>
             </w:r>
             <w:r>
+              <w:rPr>
+                <w:rFonts w:ascii="Arial" w:hAnsi="Arial" w:cs="Arial"/>
+                <w:highlight w:val="none"/>
+              </w:rPr>
+            </w:r>
+            <w:r>
+              <w:rPr>
+                <w:rFonts w:ascii="Arial" w:hAnsi="Arial" w:cs="Arial"/>
+                <w:highlight w:val="none"/>
+              </w:rPr>
+            </w:r>
+          </w:p>
+          <w:p>
+            <w:pPr>
+              <w:pStyle w:val="1077"/>
+              <w:pBdr/>
+              <w:spacing w:before="26" w:line="247" w:lineRule="auto"/>
+              <w:ind w:right="818"/>
               <w:rPr>
                 <w:rFonts w:ascii="Arial" w:hAnsi="Arial" w:cs="Arial"/>
                 <w:b/>
@@ -16545,14 +16757,8 @@
                 <w:sz w:val="24"/>
                 <w:szCs w:val="24"/>
               </w:rPr>
-            </w:r>
-          </w:p>
-          <w:p>
-            <w:pPr>
-              <w:pStyle w:val="1075"/>
-              <w:pBdr/>
-              <w:spacing w:before="26" w:line="247" w:lineRule="auto"/>
-              <w:ind w:right="818"/>
+            </w:pPr>
+            <w:r>
               <w:rPr>
                 <w:rFonts w:ascii="Arial" w:hAnsi="Arial" w:cs="Arial"/>
                 <w:b/>
@@ -16560,7 +16766,7 @@
                 <w:sz w:val="24"/>
                 <w:szCs w:val="24"/>
               </w:rPr>
-            </w:pPr>
+            </w:r>
             <w:r>
               <w:rPr>
                 <w:rFonts w:ascii="Arial" w:hAnsi="Arial" w:cs="Arial"/>
@@ -16579,19 +16785,10 @@
                 <w:szCs w:val="24"/>
               </w:rPr>
             </w:r>
-            <w:r>
-              <w:rPr>
-                <w:rFonts w:ascii="Arial" w:hAnsi="Arial" w:cs="Arial"/>
-                <w:b/>
-                <w:bCs/>
-                <w:sz w:val="24"/>
-                <w:szCs w:val="24"/>
-              </w:rPr>
-            </w:r>
           </w:p>
           <w:p>
             <w:pPr>
-              <w:pStyle w:val="1075"/>
+              <w:pStyle w:val="1077"/>
               <w:pBdr/>
               <w:spacing w:before="26" w:line="247" w:lineRule="auto"/>
               <w:ind w:right="818"/>
@@ -16610,16 +16807,19 @@
             <w:r>
               <w:rPr>
                 <w:rFonts w:ascii="Arial" w:hAnsi="Arial" w:cs="Arial"/>
-                <w:b/>
-                <w:bCs/>
-                <w:sz w:val="24"/>
-                <w:szCs w:val="24"/>
+                <w:highlight w:val="none"/>
+              </w:rPr>
+            </w:r>
+            <w:r>
+              <w:rPr>
+                <w:rFonts w:ascii="Arial" w:hAnsi="Arial" w:cs="Arial"/>
+                <w:highlight w:val="none"/>
               </w:rPr>
             </w:r>
           </w:p>
           <w:p>
             <w:pPr>
-              <w:pStyle w:val="1075"/>
+              <w:pStyle w:val="1077"/>
               <w:pBdr/>
               <w:spacing w:before="26" w:line="247" w:lineRule="auto"/>
               <w:ind w:right="818"/>
@@ -16704,19 +16904,37 @@
             <w:r>
               <w:rPr>
                 <w:rFonts w:ascii="Arial" w:hAnsi="Arial" w:cs="Arial"/>
+                <w:highlight w:val="none"/>
+              </w:rPr>
+            </w:r>
+            <w:r>
+              <w:rPr>
+                <w:rFonts w:ascii="Arial" w:hAnsi="Arial" w:cs="Arial"/>
+                <w:highlight w:val="none"/>
+              </w:rPr>
+            </w:r>
+          </w:p>
+          <w:p>
+            <w:pPr>
+              <w:pStyle w:val="1077"/>
+              <w:pBdr/>
+              <w:spacing w:before="26" w:line="247" w:lineRule="auto"/>
+              <w:ind w:right="818"/>
+              <w:rPr>
+                <w:rFonts w:ascii="Arial" w:hAnsi="Arial" w:cs="Arial"/>
                 <w:b/>
                 <w:bCs/>
                 <w:sz w:val="24"/>
                 <w:szCs w:val="24"/>
               </w:rPr>
-            </w:r>
-          </w:p>
-          <w:p>
-            <w:pPr>
-              <w:pStyle w:val="1075"/>
-              <w:pBdr/>
-              <w:spacing w:before="26" w:line="247" w:lineRule="auto"/>
-              <w:ind w:right="818"/>
+            </w:pPr>
+            <w:r>
+              <w:rPr>
+                <w:rFonts w:ascii="Arial" w:hAnsi="Arial" w:cs="Arial"/>
+                <w:highlight w:val="none"/>
+              </w:rPr>
+            </w:r>
+            <w:r>
               <w:rPr>
                 <w:rFonts w:ascii="Arial" w:hAnsi="Arial" w:cs="Arial"/>
                 <w:b/>
@@ -16724,23 +16942,14 @@
                 <w:sz w:val="24"/>
                 <w:szCs w:val="24"/>
               </w:rPr>
-            </w:pPr>
-            <w:r>
-              <w:rPr>
-                <w:rFonts w:ascii="Arial" w:hAnsi="Arial" w:cs="Arial"/>
-                <w:highlight w:val="none"/>
-              </w:rPr>
-            </w:r>
-            <w:r>
-              <w:rPr>
-                <w:rFonts w:ascii="Arial" w:hAnsi="Arial" w:cs="Arial"/>
-                <w:highlight w:val="none"/>
-              </w:rPr>
-            </w:r>
-            <w:r>
-              <w:rPr>
-                <w:rFonts w:ascii="Arial" w:hAnsi="Arial" w:cs="Arial"/>
-                <w:highlight w:val="none"/>
+            </w:r>
+            <w:r>
+              <w:rPr>
+                <w:rFonts w:ascii="Arial" w:hAnsi="Arial" w:cs="Arial"/>
+                <w:b/>
+                <w:bCs/>
+                <w:sz w:val="24"/>
+                <w:szCs w:val="24"/>
               </w:rPr>
             </w:r>
           </w:p>
@@ -16749,7 +16958,7 @@
     </w:tbl>
     <w:p>
       <w:pPr>
-        <w:pStyle w:val="1061"/>
+        <w:pStyle w:val="1063"/>
         <w:pBdr/>
         <w:spacing/>
         <w:ind/>
@@ -16787,7 +16996,7 @@
     </w:p>
     <w:p>
       <w:pPr>
-        <w:pStyle w:val="1061"/>
+        <w:pStyle w:val="1063"/>
         <w:numPr>
           <w:ilvl w:val="0"/>
           <w:numId w:val="21"/>
@@ -16830,7 +17039,7 @@
     </w:p>
     <w:p>
       <w:pPr>
-        <w:pStyle w:val="1061"/>
+        <w:pStyle w:val="1063"/>
         <w:pBdr/>
         <w:spacing/>
         <w:ind/>
@@ -16860,7 +17069,7 @@
     </w:p>
     <w:tbl>
       <w:tblPr>
-        <w:tblStyle w:val="1080"/>
+        <w:tblStyle w:val="1082"/>
         <w:tblW w:w="0" w:type="auto"/>
         <w:tblBorders/>
         <w:tblLook w:val="0400" w:firstRow="0" w:lastRow="0" w:firstColumn="0" w:lastColumn="0" w:noHBand="0" w:noVBand="1"/>
@@ -16879,7 +17088,7 @@
           </w:tcPr>
           <w:p>
             <w:pPr>
-              <w:pStyle w:val="1075"/>
+              <w:pStyle w:val="1077"/>
               <w:numPr>
                 <w:ilvl w:val="0"/>
                 <w:numId w:val="37"/>
@@ -16899,7 +17108,7 @@
           </w:p>
           <w:p>
             <w:pPr>
-              <w:pStyle w:val="1075"/>
+              <w:pStyle w:val="1077"/>
               <w:numPr>
                 <w:ilvl w:val="0"/>
                 <w:numId w:val="37"/>
@@ -16919,7 +17128,7 @@
           </w:p>
           <w:p>
             <w:pPr>
-              <w:pStyle w:val="1075"/>
+              <w:pStyle w:val="1077"/>
               <w:numPr>
                 <w:ilvl w:val="0"/>
                 <w:numId w:val="37"/>
@@ -16939,7 +17148,7 @@
           </w:p>
           <w:p>
             <w:pPr>
-              <w:pStyle w:val="1075"/>
+              <w:pStyle w:val="1077"/>
               <w:numPr>
                 <w:ilvl w:val="0"/>
                 <w:numId w:val="37"/>
@@ -16959,7 +17168,7 @@
           </w:p>
           <w:p>
             <w:pPr>
-              <w:pStyle w:val="1075"/>
+              <w:pStyle w:val="1077"/>
               <w:numPr>
                 <w:ilvl w:val="0"/>
                 <w:numId w:val="37"/>
@@ -16979,7 +17188,7 @@
           </w:p>
           <w:p>
             <w:pPr>
-              <w:pStyle w:val="1075"/>
+              <w:pStyle w:val="1077"/>
               <w:numPr>
                 <w:ilvl w:val="0"/>
                 <w:numId w:val="37"/>
@@ -17002,7 +17211,7 @@
     </w:tbl>
     <w:p>
       <w:pPr>
-        <w:pStyle w:val="1075"/>
+        <w:pStyle w:val="1077"/>
         <w:pBdr/>
         <w:spacing w:before="26" w:line="247" w:lineRule="auto"/>
         <w:ind w:right="818" w:left="720"/>
@@ -17044,7 +17253,7 @@
     </w:p>
     <w:p>
       <w:pPr>
-        <w:pStyle w:val="1061"/>
+        <w:pStyle w:val="1063"/>
         <w:numPr>
           <w:ilvl w:val="0"/>
           <w:numId w:val="21"/>
@@ -17087,7 +17296,7 @@
     </w:p>
     <w:p>
       <w:pPr>
-        <w:pStyle w:val="1061"/>
+        <w:pStyle w:val="1063"/>
         <w:pBdr/>
         <w:spacing/>
         <w:ind/>
@@ -17117,7 +17326,7 @@
     </w:p>
     <w:tbl>
       <w:tblPr>
-        <w:tblStyle w:val="1080"/>
+        <w:tblStyle w:val="1082"/>
         <w:tblW w:w="0" w:type="auto"/>
         <w:tblBorders/>
         <w:tblLook w:val="0400" w:firstRow="0" w:lastRow="0" w:firstColumn="0" w:lastColumn="0" w:noHBand="0" w:noVBand="1"/>
@@ -17136,7 +17345,7 @@
           </w:tcPr>
           <w:p>
             <w:pPr>
-              <w:pStyle w:val="1075"/>
+              <w:pStyle w:val="1077"/>
               <w:pBdr/>
               <w:spacing w:before="26" w:line="247" w:lineRule="auto"/>
               <w:ind w:right="818"/>
@@ -17157,43 +17366,85 @@
               <w:rPr>
                 <w:rFonts w:ascii="Arial" w:hAnsi="Arial" w:cs="Arial"/>
               </w:rPr>
-              <w:t xml:space="preserve">I approached the work by treating the platform as a distributed embedded system with clearly separated functional responsibilities. I first identified the major system roles required for the demonstration, including internet connectivity, graphical user int</w:t>
-            </w:r>
-            <w:r>
-              <w:rPr>
-                <w:rFonts w:ascii="Arial" w:hAnsi="Arial" w:cs="Arial"/>
-              </w:rPr>
-              <w:t xml:space="preserve">eraction, application execution, and vehicle interfacing. I then mapped those responsibilities to the most appropriate processing environments and defined how they should communicate as part of a unified architecture. Communication across the platform lever</w:t>
-            </w:r>
-            <w:r>
-              <w:rPr>
-                <w:rFonts w:ascii="Arial" w:hAnsi="Arial" w:cs="Arial"/>
-              </w:rPr>
-              <w:t xml:space="preserve">aged Eclipse eCAL as the higher-level communication framework. The Jetson and R-Car communicated using eCAL over UDP while connected through a router, and the R-Car communicated with the Dragoon ECU using eCAL over SocketCAN, where SocketCAN handled the low</w:t>
-            </w:r>
-            <w:r>
-              <w:rPr>
-                <w:rFonts w:ascii="Arial" w:hAnsi="Arial" w:cs="Arial"/>
-              </w:rPr>
-              <w:t xml:space="preserve">-level CAN interface. From the Dragoon ECU, a wire harness carrying power and CAN connected the demonstrator into the vehicle. My design approach focused on modularity, partitioning, scalability, and practical software integration so that the demonstrator c</w:t>
-            </w:r>
-            <w:r>
-              <w:rPr>
-                <w:rFonts w:ascii="Arial" w:hAnsi="Arial" w:cs="Arial"/>
-              </w:rPr>
-              <w:t xml:space="preserve">ould be reused across different vehicles with minimal software change. I also used containerization on the R-Car to separate application responsibilities and reduce the risk that one application could affect the rest of the platform. To validate the communi</w:t>
-            </w:r>
-            <w:r>
-              <w:rPr>
-                <w:rFonts w:ascii="Arial" w:hAnsi="Arial" w:cs="Arial"/>
-              </w:rPr>
-              <w:t xml:space="preserve">cation path, we exchanged large data sets between Jetson and R-Car, measured transmission timing, and confirmed stable operation under loaded conditions suitable for demonstration use. When the GM facility restriction prevented the use of actual vehicles, I</w:t>
-            </w:r>
-            <w:r>
-              <w:rPr>
-                <w:rFonts w:ascii="Arial" w:hAnsi="Arial" w:cs="Arial"/>
-              </w:rPr>
-              <w:t xml:space="preserve"> applied the same architectural principles to a Lego Raptor and an RC car outfitted with LEDs to simulate vehicle lighting behavior. Iterative integration and validation were then used to confirm that both the full-vehicle and reduced demonstrator versions </w:t>
+              <w:t xml:space="preserve">I</w:t>
+            </w:r>
+            <w:r>
+              <w:rPr>
+                <w:rFonts w:ascii="Arial" w:hAnsi="Arial" w:cs="Arial"/>
+              </w:rPr>
+              <w:t xml:space="preserve"> approached the work by treating the platform as a distributed embedded system with clearly separated functional responsibilities. I first identified the major system roles required for the demonstration, including internet connectivity, graphical user int</w:t>
+            </w:r>
+            <w:r>
+              <w:rPr>
+                <w:rFonts w:ascii="Arial" w:hAnsi="Arial" w:cs="Arial"/>
+              </w:rPr>
+              <w:t xml:space="preserve">e</w:t>
+            </w:r>
+            <w:r>
+              <w:rPr>
+                <w:rFonts w:ascii="Arial" w:hAnsi="Arial" w:cs="Arial"/>
+              </w:rPr>
+              <w:t xml:space="preserve">raction, application execution, and vehicle interfacing. I then mapped those responsibilities to the most appropriate processing environments and defined how they should communicate as part of a unified architecture. Communication across the platform lever</w:t>
+            </w:r>
+            <w:r>
+              <w:rPr>
+                <w:rFonts w:ascii="Arial" w:hAnsi="Arial" w:cs="Arial"/>
+              </w:rPr>
+              <w:t xml:space="preserve">a</w:t>
+            </w:r>
+            <w:r>
+              <w:rPr>
+                <w:rFonts w:ascii="Arial" w:hAnsi="Arial" w:cs="Arial"/>
+              </w:rPr>
+              <w:t xml:space="preserve">ged Eclipse eCAL as the higher-level communication framework. The Jetson and R-Car communicated using eCAL over UDP while connected through a router, and the R-Car communicated with the Dragoon ECU using eCAL over SocketCAN, where SocketCAN handled the low</w:t>
+            </w:r>
+            <w:r>
+              <w:rPr>
+                <w:rFonts w:ascii="Arial" w:hAnsi="Arial" w:cs="Arial"/>
+              </w:rPr>
+              <w:t xml:space="preserve">-</w:t>
+            </w:r>
+            <w:r>
+              <w:rPr>
+                <w:rFonts w:ascii="Arial" w:hAnsi="Arial" w:cs="Arial"/>
+              </w:rPr>
+              <w:t xml:space="preserve">level CAN interface. From the Dragoon ECU, a wire harness carrying power and CAN connected the demonstrator into the vehicle. My design approach focused on modularity, partitioning, scalability, and practical software integration so that the demonstrator c</w:t>
+            </w:r>
+            <w:r>
+              <w:rPr>
+                <w:rFonts w:ascii="Arial" w:hAnsi="Arial" w:cs="Arial"/>
+              </w:rPr>
+              <w:t xml:space="preserve">o</w:t>
+            </w:r>
+            <w:r>
+              <w:rPr>
+                <w:rFonts w:ascii="Arial" w:hAnsi="Arial" w:cs="Arial"/>
+              </w:rPr>
+              <w:t xml:space="preserve">uld be reused across different vehicles with minimal software change. I also used containerization on the R-Car to separate application responsibilities and reduce the risk that one application could affect the rest of the platform. To validate the communi</w:t>
+            </w:r>
+            <w:r>
+              <w:rPr>
+                <w:rFonts w:ascii="Arial" w:hAnsi="Arial" w:cs="Arial"/>
+              </w:rPr>
+              <w:t xml:space="preserve">c</w:t>
+            </w:r>
+            <w:r>
+              <w:rPr>
+                <w:rFonts w:ascii="Arial" w:hAnsi="Arial" w:cs="Arial"/>
+              </w:rPr>
+              <w:t xml:space="preserve">ation path, we exchanged large data sets between Jetson and R-Car, measured transmission timing, and confirmed stable operation under loaded conditions suitable for demonstration use. When the GM facility restriction prevented the use of actual vehicles, I</w:t>
+            </w:r>
+            <w:r>
+              <w:rPr>
+                <w:rFonts w:ascii="Arial" w:hAnsi="Arial" w:cs="Arial"/>
+              </w:rPr>
+              <w:t xml:space="preserve"> </w:t>
+            </w:r>
+            <w:r>
+              <w:rPr>
+                <w:rFonts w:ascii="Arial" w:hAnsi="Arial" w:cs="Arial"/>
+              </w:rPr>
+              <w:t xml:space="preserve">applied the same architectural principles to a Lego Raptor and an RC car outfitted with LEDs to simulate vehicle lighting behavior. Iterative integration and validation were then used to confirm that both the full-vehicle and reduced demonstrator versions </w:t>
             </w:r>
             <w:r>
               <w:rPr>
@@ -17204,6 +17455,10 @@
             <w:r>
               <w:rPr>
                 <w:rFonts w:ascii="Arial" w:hAnsi="Arial" w:cs="Arial"/>
+                <w:b/>
+                <w:bCs/>
+                <w:sz w:val="24"/>
+                <w:szCs w:val="24"/>
               </w:rPr>
             </w:r>
             <w:r>
@@ -17221,7 +17476,7 @@
     </w:tbl>
     <w:p>
       <w:pPr>
-        <w:pStyle w:val="1075"/>
+        <w:pStyle w:val="1077"/>
         <w:pBdr/>
         <w:spacing w:before="26" w:line="247" w:lineRule="auto"/>
         <w:ind w:right="818" w:left="720"/>
@@ -17263,7 +17518,7 @@
     </w:p>
     <w:p>
       <w:pPr>
-        <w:pStyle w:val="1061"/>
+        <w:pStyle w:val="1063"/>
         <w:numPr>
           <w:ilvl w:val="0"/>
           <w:numId w:val="21"/>
@@ -17360,7 +17615,7 @@
     </w:p>
     <w:p>
       <w:pPr>
-        <w:pStyle w:val="1061"/>
+        <w:pStyle w:val="1063"/>
         <w:pBdr/>
         <w:spacing/>
         <w:ind/>
@@ -17390,7 +17645,7 @@
     </w:p>
     <w:tbl>
       <w:tblPr>
-        <w:tblStyle w:val="1080"/>
+        <w:tblStyle w:val="1082"/>
         <w:tblW w:w="0" w:type="auto"/>
         <w:tblBorders/>
         <w:tblLook w:val="0400" w:firstRow="0" w:lastRow="0" w:firstColumn="0" w:lastColumn="0" w:noHBand="0" w:noVBand="1"/>
@@ -17409,7 +17664,7 @@
           </w:tcPr>
           <w:p>
             <w:pPr>
-              <w:pStyle w:val="1075"/>
+              <w:pStyle w:val="1077"/>
               <w:pBdr/>
               <w:spacing w:before="26" w:line="247" w:lineRule="auto"/>
               <w:ind w:right="818"/>
@@ -17430,7 +17685,13 @@
               <w:rPr>
                 <w:rFonts w:ascii="Arial" w:hAnsi="Arial" w:cs="Arial"/>
               </w:rPr>
-              <w:t xml:space="preserve">Yes. The solution was implemented as a working SDV demonstration platform. I was directly involved in the software architecture and integration activities required to move the platform from concept to a demonstrable system. My role included defining the arc</w:t>
+              <w:t xml:space="preserve">Y</w:t>
+            </w:r>
+            <w:r>
+              <w:rPr>
+                <w:rFonts w:ascii="Arial" w:hAnsi="Arial" w:cs="Arial"/>
+              </w:rPr>
+              <w:t xml:space="preserve">es. The solution was implemented as a working SDV demonstration platform. I was directly involved in the software architecture and integration activities required to move the platform from concept to a demonstrable system. My role included defining the arc</w:t>
             </w:r>
             <w:r>
               <w:rPr>
@@ -17441,6 +17702,10 @@
             <w:r>
               <w:rPr>
                 <w:rFonts w:ascii="Arial" w:hAnsi="Arial" w:cs="Arial"/>
+                <w:b/>
+                <w:bCs/>
+                <w:sz w:val="24"/>
+                <w:szCs w:val="24"/>
               </w:rPr>
             </w:r>
             <w:r>
@@ -17458,7 +17723,7 @@
     </w:tbl>
     <w:p>
       <w:pPr>
-        <w:pStyle w:val="1075"/>
+        <w:pStyle w:val="1077"/>
         <w:pBdr/>
         <w:spacing w:before="26" w:line="247" w:lineRule="auto"/>
         <w:ind w:right="818"/>
@@ -17504,7 +17769,7 @@
     </w:p>
     <w:p>
       <w:pPr>
-        <w:pStyle w:val="1075"/>
+        <w:pStyle w:val="1077"/>
         <w:numPr>
           <w:ilvl w:val="0"/>
           <w:numId w:val="17"/>
@@ -17555,7 +17820,7 @@
     </w:p>
     <w:p>
       <w:pPr>
-        <w:pStyle w:val="1075"/>
+        <w:pStyle w:val="1077"/>
         <w:pBdr/>
         <w:spacing w:before="26" w:line="247" w:lineRule="auto"/>
         <w:ind w:right="818"/>
@@ -17597,7 +17862,7 @@
     </w:p>
     <w:p>
       <w:pPr>
-        <w:pStyle w:val="1061"/>
+        <w:pStyle w:val="1063"/>
         <w:numPr>
           <w:ilvl w:val="0"/>
           <w:numId w:val="27"/>
@@ -17669,7 +17934,7 @@
     </w:p>
     <w:tbl>
       <w:tblPr>
-        <w:tblStyle w:val="1080"/>
+        <w:tblStyle w:val="1082"/>
         <w:tblW w:w="0" w:type="auto"/>
         <w:tblBorders/>
         <w:tblLook w:val="0400" w:firstRow="0" w:lastRow="0" w:firstColumn="0" w:lastColumn="0" w:noHBand="0" w:noVBand="1"/>
@@ -17688,7 +17953,7 @@
           </w:tcPr>
           <w:p>
             <w:pPr>
-              <w:pStyle w:val="1075"/>
+              <w:pStyle w:val="1077"/>
               <w:pBdr/>
               <w:spacing w:before="26" w:line="247" w:lineRule="auto"/>
               <w:ind w:right="818"/>
@@ -17709,19 +17974,37 @@
               <w:rPr>
                 <w:rFonts w:ascii="Arial" w:hAnsi="Arial" w:cs="Arial"/>
               </w:rPr>
-              <w:t xml:space="preserve">The project successfully demonstrated a scalable software-defined vehicle architecture across multiple hardware platforms, multiple vehicles, and customer-facing scenarios. The integrated platform showed how cloud connectivity, graphical user interaction, a</w:t>
-            </w:r>
-            <w:r>
-              <w:rPr>
-                <w:rFonts w:ascii="Arial" w:hAnsi="Arial" w:cs="Arial"/>
-              </w:rPr>
-              <w:t xml:space="preserve">pplication execution, and vehicle interfacing could be distributed across separate computing environments while still functioning as a coherent system. It also demonstrated that one board could be adapted for use in different vehicles with minimal software </w:t>
-            </w:r>
-            <w:r>
-              <w:rPr>
-                <w:rFonts w:ascii="Arial" w:hAnsi="Arial" w:cs="Arial"/>
-              </w:rPr>
-              <w:t xml:space="preserve">changes, with the main vehicle-specific software adjustments concentrated in the Dragoon ECU. After the demonstration approach was adapted for GM, the Lego Raptor and RC car versions made the showcase more portable and easier to deploy without relying on fu</w:t>
+              <w:t xml:space="preserve">T</w:t>
+            </w:r>
+            <w:r>
+              <w:rPr>
+                <w:rFonts w:ascii="Arial" w:hAnsi="Arial" w:cs="Arial"/>
+              </w:rPr>
+              <w:t xml:space="preserve">he project successfully demonstrated a scalable software-defined vehicle architecture across multiple hardware platforms, multiple vehicles, and customer-facing scenarios. The integrated platform showed how cloud connectivity, graphical user interaction, a</w:t>
+            </w:r>
+            <w:r>
+              <w:rPr>
+                <w:rFonts w:ascii="Arial" w:hAnsi="Arial" w:cs="Arial"/>
+              </w:rPr>
+              <w:t xml:space="preserve">p</w:t>
+            </w:r>
+            <w:r>
+              <w:rPr>
+                <w:rFonts w:ascii="Arial" w:hAnsi="Arial" w:cs="Arial"/>
+              </w:rPr>
+              <w:t xml:space="preserve">plication execution, and vehicle interfacing could be distributed across separate computing environments while still functioning as a coherent system. It also demonstrated that one board could be adapted for use in different vehicles with minimal software </w:t>
+            </w:r>
+            <w:r>
+              <w:rPr>
+                <w:rFonts w:ascii="Arial" w:hAnsi="Arial" w:cs="Arial"/>
+              </w:rPr>
+              <w:t xml:space="preserve">c</w:t>
+            </w:r>
+            <w:r>
+              <w:rPr>
+                <w:rFonts w:ascii="Arial" w:hAnsi="Arial" w:cs="Arial"/>
+              </w:rPr>
+              <w:t xml:space="preserve">hanges, with the main vehicle-specific software adjustments concentrated in the Dragoon ECU. After the demonstration approach was adapted for GM, the Lego Raptor and RC car versions made the showcase more portable and easier to deploy without relying on fu</w:t>
             </w:r>
             <w:r>
               <w:rPr>
@@ -17732,6 +18015,10 @@
             <w:r>
               <w:rPr>
                 <w:rFonts w:ascii="Arial" w:hAnsi="Arial" w:cs="Arial"/>
+                <w:b/>
+                <w:bCs/>
+                <w:sz w:val="24"/>
+                <w:szCs w:val="24"/>
               </w:rPr>
             </w:r>
             <w:r>
@@ -17749,7 +18036,7 @@
     </w:tbl>
     <w:p>
       <w:pPr>
-        <w:pStyle w:val="1075"/>
+        <w:pStyle w:val="1077"/>
         <w:pBdr/>
         <w:spacing w:before="26" w:line="247" w:lineRule="auto"/>
         <w:ind w:right="818"/>
@@ -17791,7 +18078,7 @@
     </w:p>
     <w:p>
       <w:pPr>
-        <w:pStyle w:val="1061"/>
+        <w:pStyle w:val="1063"/>
         <w:numPr>
           <w:ilvl w:val="0"/>
           <w:numId w:val="27"/>
@@ -17846,7 +18133,7 @@
     </w:p>
     <w:p>
       <w:pPr>
-        <w:pStyle w:val="1061"/>
+        <w:pStyle w:val="1063"/>
         <w:pBdr/>
         <w:spacing/>
         <w:ind/>
@@ -17876,7 +18163,7 @@
     </w:p>
     <w:tbl>
       <w:tblPr>
-        <w:tblStyle w:val="1080"/>
+        <w:tblStyle w:val="1082"/>
         <w:tblW w:w="0" w:type="auto"/>
         <w:tblBorders/>
         <w:tblLook w:val="0400" w:firstRow="0" w:lastRow="0" w:firstColumn="0" w:lastColumn="0" w:noHBand="0" w:noVBand="1"/>
@@ -17895,7 +18182,7 @@
           </w:tcPr>
           <w:p>
             <w:pPr>
-              <w:pStyle w:val="1075"/>
+              <w:pStyle w:val="1077"/>
               <w:pBdr/>
               <w:spacing w:before="26" w:line="247" w:lineRule="auto"/>
               <w:ind w:right="818"/>
@@ -17916,29 +18203,51 @@
               <w:rPr>
                 <w:rFonts w:ascii="Arial" w:hAnsi="Arial" w:cs="Arial"/>
               </w:rPr>
-              <w:t xml:space="preserve">In retrospect, I would have introduced a more service-oriented architecture earlier in the project. When the first showcases were prepared in July 2025, the turnaround was very fast and Eclipse eCAL was effective because the demonstration objective was rela</w:t>
-            </w:r>
-            <w:r>
-              <w:rPr>
-                <w:rFonts w:ascii="Arial" w:hAnsi="Arial" w:cs="Arial"/>
-              </w:rPr>
-              <w:t xml:space="preserve">tively simple: move data through the platform and trigger visible behaviors such as blinking lights. As the project has continued, the showcase has become more sophisticated and is moving beyond simple data transfer into higher-level vehicle features such a</w:t>
-            </w:r>
-            <w:r>
-              <w:rPr>
-                <w:rFonts w:ascii="Arial" w:hAnsi="Arial" w:cs="Arial"/>
-              </w:rPr>
-              <w:t xml:space="preserve">s seat comfort scenarios, for example a relax mode that reclines the seat and sets a specific seat massage pattern. Because of this evolution, I would now move the design toward Eclipse S-CORE so the demonstration can be restructured around service-oriented</w:t>
-            </w:r>
-            <w:r>
-              <w:rPr>
-                <w:rFonts w:ascii="Arial" w:hAnsi="Arial" w:cs="Arial"/>
-              </w:rPr>
-              <w:t xml:space="preserve"> architecture principles rather than primarily data movement. That would provide a stronger long-term foundation for expanding the demo as an ongoing platform.</w:t>
-            </w:r>
-            <w:r>
-              <w:rPr>
-                <w:rFonts w:ascii="Arial" w:hAnsi="Arial" w:cs="Arial"/>
+              <w:t xml:space="preserve">I</w:t>
+            </w:r>
+            <w:r>
+              <w:rPr>
+                <w:rFonts w:ascii="Arial" w:hAnsi="Arial" w:cs="Arial"/>
+              </w:rPr>
+              <w:t xml:space="preserve">n retrospect, I would have introduced a more service-oriented architecture earlier in the project. When the first showcases were prepared in July 2025, the turnaround was very fast and Eclipse eCAL was effective because the demonstration objective was rela</w:t>
+            </w:r>
+            <w:r>
+              <w:rPr>
+                <w:rFonts w:ascii="Arial" w:hAnsi="Arial" w:cs="Arial"/>
+              </w:rPr>
+              <w:t xml:space="preserve">t</w:t>
+            </w:r>
+            <w:r>
+              <w:rPr>
+                <w:rFonts w:ascii="Arial" w:hAnsi="Arial" w:cs="Arial"/>
+              </w:rPr>
+              <w:t xml:space="preserve">ively simple: move data through the platform and trigger visible behaviors such as blinking lights. As the showcase requirements evolved during the project, the demonstration moved beyond simple data transfer into higher-level vehicle features such as seat</w:t>
+            </w:r>
+            <w:r>
+              <w:rPr>
+                <w:rFonts w:ascii="Arial" w:hAnsi="Arial" w:cs="Arial"/>
+              </w:rPr>
+              <w:t xml:space="preserve"> </w:t>
+            </w:r>
+            <w:r>
+              <w:rPr>
+                <w:rFonts w:ascii="Arial" w:hAnsi="Arial" w:cs="Arial"/>
+              </w:rPr>
+              <w:t xml:space="preserve">comfort scenarios, for example a relax mode that reclines the seat and sets a specific seat massage pattern. Because of that evolution, I would have moved the design toward Eclipse S-CORE so the demonstration could be restructured around service-oriented a</w:t>
+            </w:r>
+            <w:r>
+              <w:rPr>
+                <w:rFonts w:ascii="Arial" w:hAnsi="Arial" w:cs="Arial"/>
+              </w:rPr>
+              <w:t xml:space="preserve">rchitecture principles rather than primarily data movement. That would have provided a stronger long-term foundation for future expansion of the platform.</w:t>
+            </w:r>
+            <w:r>
+              <w:rPr>
+                <w:rFonts w:ascii="Arial" w:hAnsi="Arial" w:cs="Arial"/>
+                <w:b/>
+                <w:bCs/>
+                <w:sz w:val="24"/>
+                <w:szCs w:val="24"/>
               </w:rPr>
             </w:r>
             <w:r>
@@ -17956,7 +18265,7 @@
     </w:tbl>
     <w:p>
       <w:pPr>
-        <w:pStyle w:val="1075"/>
+        <w:pStyle w:val="1077"/>
         <w:pBdr/>
         <w:spacing w:before="26" w:line="247" w:lineRule="auto"/>
         <w:ind w:right="818"/>
@@ -18110,7 +18419,7 @@
     </w:p>
     <w:p>
       <w:pPr>
-        <w:pStyle w:val="1075"/>
+        <w:pStyle w:val="1077"/>
         <w:pBdr/>
         <w:spacing w:before="26" w:line="247" w:lineRule="auto"/>
         <w:ind w:right="818"/>
@@ -18169,7 +18478,7 @@
     </w:p>
     <w:p>
       <w:pPr>
-        <w:pStyle w:val="1075"/>
+        <w:pStyle w:val="1077"/>
         <w:pBdr/>
         <w:tabs>
           <w:tab w:val="left" w:leader="none" w:pos="2490"/>
@@ -18199,7 +18508,7 @@
     </w:p>
     <w:p>
       <w:pPr>
-        <w:pStyle w:val="1075"/>
+        <w:pStyle w:val="1077"/>
         <w:pBdr/>
         <w:spacing w:before="26" w:line="247" w:lineRule="auto"/>
         <w:ind w:right="26"/>
@@ -18242,7 +18551,7 @@
     </w:p>
     <w:p>
       <w:pPr>
-        <w:pStyle w:val="1075"/>
+        <w:pStyle w:val="1077"/>
         <w:numPr>
           <w:ilvl w:val="0"/>
           <w:numId w:val="16"/>
@@ -18285,7 +18594,7 @@
     </w:p>
     <w:p>
       <w:pPr>
-        <w:pStyle w:val="1075"/>
+        <w:pStyle w:val="1077"/>
         <w:numPr>
           <w:ilvl w:val="0"/>
           <w:numId w:val="16"/>
@@ -18325,7 +18634,7 @@
     </w:p>
     <w:p>
       <w:pPr>
-        <w:pStyle w:val="1075"/>
+        <w:pStyle w:val="1077"/>
         <w:numPr>
           <w:ilvl w:val="0"/>
           <w:numId w:val="16"/>
@@ -18551,7 +18860,7 @@
     </w:p>
     <w:p>
       <w:pPr>
-        <w:pStyle w:val="1075"/>
+        <w:pStyle w:val="1077"/>
         <w:numPr>
           <w:ilvl w:val="0"/>
           <w:numId w:val="16"/>
@@ -18764,7 +19073,7 @@
     </w:p>
     <w:p>
       <w:pPr>
-        <w:pStyle w:val="1075"/>
+        <w:pStyle w:val="1077"/>
         <w:pBdr/>
         <w:spacing w:line="249" w:lineRule="auto"/>
         <w:ind w:right="26"/>
@@ -18790,7 +19099,7 @@
     </w:p>
     <w:p>
       <w:pPr>
-        <w:pStyle w:val="1075"/>
+        <w:pStyle w:val="1077"/>
         <w:pBdr/>
         <w:spacing w:line="247" w:lineRule="auto"/>
         <w:ind w:right="26"/>
@@ -18844,7 +19153,7 @@
     </w:p>
     <w:p>
       <w:pPr>
-        <w:pStyle w:val="1075"/>
+        <w:pStyle w:val="1077"/>
         <w:pBdr/>
         <w:spacing w:line="249" w:lineRule="auto"/>
         <w:ind w:right="26"/>
@@ -18870,7 +19179,7 @@
     </w:p>
     <w:p>
       <w:pPr>
-        <w:pStyle w:val="1075"/>
+        <w:pStyle w:val="1077"/>
         <w:numPr>
           <w:ilvl w:val="0"/>
           <w:numId w:val="35"/>
@@ -18932,7 +19241,7 @@
     </w:p>
     <w:p>
       <w:pPr>
-        <w:pStyle w:val="1075"/>
+        <w:pStyle w:val="1077"/>
         <w:pBdr/>
         <w:spacing w:before="26" w:line="247" w:lineRule="auto"/>
         <w:ind w:right="818"/>
@@ -18958,7 +19267,7 @@
     </w:p>
     <w:tbl>
       <w:tblPr>
-        <w:tblStyle w:val="1080"/>
+        <w:tblStyle w:val="1082"/>
         <w:tblW w:w="0" w:type="auto"/>
         <w:tblBorders/>
         <w:tblLook w:val="0680" w:firstRow="0" w:lastRow="0" w:firstColumn="1" w:lastColumn="0" w:noHBand="1" w:noVBand="1"/>
@@ -19821,7 +20130,7 @@
     </w:tbl>
     <w:p>
       <w:pPr>
-        <w:pStyle w:val="1075"/>
+        <w:pStyle w:val="1077"/>
         <w:pBdr/>
         <w:spacing w:before="26" w:line="247" w:lineRule="auto"/>
         <w:ind w:right="26"/>
@@ -19867,7 +20176,7 @@
     </w:p>
     <w:p>
       <w:pPr>
-        <w:pStyle w:val="1075"/>
+        <w:pStyle w:val="1077"/>
         <w:pBdr/>
         <w:spacing w:before="26" w:line="247" w:lineRule="auto"/>
         <w:ind w:right="818"/>
@@ -19913,7 +20222,7 @@
     </w:p>
     <w:p>
       <w:pPr>
-        <w:pStyle w:val="1075"/>
+        <w:pStyle w:val="1077"/>
         <w:numPr>
           <w:ilvl w:val="1"/>
           <w:numId w:val="34"/>
@@ -19956,7 +20265,7 @@
     </w:p>
     <w:p>
       <w:pPr>
-        <w:pStyle w:val="1075"/>
+        <w:pStyle w:val="1077"/>
         <w:pBdr/>
         <w:spacing w:before="26" w:line="247" w:lineRule="auto"/>
         <w:ind w:right="818" w:left="405"/>
@@ -20002,7 +20311,7 @@
     </w:p>
     <w:tbl>
       <w:tblPr>
-        <w:tblStyle w:val="1080"/>
+        <w:tblStyle w:val="1082"/>
         <w:tblW w:w="8995" w:type="dxa"/>
         <w:tblBorders/>
         <w:tblLayout w:type="fixed"/>
@@ -20366,7 +20675,7 @@
             <w:hyperlink r:id="rId17" w:tooltip="http://www.borgwarner.com" w:history="1">
               <w:r>
                 <w:rPr>
-                  <w:rStyle w:val="1019"/>
+                  <w:rStyle w:val="1021"/>
                   <w:rFonts w:ascii="Arial" w:hAnsi="Arial" w:cs="Arial"/>
                   <w:sz w:val="20"/>
                   <w:lang w:val="en-US"/>
@@ -20375,7 +20684,7 @@
               </w:r>
               <w:r>
                 <w:rPr>
-                  <w:rStyle w:val="1019"/>
+                  <w:rStyle w:val="1021"/>
                   <w:rFonts w:ascii="Arial" w:hAnsi="Arial" w:cs="Arial"/>
                   <w:sz w:val="20"/>
                 </w:rPr>
@@ -20465,7 +20774,7 @@
             <w:hyperlink r:id="rId18" w:tooltip="http://info@borgwarner.com" w:history="1">
               <w:r>
                 <w:rPr>
-                  <w:rStyle w:val="1019"/>
+                  <w:rStyle w:val="1021"/>
                   <w:rFonts w:ascii="Arial" w:hAnsi="Arial" w:cs="Arial"/>
                   <w:sz w:val="20"/>
                   <w:lang w:val="en-US"/>
@@ -20474,7 +20783,7 @@
               </w:r>
               <w:r>
                 <w:rPr>
-                  <w:rStyle w:val="1019"/>
+                  <w:rStyle w:val="1021"/>
                   <w:rFonts w:ascii="Arial" w:hAnsi="Arial" w:cs="Arial"/>
                   <w:sz w:val="20"/>
                 </w:rPr>
@@ -20772,7 +21081,7 @@
     </w:p>
     <w:p>
       <w:pPr>
-        <w:pStyle w:val="1075"/>
+        <w:pStyle w:val="1077"/>
         <w:numPr>
           <w:ilvl w:val="1"/>
           <w:numId w:val="34"/>
@@ -20815,7 +21124,7 @@
     </w:p>
     <w:p>
       <w:pPr>
-        <w:pStyle w:val="1075"/>
+        <w:pStyle w:val="1077"/>
         <w:pBdr/>
         <w:spacing w:before="26" w:line="247" w:lineRule="auto"/>
         <w:ind w:right="818"/>
@@ -20861,7 +21170,7 @@
     </w:p>
     <w:tbl>
       <w:tblPr>
-        <w:tblStyle w:val="1080"/>
+        <w:tblStyle w:val="1082"/>
         <w:tblW w:w="3955" w:type="dxa"/>
         <w:tblBorders/>
         <w:tblLayout w:type="fixed"/>
@@ -21147,7 +21456,7 @@
     </w:p>
     <w:p>
       <w:pPr>
-        <w:pStyle w:val="1075"/>
+        <w:pStyle w:val="1077"/>
         <w:numPr>
           <w:ilvl w:val="1"/>
           <w:numId w:val="34"/>
@@ -21190,7 +21499,7 @@
     </w:p>
     <w:p>
       <w:pPr>
-        <w:pStyle w:val="1075"/>
+        <w:pStyle w:val="1077"/>
         <w:pBdr/>
         <w:spacing w:before="26" w:line="247" w:lineRule="auto"/>
         <w:ind w:right="818"/>
@@ -21224,7 +21533,7 @@
     </w:p>
     <w:p>
       <w:pPr>
-        <w:pStyle w:val="1075"/>
+        <w:pStyle w:val="1077"/>
         <w:numPr>
           <w:ilvl w:val="0"/>
           <w:numId w:val="33"/>
@@ -21279,7 +21588,7 @@
     </w:p>
     <w:p>
       <w:pPr>
-        <w:pStyle w:val="1075"/>
+        <w:pStyle w:val="1077"/>
         <w:pBdr/>
         <w:spacing w:before="26" w:line="247" w:lineRule="auto"/>
         <w:ind w:right="818"/>
@@ -21317,7 +21626,7 @@
     </w:p>
     <w:tbl>
       <w:tblPr>
-        <w:tblStyle w:val="1080"/>
+        <w:tblStyle w:val="1082"/>
         <w:tblW w:w="9016" w:type="dxa"/>
         <w:tblBorders/>
         <w:tblLayout w:type="fixed"/>
@@ -21862,7 +22171,7 @@
     </w:tbl>
     <w:p>
       <w:pPr>
-        <w:pStyle w:val="1075"/>
+        <w:pStyle w:val="1077"/>
         <w:pBdr/>
         <w:spacing w:before="26" w:line="247" w:lineRule="auto"/>
         <w:ind w:right="818"/>
@@ -21908,7 +22217,7 @@
     </w:p>
     <w:p>
       <w:pPr>
-        <w:pStyle w:val="1075"/>
+        <w:pStyle w:val="1077"/>
         <w:numPr>
           <w:ilvl w:val="0"/>
           <w:numId w:val="33"/>
@@ -21976,7 +22285,7 @@
     </w:p>
     <w:tbl>
       <w:tblPr>
-        <w:tblStyle w:val="1080"/>
+        <w:tblStyle w:val="1082"/>
         <w:tblW w:w="0" w:type="auto"/>
         <w:tblBorders/>
         <w:tblLook w:val="0400" w:firstRow="0" w:lastRow="0" w:firstColumn="0" w:lastColumn="0" w:noHBand="0" w:noVBand="1"/>
@@ -21995,7 +22304,7 @@
           </w:tcPr>
           <w:p>
             <w:pPr>
-              <w:pStyle w:val="1075"/>
+              <w:pStyle w:val="1077"/>
               <w:pBdr/>
               <w:spacing w:before="26" w:line="247" w:lineRule="auto"/>
               <w:ind w:right="818"/>
@@ -22078,7 +22387,7 @@
     </w:tbl>
     <w:p>
       <w:pPr>
-        <w:pStyle w:val="1075"/>
+        <w:pStyle w:val="1077"/>
         <w:pBdr/>
         <w:spacing w:before="26" w:line="247" w:lineRule="auto"/>
         <w:ind w:right="818"/>
@@ -22120,7 +22429,7 @@
     </w:p>
     <w:p>
       <w:pPr>
-        <w:pStyle w:val="1075"/>
+        <w:pStyle w:val="1077"/>
         <w:numPr>
           <w:ilvl w:val="0"/>
           <w:numId w:val="35"/>
@@ -22171,7 +22480,7 @@
     </w:p>
     <w:p>
       <w:pPr>
-        <w:pStyle w:val="1075"/>
+        <w:pStyle w:val="1077"/>
         <w:pBdr/>
         <w:spacing w:before="26" w:line="247" w:lineRule="auto"/>
         <w:ind w:right="818"/>
@@ -22213,7 +22522,7 @@
     </w:p>
     <w:p>
       <w:pPr>
-        <w:pStyle w:val="1061"/>
+        <w:pStyle w:val="1063"/>
         <w:numPr>
           <w:ilvl w:val="0"/>
           <w:numId w:val="32"/>
@@ -22285,7 +22594,7 @@
     </w:p>
     <w:tbl>
       <w:tblPr>
-        <w:tblStyle w:val="1080"/>
+        <w:tblStyle w:val="1082"/>
         <w:tblW w:w="0" w:type="auto"/>
         <w:tblBorders/>
         <w:tblLook w:val="0400" w:firstRow="0" w:lastRow="0" w:firstColumn="0" w:lastColumn="0" w:noHBand="0" w:noVBand="1"/>
@@ -22304,7 +22613,7 @@
           </w:tcPr>
           <w:p>
             <w:pPr>
-              <w:pStyle w:val="1075"/>
+              <w:pStyle w:val="1077"/>
               <w:pBdr/>
               <w:spacing w:before="26" w:line="247" w:lineRule="auto"/>
               <w:ind w:right="818"/>
@@ -22387,7 +22696,7 @@
     </w:tbl>
     <w:p>
       <w:pPr>
-        <w:pStyle w:val="1075"/>
+        <w:pStyle w:val="1077"/>
         <w:pBdr/>
         <w:spacing w:before="26" w:line="247" w:lineRule="auto"/>
         <w:ind w:right="818"/>
@@ -22429,7 +22738,7 @@
     </w:p>
     <w:p>
       <w:pPr>
-        <w:pStyle w:val="1075"/>
+        <w:pStyle w:val="1077"/>
         <w:numPr>
           <w:ilvl w:val="0"/>
           <w:numId w:val="35"/>
@@ -22480,7 +22789,7 @@
     </w:p>
     <w:p>
       <w:pPr>
-        <w:pStyle w:val="1075"/>
+        <w:pStyle w:val="1077"/>
         <w:pBdr/>
         <w:spacing w:before="26" w:line="247" w:lineRule="auto"/>
         <w:ind w:right="818"/>
@@ -22522,7 +22831,7 @@
     </w:p>
     <w:p>
       <w:pPr>
-        <w:pStyle w:val="1061"/>
+        <w:pStyle w:val="1063"/>
         <w:numPr>
           <w:ilvl w:val="0"/>
           <w:numId w:val="31"/>
@@ -22612,7 +22921,7 @@
     </w:p>
     <w:tbl>
       <w:tblPr>
-        <w:tblStyle w:val="1080"/>
+        <w:tblStyle w:val="1082"/>
         <w:tblW w:w="0" w:type="auto"/>
         <w:tblBorders/>
         <w:tblLook w:val="0400" w:firstRow="0" w:lastRow="0" w:firstColumn="0" w:lastColumn="0" w:noHBand="0" w:noVBand="1"/>
@@ -22631,7 +22940,7 @@
           </w:tcPr>
           <w:p>
             <w:pPr>
-              <w:pStyle w:val="1075"/>
+              <w:pStyle w:val="1077"/>
               <w:pBdr/>
               <w:spacing w:before="26" w:line="247" w:lineRule="auto"/>
               <w:ind w:right="818"/>
@@ -22714,7 +23023,7 @@
     </w:tbl>
     <w:p>
       <w:pPr>
-        <w:pStyle w:val="1061"/>
+        <w:pStyle w:val="1063"/>
         <w:pBdr/>
         <w:spacing/>
         <w:ind/>
@@ -22752,7 +23061,7 @@
     </w:p>
     <w:p>
       <w:pPr>
-        <w:pStyle w:val="1061"/>
+        <w:pStyle w:val="1063"/>
         <w:numPr>
           <w:ilvl w:val="0"/>
           <w:numId w:val="31"/>
@@ -22795,7 +23104,7 @@
     </w:p>
     <w:p>
       <w:pPr>
-        <w:pStyle w:val="1061"/>
+        <w:pStyle w:val="1063"/>
         <w:pBdr/>
         <w:spacing/>
         <w:ind/>
@@ -22825,7 +23134,7 @@
     </w:p>
     <w:tbl>
       <w:tblPr>
-        <w:tblStyle w:val="1080"/>
+        <w:tblStyle w:val="1082"/>
         <w:tblW w:w="0" w:type="auto"/>
         <w:tblBorders/>
         <w:tblLook w:val="0400" w:firstRow="0" w:lastRow="0" w:firstColumn="0" w:lastColumn="0" w:noHBand="0" w:noVBand="1"/>
@@ -22844,7 +23153,7 @@
           </w:tcPr>
           <w:p>
             <w:pPr>
-              <w:pStyle w:val="1075"/>
+              <w:pStyle w:val="1077"/>
               <w:numPr>
                 <w:ilvl w:val="0"/>
                 <w:numId w:val="36"/>
@@ -22864,7 +23173,7 @@
           </w:p>
           <w:p>
             <w:pPr>
-              <w:pStyle w:val="1075"/>
+              <w:pStyle w:val="1077"/>
               <w:numPr>
                 <w:ilvl w:val="1"/>
                 <w:numId w:val="36"/>
@@ -22884,7 +23193,7 @@
           </w:p>
           <w:p>
             <w:pPr>
-              <w:pStyle w:val="1075"/>
+              <w:pStyle w:val="1077"/>
               <w:numPr>
                 <w:ilvl w:val="1"/>
                 <w:numId w:val="36"/>
@@ -22904,7 +23213,7 @@
           </w:p>
           <w:p>
             <w:pPr>
-              <w:pStyle w:val="1075"/>
+              <w:pStyle w:val="1077"/>
               <w:numPr>
                 <w:ilvl w:val="1"/>
                 <w:numId w:val="36"/>
@@ -22924,7 +23233,7 @@
           </w:p>
           <w:p>
             <w:pPr>
-              <w:pStyle w:val="1075"/>
+              <w:pStyle w:val="1077"/>
               <w:numPr>
                 <w:ilvl w:val="0"/>
                 <w:numId w:val="36"/>
@@ -22944,7 +23253,7 @@
           </w:p>
           <w:p>
             <w:pPr>
-              <w:pStyle w:val="1075"/>
+              <w:pStyle w:val="1077"/>
               <w:numPr>
                 <w:ilvl w:val="0"/>
                 <w:numId w:val="36"/>
@@ -22990,7 +23299,7 @@
     </w:tbl>
     <w:p>
       <w:pPr>
-        <w:pStyle w:val="1075"/>
+        <w:pStyle w:val="1077"/>
         <w:pBdr/>
         <w:spacing w:before="26" w:line="247" w:lineRule="auto"/>
         <w:ind w:right="818" w:left="720"/>
@@ -23032,7 +23341,7 @@
     </w:p>
     <w:p>
       <w:pPr>
-        <w:pStyle w:val="1061"/>
+        <w:pStyle w:val="1063"/>
         <w:numPr>
           <w:ilvl w:val="0"/>
           <w:numId w:val="31"/>
@@ -23093,7 +23402,7 @@
     </w:p>
     <w:p>
       <w:pPr>
-        <w:pStyle w:val="1061"/>
+        <w:pStyle w:val="1063"/>
         <w:pBdr/>
         <w:spacing/>
         <w:ind/>
@@ -23123,7 +23432,7 @@
     </w:p>
     <w:tbl>
       <w:tblPr>
-        <w:tblStyle w:val="1080"/>
+        <w:tblStyle w:val="1082"/>
         <w:tblW w:w="0" w:type="auto"/>
         <w:tblBorders/>
         <w:tblLook w:val="0400" w:firstRow="0" w:lastRow="0" w:firstColumn="0" w:lastColumn="0" w:noHBand="0" w:noVBand="1"/>
@@ -23142,7 +23451,7 @@
           </w:tcPr>
           <w:p>
             <w:pPr>
-              <w:pStyle w:val="1075"/>
+              <w:pStyle w:val="1077"/>
               <w:pBdr/>
               <w:spacing w:before="26" w:line="247" w:lineRule="auto"/>
               <w:ind w:right="818"/>
@@ -23214,13 +23523,7 @@
               <w:rPr>
                 <w:rFonts w:ascii="Arial" w:hAnsi="Arial" w:cs="Arial"/>
               </w:rPr>
-              <w:t xml:space="preserve">d adjusted parsing and generation logic where inconsistencies were identified. The diagram below shows the high-level design flow I implemented for the InfaDID Config tool, from diagnostic configuration inputs through automated generation of C and linker c</w:t>
-            </w:r>
-            <w:r>
-              <w:rPr>
-                <w:rFonts w:ascii="Arial" w:hAnsi="Arial" w:cs="Arial"/>
-              </w:rPr>
-              <w:t xml:space="preserve">onfiguration outputs.</w:t>
+              <w:t xml:space="preserve">d adjusted parsing and generation logic where inconsistencies were identified.</w:t>
             </w:r>
             <w:r>
               <w:rPr>
@@ -23237,7 +23540,7 @@
           </w:p>
           <w:p>
             <w:pPr>
-              <w:pStyle w:val="1075"/>
+              <w:pStyle w:val="1077"/>
               <w:pBdr/>
               <w:spacing w:before="26" w:line="247" w:lineRule="auto"/>
               <w:ind w:right="818"/>
@@ -23279,7 +23582,7 @@
           </w:p>
           <w:p>
             <w:pPr>
-              <w:pStyle w:val="1075"/>
+              <w:pStyle w:val="1077"/>
               <w:pBdr/>
               <w:spacing w:before="26" w:line="247" w:lineRule="auto"/>
               <w:ind w:right="818"/>
@@ -23293,7 +23596,7 @@
                 <w:rFonts w:ascii="Arial" w:hAnsi="Arial" w:cs="Arial"/>
                 <w:highlight w:val="none"/>
               </w:rPr>
-              <w:t xml:space="preserve">The image below shows the high-level design flow I implemented for the InfaDID Config tool, from diagnostic configuration inputs through automated generation of C and linker configuration </w:t>
+              <w:t xml:space="preserve">The diagram below shows the high-level design flow I implemented for the InfaDID Config tool, from diagnostic configuration inputs through automated generation of C and linker configuration </w:t>
             </w:r>
             <w:r>
               <w:rPr>
@@ -23317,7 +23620,7 @@
           </w:p>
           <w:p>
             <w:pPr>
-              <w:pStyle w:val="1075"/>
+              <w:pStyle w:val="1077"/>
               <w:pBdr/>
               <w:spacing w:before="26" w:line="247" w:lineRule="auto"/>
               <w:ind w:right="818"/>
@@ -23347,7 +23650,7 @@
           </w:p>
           <w:p>
             <w:pPr>
-              <w:pStyle w:val="1075"/>
+              <w:pStyle w:val="1077"/>
               <w:pBdr/>
               <w:spacing w:before="26" w:line="247" w:lineRule="auto"/>
               <w:ind w:right="818"/>
@@ -23444,7 +23747,7 @@
           </w:p>
           <w:p>
             <w:pPr>
-              <w:pStyle w:val="1075"/>
+              <w:pStyle w:val="1077"/>
               <w:pBdr/>
               <w:spacing w:before="26" w:line="247" w:lineRule="auto"/>
               <w:ind w:right="818"/>
@@ -23477,7 +23780,7 @@
     </w:tbl>
     <w:p>
       <w:pPr>
-        <w:pStyle w:val="1075"/>
+        <w:pStyle w:val="1077"/>
         <w:pBdr/>
         <w:spacing w:before="26" w:line="247" w:lineRule="auto"/>
         <w:ind w:right="818" w:left="720"/>
@@ -23519,7 +23822,7 @@
     </w:p>
     <w:p>
       <w:pPr>
-        <w:pStyle w:val="1061"/>
+        <w:pStyle w:val="1063"/>
         <w:numPr>
           <w:ilvl w:val="0"/>
           <w:numId w:val="31"/>
@@ -23616,7 +23919,7 @@
     </w:p>
     <w:p>
       <w:pPr>
-        <w:pStyle w:val="1061"/>
+        <w:pStyle w:val="1063"/>
         <w:pBdr/>
         <w:spacing/>
         <w:ind/>
@@ -23646,7 +23949,7 @@
     </w:p>
     <w:tbl>
       <w:tblPr>
-        <w:tblStyle w:val="1080"/>
+        <w:tblStyle w:val="1082"/>
         <w:tblW w:w="0" w:type="auto"/>
         <w:tblBorders/>
         <w:tblLook w:val="0400" w:firstRow="0" w:lastRow="0" w:firstColumn="0" w:lastColumn="0" w:noHBand="0" w:noVBand="1"/>
@@ -23665,7 +23968,7 @@
           </w:tcPr>
           <w:p>
             <w:pPr>
-              <w:pStyle w:val="1075"/>
+              <w:pStyle w:val="1077"/>
               <w:pBdr/>
               <w:spacing w:before="26" w:line="247" w:lineRule="auto"/>
               <w:ind w:right="818"/>
@@ -23724,7 +24027,7 @@
     </w:tbl>
     <w:p>
       <w:pPr>
-        <w:pStyle w:val="1075"/>
+        <w:pStyle w:val="1077"/>
         <w:pBdr/>
         <w:spacing w:before="26" w:line="247" w:lineRule="auto"/>
         <w:ind w:right="818"/>
@@ -23770,7 +24073,7 @@
     </w:p>
     <w:p>
       <w:pPr>
-        <w:pStyle w:val="1075"/>
+        <w:pStyle w:val="1077"/>
         <w:numPr>
           <w:ilvl w:val="0"/>
           <w:numId w:val="35"/>
@@ -23821,7 +24124,7 @@
     </w:p>
     <w:p>
       <w:pPr>
-        <w:pStyle w:val="1075"/>
+        <w:pStyle w:val="1077"/>
         <w:pBdr/>
         <w:spacing w:before="26" w:line="247" w:lineRule="auto"/>
         <w:ind w:right="818"/>
@@ -23863,7 +24166,7 @@
     </w:p>
     <w:p>
       <w:pPr>
-        <w:pStyle w:val="1061"/>
+        <w:pStyle w:val="1063"/>
         <w:numPr>
           <w:ilvl w:val="0"/>
           <w:numId w:val="30"/>
@@ -23935,7 +24238,7 @@
     </w:p>
     <w:tbl>
       <w:tblPr>
-        <w:tblStyle w:val="1080"/>
+        <w:tblStyle w:val="1082"/>
         <w:tblW w:w="0" w:type="auto"/>
         <w:tblBorders/>
         <w:tblLook w:val="0400" w:firstRow="0" w:lastRow="0" w:firstColumn="0" w:lastColumn="0" w:noHBand="0" w:noVBand="1"/>
@@ -23954,7 +24257,7 @@
           </w:tcPr>
           <w:p>
             <w:pPr>
-              <w:pStyle w:val="1075"/>
+              <w:pStyle w:val="1077"/>
               <w:pBdr/>
               <w:spacing w:before="26" w:line="247" w:lineRule="auto"/>
               <w:ind w:right="818"/>
@@ -24025,7 +24328,7 @@
     </w:tbl>
     <w:p>
       <w:pPr>
-        <w:pStyle w:val="1075"/>
+        <w:pStyle w:val="1077"/>
         <w:pBdr/>
         <w:spacing w:before="26" w:line="247" w:lineRule="auto"/>
         <w:ind w:right="818"/>
@@ -24067,7 +24370,7 @@
     </w:p>
     <w:p>
       <w:pPr>
-        <w:pStyle w:val="1061"/>
+        <w:pStyle w:val="1063"/>
         <w:numPr>
           <w:ilvl w:val="0"/>
           <w:numId w:val="30"/>
@@ -24122,7 +24425,7 @@
     </w:p>
     <w:p>
       <w:pPr>
-        <w:pStyle w:val="1061"/>
+        <w:pStyle w:val="1063"/>
         <w:pBdr/>
         <w:spacing/>
         <w:ind/>
@@ -24152,7 +24455,7 @@
     </w:p>
     <w:tbl>
       <w:tblPr>
-        <w:tblStyle w:val="1080"/>
+        <w:tblStyle w:val="1082"/>
         <w:tblW w:w="0" w:type="auto"/>
         <w:tblBorders/>
         <w:tblLook w:val="0400" w:firstRow="0" w:lastRow="0" w:firstColumn="0" w:lastColumn="0" w:noHBand="0" w:noVBand="1"/>
@@ -24171,7 +24474,7 @@
           </w:tcPr>
           <w:p>
             <w:pPr>
-              <w:pStyle w:val="1075"/>
+              <w:pStyle w:val="1077"/>
               <w:pBdr/>
               <w:spacing w:before="26" w:line="247" w:lineRule="auto"/>
               <w:ind w:right="818"/>
@@ -24218,7 +24521,7 @@
     </w:tbl>
     <w:p>
       <w:pPr>
-        <w:pStyle w:val="1075"/>
+        <w:pStyle w:val="1077"/>
         <w:pBdr/>
         <w:spacing w:before="26" w:line="247" w:lineRule="auto"/>
         <w:ind w:right="818"/>
@@ -24319,7 +24622,7 @@
 <w:ftr xmlns:wpc="http://schemas.microsoft.com/office/word/2010/wordprocessingCanvas" xmlns:mc="http://schemas.openxmlformats.org/markup-compatibility/2006" xmlns:o="urn:schemas-microsoft-com:office:office" xmlns:r="http://schemas.openxmlformats.org/officeDocument/2006/relationships" xmlns:m="http://schemas.openxmlformats.org/officeDocument/2006/math" xmlns:v="urn:schemas-microsoft-com:vml" xmlns:wp14="http://schemas.microsoft.com/office/word/2010/wordprocessingDrawing" xmlns:wp="http://schemas.openxmlformats.org/drawingml/2006/wordprocessingDrawing" xmlns:w10="urn:schemas-microsoft-com:office:word" xmlns:w="http://schemas.openxmlformats.org/wordprocessingml/2006/main" xmlns:w14="http://schemas.microsoft.com/office/word/2010/wordml" xmlns:w15="http://schemas.microsoft.com/office/word/2012/wordml" xmlns:wpg="http://schemas.microsoft.com/office/word/2010/wordprocessingGroup" xmlns:wpi="http://schemas.microsoft.com/office/word/2010/wordprocessingInk" xmlns:wne="http://schemas.microsoft.com/office/word/2006/wordml" xmlns:a="http://schemas.openxmlformats.org/drawingml/2006/main" xmlns:wps="http://schemas.microsoft.com/office/word/2010/wordprocessingShape" mc:Ignorable="w14 w15 wp14">
   <w:p>
     <w:pPr>
-      <w:pStyle w:val="1073"/>
+      <w:pStyle w:val="1075"/>
       <w:pBdr>
         <w:top w:val="single" w:color="000000" w:sz="4" w:space="1"/>
       </w:pBdr>
@@ -24422,7 +24725,7 @@
 <w:ftr xmlns:wpc="http://schemas.microsoft.com/office/word/2010/wordprocessingCanvas" xmlns:mc="http://schemas.openxmlformats.org/markup-compatibility/2006" xmlns:o="urn:schemas-microsoft-com:office:office" xmlns:r="http://schemas.openxmlformats.org/officeDocument/2006/relationships" xmlns:m="http://schemas.openxmlformats.org/officeDocument/2006/math" xmlns:v="urn:schemas-microsoft-com:vml" xmlns:wp14="http://schemas.microsoft.com/office/word/2010/wordprocessingDrawing" xmlns:wp="http://schemas.openxmlformats.org/drawingml/2006/wordprocessingDrawing" xmlns:w10="urn:schemas-microsoft-com:office:word" xmlns:w="http://schemas.openxmlformats.org/wordprocessingml/2006/main" xmlns:w14="http://schemas.microsoft.com/office/word/2010/wordml" xmlns:w15="http://schemas.microsoft.com/office/word/2012/wordml" xmlns:wpg="http://schemas.microsoft.com/office/word/2010/wordprocessingGroup" xmlns:wpi="http://schemas.microsoft.com/office/word/2010/wordprocessingInk" xmlns:wne="http://schemas.microsoft.com/office/word/2006/wordml" xmlns:a="http://schemas.openxmlformats.org/drawingml/2006/main" xmlns:wps="http://schemas.microsoft.com/office/word/2010/wordprocessingShape" mc:Ignorable="w14 w15 wp14">
   <w:p>
     <w:pPr>
-      <w:pStyle w:val="1073"/>
+      <w:pStyle w:val="1075"/>
       <w:pBdr>
         <w:top w:val="single" w:color="000000" w:sz="4" w:space="1"/>
       </w:pBdr>
@@ -24544,7 +24847,7 @@
 <w:hdr xmlns:wpc="http://schemas.microsoft.com/office/word/2010/wordprocessingCanvas" xmlns:mc="http://schemas.openxmlformats.org/markup-compatibility/2006" xmlns:o="urn:schemas-microsoft-com:office:office" xmlns:r="http://schemas.openxmlformats.org/officeDocument/2006/relationships" xmlns:m="http://schemas.openxmlformats.org/officeDocument/2006/math" xmlns:v="urn:schemas-microsoft-com:vml" xmlns:wp14="http://schemas.microsoft.com/office/word/2010/wordprocessingDrawing" xmlns:wp="http://schemas.openxmlformats.org/drawingml/2006/wordprocessingDrawing" xmlns:w10="urn:schemas-microsoft-com:office:word" xmlns:w="http://schemas.openxmlformats.org/wordprocessingml/2006/main" xmlns:w14="http://schemas.microsoft.com/office/word/2010/wordml" xmlns:w15="http://schemas.microsoft.com/office/word/2012/wordml" xmlns:wpg="http://schemas.microsoft.com/office/word/2010/wordprocessingGroup" xmlns:wpi="http://schemas.microsoft.com/office/word/2010/wordprocessingInk" xmlns:wne="http://schemas.microsoft.com/office/word/2006/wordml" xmlns:a="http://schemas.openxmlformats.org/drawingml/2006/main" xmlns:wps="http://schemas.microsoft.com/office/word/2010/wordprocessingShape" mc:Ignorable="w14 w15 wp14">
   <w:p>
     <w:pPr>
-      <w:pStyle w:val="1071"/>
+      <w:pStyle w:val="1073"/>
       <w:pBdr/>
       <w:tabs>
         <w:tab w:val="clear" w:leader="none" w:pos="4513"/>
@@ -24650,7 +24953,7 @@
 <w:hdr xmlns:wpc="http://schemas.microsoft.com/office/word/2010/wordprocessingCanvas" xmlns:mc="http://schemas.openxmlformats.org/markup-compatibility/2006" xmlns:o="urn:schemas-microsoft-com:office:office" xmlns:r="http://schemas.openxmlformats.org/officeDocument/2006/relationships" xmlns:m="http://schemas.openxmlformats.org/officeDocument/2006/math" xmlns:v="urn:schemas-microsoft-com:vml" xmlns:wp14="http://schemas.microsoft.com/office/word/2010/wordprocessingDrawing" xmlns:wp="http://schemas.openxmlformats.org/drawingml/2006/wordprocessingDrawing" xmlns:w10="urn:schemas-microsoft-com:office:word" xmlns:w="http://schemas.openxmlformats.org/wordprocessingml/2006/main" xmlns:w14="http://schemas.microsoft.com/office/word/2010/wordml" xmlns:w15="http://schemas.microsoft.com/office/word/2012/wordml" xmlns:wpg="http://schemas.microsoft.com/office/word/2010/wordprocessingGroup" xmlns:wpi="http://schemas.microsoft.com/office/word/2010/wordprocessingInk" xmlns:wne="http://schemas.microsoft.com/office/word/2006/wordml" xmlns:a="http://schemas.openxmlformats.org/drawingml/2006/main" xmlns:wps="http://schemas.microsoft.com/office/word/2010/wordprocessingShape" mc:Ignorable="w14 w15 wp14">
   <w:p>
     <w:pPr>
-      <w:pStyle w:val="1071"/>
+      <w:pStyle w:val="1073"/>
       <w:pBdr/>
       <w:spacing/>
       <w:ind/>
@@ -30018,9 +30321,9 @@
     <w:lsdException w:name="Bibliography" w:uiPriority="37"/>
     <w:lsdException w:name="TOC Heading" w:uiPriority="39" w:qFormat="1"/>
   </w:latentStyles>
-  <w:style w:type="table" w:styleId="881">
+  <w:style w:type="table" w:styleId="883">
     <w:name w:val="Table Grid Light"/>
-    <w:basedOn w:val="1044"/>
+    <w:basedOn w:val="1046"/>
     <w:uiPriority w:val="59"/>
     <w:pPr>
       <w:pBdr/>
@@ -30217,9 +30520,9 @@
       </w:tcPr>
     </w:tblStylePr>
   </w:style>
-  <w:style w:type="table" w:styleId="882">
+  <w:style w:type="table" w:styleId="884">
     <w:name w:val="Plain Table 1"/>
-    <w:basedOn w:val="1044"/>
+    <w:basedOn w:val="1046"/>
     <w:uiPriority w:val="59"/>
     <w:pPr>
       <w:pBdr/>
@@ -30442,9 +30745,9 @@
       </w:tcPr>
     </w:tblStylePr>
   </w:style>
-  <w:style w:type="table" w:styleId="883">
+  <w:style w:type="table" w:styleId="885">
     <w:name w:val="Plain Table 2"/>
-    <w:basedOn w:val="1044"/>
+    <w:basedOn w:val="1046"/>
     <w:uiPriority w:val="59"/>
     <w:pPr>
       <w:pBdr/>
@@ -30675,9 +30978,9 @@
       </w:tcPr>
     </w:tblStylePr>
   </w:style>
-  <w:style w:type="table" w:styleId="884">
+  <w:style w:type="table" w:styleId="886">
     <w:name w:val="Plain Table 3"/>
-    <w:basedOn w:val="1044"/>
+    <w:basedOn w:val="1046"/>
     <w:uiPriority w:val="99"/>
     <w:pPr>
       <w:pBdr/>
@@ -30905,9 +31208,9 @@
       </w:tcPr>
     </w:tblStylePr>
   </w:style>
-  <w:style w:type="table" w:styleId="885">
+  <w:style w:type="table" w:styleId="887">
     <w:name w:val="Plain Table 4"/>
-    <w:basedOn w:val="1044"/>
+    <w:basedOn w:val="1046"/>
     <w:uiPriority w:val="99"/>
     <w:pPr>
       <w:pBdr/>
@@ -31121,9 +31424,9 @@
       </w:tcPr>
     </w:tblStylePr>
   </w:style>
-  <w:style w:type="table" w:styleId="886">
+  <w:style w:type="table" w:styleId="888">
     <w:name w:val="Plain Table 5"/>
-    <w:basedOn w:val="1044"/>
+    <w:basedOn w:val="1046"/>
     <w:uiPriority w:val="99"/>
     <w:pPr>
       <w:pBdr/>
@@ -31354,9 +31657,9 @@
       </w:tcPr>
     </w:tblStylePr>
   </w:style>
-  <w:style w:type="table" w:styleId="887">
+  <w:style w:type="table" w:styleId="889">
     <w:name w:val="Grid Table 1 Light"/>
-    <w:basedOn w:val="1044"/>
+    <w:basedOn w:val="1046"/>
     <w:uiPriority w:val="99"/>
     <w:pPr>
       <w:pBdr/>
@@ -31577,9 +31880,9 @@
       </w:tcPr>
     </w:tblStylePr>
   </w:style>
-  <w:style w:type="table" w:styleId="888">
+  <w:style w:type="table" w:styleId="890">
     <w:name w:val="Grid Table 1 Light - Accent 1"/>
-    <w:basedOn w:val="1044"/>
+    <w:basedOn w:val="1046"/>
     <w:uiPriority w:val="99"/>
     <w:pPr>
       <w:pBdr/>
@@ -31800,9 +32103,9 @@
       </w:tcPr>
     </w:tblStylePr>
   </w:style>
-  <w:style w:type="table" w:styleId="889">
+  <w:style w:type="table" w:styleId="891">
     <w:name w:val="Grid Table 1 Light - Accent 2"/>
-    <w:basedOn w:val="1044"/>
+    <w:basedOn w:val="1046"/>
     <w:uiPriority w:val="99"/>
     <w:pPr>
       <w:pBdr/>
@@ -32023,9 +32326,9 @@
       </w:tcPr>
     </w:tblStylePr>
   </w:style>
-  <w:style w:type="table" w:styleId="890">
+  <w:style w:type="table" w:styleId="892">
     <w:name w:val="Grid Table 1 Light - Accent 3"/>
-    <w:basedOn w:val="1044"/>
+    <w:basedOn w:val="1046"/>
     <w:uiPriority w:val="99"/>
     <w:pPr>
       <w:pBdr/>
@@ -32246,9 +32549,9 @@
       </w:tcPr>
     </w:tblStylePr>
   </w:style>
-  <w:style w:type="table" w:styleId="891">
+  <w:style w:type="table" w:styleId="893">
     <w:name w:val="Grid Table 1 Light - Accent 4"/>
-    <w:basedOn w:val="1044"/>
+    <w:basedOn w:val="1046"/>
     <w:uiPriority w:val="99"/>
     <w:pPr>
       <w:pBdr/>
@@ -32469,9 +32772,9 @@
       </w:tcPr>
     </w:tblStylePr>
   </w:style>
-  <w:style w:type="table" w:styleId="892">
+  <w:style w:type="table" w:styleId="894">
     <w:name w:val="Grid Table 1 Light - Accent 5"/>
-    <w:basedOn w:val="1044"/>
+    <w:basedOn w:val="1046"/>
     <w:uiPriority w:val="99"/>
     <w:pPr>
       <w:pBdr/>
@@ -32692,9 +32995,9 @@
       </w:tcPr>
     </w:tblStylePr>
   </w:style>
-  <w:style w:type="table" w:styleId="893">
+  <w:style w:type="table" w:styleId="895">
     <w:name w:val="Grid Table 1 Light - Accent 6"/>
-    <w:basedOn w:val="1044"/>
+    <w:basedOn w:val="1046"/>
     <w:uiPriority w:val="99"/>
     <w:pPr>
       <w:pBdr/>
@@ -32915,9 +33218,9 @@
       </w:tcPr>
     </w:tblStylePr>
   </w:style>
-  <w:style w:type="table" w:styleId="894">
+  <w:style w:type="table" w:styleId="896">
     <w:name w:val="Grid Table 2"/>
-    <w:basedOn w:val="1044"/>
+    <w:basedOn w:val="1046"/>
     <w:uiPriority w:val="99"/>
     <w:pPr>
       <w:pBdr/>
@@ -33147,9 +33450,9 @@
       </w:tcPr>
     </w:tblStylePr>
   </w:style>
-  <w:style w:type="table" w:styleId="895">
+  <w:style w:type="table" w:styleId="897">
     <w:name w:val="Grid Table 2 - Accent 1"/>
-    <w:basedOn w:val="1044"/>
+    <w:basedOn w:val="1046"/>
     <w:uiPriority w:val="99"/>
     <w:pPr>
       <w:pBdr/>
@@ -33379,9 +33682,9 @@
       </w:tcPr>
     </w:tblStylePr>
   </w:style>
-  <w:style w:type="table" w:styleId="896">
+  <w:style w:type="table" w:styleId="898">
     <w:name w:val="Grid Table 2 - Accent 2"/>
-    <w:basedOn w:val="1044"/>
+    <w:basedOn w:val="1046"/>
     <w:uiPriority w:val="99"/>
     <w:pPr>
       <w:pBdr/>
@@ -33611,9 +33914,9 @@
       </w:tcPr>
     </w:tblStylePr>
   </w:style>
-  <w:style w:type="table" w:styleId="897">
+  <w:style w:type="table" w:styleId="899">
     <w:name w:val="Grid Table 2 - Accent 3"/>
-    <w:basedOn w:val="1044"/>
+    <w:basedOn w:val="1046"/>
     <w:uiPriority w:val="99"/>
     <w:pPr>
       <w:pBdr/>
@@ -33843,9 +34146,9 @@
       </w:tcPr>
     </w:tblStylePr>
   </w:style>
-  <w:style w:type="table" w:styleId="898">
+  <w:style w:type="table" w:styleId="900">
     <w:name w:val="Grid Table 2 - Accent 4"/>
-    <w:basedOn w:val="1044"/>
+    <w:basedOn w:val="1046"/>
     <w:uiPriority w:val="99"/>
     <w:pPr>
       <w:pBdr/>
@@ -34075,9 +34378,9 @@
       </w:tcPr>
     </w:tblStylePr>
   </w:style>
-  <w:style w:type="table" w:styleId="899">
+  <w:style w:type="table" w:styleId="901">
     <w:name w:val="Grid Table 2 - Accent 5"/>
-    <w:basedOn w:val="1044"/>
+    <w:basedOn w:val="1046"/>
     <w:uiPriority w:val="99"/>
     <w:pPr>
       <w:pBdr/>
@@ -34307,9 +34610,9 @@
       </w:tcPr>
     </w:tblStylePr>
   </w:style>
-  <w:style w:type="table" w:styleId="900">
+  <w:style w:type="table" w:styleId="902">
     <w:name w:val="Grid Table 2 - Accent 6"/>
-    <w:basedOn w:val="1044"/>
+    <w:basedOn w:val="1046"/>
     <w:uiPriority w:val="99"/>
     <w:pPr>
       <w:pBdr/>
@@ -34539,9 +34842,9 @@
       </w:tcPr>
     </w:tblStylePr>
   </w:style>
-  <w:style w:type="table" w:styleId="901">
+  <w:style w:type="table" w:styleId="903">
     <w:name w:val="Grid Table 3"/>
-    <w:basedOn w:val="1044"/>
+    <w:basedOn w:val="1046"/>
     <w:uiPriority w:val="99"/>
     <w:pPr>
       <w:pBdr/>
@@ -34784,9 +35087,9 @@
       </w:tcPr>
     </w:tblStylePr>
   </w:style>
-  <w:style w:type="table" w:styleId="902">
+  <w:style w:type="table" w:styleId="904">
     <w:name w:val="Grid Table 3 - Accent 1"/>
-    <w:basedOn w:val="1044"/>
+    <w:basedOn w:val="1046"/>
     <w:uiPriority w:val="99"/>
     <w:pPr>
       <w:pBdr/>
@@ -35029,9 +35332,9 @@
       </w:tcPr>
     </w:tblStylePr>
   </w:style>
-  <w:style w:type="table" w:styleId="903">
+  <w:style w:type="table" w:styleId="905">
     <w:name w:val="Grid Table 3 - Accent 2"/>
-    <w:basedOn w:val="1044"/>
+    <w:basedOn w:val="1046"/>
     <w:uiPriority w:val="99"/>
     <w:pPr>
       <w:pBdr/>
@@ -35274,9 +35577,9 @@
       </w:tcPr>
     </w:tblStylePr>
   </w:style>
-  <w:style w:type="table" w:styleId="904">
+  <w:style w:type="table" w:styleId="906">
     <w:name w:val="Grid Table 3 - Accent 3"/>
-    <w:basedOn w:val="1044"/>
+    <w:basedOn w:val="1046"/>
     <w:uiPriority w:val="99"/>
     <w:pPr>
       <w:pBdr/>
@@ -35519,9 +35822,9 @@
       </w:tcPr>
     </w:tblStylePr>
   </w:style>
-  <w:style w:type="table" w:styleId="905">
+  <w:style w:type="table" w:styleId="907">
     <w:name w:val="Grid Table 3 - Accent 4"/>
-    <w:basedOn w:val="1044"/>
+    <w:basedOn w:val="1046"/>
     <w:uiPriority w:val="99"/>
     <w:pPr>
       <w:pBdr/>
@@ -35764,9 +36067,9 @@
       </w:tcPr>
     </w:tblStylePr>
   </w:style>
-  <w:style w:type="table" w:styleId="906">
+  <w:style w:type="table" w:styleId="908">
     <w:name w:val="Grid Table 3 - Accent 5"/>
-    <w:basedOn w:val="1044"/>
+    <w:basedOn w:val="1046"/>
     <w:uiPriority w:val="99"/>
     <w:pPr>
       <w:pBdr/>
@@ -36009,9 +36312,9 @@
       </w:tcPr>
     </w:tblStylePr>
   </w:style>
-  <w:style w:type="table" w:styleId="907">
+  <w:style w:type="table" w:styleId="909">
     <w:name w:val="Grid Table 3 - Accent 6"/>
-    <w:basedOn w:val="1044"/>
+    <w:basedOn w:val="1046"/>
     <w:uiPriority w:val="99"/>
     <w:pPr>
       <w:pBdr/>
@@ -36254,9 +36557,9 @@
       </w:tcPr>
     </w:tblStylePr>
   </w:style>
-  <w:style w:type="table" w:styleId="908">
+  <w:style w:type="table" w:styleId="910">
     <w:name w:val="Grid Table 4"/>
-    <w:basedOn w:val="1044"/>
+    <w:basedOn w:val="1046"/>
     <w:uiPriority w:val="59"/>
     <w:pPr>
       <w:pBdr/>
@@ -36487,9 +36790,9 @@
       </w:tcPr>
     </w:tblStylePr>
   </w:style>
-  <w:style w:type="table" w:styleId="909">
+  <w:style w:type="table" w:styleId="911">
     <w:name w:val="Grid Table 4 - Accent 1"/>
-    <w:basedOn w:val="1044"/>
+    <w:basedOn w:val="1046"/>
     <w:uiPriority w:val="59"/>
     <w:pPr>
       <w:pBdr/>
@@ -36720,9 +37023,9 @@
       </w:tcPr>
     </w:tblStylePr>
   </w:style>
-  <w:style w:type="table" w:styleId="910">
+  <w:style w:type="table" w:styleId="912">
     <w:name w:val="Grid Table 4 - Accent 2"/>
-    <w:basedOn w:val="1044"/>
+    <w:basedOn w:val="1046"/>
     <w:uiPriority w:val="59"/>
     <w:pPr>
       <w:pBdr/>
@@ -36953,9 +37256,9 @@
       </w:tcPr>
     </w:tblStylePr>
   </w:style>
-  <w:style w:type="table" w:styleId="911">
+  <w:style w:type="table" w:styleId="913">
     <w:name w:val="Grid Table 4 - Accent 3"/>
-    <w:basedOn w:val="1044"/>
+    <w:basedOn w:val="1046"/>
     <w:uiPriority w:val="59"/>
     <w:pPr>
       <w:pBdr/>
@@ -37186,9 +37489,9 @@
       </w:tcPr>
     </w:tblStylePr>
   </w:style>
-  <w:style w:type="table" w:styleId="912">
+  <w:style w:type="table" w:styleId="914">
     <w:name w:val="Grid Table 4 - Accent 4"/>
-    <w:basedOn w:val="1044"/>
+    <w:basedOn w:val="1046"/>
     <w:uiPriority w:val="59"/>
     <w:pPr>
       <w:pBdr/>
@@ -37419,9 +37722,9 @@
       </w:tcPr>
     </w:tblStylePr>
   </w:style>
-  <w:style w:type="table" w:styleId="913">
+  <w:style w:type="table" w:styleId="915">
     <w:name w:val="Grid Table 4 - Accent 5"/>
-    <w:basedOn w:val="1044"/>
+    <w:basedOn w:val="1046"/>
     <w:uiPriority w:val="59"/>
     <w:pPr>
       <w:pBdr/>
@@ -37652,9 +37955,9 @@
       </w:tcPr>
     </w:tblStylePr>
   </w:style>
-  <w:style w:type="table" w:styleId="914">
+  <w:style w:type="table" w:styleId="916">
     <w:name w:val="Grid Table 4 - Accent 6"/>
-    <w:basedOn w:val="1044"/>
+    <w:basedOn w:val="1046"/>
     <w:uiPriority w:val="59"/>
     <w:pPr>
       <w:pBdr/>
@@ -37885,9 +38188,9 @@
       </w:tcPr>
     </w:tblStylePr>
   </w:style>
-  <w:style w:type="table" w:styleId="915">
+  <w:style w:type="table" w:styleId="917">
     <w:name w:val="Grid Table 5 Dark"/>
-    <w:basedOn w:val="1044"/>
+    <w:basedOn w:val="1046"/>
     <w:uiPriority w:val="99"/>
     <w:pPr>
       <w:pBdr/>
@@ -38113,9 +38416,9 @@
       </w:tcPr>
     </w:tblStylePr>
   </w:style>
-  <w:style w:type="table" w:styleId="916">
+  <w:style w:type="table" w:styleId="918">
     <w:name w:val="Grid Table 5 Dark- Accent 1"/>
-    <w:basedOn w:val="1044"/>
+    <w:basedOn w:val="1046"/>
     <w:uiPriority w:val="99"/>
     <w:pPr>
       <w:pBdr/>
@@ -38341,9 +38644,9 @@
       </w:tcPr>
     </w:tblStylePr>
   </w:style>
-  <w:style w:type="table" w:styleId="917">
+  <w:style w:type="table" w:styleId="919">
     <w:name w:val="Grid Table 5 Dark - Accent 2"/>
-    <w:basedOn w:val="1044"/>
+    <w:basedOn w:val="1046"/>
     <w:uiPriority w:val="99"/>
     <w:pPr>
       <w:pBdr/>
@@ -38569,9 +38872,9 @@
       </w:tcPr>
     </w:tblStylePr>
   </w:style>
-  <w:style w:type="table" w:styleId="918">
+  <w:style w:type="table" w:styleId="920">
     <w:name w:val="Grid Table 5 Dark - Accent 3"/>
-    <w:basedOn w:val="1044"/>
+    <w:basedOn w:val="1046"/>
     <w:uiPriority w:val="99"/>
     <w:pPr>
       <w:pBdr/>
@@ -38797,9 +39100,9 @@
       </w:tcPr>
     </w:tblStylePr>
   </w:style>
-  <w:style w:type="table" w:styleId="919">
+  <w:style w:type="table" w:styleId="921">
     <w:name w:val="Grid Table 5 Dark- Accent 4"/>
-    <w:basedOn w:val="1044"/>
+    <w:basedOn w:val="1046"/>
     <w:uiPriority w:val="99"/>
     <w:pPr>
       <w:pBdr/>
@@ -39025,9 +39328,9 @@
       </w:tcPr>
     </w:tblStylePr>
   </w:style>
-  <w:style w:type="table" w:styleId="920">
+  <w:style w:type="table" w:styleId="922">
     <w:name w:val="Grid Table 5 Dark - Accent 5"/>
-    <w:basedOn w:val="1044"/>
+    <w:basedOn w:val="1046"/>
     <w:uiPriority w:val="99"/>
     <w:pPr>
       <w:pBdr/>
@@ -39253,9 +39556,9 @@
       </w:tcPr>
     </w:tblStylePr>
   </w:style>
-  <w:style w:type="table" w:styleId="921">
+  <w:style w:type="table" w:styleId="923">
     <w:name w:val="Grid Table 5 Dark - Accent 6"/>
-    <w:basedOn w:val="1044"/>
+    <w:basedOn w:val="1046"/>
     <w:uiPriority w:val="99"/>
     <w:pPr>
       <w:pBdr/>
@@ -39481,9 +39784,9 @@
       </w:tcPr>
     </w:tblStylePr>
   </w:style>
-  <w:style w:type="table" w:styleId="922">
+  <w:style w:type="table" w:styleId="924">
     <w:name w:val="Grid Table 6 Colorful"/>
-    <w:basedOn w:val="1044"/>
+    <w:basedOn w:val="1046"/>
     <w:uiPriority w:val="99"/>
     <w:pPr>
       <w:pBdr/>
@@ -39711,9 +40014,9 @@
       </w:tcPr>
     </w:tblStylePr>
   </w:style>
-  <w:style w:type="table" w:styleId="923">
+  <w:style w:type="table" w:styleId="925">
     <w:name w:val="Grid Table 6 Colorful - Accent 1"/>
-    <w:basedOn w:val="1044"/>
+    <w:basedOn w:val="1046"/>
     <w:uiPriority w:val="99"/>
     <w:pPr>
       <w:pBdr/>
@@ -39941,9 +40244,9 @@
       </w:tcPr>
     </w:tblStylePr>
   </w:style>
-  <w:style w:type="table" w:styleId="924">
+  <w:style w:type="table" w:styleId="926">
     <w:name w:val="Grid Table 6 Colorful - Accent 2"/>
-    <w:basedOn w:val="1044"/>
+    <w:basedOn w:val="1046"/>
     <w:uiPriority w:val="99"/>
     <w:pPr>
       <w:pBdr/>
@@ -40171,9 +40474,9 @@
       </w:tcPr>
     </w:tblStylePr>
   </w:style>
-  <w:style w:type="table" w:styleId="925">
+  <w:style w:type="table" w:styleId="927">
     <w:name w:val="Grid Table 6 Colorful - Accent 3"/>
-    <w:basedOn w:val="1044"/>
+    <w:basedOn w:val="1046"/>
     <w:uiPriority w:val="99"/>
     <w:pPr>
       <w:pBdr/>
@@ -40401,9 +40704,9 @@
       </w:tcPr>
     </w:tblStylePr>
   </w:style>
-  <w:style w:type="table" w:styleId="926">
+  <w:style w:type="table" w:styleId="928">
     <w:name w:val="Grid Table 6 Colorful - Accent 4"/>
-    <w:basedOn w:val="1044"/>
+    <w:basedOn w:val="1046"/>
     <w:uiPriority w:val="99"/>
     <w:pPr>
       <w:pBdr/>
@@ -40631,9 +40934,9 @@
       </w:tcPr>
     </w:tblStylePr>
   </w:style>
-  <w:style w:type="table" w:styleId="927">
+  <w:style w:type="table" w:styleId="929">
     <w:name w:val="Grid Table 6 Colorful - Accent 5"/>
-    <w:basedOn w:val="1044"/>
+    <w:basedOn w:val="1046"/>
     <w:uiPriority w:val="99"/>
     <w:pPr>
       <w:pBdr/>
@@ -40861,9 +41164,9 @@
       </w:tcPr>
     </w:tblStylePr>
   </w:style>
-  <w:style w:type="table" w:styleId="928">
+  <w:style w:type="table" w:styleId="930">
     <w:name w:val="Grid Table 6 Colorful - Accent 6"/>
-    <w:basedOn w:val="1044"/>
+    <w:basedOn w:val="1046"/>
     <w:uiPriority w:val="99"/>
     <w:pPr>
       <w:pBdr/>
@@ -41091,9 +41394,9 @@
       </w:tcPr>
     </w:tblStylePr>
   </w:style>
-  <w:style w:type="table" w:styleId="929">
+  <w:style w:type="table" w:styleId="931">
     <w:name w:val="Grid Table 7 Colorful"/>
-    <w:basedOn w:val="1044"/>
+    <w:basedOn w:val="1046"/>
     <w:uiPriority w:val="99"/>
     <w:pPr>
       <w:pBdr/>
@@ -41345,9 +41648,9 @@
       </w:tcPr>
     </w:tblStylePr>
   </w:style>
-  <w:style w:type="table" w:styleId="930">
+  <w:style w:type="table" w:styleId="932">
     <w:name w:val="Grid Table 7 Colorful - Accent 1"/>
-    <w:basedOn w:val="1044"/>
+    <w:basedOn w:val="1046"/>
     <w:uiPriority w:val="99"/>
     <w:pPr>
       <w:pBdr/>
@@ -41599,9 +41902,9 @@
       </w:tcPr>
     </w:tblStylePr>
   </w:style>
-  <w:style w:type="table" w:styleId="931">
+  <w:style w:type="table" w:styleId="933">
     <w:name w:val="Grid Table 7 Colorful - Accent 2"/>
-    <w:basedOn w:val="1044"/>
+    <w:basedOn w:val="1046"/>
     <w:uiPriority w:val="99"/>
     <w:pPr>
       <w:pBdr/>
@@ -41853,9 +42156,9 @@
       </w:tcPr>
     </w:tblStylePr>
   </w:style>
-  <w:style w:type="table" w:styleId="932">
+  <w:style w:type="table" w:styleId="934">
     <w:name w:val="Grid Table 7 Colorful - Accent 3"/>
-    <w:basedOn w:val="1044"/>
+    <w:basedOn w:val="1046"/>
     <w:uiPriority w:val="99"/>
     <w:pPr>
       <w:pBdr/>
@@ -42107,9 +42410,9 @@
       </w:tcPr>
     </w:tblStylePr>
   </w:style>
-  <w:style w:type="table" w:styleId="933">
+  <w:style w:type="table" w:styleId="935">
     <w:name w:val="Grid Table 7 Colorful - Accent 4"/>
-    <w:basedOn w:val="1044"/>
+    <w:basedOn w:val="1046"/>
     <w:uiPriority w:val="99"/>
     <w:pPr>
       <w:pBdr/>
@@ -42361,9 +42664,9 @@
       </w:tcPr>
     </w:tblStylePr>
   </w:style>
-  <w:style w:type="table" w:styleId="934">
+  <w:style w:type="table" w:styleId="936">
     <w:name w:val="Grid Table 7 Colorful - Accent 5"/>
-    <w:basedOn w:val="1044"/>
+    <w:basedOn w:val="1046"/>
     <w:uiPriority w:val="99"/>
     <w:pPr>
       <w:pBdr/>
@@ -42615,9 +42918,9 @@
       </w:tcPr>
     </w:tblStylePr>
   </w:style>
-  <w:style w:type="table" w:styleId="935">
+  <w:style w:type="table" w:styleId="937">
     <w:name w:val="Grid Table 7 Colorful - Accent 6"/>
-    <w:basedOn w:val="1044"/>
+    <w:basedOn w:val="1046"/>
     <w:uiPriority w:val="99"/>
     <w:pPr>
       <w:pBdr/>
@@ -42869,9 +43172,9 @@
       </w:tcPr>
     </w:tblStylePr>
   </w:style>
-  <w:style w:type="table" w:styleId="936">
+  <w:style w:type="table" w:styleId="938">
     <w:name w:val="List Table 1 Light"/>
-    <w:basedOn w:val="1044"/>
+    <w:basedOn w:val="1046"/>
     <w:uiPriority w:val="99"/>
     <w:pPr>
       <w:pBdr/>
@@ -43085,9 +43388,9 @@
       </w:tcPr>
     </w:tblStylePr>
   </w:style>
-  <w:style w:type="table" w:styleId="937">
+  <w:style w:type="table" w:styleId="939">
     <w:name w:val="List Table 1 Light - Accent 1"/>
-    <w:basedOn w:val="1044"/>
+    <w:basedOn w:val="1046"/>
     <w:uiPriority w:val="99"/>
     <w:pPr>
       <w:pBdr/>
@@ -43301,9 +43604,9 @@
       </w:tcPr>
     </w:tblStylePr>
   </w:style>
-  <w:style w:type="table" w:styleId="938">
+  <w:style w:type="table" w:styleId="940">
     <w:name w:val="List Table 1 Light - Accent 2"/>
-    <w:basedOn w:val="1044"/>
+    <w:basedOn w:val="1046"/>
     <w:uiPriority w:val="99"/>
     <w:pPr>
       <w:pBdr/>
@@ -43517,9 +43820,9 @@
       </w:tcPr>
     </w:tblStylePr>
   </w:style>
-  <w:style w:type="table" w:styleId="939">
+  <w:style w:type="table" w:styleId="941">
     <w:name w:val="List Table 1 Light - Accent 3"/>
-    <w:basedOn w:val="1044"/>
+    <w:basedOn w:val="1046"/>
     <w:uiPriority w:val="99"/>
     <w:pPr>
       <w:pBdr/>
@@ -43733,9 +44036,9 @@
       </w:tcPr>
     </w:tblStylePr>
   </w:style>
-  <w:style w:type="table" w:styleId="940">
+  <w:style w:type="table" w:styleId="942">
     <w:name w:val="List Table 1 Light - Accent 4"/>
-    <w:basedOn w:val="1044"/>
+    <w:basedOn w:val="1046"/>
     <w:uiPriority w:val="99"/>
     <w:pPr>
       <w:pBdr/>
@@ -43949,9 +44252,9 @@
       </w:tcPr>
     </w:tblStylePr>
   </w:style>
-  <w:style w:type="table" w:styleId="941">
+  <w:style w:type="table" w:styleId="943">
     <w:name w:val="List Table 1 Light - Accent 5"/>
-    <w:basedOn w:val="1044"/>
+    <w:basedOn w:val="1046"/>
     <w:uiPriority w:val="99"/>
     <w:pPr>
       <w:pBdr/>
@@ -44165,9 +44468,9 @@
       </w:tcPr>
     </w:tblStylePr>
   </w:style>
-  <w:style w:type="table" w:styleId="942">
+  <w:style w:type="table" w:styleId="944">
     <w:name w:val="List Table 1 Light - Accent 6"/>
-    <w:basedOn w:val="1044"/>
+    <w:basedOn w:val="1046"/>
     <w:uiPriority w:val="99"/>
     <w:pPr>
       <w:pBdr/>
@@ -44381,9 +44684,9 @@
       </w:tcPr>
     </w:tblStylePr>
   </w:style>
-  <w:style w:type="table" w:styleId="943">
+  <w:style w:type="table" w:styleId="945">
     <w:name w:val="List Table 2"/>
-    <w:basedOn w:val="1044"/>
+    <w:basedOn w:val="1046"/>
     <w:uiPriority w:val="99"/>
     <w:pPr>
       <w:pBdr/>
@@ -44619,9 +44922,9 @@
       </w:tcPr>
     </w:tblStylePr>
   </w:style>
-  <w:style w:type="table" w:styleId="944">
+  <w:style w:type="table" w:styleId="946">
     <w:name w:val="List Table 2 - Accent 1"/>
-    <w:basedOn w:val="1044"/>
+    <w:basedOn w:val="1046"/>
     <w:uiPriority w:val="99"/>
     <w:pPr>
       <w:pBdr/>
@@ -44857,9 +45160,9 @@
       </w:tcPr>
     </w:tblStylePr>
   </w:style>
-  <w:style w:type="table" w:styleId="945">
+  <w:style w:type="table" w:styleId="947">
     <w:name w:val="List Table 2 - Accent 2"/>
-    <w:basedOn w:val="1044"/>
+    <w:basedOn w:val="1046"/>
     <w:uiPriority w:val="99"/>
     <w:pPr>
       <w:pBdr/>
@@ -45095,9 +45398,9 @@
       </w:tcPr>
     </w:tblStylePr>
   </w:style>
-  <w:style w:type="table" w:styleId="946">
+  <w:style w:type="table" w:styleId="948">
     <w:name w:val="List Table 2 - Accent 3"/>
-    <w:basedOn w:val="1044"/>
+    <w:basedOn w:val="1046"/>
     <w:uiPriority w:val="99"/>
     <w:pPr>
       <w:pBdr/>
@@ -45333,9 +45636,9 @@
       </w:tcPr>
     </w:tblStylePr>
   </w:style>
-  <w:style w:type="table" w:styleId="947">
+  <w:style w:type="table" w:styleId="949">
     <w:name w:val="List Table 2 - Accent 4"/>
-    <w:basedOn w:val="1044"/>
+    <w:basedOn w:val="1046"/>
     <w:uiPriority w:val="99"/>
     <w:pPr>
       <w:pBdr/>
@@ -45571,9 +45874,9 @@
       </w:tcPr>
     </w:tblStylePr>
   </w:style>
-  <w:style w:type="table" w:styleId="948">
+  <w:style w:type="table" w:styleId="950">
     <w:name w:val="List Table 2 - Accent 5"/>
-    <w:basedOn w:val="1044"/>
+    <w:basedOn w:val="1046"/>
     <w:uiPriority w:val="99"/>
     <w:pPr>
       <w:pBdr/>
@@ -45809,9 +46112,9 @@
       </w:tcPr>
     </w:tblStylePr>
   </w:style>
-  <w:style w:type="table" w:styleId="949">
+  <w:style w:type="table" w:styleId="951">
     <w:name w:val="List Table 2 - Accent 6"/>
-    <w:basedOn w:val="1044"/>
+    <w:basedOn w:val="1046"/>
     <w:uiPriority w:val="99"/>
     <w:pPr>
       <w:pBdr/>
@@ -46047,9 +46350,9 @@
       </w:tcPr>
     </w:tblStylePr>
   </w:style>
-  <w:style w:type="table" w:styleId="950">
+  <w:style w:type="table" w:styleId="952">
     <w:name w:val="List Table 3"/>
-    <w:basedOn w:val="1044"/>
+    <w:basedOn w:val="1046"/>
     <w:uiPriority w:val="99"/>
     <w:pPr>
       <w:pBdr/>
@@ -46275,9 +46578,9 @@
       </w:tcPr>
     </w:tblStylePr>
   </w:style>
-  <w:style w:type="table" w:styleId="951">
+  <w:style w:type="table" w:styleId="953">
     <w:name w:val="List Table 3 - Accent 1"/>
-    <w:basedOn w:val="1044"/>
+    <w:basedOn w:val="1046"/>
     <w:uiPriority w:val="99"/>
     <w:pPr>
       <w:pBdr/>
@@ -46503,9 +46806,9 @@
       </w:tcPr>
     </w:tblStylePr>
   </w:style>
-  <w:style w:type="table" w:styleId="952">
+  <w:style w:type="table" w:styleId="954">
     <w:name w:val="List Table 3 - Accent 2"/>
-    <w:basedOn w:val="1044"/>
+    <w:basedOn w:val="1046"/>
     <w:uiPriority w:val="99"/>
     <w:pPr>
       <w:pBdr/>
@@ -46731,9 +47034,9 @@
       </w:tcPr>
     </w:tblStylePr>
   </w:style>
-  <w:style w:type="table" w:styleId="953">
+  <w:style w:type="table" w:styleId="955">
     <w:name w:val="List Table 3 - Accent 3"/>
-    <w:basedOn w:val="1044"/>
+    <w:basedOn w:val="1046"/>
     <w:uiPriority w:val="99"/>
     <w:pPr>
       <w:pBdr/>
@@ -46959,9 +47262,9 @@
       </w:tcPr>
     </w:tblStylePr>
   </w:style>
-  <w:style w:type="table" w:styleId="954">
+  <w:style w:type="table" w:styleId="956">
     <w:name w:val="List Table 3 - Accent 4"/>
-    <w:basedOn w:val="1044"/>
+    <w:basedOn w:val="1046"/>
     <w:uiPriority w:val="99"/>
     <w:pPr>
       <w:pBdr/>
@@ -47187,9 +47490,9 @@
       </w:tcPr>
     </w:tblStylePr>
   </w:style>
-  <w:style w:type="table" w:styleId="955">
+  <w:style w:type="table" w:styleId="957">
     <w:name w:val="List Table 3 - Accent 5"/>
-    <w:basedOn w:val="1044"/>
+    <w:basedOn w:val="1046"/>
     <w:uiPriority w:val="99"/>
     <w:pPr>
       <w:pBdr/>
@@ -47415,9 +47718,9 @@
       </w:tcPr>
     </w:tblStylePr>
   </w:style>
-  <w:style w:type="table" w:styleId="956">
+  <w:style w:type="table" w:styleId="958">
     <w:name w:val="List Table 3 - Accent 6"/>
-    <w:basedOn w:val="1044"/>
+    <w:basedOn w:val="1046"/>
     <w:uiPriority w:val="99"/>
     <w:pPr>
       <w:pBdr/>
@@ -47643,9 +47946,9 @@
       </w:tcPr>
     </w:tblStylePr>
   </w:style>
-  <w:style w:type="table" w:styleId="957">
+  <w:style w:type="table" w:styleId="959">
     <w:name w:val="List Table 4"/>
-    <w:basedOn w:val="1044"/>
+    <w:basedOn w:val="1046"/>
     <w:uiPriority w:val="99"/>
     <w:pPr>
       <w:pBdr/>
@@ -47868,9 +48171,9 @@
       </w:tcPr>
     </w:tblStylePr>
   </w:style>
-  <w:style w:type="table" w:styleId="958">
+  <w:style w:type="table" w:styleId="960">
     <w:name w:val="List Table 4 - Accent 1"/>
-    <w:basedOn w:val="1044"/>
+    <w:basedOn w:val="1046"/>
     <w:uiPriority w:val="99"/>
     <w:pPr>
       <w:pBdr/>
@@ -48093,9 +48396,9 @@
       </w:tcPr>
     </w:tblStylePr>
   </w:style>
-  <w:style w:type="table" w:styleId="959">
+  <w:style w:type="table" w:styleId="961">
     <w:name w:val="List Table 4 - Accent 2"/>
-    <w:basedOn w:val="1044"/>
+    <w:basedOn w:val="1046"/>
     <w:uiPriority w:val="99"/>
     <w:pPr>
       <w:pBdr/>
@@ -48318,9 +48621,9 @@
       </w:tcPr>
     </w:tblStylePr>
   </w:style>
-  <w:style w:type="table" w:styleId="960">
+  <w:style w:type="table" w:styleId="962">
     <w:name w:val="List Table 4 - Accent 3"/>
-    <w:basedOn w:val="1044"/>
+    <w:basedOn w:val="1046"/>
     <w:uiPriority w:val="99"/>
     <w:pPr>
       <w:pBdr/>
@@ -48543,9 +48846,9 @@
       </w:tcPr>
     </w:tblStylePr>
   </w:style>
-  <w:style w:type="table" w:styleId="961">
+  <w:style w:type="table" w:styleId="963">
     <w:name w:val="List Table 4 - Accent 4"/>
-    <w:basedOn w:val="1044"/>
+    <w:basedOn w:val="1046"/>
     <w:uiPriority w:val="99"/>
     <w:pPr>
       <w:pBdr/>
@@ -48768,9 +49071,9 @@
       </w:tcPr>
     </w:tblStylePr>
   </w:style>
-  <w:style w:type="table" w:styleId="962">
+  <w:style w:type="table" w:styleId="964">
     <w:name w:val="List Table 4 - Accent 5"/>
-    <w:basedOn w:val="1044"/>
+    <w:basedOn w:val="1046"/>
     <w:uiPriority w:val="99"/>
     <w:pPr>
       <w:pBdr/>
@@ -48993,9 +49296,9 @@
       </w:tcPr>
     </w:tblStylePr>
   </w:style>
-  <w:style w:type="table" w:styleId="963">
+  <w:style w:type="table" w:styleId="965">
     <w:name w:val="List Table 4 - Accent 6"/>
-    <w:basedOn w:val="1044"/>
+    <w:basedOn w:val="1046"/>
     <w:uiPriority w:val="99"/>
     <w:pPr>
       <w:pBdr/>
@@ -49218,9 +49521,9 @@
       </w:tcPr>
     </w:tblStylePr>
   </w:style>
-  <w:style w:type="table" w:styleId="964">
+  <w:style w:type="table" w:styleId="966">
     <w:name w:val="List Table 5 Dark"/>
-    <w:basedOn w:val="1044"/>
+    <w:basedOn w:val="1046"/>
     <w:uiPriority w:val="99"/>
     <w:pPr>
       <w:pBdr/>
@@ -49460,9 +49763,9 @@
       </w:tcPr>
     </w:tblStylePr>
   </w:style>
-  <w:style w:type="table" w:styleId="965">
+  <w:style w:type="table" w:styleId="967">
     <w:name w:val="List Table 5 Dark - Accent 1"/>
-    <w:basedOn w:val="1044"/>
+    <w:basedOn w:val="1046"/>
     <w:uiPriority w:val="99"/>
     <w:pPr>
       <w:pBdr/>
@@ -49702,9 +50005,9 @@
       </w:tcPr>
     </w:tblStylePr>
   </w:style>
-  <w:style w:type="table" w:styleId="966">
+  <w:style w:type="table" w:styleId="968">
     <w:name w:val="List Table 5 Dark - Accent 2"/>
-    <w:basedOn w:val="1044"/>
+    <w:basedOn w:val="1046"/>
     <w:uiPriority w:val="99"/>
     <w:pPr>
       <w:pBdr/>
@@ -49944,9 +50247,9 @@
       </w:tcPr>
     </w:tblStylePr>
   </w:style>
-  <w:style w:type="table" w:styleId="967">
+  <w:style w:type="table" w:styleId="969">
     <w:name w:val="List Table 5 Dark - Accent 3"/>
-    <w:basedOn w:val="1044"/>
+    <w:basedOn w:val="1046"/>
     <w:uiPriority w:val="99"/>
     <w:pPr>
       <w:pBdr/>
@@ -50186,9 +50489,9 @@
       </w:tcPr>
     </w:tblStylePr>
   </w:style>
-  <w:style w:type="table" w:styleId="968">
+  <w:style w:type="table" w:styleId="970">
     <w:name w:val="List Table 5 Dark - Accent 4"/>
-    <w:basedOn w:val="1044"/>
+    <w:basedOn w:val="1046"/>
     <w:uiPriority w:val="99"/>
     <w:pPr>
       <w:pBdr/>
@@ -50428,9 +50731,9 @@
       </w:tcPr>
     </w:tblStylePr>
   </w:style>
-  <w:style w:type="table" w:styleId="969">
+  <w:style w:type="table" w:styleId="971">
     <w:name w:val="List Table 5 Dark - Accent 5"/>
-    <w:basedOn w:val="1044"/>
+    <w:basedOn w:val="1046"/>
     <w:uiPriority w:val="99"/>
     <w:pPr>
       <w:pBdr/>
@@ -50670,9 +50973,9 @@
       </w:tcPr>
     </w:tblStylePr>
   </w:style>
-  <w:style w:type="table" w:styleId="970">
+  <w:style w:type="table" w:styleId="972">
     <w:name w:val="List Table 5 Dark - Accent 6"/>
-    <w:basedOn w:val="1044"/>
+    <w:basedOn w:val="1046"/>
     <w:uiPriority w:val="99"/>
     <w:pPr>
       <w:pBdr/>
@@ -50912,9 +51215,9 @@
       </w:tcPr>
     </w:tblStylePr>
   </w:style>
-  <w:style w:type="table" w:styleId="971">
+  <w:style w:type="table" w:styleId="973">
     <w:name w:val="List Table 6 Colorful"/>
-    <w:basedOn w:val="1044"/>
+    <w:basedOn w:val="1046"/>
     <w:uiPriority w:val="99"/>
     <w:pPr>
       <w:pBdr/>
@@ -51135,9 +51438,9 @@
       </w:tcPr>
     </w:tblStylePr>
   </w:style>
-  <w:style w:type="table" w:styleId="972">
+  <w:style w:type="table" w:styleId="974">
     <w:name w:val="List Table 6 Colorful - Accent 1"/>
-    <w:basedOn w:val="1044"/>
+    <w:basedOn w:val="1046"/>
     <w:uiPriority w:val="99"/>
     <w:pPr>
       <w:pBdr/>
@@ -51358,9 +51661,9 @@
       </w:tcPr>
     </w:tblStylePr>
   </w:style>
-  <w:style w:type="table" w:styleId="973">
+  <w:style w:type="table" w:styleId="975">
     <w:name w:val="List Table 6 Colorful - Accent 2"/>
-    <w:basedOn w:val="1044"/>
+    <w:basedOn w:val="1046"/>
     <w:uiPriority w:val="99"/>
     <w:pPr>
       <w:pBdr/>
@@ -51581,9 +51884,9 @@
       </w:tcPr>
     </w:tblStylePr>
   </w:style>
-  <w:style w:type="table" w:styleId="974">
+  <w:style w:type="table" w:styleId="976">
     <w:name w:val="List Table 6 Colorful - Accent 3"/>
-    <w:basedOn w:val="1044"/>
+    <w:basedOn w:val="1046"/>
     <w:uiPriority w:val="99"/>
     <w:pPr>
       <w:pBdr/>
@@ -51804,9 +52107,9 @@
       </w:tcPr>
     </w:tblStylePr>
   </w:style>
-  <w:style w:type="table" w:styleId="975">
+  <w:style w:type="table" w:styleId="977">
     <w:name w:val="List Table 6 Colorful - Accent 4"/>
-    <w:basedOn w:val="1044"/>
+    <w:basedOn w:val="1046"/>
     <w:uiPriority w:val="99"/>
     <w:pPr>
       <w:pBdr/>
@@ -52027,9 +52330,9 @@
       </w:tcPr>
     </w:tblStylePr>
   </w:style>
-  <w:style w:type="table" w:styleId="976">
+  <w:style w:type="table" w:styleId="978">
     <w:name w:val="List Table 6 Colorful - Accent 5"/>
-    <w:basedOn w:val="1044"/>
+    <w:basedOn w:val="1046"/>
     <w:uiPriority w:val="99"/>
     <w:pPr>
       <w:pBdr/>
@@ -52250,9 +52553,9 @@
       </w:tcPr>
     </w:tblStylePr>
   </w:style>
-  <w:style w:type="table" w:styleId="977">
+  <w:style w:type="table" w:styleId="979">
     <w:name w:val="List Table 6 Colorful - Accent 6"/>
-    <w:basedOn w:val="1044"/>
+    <w:basedOn w:val="1046"/>
     <w:uiPriority w:val="99"/>
     <w:pPr>
       <w:pBdr/>
@@ -52473,9 +52776,9 @@
       </w:tcPr>
     </w:tblStylePr>
   </w:style>
-  <w:style w:type="table" w:styleId="978">
+  <w:style w:type="table" w:styleId="980">
     <w:name w:val="List Table 7 Colorful"/>
-    <w:basedOn w:val="1044"/>
+    <w:basedOn w:val="1046"/>
     <w:uiPriority w:val="99"/>
     <w:pPr>
       <w:pBdr/>
@@ -52729,9 +53032,9 @@
       </w:tcPr>
     </w:tblStylePr>
   </w:style>
-  <w:style w:type="table" w:styleId="979">
+  <w:style w:type="table" w:styleId="981">
     <w:name w:val="List Table 7 Colorful - Accent 1"/>
-    <w:basedOn w:val="1044"/>
+    <w:basedOn w:val="1046"/>
     <w:uiPriority w:val="99"/>
     <w:pPr>
       <w:pBdr/>
@@ -52985,9 +53288,9 @@
       </w:tcPr>
     </w:tblStylePr>
   </w:style>
-  <w:style w:type="table" w:styleId="980">
+  <w:style w:type="table" w:styleId="982">
     <w:name w:val="List Table 7 Colorful - Accent 2"/>
-    <w:basedOn w:val="1044"/>
+    <w:basedOn w:val="1046"/>
     <w:uiPriority w:val="99"/>
     <w:pPr>
       <w:pBdr/>
@@ -53241,9 +53544,9 @@
       </w:tcPr>
     </w:tblStylePr>
   </w:style>
-  <w:style w:type="table" w:styleId="981">
+  <w:style w:type="table" w:styleId="983">
     <w:name w:val="List Table 7 Colorful - Accent 3"/>
-    <w:basedOn w:val="1044"/>
+    <w:basedOn w:val="1046"/>
     <w:uiPriority w:val="99"/>
     <w:pPr>
       <w:pBdr/>
@@ -53497,9 +53800,9 @@
       </w:tcPr>
     </w:tblStylePr>
   </w:style>
-  <w:style w:type="table" w:styleId="982">
+  <w:style w:type="table" w:styleId="984">
     <w:name w:val="List Table 7 Colorful - Accent 4"/>
-    <w:basedOn w:val="1044"/>
+    <w:basedOn w:val="1046"/>
     <w:uiPriority w:val="99"/>
     <w:pPr>
       <w:pBdr/>
@@ -53753,9 +54056,9 @@
       </w:tcPr>
     </w:tblStylePr>
   </w:style>
-  <w:style w:type="table" w:styleId="983">
+  <w:style w:type="table" w:styleId="985">
     <w:name w:val="List Table 7 Colorful - Accent 5"/>
-    <w:basedOn w:val="1044"/>
+    <w:basedOn w:val="1046"/>
     <w:uiPriority w:val="99"/>
     <w:pPr>
       <w:pBdr/>
@@ -54009,9 +54312,9 @@
       </w:tcPr>
     </w:tblStylePr>
   </w:style>
-  <w:style w:type="table" w:styleId="984">
+  <w:style w:type="table" w:styleId="986">
     <w:name w:val="List Table 7 Colorful - Accent 6"/>
-    <w:basedOn w:val="1044"/>
+    <w:basedOn w:val="1046"/>
     <w:uiPriority w:val="99"/>
     <w:pPr>
       <w:pBdr/>
@@ -54265,9 +54568,9 @@
       </w:tcPr>
     </w:tblStylePr>
   </w:style>
-  <w:style w:type="table" w:styleId="985">
+  <w:style w:type="table" w:styleId="987">
     <w:name w:val="Lined - Accent"/>
-    <w:basedOn w:val="1044"/>
+    <w:basedOn w:val="1046"/>
     <w:uiPriority w:val="99"/>
     <w:pPr>
       <w:pBdr/>
@@ -54502,9 +54805,9 @@
       </w:tcPr>
     </w:tblStylePr>
   </w:style>
-  <w:style w:type="table" w:styleId="986">
+  <w:style w:type="table" w:styleId="988">
     <w:name w:val="Lined - Accent 1"/>
-    <w:basedOn w:val="1044"/>
+    <w:basedOn w:val="1046"/>
     <w:uiPriority w:val="99"/>
     <w:pPr>
       <w:pBdr/>
@@ -54739,9 +55042,9 @@
       </w:tcPr>
     </w:tblStylePr>
   </w:style>
-  <w:style w:type="table" w:styleId="987">
+  <w:style w:type="table" w:styleId="989">
     <w:name w:val="Lined - Accent 2"/>
-    <w:basedOn w:val="1044"/>
+    <w:basedOn w:val="1046"/>
     <w:uiPriority w:val="99"/>
     <w:pPr>
       <w:pBdr/>
@@ -54976,9 +55279,9 @@
       </w:tcPr>
     </w:tblStylePr>
   </w:style>
-  <w:style w:type="table" w:styleId="988">
+  <w:style w:type="table" w:styleId="990">
     <w:name w:val="Lined - Accent 3"/>
-    <w:basedOn w:val="1044"/>
+    <w:basedOn w:val="1046"/>
     <w:uiPriority w:val="99"/>
     <w:pPr>
       <w:pBdr/>
@@ -55213,9 +55516,9 @@
       </w:tcPr>
     </w:tblStylePr>
   </w:style>
-  <w:style w:type="table" w:styleId="989">
+  <w:style w:type="table" w:styleId="991">
     <w:name w:val="Lined - Accent 4"/>
-    <w:basedOn w:val="1044"/>
+    <w:basedOn w:val="1046"/>
     <w:uiPriority w:val="99"/>
     <w:pPr>
       <w:pBdr/>
@@ -55450,9 +55753,9 @@
       </w:tcPr>
     </w:tblStylePr>
   </w:style>
-  <w:style w:type="table" w:styleId="990">
+  <w:style w:type="table" w:styleId="992">
     <w:name w:val="Lined - Accent 5"/>
-    <w:basedOn w:val="1044"/>
+    <w:basedOn w:val="1046"/>
     <w:uiPriority w:val="99"/>
     <w:pPr>
       <w:pBdr/>
@@ -55687,9 +55990,9 @@
       </w:tcPr>
     </w:tblStylePr>
   </w:style>
-  <w:style w:type="table" w:styleId="991">
+  <w:style w:type="table" w:styleId="993">
     <w:name w:val="Lined - Accent 6"/>
-    <w:basedOn w:val="1044"/>
+    <w:basedOn w:val="1046"/>
     <w:uiPriority w:val="99"/>
     <w:pPr>
       <w:pBdr/>
@@ -55924,9 +56227,9 @@
       </w:tcPr>
     </w:tblStylePr>
   </w:style>
-  <w:style w:type="table" w:styleId="992">
+  <w:style w:type="table" w:styleId="994">
     <w:name w:val="Bordered &amp; Lined - Accent"/>
-    <w:basedOn w:val="1044"/>
+    <w:basedOn w:val="1046"/>
     <w:uiPriority w:val="99"/>
     <w:pPr>
       <w:pBdr/>
@@ -56168,9 +56471,9 @@
       </w:tcPr>
     </w:tblStylePr>
   </w:style>
-  <w:style w:type="table" w:styleId="993">
+  <w:style w:type="table" w:styleId="995">
     <w:name w:val="Bordered &amp; Lined - Accent 1"/>
-    <w:basedOn w:val="1044"/>
+    <w:basedOn w:val="1046"/>
     <w:uiPriority w:val="99"/>
     <w:pPr>
       <w:pBdr/>
@@ -56412,9 +56715,9 @@
       </w:tcPr>
     </w:tblStylePr>
   </w:style>
-  <w:style w:type="table" w:styleId="994">
+  <w:style w:type="table" w:styleId="996">
     <w:name w:val="Bordered &amp; Lined - Accent 2"/>
-    <w:basedOn w:val="1044"/>
+    <w:basedOn w:val="1046"/>
     <w:uiPriority w:val="99"/>
     <w:pPr>
       <w:pBdr/>
@@ -56656,9 +56959,9 @@
       </w:tcPr>
     </w:tblStylePr>
   </w:style>
-  <w:style w:type="table" w:styleId="995">
+  <w:style w:type="table" w:styleId="997">
     <w:name w:val="Bordered &amp; Lined - Accent 3"/>
-    <w:basedOn w:val="1044"/>
+    <w:basedOn w:val="1046"/>
     <w:uiPriority w:val="99"/>
     <w:pPr>
       <w:pBdr/>
@@ -56900,9 +57203,9 @@
       </w:tcPr>
     </w:tblStylePr>
   </w:style>
-  <w:style w:type="table" w:styleId="996">
+  <w:style w:type="table" w:styleId="998">
     <w:name w:val="Bordered &amp; Lined - Accent 4"/>
-    <w:basedOn w:val="1044"/>
+    <w:basedOn w:val="1046"/>
     <w:uiPriority w:val="99"/>
     <w:pPr>
       <w:pBdr/>
@@ -57144,9 +57447,9 @@
       </w:tcPr>
     </w:tblStylePr>
   </w:style>
-  <w:style w:type="table" w:styleId="997">
+  <w:style w:type="table" w:styleId="999">
     <w:name w:val="Bordered &amp; Lined - Accent 5"/>
-    <w:basedOn w:val="1044"/>
+    <w:basedOn w:val="1046"/>
     <w:uiPriority w:val="99"/>
     <w:pPr>
       <w:pBdr/>
@@ -57388,9 +57691,9 @@
       </w:tcPr>
     </w:tblStylePr>
   </w:style>
-  <w:style w:type="table" w:styleId="998">
+  <w:style w:type="table" w:styleId="1000">
     <w:name w:val="Bordered &amp; Lined - Accent 6"/>
-    <w:basedOn w:val="1044"/>
+    <w:basedOn w:val="1046"/>
     <w:uiPriority w:val="99"/>
     <w:pPr>
       <w:pBdr/>
@@ -57632,9 +57935,9 @@
       </w:tcPr>
     </w:tblStylePr>
   </w:style>
-  <w:style w:type="table" w:styleId="999">
+  <w:style w:type="table" w:styleId="1001">
     <w:name w:val="Bordered"/>
-    <w:basedOn w:val="1044"/>
+    <w:basedOn w:val="1046"/>
     <w:uiPriority w:val="99"/>
     <w:pPr>
       <w:pBdr/>
@@ -57863,9 +58166,9 @@
       </w:tcPr>
     </w:tblStylePr>
   </w:style>
-  <w:style w:type="table" w:styleId="1000">
+  <w:style w:type="table" w:styleId="1002">
     <w:name w:val="Bordered - Accent 1"/>
-    <w:basedOn w:val="1044"/>
+    <w:basedOn w:val="1046"/>
     <w:uiPriority w:val="99"/>
     <w:pPr>
       <w:pBdr/>
@@ -58094,9 +58397,9 @@
       </w:tcPr>
     </w:tblStylePr>
   </w:style>
-  <w:style w:type="table" w:styleId="1001">
+  <w:style w:type="table" w:styleId="1003">
     <w:name w:val="Bordered - Accent 2"/>
-    <w:basedOn w:val="1044"/>
+    <w:basedOn w:val="1046"/>
     <w:uiPriority w:val="99"/>
     <w:pPr>
       <w:pBdr/>
@@ -58325,9 +58628,9 @@
       </w:tcPr>
     </w:tblStylePr>
   </w:style>
-  <w:style w:type="table" w:styleId="1002">
+  <w:style w:type="table" w:styleId="1004">
     <w:name w:val="Bordered - Accent 3"/>
-    <w:basedOn w:val="1044"/>
+    <w:basedOn w:val="1046"/>
     <w:uiPriority w:val="99"/>
     <w:pPr>
       <w:pBdr/>
@@ -58556,9 +58859,9 @@
       </w:tcPr>
     </w:tblStylePr>
   </w:style>
-  <w:style w:type="table" w:styleId="1003">
+  <w:style w:type="table" w:styleId="1005">
     <w:name w:val="Bordered - Accent 4"/>
-    <w:basedOn w:val="1044"/>
+    <w:basedOn w:val="1046"/>
     <w:uiPriority w:val="99"/>
     <w:pPr>
       <w:pBdr/>
@@ -58787,9 +59090,9 @@
       </w:tcPr>
     </w:tblStylePr>
   </w:style>
-  <w:style w:type="table" w:styleId="1004">
+  <w:style w:type="table" w:styleId="1006">
     <w:name w:val="Bordered - Accent 5"/>
-    <w:basedOn w:val="1044"/>
+    <w:basedOn w:val="1046"/>
     <w:uiPriority w:val="99"/>
     <w:pPr>
       <w:pBdr/>
@@ -59018,9 +59321,9 @@
       </w:tcPr>
     </w:tblStylePr>
   </w:style>
-  <w:style w:type="table" w:styleId="1005">
+  <w:style w:type="table" w:styleId="1007">
     <w:name w:val="Bordered - Accent 6"/>
-    <w:basedOn w:val="1044"/>
+    <w:basedOn w:val="1046"/>
     <w:uiPriority w:val="99"/>
     <w:pPr>
       <w:pBdr/>
@@ -59249,9 +59552,9 @@
       </w:tcPr>
     </w:tblStylePr>
   </w:style>
-  <w:style w:type="paragraph" w:styleId="1006">
+  <w:style w:type="paragraph" w:styleId="1008">
     <w:name w:val="No Spacing"/>
-    <w:basedOn w:val="1033"/>
+    <w:basedOn w:val="1035"/>
     <w:uiPriority w:val="1"/>
     <w:qFormat/>
     <w:pPr>
@@ -59260,9 +59563,9 @@
       <w:ind/>
     </w:pPr>
   </w:style>
-  <w:style w:type="character" w:styleId="1007">
+  <w:style w:type="character" w:styleId="1009">
     <w:name w:val="Subtle Emphasis"/>
-    <w:basedOn w:val="1043"/>
+    <w:basedOn w:val="1045"/>
     <w:uiPriority w:val="19"/>
     <w:qFormat/>
     <w:pPr>
@@ -59276,9 +59579,9 @@
       <w:color w:val="404040" w:themeColor="text1" w:themeTint="BF"/>
     </w:rPr>
   </w:style>
-  <w:style w:type="character" w:styleId="1008">
+  <w:style w:type="character" w:styleId="1010">
     <w:name w:val="Emphasis"/>
-    <w:basedOn w:val="1043"/>
+    <w:basedOn w:val="1045"/>
     <w:uiPriority w:val="20"/>
     <w:qFormat/>
     <w:pPr>
@@ -59291,9 +59594,9 @@
       <w:iCs/>
     </w:rPr>
   </w:style>
-  <w:style w:type="character" w:styleId="1009">
+  <w:style w:type="character" w:styleId="1011">
     <w:name w:val="Strong"/>
-    <w:basedOn w:val="1043"/>
+    <w:basedOn w:val="1045"/>
     <w:uiPriority w:val="22"/>
     <w:qFormat/>
     <w:pPr>
@@ -59306,9 +59609,9 @@
       <w:bCs/>
     </w:rPr>
   </w:style>
-  <w:style w:type="character" w:styleId="1010">
+  <w:style w:type="character" w:styleId="1012">
     <w:name w:val="Subtle Reference"/>
-    <w:basedOn w:val="1043"/>
+    <w:basedOn w:val="1045"/>
     <w:uiPriority w:val="31"/>
     <w:qFormat/>
     <w:pPr>
@@ -59321,9 +59624,9 @@
       <w:color w:val="5a5a5a" w:themeColor="text1" w:themeTint="A5"/>
     </w:rPr>
   </w:style>
-  <w:style w:type="character" w:styleId="1011">
+  <w:style w:type="character" w:styleId="1013">
     <w:name w:val="Book Title"/>
-    <w:basedOn w:val="1043"/>
+    <w:basedOn w:val="1045"/>
     <w:uiPriority w:val="33"/>
     <w:qFormat/>
     <w:pPr>
@@ -59339,10 +59642,10 @@
       <w:spacing w:val="5"/>
     </w:rPr>
   </w:style>
-  <w:style w:type="paragraph" w:styleId="1012">
+  <w:style w:type="paragraph" w:styleId="1014">
     <w:name w:val="Caption"/>
-    <w:basedOn w:val="1033"/>
-    <w:next w:val="1033"/>
+    <w:basedOn w:val="1035"/>
+    <w:next w:val="1035"/>
     <w:uiPriority w:val="35"/>
     <w:unhideWhenUsed/>
     <w:qFormat/>
@@ -59359,10 +59662,10 @@
       <w:szCs w:val="18"/>
     </w:rPr>
   </w:style>
-  <w:style w:type="paragraph" w:styleId="1013">
+  <w:style w:type="paragraph" w:styleId="1015">
     <w:name w:val="footnote text"/>
-    <w:basedOn w:val="1033"/>
-    <w:link w:val="1014"/>
+    <w:basedOn w:val="1035"/>
+    <w:link w:val="1016"/>
     <w:uiPriority w:val="99"/>
     <w:semiHidden/>
     <w:unhideWhenUsed/>
@@ -59376,10 +59679,10 @@
       <w:szCs w:val="20"/>
     </w:rPr>
   </w:style>
-  <w:style w:type="character" w:styleId="1014">
+  <w:style w:type="character" w:styleId="1016">
     <w:name w:val="Footnote Text Char"/>
-    <w:basedOn w:val="1043"/>
-    <w:link w:val="1013"/>
+    <w:basedOn w:val="1045"/>
+    <w:link w:val="1015"/>
     <w:uiPriority w:val="99"/>
     <w:semiHidden/>
     <w:pPr>
@@ -59392,9 +59695,9 @@
       <w:szCs w:val="20"/>
     </w:rPr>
   </w:style>
-  <w:style w:type="character" w:styleId="1015">
+  <w:style w:type="character" w:styleId="1017">
     <w:name w:val="footnote reference"/>
-    <w:basedOn w:val="1043"/>
+    <w:basedOn w:val="1045"/>
     <w:uiPriority w:val="99"/>
     <w:semiHidden/>
     <w:unhideWhenUsed/>
@@ -59407,10 +59710,10 @@
       <w:vertAlign w:val="superscript"/>
     </w:rPr>
   </w:style>
-  <w:style w:type="paragraph" w:styleId="1016">
+  <w:style w:type="paragraph" w:styleId="1018">
     <w:name w:val="endnote text"/>
-    <w:basedOn w:val="1033"/>
-    <w:link w:val="1017"/>
+    <w:basedOn w:val="1035"/>
+    <w:link w:val="1019"/>
     <w:uiPriority w:val="99"/>
     <w:semiHidden/>
     <w:unhideWhenUsed/>
@@ -59424,10 +59727,10 @@
       <w:szCs w:val="20"/>
     </w:rPr>
   </w:style>
-  <w:style w:type="character" w:styleId="1017">
+  <w:style w:type="character" w:styleId="1019">
     <w:name w:val="Endnote Text Char"/>
-    <w:basedOn w:val="1043"/>
-    <w:link w:val="1016"/>
+    <w:basedOn w:val="1045"/>
+    <w:link w:val="1018"/>
     <w:uiPriority w:val="99"/>
     <w:semiHidden/>
     <w:pPr>
@@ -59440,9 +59743,9 @@
       <w:szCs w:val="20"/>
     </w:rPr>
   </w:style>
-  <w:style w:type="character" w:styleId="1018">
+  <w:style w:type="character" w:styleId="1020">
     <w:name w:val="endnote reference"/>
-    <w:basedOn w:val="1043"/>
+    <w:basedOn w:val="1045"/>
     <w:uiPriority w:val="99"/>
     <w:semiHidden/>
     <w:unhideWhenUsed/>
@@ -59455,9 +59758,9 @@
       <w:vertAlign w:val="superscript"/>
     </w:rPr>
   </w:style>
-  <w:style w:type="character" w:styleId="1019">
+  <w:style w:type="character" w:styleId="1021">
     <w:name w:val="Hyperlink"/>
-    <w:basedOn w:val="1043"/>
+    <w:basedOn w:val="1045"/>
     <w:uiPriority w:val="99"/>
     <w:unhideWhenUsed/>
     <w:pPr>
@@ -59470,9 +59773,9 @@
       <w:u w:val="single"/>
     </w:rPr>
   </w:style>
-  <w:style w:type="character" w:styleId="1020">
+  <w:style w:type="character" w:styleId="1022">
     <w:name w:val="FollowedHyperlink"/>
-    <w:basedOn w:val="1043"/>
+    <w:basedOn w:val="1045"/>
     <w:uiPriority w:val="99"/>
     <w:semiHidden/>
     <w:unhideWhenUsed/>
@@ -59486,10 +59789,10 @@
       <w:u w:val="single"/>
     </w:rPr>
   </w:style>
-  <w:style w:type="paragraph" w:styleId="1021">
+  <w:style w:type="paragraph" w:styleId="1023">
     <w:name w:val="toc 1"/>
-    <w:basedOn w:val="1033"/>
-    <w:next w:val="1033"/>
+    <w:basedOn w:val="1035"/>
+    <w:next w:val="1035"/>
     <w:uiPriority w:val="39"/>
     <w:unhideWhenUsed/>
     <w:pPr>
@@ -59498,10 +59801,10 @@
       <w:ind/>
     </w:pPr>
   </w:style>
-  <w:style w:type="paragraph" w:styleId="1022">
+  <w:style w:type="paragraph" w:styleId="1024">
     <w:name w:val="toc 2"/>
-    <w:basedOn w:val="1033"/>
-    <w:next w:val="1033"/>
+    <w:basedOn w:val="1035"/>
+    <w:next w:val="1035"/>
     <w:uiPriority w:val="39"/>
     <w:unhideWhenUsed/>
     <w:pPr>
@@ -59510,10 +59813,10 @@
       <w:ind w:left="220"/>
     </w:pPr>
   </w:style>
-  <w:style w:type="paragraph" w:styleId="1023">
+  <w:style w:type="paragraph" w:styleId="1025">
     <w:name w:val="toc 3"/>
-    <w:basedOn w:val="1033"/>
-    <w:next w:val="1033"/>
+    <w:basedOn w:val="1035"/>
+    <w:next w:val="1035"/>
     <w:uiPriority w:val="39"/>
     <w:unhideWhenUsed/>
     <w:pPr>
@@ -59522,10 +59825,10 @@
       <w:ind w:left="440"/>
     </w:pPr>
   </w:style>
-  <w:style w:type="paragraph" w:styleId="1024">
+  <w:style w:type="paragraph" w:styleId="1026">
     <w:name w:val="toc 4"/>
-    <w:basedOn w:val="1033"/>
-    <w:next w:val="1033"/>
+    <w:basedOn w:val="1035"/>
+    <w:next w:val="1035"/>
     <w:uiPriority w:val="39"/>
     <w:unhideWhenUsed/>
     <w:pPr>
@@ -59534,10 +59837,10 @@
       <w:ind w:left="660"/>
     </w:pPr>
   </w:style>
-  <w:style w:type="paragraph" w:styleId="1025">
+  <w:style w:type="paragraph" w:styleId="1027">
     <w:name w:val="toc 5"/>
-    <w:basedOn w:val="1033"/>
-    <w:next w:val="1033"/>
+    <w:basedOn w:val="1035"/>
+    <w:next w:val="1035"/>
     <w:uiPriority w:val="39"/>
     <w:unhideWhenUsed/>
     <w:pPr>
@@ -59546,10 +59849,10 @@
       <w:ind w:left="880"/>
     </w:pPr>
   </w:style>
-  <w:style w:type="paragraph" w:styleId="1026">
+  <w:style w:type="paragraph" w:styleId="1028">
     <w:name w:val="toc 6"/>
-    <w:basedOn w:val="1033"/>
-    <w:next w:val="1033"/>
+    <w:basedOn w:val="1035"/>
+    <w:next w:val="1035"/>
     <w:uiPriority w:val="39"/>
     <w:unhideWhenUsed/>
     <w:pPr>
@@ -59558,10 +59861,10 @@
       <w:ind w:left="1100"/>
     </w:pPr>
   </w:style>
-  <w:style w:type="paragraph" w:styleId="1027">
+  <w:style w:type="paragraph" w:styleId="1029">
     <w:name w:val="toc 7"/>
-    <w:basedOn w:val="1033"/>
-    <w:next w:val="1033"/>
+    <w:basedOn w:val="1035"/>
+    <w:next w:val="1035"/>
     <w:uiPriority w:val="39"/>
     <w:unhideWhenUsed/>
     <w:pPr>
@@ -59570,10 +59873,10 @@
       <w:ind w:left="1320"/>
     </w:pPr>
   </w:style>
-  <w:style w:type="paragraph" w:styleId="1028">
+  <w:style w:type="paragraph" w:styleId="1030">
     <w:name w:val="toc 8"/>
-    <w:basedOn w:val="1033"/>
-    <w:next w:val="1033"/>
+    <w:basedOn w:val="1035"/>
+    <w:next w:val="1035"/>
     <w:uiPriority w:val="39"/>
     <w:unhideWhenUsed/>
     <w:pPr>
@@ -59582,10 +59885,10 @@
       <w:ind w:left="1540"/>
     </w:pPr>
   </w:style>
-  <w:style w:type="paragraph" w:styleId="1029">
+  <w:style w:type="paragraph" w:styleId="1031">
     <w:name w:val="toc 9"/>
-    <w:basedOn w:val="1033"/>
-    <w:next w:val="1033"/>
+    <w:basedOn w:val="1035"/>
+    <w:next w:val="1035"/>
     <w:uiPriority w:val="39"/>
     <w:unhideWhenUsed/>
     <w:pPr>
@@ -59594,9 +59897,9 @@
       <w:ind w:left="1760"/>
     </w:pPr>
   </w:style>
-  <w:style w:type="character" w:styleId="1030">
+  <w:style w:type="character" w:styleId="1032">
     <w:name w:val="Placeholder Text"/>
-    <w:basedOn w:val="1043"/>
+    <w:basedOn w:val="1045"/>
     <w:uiPriority w:val="99"/>
     <w:semiHidden/>
     <w:pPr>
@@ -59608,7 +59911,7 @@
       <w:color w:val="666666"/>
     </w:rPr>
   </w:style>
-  <w:style w:type="paragraph" w:styleId="1031">
+  <w:style w:type="paragraph" w:styleId="1033">
     <w:name w:val="TOC Heading"/>
     <w:uiPriority w:val="39"/>
     <w:unhideWhenUsed/>
@@ -59618,10 +59921,10 @@
       <w:ind/>
     </w:pPr>
   </w:style>
-  <w:style w:type="paragraph" w:styleId="1032">
+  <w:style w:type="paragraph" w:styleId="1034">
     <w:name w:val="table of figures"/>
-    <w:basedOn w:val="1033"/>
-    <w:next w:val="1033"/>
+    <w:basedOn w:val="1035"/>
+    <w:next w:val="1035"/>
     <w:uiPriority w:val="99"/>
     <w:unhideWhenUsed/>
     <w:pPr>
@@ -59630,7 +59933,7 @@
       <w:ind/>
     </w:pPr>
   </w:style>
-  <w:style w:type="paragraph" w:styleId="1033" w:default="1">
+  <w:style w:type="paragraph" w:styleId="1035" w:default="1">
     <w:name w:val="Normal"/>
     <w:qFormat/>
     <w:pPr>
@@ -59646,11 +59949,11 @@
       <w14:ligatures w14:val="none"/>
     </w:rPr>
   </w:style>
-  <w:style w:type="paragraph" w:styleId="1034">
+  <w:style w:type="paragraph" w:styleId="1036">
     <w:name w:val="Heading 1"/>
-    <w:basedOn w:val="1033"/>
-    <w:next w:val="1033"/>
-    <w:link w:val="1046"/>
+    <w:basedOn w:val="1035"/>
+    <w:next w:val="1035"/>
+    <w:link w:val="1048"/>
     <w:qFormat/>
     <w:pPr>
       <w:keepNext w:val="true"/>
@@ -59667,11 +59970,11 @@
       <w:szCs w:val="40"/>
     </w:rPr>
   </w:style>
-  <w:style w:type="paragraph" w:styleId="1035">
+  <w:style w:type="paragraph" w:styleId="1037">
     <w:name w:val="Heading 2"/>
-    <w:basedOn w:val="1033"/>
-    <w:next w:val="1033"/>
-    <w:link w:val="1047"/>
+    <w:basedOn w:val="1035"/>
+    <w:next w:val="1035"/>
+    <w:link w:val="1049"/>
     <w:uiPriority w:val="9"/>
     <w:semiHidden/>
     <w:unhideWhenUsed/>
@@ -59691,11 +59994,11 @@
       <w:szCs w:val="32"/>
     </w:rPr>
   </w:style>
-  <w:style w:type="paragraph" w:styleId="1036">
+  <w:style w:type="paragraph" w:styleId="1038">
     <w:name w:val="Heading 3"/>
-    <w:basedOn w:val="1033"/>
-    <w:next w:val="1033"/>
-    <w:link w:val="1048"/>
+    <w:basedOn w:val="1035"/>
+    <w:next w:val="1035"/>
+    <w:link w:val="1050"/>
     <w:uiPriority w:val="9"/>
     <w:semiHidden/>
     <w:unhideWhenUsed/>
@@ -59715,11 +60018,11 @@
       <w:szCs w:val="28"/>
     </w:rPr>
   </w:style>
-  <w:style w:type="paragraph" w:styleId="1037">
+  <w:style w:type="paragraph" w:styleId="1039">
     <w:name w:val="Heading 4"/>
-    <w:basedOn w:val="1033"/>
-    <w:next w:val="1033"/>
-    <w:link w:val="1049"/>
+    <w:basedOn w:val="1035"/>
+    <w:next w:val="1035"/>
+    <w:link w:val="1051"/>
     <w:uiPriority w:val="9"/>
     <w:semiHidden/>
     <w:unhideWhenUsed/>
@@ -59739,11 +60042,11 @@
       <w:color w:val="0000b3" w:themeColor="accent1" w:themeShade="BF"/>
     </w:rPr>
   </w:style>
-  <w:style w:type="paragraph" w:styleId="1038">
+  <w:style w:type="paragraph" w:styleId="1040">
     <w:name w:val="Heading 5"/>
-    <w:basedOn w:val="1033"/>
-    <w:next w:val="1033"/>
-    <w:link w:val="1050"/>
+    <w:basedOn w:val="1035"/>
+    <w:next w:val="1035"/>
+    <w:link w:val="1052"/>
     <w:uiPriority w:val="9"/>
     <w:semiHidden/>
     <w:unhideWhenUsed/>
@@ -59761,11 +60064,11 @@
       <w:color w:val="0000b3" w:themeColor="accent1" w:themeShade="BF"/>
     </w:rPr>
   </w:style>
-  <w:style w:type="paragraph" w:styleId="1039">
+  <w:style w:type="paragraph" w:styleId="1041">
     <w:name w:val="Heading 6"/>
-    <w:basedOn w:val="1033"/>
-    <w:next w:val="1033"/>
-    <w:link w:val="1051"/>
+    <w:basedOn w:val="1035"/>
+    <w:next w:val="1035"/>
+    <w:link w:val="1053"/>
     <w:uiPriority w:val="9"/>
     <w:semiHidden/>
     <w:unhideWhenUsed/>
@@ -59785,11 +60088,11 @@
       <w:color w:val="696969" w:themeColor="text1" w:themeTint="A6"/>
     </w:rPr>
   </w:style>
-  <w:style w:type="paragraph" w:styleId="1040">
+  <w:style w:type="paragraph" w:styleId="1042">
     <w:name w:val="Heading 7"/>
-    <w:basedOn w:val="1033"/>
-    <w:next w:val="1033"/>
-    <w:link w:val="1052"/>
+    <w:basedOn w:val="1035"/>
+    <w:next w:val="1035"/>
+    <w:link w:val="1054"/>
     <w:uiPriority w:val="9"/>
     <w:semiHidden/>
     <w:unhideWhenUsed/>
@@ -59807,11 +60110,11 @@
       <w:color w:val="696969" w:themeColor="text1" w:themeTint="A6"/>
     </w:rPr>
   </w:style>
-  <w:style w:type="paragraph" w:styleId="1041">
+  <w:style w:type="paragraph" w:styleId="1043">
     <w:name w:val="Heading 8"/>
-    <w:basedOn w:val="1033"/>
-    <w:next w:val="1033"/>
-    <w:link w:val="1053"/>
+    <w:basedOn w:val="1035"/>
+    <w:next w:val="1035"/>
+    <w:link w:val="1055"/>
     <w:uiPriority w:val="9"/>
     <w:semiHidden/>
     <w:unhideWhenUsed/>
@@ -59831,11 +60134,11 @@
       <w:color w:val="3d3d3d" w:themeColor="text1" w:themeTint="D8"/>
     </w:rPr>
   </w:style>
-  <w:style w:type="paragraph" w:styleId="1042">
+  <w:style w:type="paragraph" w:styleId="1044">
     <w:name w:val="Heading 9"/>
-    <w:basedOn w:val="1033"/>
-    <w:next w:val="1033"/>
-    <w:link w:val="1054"/>
+    <w:basedOn w:val="1035"/>
+    <w:next w:val="1035"/>
+    <w:link w:val="1056"/>
     <w:uiPriority w:val="9"/>
     <w:semiHidden/>
     <w:unhideWhenUsed/>
@@ -59853,7 +60156,7 @@
       <w:color w:val="3d3d3d" w:themeColor="text1" w:themeTint="D8"/>
     </w:rPr>
   </w:style>
-  <w:style w:type="character" w:styleId="1043" w:default="1">
+  <w:style w:type="character" w:styleId="1045" w:default="1">
     <w:name w:val="Default Paragraph Font"/>
     <w:uiPriority w:val="1"/>
     <w:semiHidden/>
@@ -59864,7 +60167,7 @@
       <w:ind/>
     </w:pPr>
   </w:style>
-  <w:style w:type="table" w:styleId="1044" w:default="1">
+  <w:style w:type="table" w:styleId="1046" w:default="1">
     <w:name w:val="Normal Table"/>
     <w:uiPriority w:val="99"/>
     <w:semiHidden/>
@@ -60057,7 +60360,7 @@
       </w:tcPr>
     </w:tblStylePr>
   </w:style>
-  <w:style w:type="numbering" w:styleId="1045" w:default="1">
+  <w:style w:type="numbering" w:styleId="1047" w:default="1">
     <w:name w:val="No List"/>
     <w:uiPriority w:val="99"/>
     <w:semiHidden/>
@@ -60068,10 +60371,10 @@
       <w:ind/>
     </w:pPr>
   </w:style>
-  <w:style w:type="character" w:styleId="1046" w:customStyle="1">
+  <w:style w:type="character" w:styleId="1048" w:customStyle="1">
     <w:name w:val="Heading 1 Char"/>
-    <w:basedOn w:val="1043"/>
-    <w:link w:val="1034"/>
+    <w:basedOn w:val="1045"/>
+    <w:link w:val="1036"/>
     <w:pPr>
       <w:pBdr/>
       <w:spacing/>
@@ -60084,10 +60387,10 @@
       <w:szCs w:val="40"/>
     </w:rPr>
   </w:style>
-  <w:style w:type="character" w:styleId="1047" w:customStyle="1">
+  <w:style w:type="character" w:styleId="1049" w:customStyle="1">
     <w:name w:val="Heading 2 Char"/>
-    <w:basedOn w:val="1043"/>
-    <w:link w:val="1035"/>
+    <w:basedOn w:val="1045"/>
+    <w:link w:val="1037"/>
     <w:uiPriority w:val="9"/>
     <w:semiHidden/>
     <w:pPr>
@@ -60102,10 +60405,10 @@
       <w:szCs w:val="32"/>
     </w:rPr>
   </w:style>
-  <w:style w:type="character" w:styleId="1048" w:customStyle="1">
+  <w:style w:type="character" w:styleId="1050" w:customStyle="1">
     <w:name w:val="Heading 3 Char"/>
-    <w:basedOn w:val="1043"/>
-    <w:link w:val="1036"/>
+    <w:basedOn w:val="1045"/>
+    <w:link w:val="1038"/>
     <w:uiPriority w:val="9"/>
     <w:semiHidden/>
     <w:pPr>
@@ -60120,10 +60423,10 @@
       <w:szCs w:val="28"/>
     </w:rPr>
   </w:style>
-  <w:style w:type="character" w:styleId="1049" w:customStyle="1">
+  <w:style w:type="character" w:styleId="1051" w:customStyle="1">
     <w:name w:val="Heading 4 Char"/>
-    <w:basedOn w:val="1043"/>
-    <w:link w:val="1037"/>
+    <w:basedOn w:val="1045"/>
+    <w:link w:val="1039"/>
     <w:uiPriority w:val="9"/>
     <w:semiHidden/>
     <w:pPr>
@@ -60138,10 +60441,10 @@
       <w:color w:val="0000b3" w:themeColor="accent1" w:themeShade="BF"/>
     </w:rPr>
   </w:style>
-  <w:style w:type="character" w:styleId="1050" w:customStyle="1">
+  <w:style w:type="character" w:styleId="1052" w:customStyle="1">
     <w:name w:val="Heading 5 Char"/>
-    <w:basedOn w:val="1043"/>
-    <w:link w:val="1038"/>
+    <w:basedOn w:val="1045"/>
+    <w:link w:val="1040"/>
     <w:uiPriority w:val="9"/>
     <w:semiHidden/>
     <w:pPr>
@@ -60154,10 +60457,10 @@
       <w:color w:val="0000b3" w:themeColor="accent1" w:themeShade="BF"/>
     </w:rPr>
   </w:style>
-  <w:style w:type="character" w:styleId="1051" w:customStyle="1">
+  <w:style w:type="character" w:styleId="1053" w:customStyle="1">
     <w:name w:val="Heading 6 Char"/>
-    <w:basedOn w:val="1043"/>
-    <w:link w:val="1039"/>
+    <w:basedOn w:val="1045"/>
+    <w:link w:val="1041"/>
     <w:uiPriority w:val="9"/>
     <w:semiHidden/>
     <w:pPr>
@@ -60176,10 +60479,10 @@
       <w14:ligatures w14:val="none"/>
     </w:rPr>
   </w:style>
-  <w:style w:type="character" w:styleId="1052" w:customStyle="1">
+  <w:style w:type="character" w:styleId="1054" w:customStyle="1">
     <w:name w:val="Heading 7 Char"/>
-    <w:basedOn w:val="1043"/>
-    <w:link w:val="1040"/>
+    <w:basedOn w:val="1045"/>
+    <w:link w:val="1042"/>
     <w:uiPriority w:val="9"/>
     <w:semiHidden/>
     <w:pPr>
@@ -60196,10 +60499,10 @@
       <w14:ligatures w14:val="none"/>
     </w:rPr>
   </w:style>
-  <w:style w:type="character" w:styleId="1053" w:customStyle="1">
+  <w:style w:type="character" w:styleId="1055" w:customStyle="1">
     <w:name w:val="Heading 8 Char"/>
-    <w:basedOn w:val="1043"/>
-    <w:link w:val="1041"/>
+    <w:basedOn w:val="1045"/>
+    <w:link w:val="1043"/>
     <w:uiPriority w:val="9"/>
     <w:semiHidden/>
     <w:pPr>
@@ -60218,10 +60521,10 @@
       <w14:ligatures w14:val="none"/>
     </w:rPr>
   </w:style>
-  <w:style w:type="character" w:styleId="1054" w:customStyle="1">
+  <w:style w:type="character" w:styleId="1056" w:customStyle="1">
     <w:name w:val="Heading 9 Char"/>
-    <w:basedOn w:val="1043"/>
-    <w:link w:val="1042"/>
+    <w:basedOn w:val="1045"/>
+    <w:link w:val="1044"/>
     <w:uiPriority w:val="9"/>
     <w:semiHidden/>
     <w:pPr>
@@ -60238,11 +60541,11 @@
       <w14:ligatures w14:val="none"/>
     </w:rPr>
   </w:style>
-  <w:style w:type="paragraph" w:styleId="1055">
+  <w:style w:type="paragraph" w:styleId="1057">
     <w:name w:val="Title"/>
-    <w:basedOn w:val="1033"/>
-    <w:next w:val="1033"/>
-    <w:link w:val="1056"/>
+    <w:basedOn w:val="1035"/>
+    <w:next w:val="1035"/>
+    <w:link w:val="1058"/>
     <w:uiPriority w:val="10"/>
     <w:qFormat/>
     <w:pPr>
@@ -60258,10 +60561,10 @@
       <w:szCs w:val="56"/>
     </w:rPr>
   </w:style>
-  <w:style w:type="character" w:styleId="1056" w:customStyle="1">
+  <w:style w:type="character" w:styleId="1058" w:customStyle="1">
     <w:name w:val="Title Char"/>
-    <w:basedOn w:val="1043"/>
-    <w:link w:val="1055"/>
+    <w:basedOn w:val="1045"/>
+    <w:link w:val="1057"/>
     <w:uiPriority w:val="10"/>
     <w:pPr>
       <w:pBdr/>
@@ -60275,11 +60578,11 @@
       <w:szCs w:val="56"/>
     </w:rPr>
   </w:style>
-  <w:style w:type="paragraph" w:styleId="1057">
+  <w:style w:type="paragraph" w:styleId="1059">
     <w:name w:val="Subtitle"/>
-    <w:basedOn w:val="1033"/>
-    <w:next w:val="1033"/>
-    <w:link w:val="1058"/>
+    <w:basedOn w:val="1035"/>
+    <w:next w:val="1035"/>
+    <w:link w:val="1060"/>
     <w:uiPriority w:val="11"/>
     <w:qFormat/>
     <w:pPr>
@@ -60298,10 +60601,10 @@
       <w:szCs w:val="28"/>
     </w:rPr>
   </w:style>
-  <w:style w:type="character" w:styleId="1058" w:customStyle="1">
+  <w:style w:type="character" w:styleId="1060" w:customStyle="1">
     <w:name w:val="Subtitle Char"/>
-    <w:basedOn w:val="1043"/>
-    <w:link w:val="1057"/>
+    <w:basedOn w:val="1045"/>
+    <w:link w:val="1059"/>
     <w:uiPriority w:val="11"/>
     <w:pPr>
       <w:pBdr/>
@@ -60316,11 +60619,11 @@
       <w:szCs w:val="28"/>
     </w:rPr>
   </w:style>
-  <w:style w:type="paragraph" w:styleId="1059">
+  <w:style w:type="paragraph" w:styleId="1061">
     <w:name w:val="Quote"/>
-    <w:basedOn w:val="1033"/>
-    <w:next w:val="1033"/>
-    <w:link w:val="1060"/>
+    <w:basedOn w:val="1035"/>
+    <w:next w:val="1035"/>
+    <w:link w:val="1062"/>
     <w:uiPriority w:val="29"/>
     <w:qFormat/>
     <w:pPr>
@@ -60335,10 +60638,10 @@
       <w:color w:val="535353" w:themeColor="text1" w:themeTint="BF"/>
     </w:rPr>
   </w:style>
-  <w:style w:type="character" w:styleId="1060" w:customStyle="1">
+  <w:style w:type="character" w:styleId="1062" w:customStyle="1">
     <w:name w:val="Quote Char"/>
-    <w:basedOn w:val="1043"/>
-    <w:link w:val="1059"/>
+    <w:basedOn w:val="1045"/>
+    <w:link w:val="1061"/>
     <w:uiPriority w:val="29"/>
     <w:pPr>
       <w:pBdr/>
@@ -60351,9 +60654,9 @@
       <w:color w:val="535353" w:themeColor="text1" w:themeTint="BF"/>
     </w:rPr>
   </w:style>
-  <w:style w:type="paragraph" w:styleId="1061">
+  <w:style w:type="paragraph" w:styleId="1063">
     <w:name w:val="List Paragraph"/>
-    <w:basedOn w:val="1033"/>
+    <w:basedOn w:val="1035"/>
     <w:uiPriority w:val="34"/>
     <w:qFormat/>
     <w:pPr>
@@ -60363,9 +60666,9 @@
       <w:contextualSpacing w:val="true"/>
     </w:pPr>
   </w:style>
-  <w:style w:type="character" w:styleId="1062">
+  <w:style w:type="character" w:styleId="1064">
     <w:name w:val="Intense Emphasis"/>
-    <w:basedOn w:val="1043"/>
+    <w:basedOn w:val="1045"/>
     <w:uiPriority w:val="21"/>
     <w:qFormat/>
     <w:pPr>
@@ -60379,11 +60682,11 @@
       <w:color w:val="0000b3" w:themeColor="accent1" w:themeShade="BF"/>
     </w:rPr>
   </w:style>
-  <w:style w:type="paragraph" w:styleId="1063">
+  <w:style w:type="paragraph" w:styleId="1065">
     <w:name w:val="Intense Quote"/>
-    <w:basedOn w:val="1033"/>
-    <w:next w:val="1033"/>
-    <w:link w:val="1064"/>
+    <w:basedOn w:val="1035"/>
+    <w:next w:val="1035"/>
+    <w:link w:val="1066"/>
     <w:uiPriority w:val="30"/>
     <w:qFormat/>
     <w:pPr>
@@ -60401,10 +60704,10 @@
       <w:color w:val="0000b3" w:themeColor="accent1" w:themeShade="BF"/>
     </w:rPr>
   </w:style>
-  <w:style w:type="character" w:styleId="1064" w:customStyle="1">
+  <w:style w:type="character" w:styleId="1066" w:customStyle="1">
     <w:name w:val="Intense Quote Char"/>
-    <w:basedOn w:val="1043"/>
-    <w:link w:val="1063"/>
+    <w:basedOn w:val="1045"/>
+    <w:link w:val="1065"/>
     <w:uiPriority w:val="30"/>
     <w:pPr>
       <w:pBdr/>
@@ -60417,9 +60720,9 @@
       <w:color w:val="0000b3" w:themeColor="accent1" w:themeShade="BF"/>
     </w:rPr>
   </w:style>
-  <w:style w:type="character" w:styleId="1065">
+  <w:style w:type="character" w:styleId="1067">
     <w:name w:val="Intense Reference"/>
-    <w:basedOn w:val="1043"/>
+    <w:basedOn w:val="1045"/>
     <w:uiPriority w:val="32"/>
     <w:qFormat/>
     <w:pPr>
@@ -60435,9 +60738,9 @@
       <w:spacing w:val="5"/>
     </w:rPr>
   </w:style>
-  <w:style w:type="table" w:styleId="1066">
+  <w:style w:type="table" w:styleId="1068">
     <w:name w:val="Grid Table 4 Accent 4"/>
-    <w:basedOn w:val="1044"/>
+    <w:basedOn w:val="1046"/>
     <w:uiPriority w:val="49"/>
     <w:pPr>
       <w:pBdr/>
@@ -60660,9 +60963,9 @@
       </w:tcPr>
     </w:tblStylePr>
   </w:style>
-  <w:style w:type="table" w:styleId="1067">
+  <w:style w:type="table" w:styleId="1069">
     <w:name w:val="Grid Table 6 Colorful Accent 4"/>
-    <w:basedOn w:val="1044"/>
+    <w:basedOn w:val="1046"/>
     <w:uiPriority w:val="51"/>
     <w:pPr>
       <w:pBdr/>
@@ -60881,9 +61184,9 @@
       </w:tcPr>
     </w:tblStylePr>
   </w:style>
-  <w:style w:type="character" w:styleId="1068">
+  <w:style w:type="character" w:styleId="1070">
     <w:name w:val="annotation reference"/>
-    <w:basedOn w:val="1043"/>
+    <w:basedOn w:val="1045"/>
     <w:uiPriority w:val="99"/>
     <w:semiHidden/>
     <w:unhideWhenUsed/>
@@ -60897,10 +61200,10 @@
       <w:szCs w:val="16"/>
     </w:rPr>
   </w:style>
-  <w:style w:type="paragraph" w:styleId="1069">
+  <w:style w:type="paragraph" w:styleId="1071">
     <w:name w:val="annotation text"/>
-    <w:basedOn w:val="1033"/>
-    <w:link w:val="1070"/>
+    <w:basedOn w:val="1035"/>
+    <w:link w:val="1072"/>
     <w:uiPriority w:val="99"/>
     <w:unhideWhenUsed/>
     <w:pPr>
@@ -60912,10 +61215,10 @@
       <w:sz w:val="20"/>
     </w:rPr>
   </w:style>
-  <w:style w:type="character" w:styleId="1070" w:customStyle="1">
+  <w:style w:type="character" w:styleId="1072" w:customStyle="1">
     <w:name w:val="Comment Text Char"/>
-    <w:basedOn w:val="1043"/>
-    <w:link w:val="1069"/>
+    <w:basedOn w:val="1045"/>
+    <w:link w:val="1071"/>
     <w:uiPriority w:val="99"/>
     <w:pPr>
       <w:pBdr/>
@@ -60930,43 +61233,9 @@
       <w14:ligatures w14:val="none"/>
     </w:rPr>
   </w:style>
-  <w:style w:type="paragraph" w:styleId="1071">
+  <w:style w:type="paragraph" w:styleId="1073">
     <w:name w:val="Header"/>
-    <w:basedOn w:val="1033"/>
-    <w:link w:val="1072"/>
-    <w:uiPriority w:val="99"/>
-    <w:unhideWhenUsed/>
-    <w:pPr>
-      <w:pBdr/>
-      <w:tabs>
-        <w:tab w:val="center" w:leader="none" w:pos="4513"/>
-        <w:tab w:val="right" w:leader="none" w:pos="9026"/>
-      </w:tabs>
-      <w:spacing w:line="240" w:lineRule="auto"/>
-      <w:ind/>
-    </w:pPr>
-  </w:style>
-  <w:style w:type="character" w:styleId="1072" w:customStyle="1">
-    <w:name w:val="Header Char"/>
-    <w:basedOn w:val="1043"/>
-    <w:link w:val="1071"/>
-    <w:uiPriority w:val="99"/>
-    <w:pPr>
-      <w:pBdr/>
-      <w:spacing/>
-      <w:ind/>
-    </w:pPr>
-    <w:rPr>
-      <w:rFonts w:ascii="Calibri" w:hAnsi="Calibri" w:eastAsia="MS Mincho" w:cs="Times New Roman"/>
-      <w:sz w:val="18"/>
-      <w:szCs w:val="20"/>
-      <w:lang w:eastAsia="ja-JP"/>
-      <w14:ligatures w14:val="none"/>
-    </w:rPr>
-  </w:style>
-  <w:style w:type="paragraph" w:styleId="1073">
-    <w:name w:val="Footer"/>
-    <w:basedOn w:val="1033"/>
+    <w:basedOn w:val="1035"/>
     <w:link w:val="1074"/>
     <w:uiPriority w:val="99"/>
     <w:unhideWhenUsed/>
@@ -60981,8 +61250,8 @@
     </w:pPr>
   </w:style>
   <w:style w:type="character" w:styleId="1074" w:customStyle="1">
-    <w:name w:val="Footer Char"/>
-    <w:basedOn w:val="1043"/>
+    <w:name w:val="Header Char"/>
+    <w:basedOn w:val="1045"/>
     <w:link w:val="1073"/>
     <w:uiPriority w:val="99"/>
     <w:pPr>
@@ -60999,9 +61268,43 @@
     </w:rPr>
   </w:style>
   <w:style w:type="paragraph" w:styleId="1075">
+    <w:name w:val="Footer"/>
+    <w:basedOn w:val="1035"/>
+    <w:link w:val="1076"/>
+    <w:uiPriority w:val="99"/>
+    <w:unhideWhenUsed/>
+    <w:pPr>
+      <w:pBdr/>
+      <w:tabs>
+        <w:tab w:val="center" w:leader="none" w:pos="4513"/>
+        <w:tab w:val="right" w:leader="none" w:pos="9026"/>
+      </w:tabs>
+      <w:spacing w:line="240" w:lineRule="auto"/>
+      <w:ind/>
+    </w:pPr>
+  </w:style>
+  <w:style w:type="character" w:styleId="1076" w:customStyle="1">
+    <w:name w:val="Footer Char"/>
+    <w:basedOn w:val="1045"/>
+    <w:link w:val="1075"/>
+    <w:uiPriority w:val="99"/>
+    <w:pPr>
+      <w:pBdr/>
+      <w:spacing/>
+      <w:ind/>
+    </w:pPr>
+    <w:rPr>
+      <w:rFonts w:ascii="Calibri" w:hAnsi="Calibri" w:eastAsia="MS Mincho" w:cs="Times New Roman"/>
+      <w:sz w:val="18"/>
+      <w:szCs w:val="20"/>
+      <w:lang w:eastAsia="ja-JP"/>
+      <w14:ligatures w14:val="none"/>
+    </w:rPr>
+  </w:style>
+  <w:style w:type="paragraph" w:styleId="1077">
     <w:name w:val="Body Text"/>
-    <w:basedOn w:val="1033"/>
-    <w:link w:val="1076"/>
+    <w:basedOn w:val="1035"/>
+    <w:link w:val="1078"/>
     <w:uiPriority w:val="1"/>
     <w:qFormat/>
     <w:pPr>
@@ -61016,10 +61319,10 @@
       <w:lang w:val="en-US" w:eastAsia="en-US"/>
     </w:rPr>
   </w:style>
-  <w:style w:type="character" w:styleId="1076" w:customStyle="1">
+  <w:style w:type="character" w:styleId="1078" w:customStyle="1">
     <w:name w:val="Body Text Char"/>
-    <w:basedOn w:val="1043"/>
-    <w:link w:val="1075"/>
+    <w:basedOn w:val="1045"/>
+    <w:link w:val="1077"/>
     <w:uiPriority w:val="1"/>
     <w:pPr>
       <w:pBdr/>
@@ -61034,9 +61337,9 @@
       <w14:ligatures w14:val="none"/>
     </w:rPr>
   </w:style>
-  <w:style w:type="table" w:styleId="1077">
+  <w:style w:type="table" w:styleId="1079">
     <w:name w:val="Table Grid"/>
-    <w:basedOn w:val="1044"/>
+    <w:basedOn w:val="1046"/>
     <w:pPr>
       <w:pBdr/>
       <w:spacing w:after="0" w:line="240" w:lineRule="atLeast"/>
@@ -61232,11 +61535,11 @@
       </w:tcPr>
     </w:tblStylePr>
   </w:style>
-  <w:style w:type="paragraph" w:styleId="1078">
+  <w:style w:type="paragraph" w:styleId="1080">
     <w:name w:val="annotation subject"/>
-    <w:basedOn w:val="1069"/>
-    <w:next w:val="1069"/>
-    <w:link w:val="1079"/>
+    <w:basedOn w:val="1071"/>
+    <w:next w:val="1071"/>
+    <w:link w:val="1081"/>
     <w:uiPriority w:val="99"/>
     <w:semiHidden/>
     <w:unhideWhenUsed/>
@@ -61250,10 +61553,10 @@
       <w:bCs/>
     </w:rPr>
   </w:style>
-  <w:style w:type="character" w:styleId="1079" w:customStyle="1">
+  <w:style w:type="character" w:styleId="1081" w:customStyle="1">
     <w:name w:val="Comment Subject Char"/>
-    <w:basedOn w:val="1070"/>
-    <w:link w:val="1078"/>
+    <w:basedOn w:val="1072"/>
+    <w:link w:val="1080"/>
     <w:uiPriority w:val="99"/>
     <w:semiHidden/>
     <w:pPr>
@@ -61271,9 +61574,9 @@
       <w14:ligatures w14:val="none"/>
     </w:rPr>
   </w:style>
-  <w:style w:type="table" w:styleId="1080">
+  <w:style w:type="table" w:styleId="1082">
     <w:name w:val="Grid Table 1 Light Accent 4"/>
-    <w:basedOn w:val="1044"/>
+    <w:basedOn w:val="1046"/>
     <w:uiPriority w:val="46"/>
     <w:pPr>
       <w:pBdr/>
@@ -61485,9 +61788,9 @@
       </w:tcPr>
     </w:tblStylePr>
   </w:style>
-  <w:style w:type="character" w:styleId="1081">
+  <w:style w:type="character" w:styleId="1083">
     <w:name w:val="Mention"/>
-    <w:basedOn w:val="1043"/>
+    <w:basedOn w:val="1045"/>
     <w:uiPriority w:val="99"/>
     <w:unhideWhenUsed/>
     <w:pPr>
@@ -61500,9 +61803,9 @@
       <w:shd w:val="clear" w:color="auto" w:fill="e1dfdd"/>
     </w:rPr>
   </w:style>
-  <w:style w:type="table" w:styleId="1082">
+  <w:style w:type="table" w:styleId="1084">
     <w:name w:val="Grid Table 1 Light Accent 2"/>
-    <w:basedOn w:val="1044"/>
+    <w:basedOn w:val="1046"/>
     <w:uiPriority w:val="46"/>
     <w:pPr>
       <w:pBdr/>
